--- a/docx/ru/BUFR_TableD_ru_22.docx
+++ b/docx/ru/BUFR_TableD_ru_22.docx
@@ -8,19 +8,33 @@
       </w:pPr>
       <w:r>
         <w:rPr>
-          <w:rFonts w:ascii="Arial" w:hAnsi="Arial"/>
+          <w:rFonts w:ascii="Verdana" w:hAnsi="Verdana"/>
           <w:b/>
           <w:sz w:val="22"/>
         </w:rPr>
-        <w:t>BUFR Table D — Category 22: Категория 22 — Последовательности химических веществ и аэрозолей</w:t>
+        <w:t>Категория 22: Последовательности химических веществ и аэрозолей</w:t>
       </w:r>
     </w:p>
     <w:tbl>
       <w:tblPr>
         <w:tblStyle w:val="TableGrid"/>
         <w:tblW w:type="auto" w:w="0"/>
-        <w:jc w:val="center"/>
+        <w:jc w:val="left"/>
         <w:tblLook w:firstColumn="1" w:firstRow="1" w:lastColumn="0" w:lastRow="0" w:noHBand="0" w:noVBand="1" w:val="04A0"/>
+        <w:tblBorders>
+          <w:top w:val="single" w:sz="4" w:space="0" w:color="595959"/>
+          <w:left w:val="single" w:sz="4" w:space="0" w:color="595959"/>
+          <w:bottom w:val="single" w:sz="4" w:space="0" w:color="595959"/>
+          <w:right w:val="single" w:sz="4" w:space="0" w:color="595959"/>
+          <w:insideH w:val="single" w:sz="4" w:space="0" w:color="595959"/>
+          <w:insideV w:val="single" w:sz="4" w:space="0" w:color="595959"/>
+        </w:tblBorders>
+        <w:tblCellMar>
+          <w:top w:w="85" w:type="dxa"/>
+          <w:left w:w="85" w:type="dxa"/>
+          <w:bottom w:w="85" w:type="dxa"/>
+          <w:right w:w="85" w:type="dxa"/>
+        </w:tblCellMar>
       </w:tblPr>
       <w:tblGrid>
         <w:gridCol w:w="2163"/>
@@ -32,20 +46,20 @@
         <w:gridCol w:w="2163"/>
       </w:tblGrid>
       <w:tr>
+        <w:trPr>
+          <w:tblHeader/>
+        </w:trPr>
         <w:tc>
           <w:tcPr>
             <w:tcW w:type="dxa" w:w="2163"/>
-            <w:shd w:val="clear" w:color="auto" w:fill="D9E2F3"/>
+            <w:shd w:val="clear" w:color="auto" w:fill="D9D9D9"/>
           </w:tcPr>
           <w:p>
-            <w:pPr>
-              <w:jc w:val="center"/>
-            </w:pPr>
             <w:r/>
             <w:r>
               <w:rPr>
-                <w:rFonts w:ascii="Arial" w:hAnsi="Arial"/>
-                <w:b/>
+                <w:rFonts w:ascii="Verdana" w:hAnsi="Verdana"/>
+                <w:b w:val="0"/>
                 <w:sz w:val="16"/>
               </w:rPr>
               <w:t>FXY1</w:t>
@@ -55,57 +69,48 @@
         <w:tc>
           <w:tcPr>
             <w:tcW w:type="dxa" w:w="2163"/>
-            <w:shd w:val="clear" w:color="auto" w:fill="D9E2F3"/>
+            <w:shd w:val="clear" w:color="auto" w:fill="D9D9D9"/>
           </w:tcPr>
           <w:p>
-            <w:pPr>
-              <w:jc w:val="center"/>
-            </w:pPr>
             <w:r/>
             <w:r>
               <w:rPr>
-                <w:rFonts w:ascii="Arial" w:hAnsi="Arial"/>
-                <w:b/>
+                <w:rFonts w:ascii="Verdana" w:hAnsi="Verdana"/>
+                <w:b w:val="0"/>
                 <w:sz w:val="16"/>
               </w:rPr>
-              <w:t>Title</w:t>
+              <w:t>НАЗВАНИЕ</w:t>
             </w:r>
           </w:p>
         </w:tc>
         <w:tc>
           <w:tcPr>
             <w:tcW w:type="dxa" w:w="2163"/>
-            <w:shd w:val="clear" w:color="auto" w:fill="D9E2F3"/>
+            <w:shd w:val="clear" w:color="auto" w:fill="D9D9D9"/>
           </w:tcPr>
           <w:p>
-            <w:pPr>
-              <w:jc w:val="center"/>
-            </w:pPr>
             <w:r/>
             <w:r>
               <w:rPr>
-                <w:rFonts w:ascii="Arial" w:hAnsi="Arial"/>
-                <w:b/>
+                <w:rFonts w:ascii="Verdana" w:hAnsi="Verdana"/>
+                <w:b w:val="0"/>
                 <w:sz w:val="16"/>
               </w:rPr>
-              <w:t>SubTitle</w:t>
+              <w:t>ПОДЗАГОЛОВОК</w:t>
             </w:r>
           </w:p>
         </w:tc>
         <w:tc>
           <w:tcPr>
             <w:tcW w:type="dxa" w:w="2163"/>
-            <w:shd w:val="clear" w:color="auto" w:fill="D9E2F3"/>
+            <w:shd w:val="clear" w:color="auto" w:fill="D9D9D9"/>
           </w:tcPr>
           <w:p>
-            <w:pPr>
-              <w:jc w:val="center"/>
-            </w:pPr>
             <w:r/>
             <w:r>
               <w:rPr>
-                <w:rFonts w:ascii="Arial" w:hAnsi="Arial"/>
-                <w:b/>
+                <w:rFonts w:ascii="Verdana" w:hAnsi="Verdana"/>
+                <w:b w:val="0"/>
                 <w:sz w:val="16"/>
               </w:rPr>
               <w:t>FXY2</w:t>
@@ -115,65 +120,59 @@
         <w:tc>
           <w:tcPr>
             <w:tcW w:type="dxa" w:w="2163"/>
-            <w:shd w:val="clear" w:color="auto" w:fill="D9E2F3"/>
+            <w:shd w:val="clear" w:color="auto" w:fill="D9D9D9"/>
           </w:tcPr>
           <w:p>
-            <w:pPr>
-              <w:jc w:val="center"/>
-            </w:pPr>
             <w:r/>
             <w:r>
               <w:rPr>
-                <w:rFonts w:ascii="Arial" w:hAnsi="Arial"/>
-                <w:b/>
+                <w:rFonts w:ascii="Verdana" w:hAnsi="Verdana"/>
+                <w:b w:val="0"/>
                 <w:sz w:val="16"/>
               </w:rPr>
-              <w:t>ElementName</w:t>
+              <w:t>НАЗВАНИЕ ЭЛЕМЕНТА</w:t>
             </w:r>
           </w:p>
         </w:tc>
         <w:tc>
           <w:tcPr>
             <w:tcW w:type="dxa" w:w="2163"/>
-            <w:shd w:val="clear" w:color="auto" w:fill="D9E2F3"/>
+            <w:shd w:val="clear" w:color="auto" w:fill="D9D9D9"/>
           </w:tcPr>
           <w:p>
-            <w:pPr>
-              <w:jc w:val="center"/>
-            </w:pPr>
             <w:r/>
             <w:r>
               <w:rPr>
-                <w:rFonts w:ascii="Arial" w:hAnsi="Arial"/>
-                <w:b/>
+                <w:rFonts w:ascii="Verdana" w:hAnsi="Verdana"/>
+                <w:b w:val="0"/>
                 <w:sz w:val="16"/>
               </w:rPr>
-              <w:t>Description</w:t>
+              <w:t>ОПИСАНИЕ ЭЛЕМЕНТА</w:t>
             </w:r>
           </w:p>
         </w:tc>
         <w:tc>
           <w:tcPr>
             <w:tcW w:type="dxa" w:w="2163"/>
-            <w:shd w:val="clear" w:color="auto" w:fill="D9E2F3"/>
+            <w:shd w:val="clear" w:color="auto" w:fill="D9D9D9"/>
           </w:tcPr>
           <w:p>
-            <w:pPr>
-              <w:jc w:val="center"/>
-            </w:pPr>
             <w:r/>
             <w:r>
               <w:rPr>
-                <w:rFonts w:ascii="Arial" w:hAnsi="Arial"/>
-                <w:b/>
+                <w:rFonts w:ascii="Verdana" w:hAnsi="Verdana"/>
+                <w:b w:val="0"/>
                 <w:sz w:val="16"/>
               </w:rPr>
-              <w:t>Note</w:t>
+              <w:t>ПРИМЕЧАНИЕ</w:t>
             </w:r>
           </w:p>
         </w:tc>
       </w:tr>
       <w:tr>
+        <w:trPr>
+          <w:cantSplit/>
+        </w:trPr>
         <w:tc>
           <w:tcPr>
             <w:tcW w:type="dxa" w:w="2163"/>
@@ -186,11 +185,11 @@
             </w:r>
             <w:r>
               <w:rPr>
-                <w:rFonts w:ascii="Arial" w:hAnsi="Arial"/>
+                <w:rFonts w:ascii="Verdana" w:hAnsi="Verdana"/>
                 <w:b/>
                 <w:sz w:val="16"/>
               </w:rPr>
-              <w:t>322028</w:t>
+              <w:t>3 22 028</w:t>
             </w:r>
           </w:p>
         </w:tc>
@@ -206,7 +205,7 @@
             </w:r>
             <w:r>
               <w:rPr>
-                <w:rFonts w:ascii="Arial" w:hAnsi="Arial"/>
+                <w:rFonts w:ascii="Verdana" w:hAnsi="Verdana"/>
                 <w:b/>
                 <w:sz w:val="16"/>
               </w:rPr>
@@ -222,7 +221,7 @@
             <w:r/>
             <w:r>
               <w:rPr>
-                <w:rFonts w:ascii="Arial" w:hAnsi="Arial"/>
+                <w:rFonts w:ascii="Verdana" w:hAnsi="Verdana"/>
                 <w:b w:val="0"/>
                 <w:sz w:val="16"/>
               </w:rPr>
@@ -237,11 +236,11 @@
             <w:r/>
             <w:r>
               <w:rPr>
-                <w:rFonts w:ascii="Arial" w:hAnsi="Arial"/>
+                <w:rFonts w:ascii="Verdana" w:hAnsi="Verdana"/>
                 <w:b w:val="0"/>
                 <w:sz w:val="16"/>
               </w:rPr>
-              <w:t>001007</w:t>
+              <w:t>0 01 007</w:t>
             </w:r>
           </w:p>
         </w:tc>
@@ -253,7 +252,7 @@
             <w:r/>
             <w:r>
               <w:rPr>
-                <w:rFonts w:ascii="Arial" w:hAnsi="Arial"/>
+                <w:rFonts w:ascii="Verdana" w:hAnsi="Verdana"/>
                 <w:b w:val="0"/>
                 <w:sz w:val="16"/>
               </w:rPr>
@@ -269,7 +268,7 @@
             <w:r/>
             <w:r>
               <w:rPr>
-                <w:rFonts w:ascii="Arial" w:hAnsi="Arial"/>
+                <w:rFonts w:ascii="Verdana" w:hAnsi="Verdana"/>
                 <w:b w:val="0"/>
                 <w:sz w:val="16"/>
               </w:rPr>
@@ -284,7 +283,7 @@
             <w:r/>
             <w:r>
               <w:rPr>
-                <w:rFonts w:ascii="Arial" w:hAnsi="Arial"/>
+                <w:rFonts w:ascii="Verdana" w:hAnsi="Verdana"/>
                 <w:b w:val="0"/>
                 <w:sz w:val="16"/>
               </w:rPr>
@@ -293,6 +292,9 @@
         </w:tc>
       </w:tr>
       <w:tr>
+        <w:trPr>
+          <w:cantSplit/>
+        </w:trPr>
         <w:tc>
           <w:tcPr>
             <w:tcW w:type="dxa" w:w="2163"/>
@@ -301,7 +303,7 @@
             <w:r/>
             <w:r>
               <w:rPr>
-                <w:rFonts w:ascii="Arial" w:hAnsi="Arial"/>
+                <w:rFonts w:ascii="Verdana" w:hAnsi="Verdana"/>
                 <w:b w:val="0"/>
                 <w:sz w:val="16"/>
               </w:rPr>
@@ -316,7 +318,7 @@
             <w:r/>
             <w:r>
               <w:rPr>
-                <w:rFonts w:ascii="Arial" w:hAnsi="Arial"/>
+                <w:rFonts w:ascii="Verdana" w:hAnsi="Verdana"/>
                 <w:b w:val="0"/>
                 <w:sz w:val="16"/>
               </w:rPr>
@@ -331,7 +333,7 @@
             <w:r/>
             <w:r>
               <w:rPr>
-                <w:rFonts w:ascii="Arial" w:hAnsi="Arial"/>
+                <w:rFonts w:ascii="Verdana" w:hAnsi="Verdana"/>
                 <w:b w:val="0"/>
                 <w:sz w:val="16"/>
               </w:rPr>
@@ -346,11 +348,11 @@
             <w:r/>
             <w:r>
               <w:rPr>
-                <w:rFonts w:ascii="Arial" w:hAnsi="Arial"/>
+                <w:rFonts w:ascii="Verdana" w:hAnsi="Verdana"/>
                 <w:b w:val="0"/>
                 <w:sz w:val="16"/>
               </w:rPr>
-              <w:t>002019</w:t>
+              <w:t>0 02 019</w:t>
             </w:r>
           </w:p>
         </w:tc>
@@ -362,7 +364,7 @@
             <w:r/>
             <w:r>
               <w:rPr>
-                <w:rFonts w:ascii="Arial" w:hAnsi="Arial"/>
+                <w:rFonts w:ascii="Verdana" w:hAnsi="Verdana"/>
                 <w:b w:val="0"/>
                 <w:sz w:val="16"/>
               </w:rPr>
@@ -378,7 +380,7 @@
             <w:r/>
             <w:r>
               <w:rPr>
-                <w:rFonts w:ascii="Arial" w:hAnsi="Arial"/>
+                <w:rFonts w:ascii="Verdana" w:hAnsi="Verdana"/>
                 <w:b w:val="0"/>
                 <w:sz w:val="16"/>
               </w:rPr>
@@ -393,7 +395,7 @@
             <w:r/>
             <w:r>
               <w:rPr>
-                <w:rFonts w:ascii="Arial" w:hAnsi="Arial"/>
+                <w:rFonts w:ascii="Verdana" w:hAnsi="Verdana"/>
                 <w:b w:val="0"/>
                 <w:sz w:val="16"/>
               </w:rPr>
@@ -402,6 +404,9 @@
         </w:tc>
       </w:tr>
       <w:tr>
+        <w:trPr>
+          <w:cantSplit/>
+        </w:trPr>
         <w:tc>
           <w:tcPr>
             <w:tcW w:type="dxa" w:w="2163"/>
@@ -410,7 +415,7 @@
             <w:r/>
             <w:r>
               <w:rPr>
-                <w:rFonts w:ascii="Arial" w:hAnsi="Arial"/>
+                <w:rFonts w:ascii="Verdana" w:hAnsi="Verdana"/>
                 <w:b w:val="0"/>
                 <w:sz w:val="16"/>
               </w:rPr>
@@ -425,7 +430,7 @@
             <w:r/>
             <w:r>
               <w:rPr>
-                <w:rFonts w:ascii="Arial" w:hAnsi="Arial"/>
+                <w:rFonts w:ascii="Verdana" w:hAnsi="Verdana"/>
                 <w:b w:val="0"/>
                 <w:sz w:val="16"/>
               </w:rPr>
@@ -440,7 +445,7 @@
             <w:r/>
             <w:r>
               <w:rPr>
-                <w:rFonts w:ascii="Arial" w:hAnsi="Arial"/>
+                <w:rFonts w:ascii="Verdana" w:hAnsi="Verdana"/>
                 <w:b w:val="0"/>
                 <w:sz w:val="16"/>
               </w:rPr>
@@ -455,11 +460,11 @@
             <w:r/>
             <w:r>
               <w:rPr>
-                <w:rFonts w:ascii="Arial" w:hAnsi="Arial"/>
+                <w:rFonts w:ascii="Verdana" w:hAnsi="Verdana"/>
                 <w:b w:val="0"/>
                 <w:sz w:val="16"/>
               </w:rPr>
-              <w:t>004001</w:t>
+              <w:t>0 04 001</w:t>
             </w:r>
           </w:p>
         </w:tc>
@@ -471,7 +476,7 @@
             <w:r/>
             <w:r>
               <w:rPr>
-                <w:rFonts w:ascii="Arial" w:hAnsi="Arial"/>
+                <w:rFonts w:ascii="Verdana" w:hAnsi="Verdana"/>
                 <w:b w:val="0"/>
                 <w:sz w:val="16"/>
               </w:rPr>
@@ -487,7 +492,7 @@
             <w:r/>
             <w:r>
               <w:rPr>
-                <w:rFonts w:ascii="Arial" w:hAnsi="Arial"/>
+                <w:rFonts w:ascii="Verdana" w:hAnsi="Verdana"/>
                 <w:b w:val="0"/>
                 <w:sz w:val="16"/>
               </w:rPr>
@@ -502,7 +507,7 @@
             <w:r/>
             <w:r>
               <w:rPr>
-                <w:rFonts w:ascii="Arial" w:hAnsi="Arial"/>
+                <w:rFonts w:ascii="Verdana" w:hAnsi="Verdana"/>
                 <w:b w:val="0"/>
                 <w:sz w:val="16"/>
               </w:rPr>
@@ -511,6 +516,9 @@
         </w:tc>
       </w:tr>
       <w:tr>
+        <w:trPr>
+          <w:cantSplit/>
+        </w:trPr>
         <w:tc>
           <w:tcPr>
             <w:tcW w:type="dxa" w:w="2163"/>
@@ -519,7 +527,7 @@
             <w:r/>
             <w:r>
               <w:rPr>
-                <w:rFonts w:ascii="Arial" w:hAnsi="Arial"/>
+                <w:rFonts w:ascii="Verdana" w:hAnsi="Verdana"/>
                 <w:b w:val="0"/>
                 <w:sz w:val="16"/>
               </w:rPr>
@@ -534,7 +542,7 @@
             <w:r/>
             <w:r>
               <w:rPr>
-                <w:rFonts w:ascii="Arial" w:hAnsi="Arial"/>
+                <w:rFonts w:ascii="Verdana" w:hAnsi="Verdana"/>
                 <w:b w:val="0"/>
                 <w:sz w:val="16"/>
               </w:rPr>
@@ -549,7 +557,7 @@
             <w:r/>
             <w:r>
               <w:rPr>
-                <w:rFonts w:ascii="Arial" w:hAnsi="Arial"/>
+                <w:rFonts w:ascii="Verdana" w:hAnsi="Verdana"/>
                 <w:b w:val="0"/>
                 <w:sz w:val="16"/>
               </w:rPr>
@@ -564,11 +572,11 @@
             <w:r/>
             <w:r>
               <w:rPr>
-                <w:rFonts w:ascii="Arial" w:hAnsi="Arial"/>
+                <w:rFonts w:ascii="Verdana" w:hAnsi="Verdana"/>
                 <w:b w:val="0"/>
                 <w:sz w:val="16"/>
               </w:rPr>
-              <w:t>004002</w:t>
+              <w:t>0 04 002</w:t>
             </w:r>
           </w:p>
         </w:tc>
@@ -580,7 +588,7 @@
             <w:r/>
             <w:r>
               <w:rPr>
-                <w:rFonts w:ascii="Arial" w:hAnsi="Arial"/>
+                <w:rFonts w:ascii="Verdana" w:hAnsi="Verdana"/>
                 <w:b w:val="0"/>
                 <w:sz w:val="16"/>
               </w:rPr>
@@ -596,7 +604,7 @@
             <w:r/>
             <w:r>
               <w:rPr>
-                <w:rFonts w:ascii="Arial" w:hAnsi="Arial"/>
+                <w:rFonts w:ascii="Verdana" w:hAnsi="Verdana"/>
                 <w:b w:val="0"/>
                 <w:sz w:val="16"/>
               </w:rPr>
@@ -611,7 +619,7 @@
             <w:r/>
             <w:r>
               <w:rPr>
-                <w:rFonts w:ascii="Arial" w:hAnsi="Arial"/>
+                <w:rFonts w:ascii="Verdana" w:hAnsi="Verdana"/>
                 <w:b w:val="0"/>
                 <w:sz w:val="16"/>
               </w:rPr>
@@ -620,6 +628,9 @@
         </w:tc>
       </w:tr>
       <w:tr>
+        <w:trPr>
+          <w:cantSplit/>
+        </w:trPr>
         <w:tc>
           <w:tcPr>
             <w:tcW w:type="dxa" w:w="2163"/>
@@ -628,7 +639,7 @@
             <w:r/>
             <w:r>
               <w:rPr>
-                <w:rFonts w:ascii="Arial" w:hAnsi="Arial"/>
+                <w:rFonts w:ascii="Verdana" w:hAnsi="Verdana"/>
                 <w:b w:val="0"/>
                 <w:sz w:val="16"/>
               </w:rPr>
@@ -643,7 +654,7 @@
             <w:r/>
             <w:r>
               <w:rPr>
-                <w:rFonts w:ascii="Arial" w:hAnsi="Arial"/>
+                <w:rFonts w:ascii="Verdana" w:hAnsi="Verdana"/>
                 <w:b w:val="0"/>
                 <w:sz w:val="16"/>
               </w:rPr>
@@ -658,7 +669,7 @@
             <w:r/>
             <w:r>
               <w:rPr>
-                <w:rFonts w:ascii="Arial" w:hAnsi="Arial"/>
+                <w:rFonts w:ascii="Verdana" w:hAnsi="Verdana"/>
                 <w:b w:val="0"/>
                 <w:sz w:val="16"/>
               </w:rPr>
@@ -673,11 +684,11 @@
             <w:r/>
             <w:r>
               <w:rPr>
-                <w:rFonts w:ascii="Arial" w:hAnsi="Arial"/>
+                <w:rFonts w:ascii="Verdana" w:hAnsi="Verdana"/>
                 <w:b w:val="0"/>
                 <w:sz w:val="16"/>
               </w:rPr>
-              <w:t>004003</w:t>
+              <w:t>0 04 003</w:t>
             </w:r>
           </w:p>
         </w:tc>
@@ -689,7 +700,7 @@
             <w:r/>
             <w:r>
               <w:rPr>
-                <w:rFonts w:ascii="Arial" w:hAnsi="Arial"/>
+                <w:rFonts w:ascii="Verdana" w:hAnsi="Verdana"/>
                 <w:b w:val="0"/>
                 <w:sz w:val="16"/>
               </w:rPr>
@@ -705,7 +716,7 @@
             <w:r/>
             <w:r>
               <w:rPr>
-                <w:rFonts w:ascii="Arial" w:hAnsi="Arial"/>
+                <w:rFonts w:ascii="Verdana" w:hAnsi="Verdana"/>
                 <w:b w:val="0"/>
                 <w:sz w:val="16"/>
               </w:rPr>
@@ -720,7 +731,7 @@
             <w:r/>
             <w:r>
               <w:rPr>
-                <w:rFonts w:ascii="Arial" w:hAnsi="Arial"/>
+                <w:rFonts w:ascii="Verdana" w:hAnsi="Verdana"/>
                 <w:b w:val="0"/>
                 <w:sz w:val="16"/>
               </w:rPr>
@@ -729,6 +740,9 @@
         </w:tc>
       </w:tr>
       <w:tr>
+        <w:trPr>
+          <w:cantSplit/>
+        </w:trPr>
         <w:tc>
           <w:tcPr>
             <w:tcW w:type="dxa" w:w="2163"/>
@@ -737,7 +751,7 @@
             <w:r/>
             <w:r>
               <w:rPr>
-                <w:rFonts w:ascii="Arial" w:hAnsi="Arial"/>
+                <w:rFonts w:ascii="Verdana" w:hAnsi="Verdana"/>
                 <w:b w:val="0"/>
                 <w:sz w:val="16"/>
               </w:rPr>
@@ -752,7 +766,7 @@
             <w:r/>
             <w:r>
               <w:rPr>
-                <w:rFonts w:ascii="Arial" w:hAnsi="Arial"/>
+                <w:rFonts w:ascii="Verdana" w:hAnsi="Verdana"/>
                 <w:b w:val="0"/>
                 <w:sz w:val="16"/>
               </w:rPr>
@@ -767,7 +781,7 @@
             <w:r/>
             <w:r>
               <w:rPr>
-                <w:rFonts w:ascii="Arial" w:hAnsi="Arial"/>
+                <w:rFonts w:ascii="Verdana" w:hAnsi="Verdana"/>
                 <w:b w:val="0"/>
                 <w:sz w:val="16"/>
               </w:rPr>
@@ -782,11 +796,11 @@
             <w:r/>
             <w:r>
               <w:rPr>
-                <w:rFonts w:ascii="Arial" w:hAnsi="Arial"/>
+                <w:rFonts w:ascii="Verdana" w:hAnsi="Verdana"/>
                 <w:b w:val="0"/>
                 <w:sz w:val="16"/>
               </w:rPr>
-              <w:t>004004</w:t>
+              <w:t>0 04 004</w:t>
             </w:r>
           </w:p>
         </w:tc>
@@ -798,7 +812,7 @@
             <w:r/>
             <w:r>
               <w:rPr>
-                <w:rFonts w:ascii="Arial" w:hAnsi="Arial"/>
+                <w:rFonts w:ascii="Verdana" w:hAnsi="Verdana"/>
                 <w:b w:val="0"/>
                 <w:sz w:val="16"/>
               </w:rPr>
@@ -814,7 +828,7 @@
             <w:r/>
             <w:r>
               <w:rPr>
-                <w:rFonts w:ascii="Arial" w:hAnsi="Arial"/>
+                <w:rFonts w:ascii="Verdana" w:hAnsi="Verdana"/>
                 <w:b w:val="0"/>
                 <w:sz w:val="16"/>
               </w:rPr>
@@ -829,7 +843,7 @@
             <w:r/>
             <w:r>
               <w:rPr>
-                <w:rFonts w:ascii="Arial" w:hAnsi="Arial"/>
+                <w:rFonts w:ascii="Verdana" w:hAnsi="Verdana"/>
                 <w:b w:val="0"/>
                 <w:sz w:val="16"/>
               </w:rPr>
@@ -838,6 +852,9 @@
         </w:tc>
       </w:tr>
       <w:tr>
+        <w:trPr>
+          <w:cantSplit/>
+        </w:trPr>
         <w:tc>
           <w:tcPr>
             <w:tcW w:type="dxa" w:w="2163"/>
@@ -846,7 +863,7 @@
             <w:r/>
             <w:r>
               <w:rPr>
-                <w:rFonts w:ascii="Arial" w:hAnsi="Arial"/>
+                <w:rFonts w:ascii="Verdana" w:hAnsi="Verdana"/>
                 <w:b w:val="0"/>
                 <w:sz w:val="16"/>
               </w:rPr>
@@ -861,7 +878,7 @@
             <w:r/>
             <w:r>
               <w:rPr>
-                <w:rFonts w:ascii="Arial" w:hAnsi="Arial"/>
+                <w:rFonts w:ascii="Verdana" w:hAnsi="Verdana"/>
                 <w:b w:val="0"/>
                 <w:sz w:val="16"/>
               </w:rPr>
@@ -876,7 +893,7 @@
             <w:r/>
             <w:r>
               <w:rPr>
-                <w:rFonts w:ascii="Arial" w:hAnsi="Arial"/>
+                <w:rFonts w:ascii="Verdana" w:hAnsi="Verdana"/>
                 <w:b w:val="0"/>
                 <w:sz w:val="16"/>
               </w:rPr>
@@ -891,11 +908,11 @@
             <w:r/>
             <w:r>
               <w:rPr>
-                <w:rFonts w:ascii="Arial" w:hAnsi="Arial"/>
+                <w:rFonts w:ascii="Verdana" w:hAnsi="Verdana"/>
                 <w:b w:val="0"/>
                 <w:sz w:val="16"/>
               </w:rPr>
-              <w:t>004005</w:t>
+              <w:t>0 04 005</w:t>
             </w:r>
           </w:p>
         </w:tc>
@@ -907,7 +924,7 @@
             <w:r/>
             <w:r>
               <w:rPr>
-                <w:rFonts w:ascii="Arial" w:hAnsi="Arial"/>
+                <w:rFonts w:ascii="Verdana" w:hAnsi="Verdana"/>
                 <w:b w:val="0"/>
                 <w:sz w:val="16"/>
               </w:rPr>
@@ -923,7 +940,7 @@
             <w:r/>
             <w:r>
               <w:rPr>
-                <w:rFonts w:ascii="Arial" w:hAnsi="Arial"/>
+                <w:rFonts w:ascii="Verdana" w:hAnsi="Verdana"/>
                 <w:b w:val="0"/>
                 <w:sz w:val="16"/>
               </w:rPr>
@@ -938,7 +955,7 @@
             <w:r/>
             <w:r>
               <w:rPr>
-                <w:rFonts w:ascii="Arial" w:hAnsi="Arial"/>
+                <w:rFonts w:ascii="Verdana" w:hAnsi="Verdana"/>
                 <w:b w:val="0"/>
                 <w:sz w:val="16"/>
               </w:rPr>
@@ -947,6 +964,9 @@
         </w:tc>
       </w:tr>
       <w:tr>
+        <w:trPr>
+          <w:cantSplit/>
+        </w:trPr>
         <w:tc>
           <w:tcPr>
             <w:tcW w:type="dxa" w:w="2163"/>
@@ -955,7 +975,7 @@
             <w:r/>
             <w:r>
               <w:rPr>
-                <w:rFonts w:ascii="Arial" w:hAnsi="Arial"/>
+                <w:rFonts w:ascii="Verdana" w:hAnsi="Verdana"/>
                 <w:b w:val="0"/>
                 <w:sz w:val="16"/>
               </w:rPr>
@@ -970,7 +990,7 @@
             <w:r/>
             <w:r>
               <w:rPr>
-                <w:rFonts w:ascii="Arial" w:hAnsi="Arial"/>
+                <w:rFonts w:ascii="Verdana" w:hAnsi="Verdana"/>
                 <w:b w:val="0"/>
                 <w:sz w:val="16"/>
               </w:rPr>
@@ -985,7 +1005,7 @@
             <w:r/>
             <w:r>
               <w:rPr>
-                <w:rFonts w:ascii="Arial" w:hAnsi="Arial"/>
+                <w:rFonts w:ascii="Verdana" w:hAnsi="Verdana"/>
                 <w:b w:val="0"/>
                 <w:sz w:val="16"/>
               </w:rPr>
@@ -1000,11 +1020,11 @@
             <w:r/>
             <w:r>
               <w:rPr>
-                <w:rFonts w:ascii="Arial" w:hAnsi="Arial"/>
+                <w:rFonts w:ascii="Verdana" w:hAnsi="Verdana"/>
                 <w:b w:val="0"/>
                 <w:sz w:val="16"/>
               </w:rPr>
-              <w:t>004006</w:t>
+              <w:t>0 04 006</w:t>
             </w:r>
           </w:p>
         </w:tc>
@@ -1016,7 +1036,7 @@
             <w:r/>
             <w:r>
               <w:rPr>
-                <w:rFonts w:ascii="Arial" w:hAnsi="Arial"/>
+                <w:rFonts w:ascii="Verdana" w:hAnsi="Verdana"/>
                 <w:b w:val="0"/>
                 <w:sz w:val="16"/>
               </w:rPr>
@@ -1032,7 +1052,7 @@
             <w:r/>
             <w:r>
               <w:rPr>
-                <w:rFonts w:ascii="Arial" w:hAnsi="Arial"/>
+                <w:rFonts w:ascii="Verdana" w:hAnsi="Verdana"/>
                 <w:b w:val="0"/>
                 <w:sz w:val="16"/>
               </w:rPr>
@@ -1047,7 +1067,7 @@
             <w:r/>
             <w:r>
               <w:rPr>
-                <w:rFonts w:ascii="Arial" w:hAnsi="Arial"/>
+                <w:rFonts w:ascii="Verdana" w:hAnsi="Verdana"/>
                 <w:b w:val="0"/>
                 <w:sz w:val="16"/>
               </w:rPr>
@@ -1056,6 +1076,9 @@
         </w:tc>
       </w:tr>
       <w:tr>
+        <w:trPr>
+          <w:cantSplit/>
+        </w:trPr>
         <w:tc>
           <w:tcPr>
             <w:tcW w:type="dxa" w:w="2163"/>
@@ -1064,7 +1087,7 @@
             <w:r/>
             <w:r>
               <w:rPr>
-                <w:rFonts w:ascii="Arial" w:hAnsi="Arial"/>
+                <w:rFonts w:ascii="Verdana" w:hAnsi="Verdana"/>
                 <w:b w:val="0"/>
                 <w:sz w:val="16"/>
               </w:rPr>
@@ -1079,7 +1102,7 @@
             <w:r/>
             <w:r>
               <w:rPr>
-                <w:rFonts w:ascii="Arial" w:hAnsi="Arial"/>
+                <w:rFonts w:ascii="Verdana" w:hAnsi="Verdana"/>
                 <w:b w:val="0"/>
                 <w:sz w:val="16"/>
               </w:rPr>
@@ -1094,7 +1117,7 @@
             <w:r/>
             <w:r>
               <w:rPr>
-                <w:rFonts w:ascii="Arial" w:hAnsi="Arial"/>
+                <w:rFonts w:ascii="Verdana" w:hAnsi="Verdana"/>
                 <w:b w:val="0"/>
                 <w:sz w:val="16"/>
               </w:rPr>
@@ -1109,11 +1132,11 @@
             <w:r/>
             <w:r>
               <w:rPr>
-                <w:rFonts w:ascii="Arial" w:hAnsi="Arial"/>
+                <w:rFonts w:ascii="Verdana" w:hAnsi="Verdana"/>
                 <w:b w:val="0"/>
                 <w:sz w:val="16"/>
               </w:rPr>
-              <w:t>005001</w:t>
+              <w:t>0 05 001</w:t>
             </w:r>
           </w:p>
         </w:tc>
@@ -1125,7 +1148,7 @@
             <w:r/>
             <w:r>
               <w:rPr>
-                <w:rFonts w:ascii="Arial" w:hAnsi="Arial"/>
+                <w:rFonts w:ascii="Verdana" w:hAnsi="Verdana"/>
                 <w:b w:val="0"/>
                 <w:sz w:val="16"/>
               </w:rPr>
@@ -1141,7 +1164,7 @@
             <w:r/>
             <w:r>
               <w:rPr>
-                <w:rFonts w:ascii="Arial" w:hAnsi="Arial"/>
+                <w:rFonts w:ascii="Verdana" w:hAnsi="Verdana"/>
                 <w:b w:val="0"/>
                 <w:sz w:val="16"/>
               </w:rPr>
@@ -1156,7 +1179,7 @@
             <w:r/>
             <w:r>
               <w:rPr>
-                <w:rFonts w:ascii="Arial" w:hAnsi="Arial"/>
+                <w:rFonts w:ascii="Verdana" w:hAnsi="Verdana"/>
                 <w:b w:val="0"/>
                 <w:sz w:val="16"/>
               </w:rPr>
@@ -1165,6 +1188,9 @@
         </w:tc>
       </w:tr>
       <w:tr>
+        <w:trPr>
+          <w:cantSplit/>
+        </w:trPr>
         <w:tc>
           <w:tcPr>
             <w:tcW w:type="dxa" w:w="2163"/>
@@ -1173,7 +1199,7 @@
             <w:r/>
             <w:r>
               <w:rPr>
-                <w:rFonts w:ascii="Arial" w:hAnsi="Arial"/>
+                <w:rFonts w:ascii="Verdana" w:hAnsi="Verdana"/>
                 <w:b w:val="0"/>
                 <w:sz w:val="16"/>
               </w:rPr>
@@ -1188,7 +1214,7 @@
             <w:r/>
             <w:r>
               <w:rPr>
-                <w:rFonts w:ascii="Arial" w:hAnsi="Arial"/>
+                <w:rFonts w:ascii="Verdana" w:hAnsi="Verdana"/>
                 <w:b w:val="0"/>
                 <w:sz w:val="16"/>
               </w:rPr>
@@ -1203,7 +1229,7 @@
             <w:r/>
             <w:r>
               <w:rPr>
-                <w:rFonts w:ascii="Arial" w:hAnsi="Arial"/>
+                <w:rFonts w:ascii="Verdana" w:hAnsi="Verdana"/>
                 <w:b w:val="0"/>
                 <w:sz w:val="16"/>
               </w:rPr>
@@ -1218,11 +1244,11 @@
             <w:r/>
             <w:r>
               <w:rPr>
-                <w:rFonts w:ascii="Arial" w:hAnsi="Arial"/>
+                <w:rFonts w:ascii="Verdana" w:hAnsi="Verdana"/>
                 <w:b w:val="0"/>
                 <w:sz w:val="16"/>
               </w:rPr>
-              <w:t>006001</w:t>
+              <w:t>0 06 001</w:t>
             </w:r>
           </w:p>
         </w:tc>
@@ -1234,7 +1260,7 @@
             <w:r/>
             <w:r>
               <w:rPr>
-                <w:rFonts w:ascii="Arial" w:hAnsi="Arial"/>
+                <w:rFonts w:ascii="Verdana" w:hAnsi="Verdana"/>
                 <w:b w:val="0"/>
                 <w:sz w:val="16"/>
               </w:rPr>
@@ -1250,7 +1276,7 @@
             <w:r/>
             <w:r>
               <w:rPr>
-                <w:rFonts w:ascii="Arial" w:hAnsi="Arial"/>
+                <w:rFonts w:ascii="Verdana" w:hAnsi="Verdana"/>
                 <w:b w:val="0"/>
                 <w:sz w:val="16"/>
               </w:rPr>
@@ -1265,7 +1291,7 @@
             <w:r/>
             <w:r>
               <w:rPr>
-                <w:rFonts w:ascii="Arial" w:hAnsi="Arial"/>
+                <w:rFonts w:ascii="Verdana" w:hAnsi="Verdana"/>
                 <w:b w:val="0"/>
                 <w:sz w:val="16"/>
               </w:rPr>
@@ -1274,6 +1300,9 @@
         </w:tc>
       </w:tr>
       <w:tr>
+        <w:trPr>
+          <w:cantSplit/>
+        </w:trPr>
         <w:tc>
           <w:tcPr>
             <w:tcW w:type="dxa" w:w="2163"/>
@@ -1282,7 +1311,7 @@
             <w:r/>
             <w:r>
               <w:rPr>
-                <w:rFonts w:ascii="Arial" w:hAnsi="Arial"/>
+                <w:rFonts w:ascii="Verdana" w:hAnsi="Verdana"/>
                 <w:b w:val="0"/>
                 <w:sz w:val="16"/>
               </w:rPr>
@@ -1297,7 +1326,7 @@
             <w:r/>
             <w:r>
               <w:rPr>
-                <w:rFonts w:ascii="Arial" w:hAnsi="Arial"/>
+                <w:rFonts w:ascii="Verdana" w:hAnsi="Verdana"/>
                 <w:b w:val="0"/>
                 <w:sz w:val="16"/>
               </w:rPr>
@@ -1312,7 +1341,7 @@
             <w:r/>
             <w:r>
               <w:rPr>
-                <w:rFonts w:ascii="Arial" w:hAnsi="Arial"/>
+                <w:rFonts w:ascii="Verdana" w:hAnsi="Verdana"/>
                 <w:b w:val="0"/>
                 <w:sz w:val="16"/>
               </w:rPr>
@@ -1327,11 +1356,11 @@
             <w:r/>
             <w:r>
               <w:rPr>
-                <w:rFonts w:ascii="Arial" w:hAnsi="Arial"/>
+                <w:rFonts w:ascii="Verdana" w:hAnsi="Verdana"/>
                 <w:b w:val="0"/>
                 <w:sz w:val="16"/>
               </w:rPr>
-              <w:t>027001</w:t>
+              <w:t>0 27 001</w:t>
             </w:r>
           </w:p>
         </w:tc>
@@ -1343,7 +1372,7 @@
             <w:r/>
             <w:r>
               <w:rPr>
-                <w:rFonts w:ascii="Arial" w:hAnsi="Arial"/>
+                <w:rFonts w:ascii="Verdana" w:hAnsi="Verdana"/>
                 <w:b w:val="0"/>
                 <w:sz w:val="16"/>
               </w:rPr>
@@ -1359,7 +1388,7 @@
             <w:r/>
             <w:r>
               <w:rPr>
-                <w:rFonts w:ascii="Arial" w:hAnsi="Arial"/>
+                <w:rFonts w:ascii="Verdana" w:hAnsi="Verdana"/>
                 <w:b w:val="0"/>
                 <w:sz w:val="16"/>
               </w:rPr>
@@ -1374,7 +1403,7 @@
             <w:r/>
             <w:r>
               <w:rPr>
-                <w:rFonts w:ascii="Arial" w:hAnsi="Arial"/>
+                <w:rFonts w:ascii="Verdana" w:hAnsi="Verdana"/>
                 <w:b w:val="0"/>
                 <w:sz w:val="16"/>
               </w:rPr>
@@ -1383,6 +1412,9 @@
         </w:tc>
       </w:tr>
       <w:tr>
+        <w:trPr>
+          <w:cantSplit/>
+        </w:trPr>
         <w:tc>
           <w:tcPr>
             <w:tcW w:type="dxa" w:w="2163"/>
@@ -1391,7 +1423,7 @@
             <w:r/>
             <w:r>
               <w:rPr>
-                <w:rFonts w:ascii="Arial" w:hAnsi="Arial"/>
+                <w:rFonts w:ascii="Verdana" w:hAnsi="Verdana"/>
                 <w:b w:val="0"/>
                 <w:sz w:val="16"/>
               </w:rPr>
@@ -1406,7 +1438,7 @@
             <w:r/>
             <w:r>
               <w:rPr>
-                <w:rFonts w:ascii="Arial" w:hAnsi="Arial"/>
+                <w:rFonts w:ascii="Verdana" w:hAnsi="Verdana"/>
                 <w:b w:val="0"/>
                 <w:sz w:val="16"/>
               </w:rPr>
@@ -1421,7 +1453,7 @@
             <w:r/>
             <w:r>
               <w:rPr>
-                <w:rFonts w:ascii="Arial" w:hAnsi="Arial"/>
+                <w:rFonts w:ascii="Verdana" w:hAnsi="Verdana"/>
                 <w:b w:val="0"/>
                 <w:sz w:val="16"/>
               </w:rPr>
@@ -1436,11 +1468,11 @@
             <w:r/>
             <w:r>
               <w:rPr>
-                <w:rFonts w:ascii="Arial" w:hAnsi="Arial"/>
+                <w:rFonts w:ascii="Verdana" w:hAnsi="Verdana"/>
                 <w:b w:val="0"/>
                 <w:sz w:val="16"/>
               </w:rPr>
-              <w:t>028001</w:t>
+              <w:t>0 28 001</w:t>
             </w:r>
           </w:p>
         </w:tc>
@@ -1452,7 +1484,7 @@
             <w:r/>
             <w:r>
               <w:rPr>
-                <w:rFonts w:ascii="Arial" w:hAnsi="Arial"/>
+                <w:rFonts w:ascii="Verdana" w:hAnsi="Verdana"/>
                 <w:b w:val="0"/>
                 <w:sz w:val="16"/>
               </w:rPr>
@@ -1468,7 +1500,7 @@
             <w:r/>
             <w:r>
               <w:rPr>
-                <w:rFonts w:ascii="Arial" w:hAnsi="Arial"/>
+                <w:rFonts w:ascii="Verdana" w:hAnsi="Verdana"/>
                 <w:b w:val="0"/>
                 <w:sz w:val="16"/>
               </w:rPr>
@@ -1483,7 +1515,7 @@
             <w:r/>
             <w:r>
               <w:rPr>
-                <w:rFonts w:ascii="Arial" w:hAnsi="Arial"/>
+                <w:rFonts w:ascii="Verdana" w:hAnsi="Verdana"/>
                 <w:b w:val="0"/>
                 <w:sz w:val="16"/>
               </w:rPr>
@@ -1492,6 +1524,9 @@
         </w:tc>
       </w:tr>
       <w:tr>
+        <w:trPr>
+          <w:cantSplit/>
+        </w:trPr>
         <w:tc>
           <w:tcPr>
             <w:tcW w:type="dxa" w:w="2163"/>
@@ -1500,7 +1535,7 @@
             <w:r/>
             <w:r>
               <w:rPr>
-                <w:rFonts w:ascii="Arial" w:hAnsi="Arial"/>
+                <w:rFonts w:ascii="Verdana" w:hAnsi="Verdana"/>
                 <w:b w:val="0"/>
                 <w:sz w:val="16"/>
               </w:rPr>
@@ -1515,7 +1550,7 @@
             <w:r/>
             <w:r>
               <w:rPr>
-                <w:rFonts w:ascii="Arial" w:hAnsi="Arial"/>
+                <w:rFonts w:ascii="Verdana" w:hAnsi="Verdana"/>
                 <w:b w:val="0"/>
                 <w:sz w:val="16"/>
               </w:rPr>
@@ -1530,7 +1565,7 @@
             <w:r/>
             <w:r>
               <w:rPr>
-                <w:rFonts w:ascii="Arial" w:hAnsi="Arial"/>
+                <w:rFonts w:ascii="Verdana" w:hAnsi="Verdana"/>
                 <w:b w:val="0"/>
                 <w:sz w:val="16"/>
               </w:rPr>
@@ -1545,11 +1580,11 @@
             <w:r/>
             <w:r>
               <w:rPr>
-                <w:rFonts w:ascii="Arial" w:hAnsi="Arial"/>
+                <w:rFonts w:ascii="Verdana" w:hAnsi="Verdana"/>
                 <w:b w:val="0"/>
                 <w:sz w:val="16"/>
               </w:rPr>
-              <w:t>027001</w:t>
+              <w:t>0 27 001</w:t>
             </w:r>
           </w:p>
         </w:tc>
@@ -1561,7 +1596,7 @@
             <w:r/>
             <w:r>
               <w:rPr>
-                <w:rFonts w:ascii="Arial" w:hAnsi="Arial"/>
+                <w:rFonts w:ascii="Verdana" w:hAnsi="Verdana"/>
                 <w:b w:val="0"/>
                 <w:sz w:val="16"/>
               </w:rPr>
@@ -1577,7 +1612,7 @@
             <w:r/>
             <w:r>
               <w:rPr>
-                <w:rFonts w:ascii="Arial" w:hAnsi="Arial"/>
+                <w:rFonts w:ascii="Verdana" w:hAnsi="Verdana"/>
                 <w:b w:val="0"/>
                 <w:sz w:val="16"/>
               </w:rPr>
@@ -1592,7 +1627,7 @@
             <w:r/>
             <w:r>
               <w:rPr>
-                <w:rFonts w:ascii="Arial" w:hAnsi="Arial"/>
+                <w:rFonts w:ascii="Verdana" w:hAnsi="Verdana"/>
                 <w:b w:val="0"/>
                 <w:sz w:val="16"/>
               </w:rPr>
@@ -1601,6 +1636,9 @@
         </w:tc>
       </w:tr>
       <w:tr>
+        <w:trPr>
+          <w:cantSplit/>
+        </w:trPr>
         <w:tc>
           <w:tcPr>
             <w:tcW w:type="dxa" w:w="2163"/>
@@ -1609,7 +1647,7 @@
             <w:r/>
             <w:r>
               <w:rPr>
-                <w:rFonts w:ascii="Arial" w:hAnsi="Arial"/>
+                <w:rFonts w:ascii="Verdana" w:hAnsi="Verdana"/>
                 <w:b w:val="0"/>
                 <w:sz w:val="16"/>
               </w:rPr>
@@ -1624,7 +1662,7 @@
             <w:r/>
             <w:r>
               <w:rPr>
-                <w:rFonts w:ascii="Arial" w:hAnsi="Arial"/>
+                <w:rFonts w:ascii="Verdana" w:hAnsi="Verdana"/>
                 <w:b w:val="0"/>
                 <w:sz w:val="16"/>
               </w:rPr>
@@ -1639,7 +1677,7 @@
             <w:r/>
             <w:r>
               <w:rPr>
-                <w:rFonts w:ascii="Arial" w:hAnsi="Arial"/>
+                <w:rFonts w:ascii="Verdana" w:hAnsi="Verdana"/>
                 <w:b w:val="0"/>
                 <w:sz w:val="16"/>
               </w:rPr>
@@ -1654,11 +1692,11 @@
             <w:r/>
             <w:r>
               <w:rPr>
-                <w:rFonts w:ascii="Arial" w:hAnsi="Arial"/>
+                <w:rFonts w:ascii="Verdana" w:hAnsi="Verdana"/>
                 <w:b w:val="0"/>
                 <w:sz w:val="16"/>
               </w:rPr>
-              <w:t>028001</w:t>
+              <w:t>0 28 001</w:t>
             </w:r>
           </w:p>
         </w:tc>
@@ -1670,7 +1708,7 @@
             <w:r/>
             <w:r>
               <w:rPr>
-                <w:rFonts w:ascii="Arial" w:hAnsi="Arial"/>
+                <w:rFonts w:ascii="Verdana" w:hAnsi="Verdana"/>
                 <w:b w:val="0"/>
                 <w:sz w:val="16"/>
               </w:rPr>
@@ -1686,7 +1724,7 @@
             <w:r/>
             <w:r>
               <w:rPr>
-                <w:rFonts w:ascii="Arial" w:hAnsi="Arial"/>
+                <w:rFonts w:ascii="Verdana" w:hAnsi="Verdana"/>
                 <w:b w:val="0"/>
                 <w:sz w:val="16"/>
               </w:rPr>
@@ -1701,7 +1739,7 @@
             <w:r/>
             <w:r>
               <w:rPr>
-                <w:rFonts w:ascii="Arial" w:hAnsi="Arial"/>
+                <w:rFonts w:ascii="Verdana" w:hAnsi="Verdana"/>
                 <w:b w:val="0"/>
                 <w:sz w:val="16"/>
               </w:rPr>
@@ -1710,6 +1748,9 @@
         </w:tc>
       </w:tr>
       <w:tr>
+        <w:trPr>
+          <w:cantSplit/>
+        </w:trPr>
         <w:tc>
           <w:tcPr>
             <w:tcW w:type="dxa" w:w="2163"/>
@@ -1718,7 +1759,7 @@
             <w:r/>
             <w:r>
               <w:rPr>
-                <w:rFonts w:ascii="Arial" w:hAnsi="Arial"/>
+                <w:rFonts w:ascii="Verdana" w:hAnsi="Verdana"/>
                 <w:b w:val="0"/>
                 <w:sz w:val="16"/>
               </w:rPr>
@@ -1733,7 +1774,7 @@
             <w:r/>
             <w:r>
               <w:rPr>
-                <w:rFonts w:ascii="Arial" w:hAnsi="Arial"/>
+                <w:rFonts w:ascii="Verdana" w:hAnsi="Verdana"/>
                 <w:b w:val="0"/>
                 <w:sz w:val="16"/>
               </w:rPr>
@@ -1748,7 +1789,7 @@
             <w:r/>
             <w:r>
               <w:rPr>
-                <w:rFonts w:ascii="Arial" w:hAnsi="Arial"/>
+                <w:rFonts w:ascii="Verdana" w:hAnsi="Verdana"/>
                 <w:b w:val="0"/>
                 <w:sz w:val="16"/>
               </w:rPr>
@@ -1763,11 +1804,11 @@
             <w:r/>
             <w:r>
               <w:rPr>
-                <w:rFonts w:ascii="Arial" w:hAnsi="Arial"/>
+                <w:rFonts w:ascii="Verdana" w:hAnsi="Verdana"/>
                 <w:b w:val="0"/>
                 <w:sz w:val="16"/>
               </w:rPr>
-              <w:t>027001</w:t>
+              <w:t>0 27 001</w:t>
             </w:r>
           </w:p>
         </w:tc>
@@ -1779,7 +1820,7 @@
             <w:r/>
             <w:r>
               <w:rPr>
-                <w:rFonts w:ascii="Arial" w:hAnsi="Arial"/>
+                <w:rFonts w:ascii="Verdana" w:hAnsi="Verdana"/>
                 <w:b w:val="0"/>
                 <w:sz w:val="16"/>
               </w:rPr>
@@ -1795,7 +1836,7 @@
             <w:r/>
             <w:r>
               <w:rPr>
-                <w:rFonts w:ascii="Arial" w:hAnsi="Arial"/>
+                <w:rFonts w:ascii="Verdana" w:hAnsi="Verdana"/>
                 <w:b w:val="0"/>
                 <w:sz w:val="16"/>
               </w:rPr>
@@ -1810,7 +1851,7 @@
             <w:r/>
             <w:r>
               <w:rPr>
-                <w:rFonts w:ascii="Arial" w:hAnsi="Arial"/>
+                <w:rFonts w:ascii="Verdana" w:hAnsi="Verdana"/>
                 <w:b w:val="0"/>
                 <w:sz w:val="16"/>
               </w:rPr>
@@ -1819,6 +1860,9 @@
         </w:tc>
       </w:tr>
       <w:tr>
+        <w:trPr>
+          <w:cantSplit/>
+        </w:trPr>
         <w:tc>
           <w:tcPr>
             <w:tcW w:type="dxa" w:w="2163"/>
@@ -1827,7 +1871,7 @@
             <w:r/>
             <w:r>
               <w:rPr>
-                <w:rFonts w:ascii="Arial" w:hAnsi="Arial"/>
+                <w:rFonts w:ascii="Verdana" w:hAnsi="Verdana"/>
                 <w:b w:val="0"/>
                 <w:sz w:val="16"/>
               </w:rPr>
@@ -1842,7 +1886,7 @@
             <w:r/>
             <w:r>
               <w:rPr>
-                <w:rFonts w:ascii="Arial" w:hAnsi="Arial"/>
+                <w:rFonts w:ascii="Verdana" w:hAnsi="Verdana"/>
                 <w:b w:val="0"/>
                 <w:sz w:val="16"/>
               </w:rPr>
@@ -1857,7 +1901,7 @@
             <w:r/>
             <w:r>
               <w:rPr>
-                <w:rFonts w:ascii="Arial" w:hAnsi="Arial"/>
+                <w:rFonts w:ascii="Verdana" w:hAnsi="Verdana"/>
                 <w:b w:val="0"/>
                 <w:sz w:val="16"/>
               </w:rPr>
@@ -1872,11 +1916,11 @@
             <w:r/>
             <w:r>
               <w:rPr>
-                <w:rFonts w:ascii="Arial" w:hAnsi="Arial"/>
+                <w:rFonts w:ascii="Verdana" w:hAnsi="Verdana"/>
                 <w:b w:val="0"/>
                 <w:sz w:val="16"/>
               </w:rPr>
-              <w:t>028001</w:t>
+              <w:t>0 28 001</w:t>
             </w:r>
           </w:p>
         </w:tc>
@@ -1888,7 +1932,7 @@
             <w:r/>
             <w:r>
               <w:rPr>
-                <w:rFonts w:ascii="Arial" w:hAnsi="Arial"/>
+                <w:rFonts w:ascii="Verdana" w:hAnsi="Verdana"/>
                 <w:b w:val="0"/>
                 <w:sz w:val="16"/>
               </w:rPr>
@@ -1904,7 +1948,7 @@
             <w:r/>
             <w:r>
               <w:rPr>
-                <w:rFonts w:ascii="Arial" w:hAnsi="Arial"/>
+                <w:rFonts w:ascii="Verdana" w:hAnsi="Verdana"/>
                 <w:b w:val="0"/>
                 <w:sz w:val="16"/>
               </w:rPr>
@@ -1919,7 +1963,7 @@
             <w:r/>
             <w:r>
               <w:rPr>
-                <w:rFonts w:ascii="Arial" w:hAnsi="Arial"/>
+                <w:rFonts w:ascii="Verdana" w:hAnsi="Verdana"/>
                 <w:b w:val="0"/>
                 <w:sz w:val="16"/>
               </w:rPr>
@@ -1928,6 +1972,9 @@
         </w:tc>
       </w:tr>
       <w:tr>
+        <w:trPr>
+          <w:cantSplit/>
+        </w:trPr>
         <w:tc>
           <w:tcPr>
             <w:tcW w:type="dxa" w:w="2163"/>
@@ -1936,7 +1983,7 @@
             <w:r/>
             <w:r>
               <w:rPr>
-                <w:rFonts w:ascii="Arial" w:hAnsi="Arial"/>
+                <w:rFonts w:ascii="Verdana" w:hAnsi="Verdana"/>
                 <w:b w:val="0"/>
                 <w:sz w:val="16"/>
               </w:rPr>
@@ -1951,7 +1998,7 @@
             <w:r/>
             <w:r>
               <w:rPr>
-                <w:rFonts w:ascii="Arial" w:hAnsi="Arial"/>
+                <w:rFonts w:ascii="Verdana" w:hAnsi="Verdana"/>
                 <w:b w:val="0"/>
                 <w:sz w:val="16"/>
               </w:rPr>
@@ -1966,7 +2013,7 @@
             <w:r/>
             <w:r>
               <w:rPr>
-                <w:rFonts w:ascii="Arial" w:hAnsi="Arial"/>
+                <w:rFonts w:ascii="Verdana" w:hAnsi="Verdana"/>
                 <w:b w:val="0"/>
                 <w:sz w:val="16"/>
               </w:rPr>
@@ -1981,11 +2028,11 @@
             <w:r/>
             <w:r>
               <w:rPr>
-                <w:rFonts w:ascii="Arial" w:hAnsi="Arial"/>
+                <w:rFonts w:ascii="Verdana" w:hAnsi="Verdana"/>
                 <w:b w:val="0"/>
                 <w:sz w:val="16"/>
               </w:rPr>
-              <w:t>027001</w:t>
+              <w:t>0 27 001</w:t>
             </w:r>
           </w:p>
         </w:tc>
@@ -1997,7 +2044,7 @@
             <w:r/>
             <w:r>
               <w:rPr>
-                <w:rFonts w:ascii="Arial" w:hAnsi="Arial"/>
+                <w:rFonts w:ascii="Verdana" w:hAnsi="Verdana"/>
                 <w:b w:val="0"/>
                 <w:sz w:val="16"/>
               </w:rPr>
@@ -2013,7 +2060,7 @@
             <w:r/>
             <w:r>
               <w:rPr>
-                <w:rFonts w:ascii="Arial" w:hAnsi="Arial"/>
+                <w:rFonts w:ascii="Verdana" w:hAnsi="Verdana"/>
                 <w:b w:val="0"/>
                 <w:sz w:val="16"/>
               </w:rPr>
@@ -2028,7 +2075,7 @@
             <w:r/>
             <w:r>
               <w:rPr>
-                <w:rFonts w:ascii="Arial" w:hAnsi="Arial"/>
+                <w:rFonts w:ascii="Verdana" w:hAnsi="Verdana"/>
                 <w:b w:val="0"/>
                 <w:sz w:val="16"/>
               </w:rPr>
@@ -2037,6 +2084,9 @@
         </w:tc>
       </w:tr>
       <w:tr>
+        <w:trPr>
+          <w:cantSplit/>
+        </w:trPr>
         <w:tc>
           <w:tcPr>
             <w:tcW w:type="dxa" w:w="2163"/>
@@ -2045,7 +2095,7 @@
             <w:r/>
             <w:r>
               <w:rPr>
-                <w:rFonts w:ascii="Arial" w:hAnsi="Arial"/>
+                <w:rFonts w:ascii="Verdana" w:hAnsi="Verdana"/>
                 <w:b w:val="0"/>
                 <w:sz w:val="16"/>
               </w:rPr>
@@ -2060,7 +2110,7 @@
             <w:r/>
             <w:r>
               <w:rPr>
-                <w:rFonts w:ascii="Arial" w:hAnsi="Arial"/>
+                <w:rFonts w:ascii="Verdana" w:hAnsi="Verdana"/>
                 <w:b w:val="0"/>
                 <w:sz w:val="16"/>
               </w:rPr>
@@ -2075,7 +2125,7 @@
             <w:r/>
             <w:r>
               <w:rPr>
-                <w:rFonts w:ascii="Arial" w:hAnsi="Arial"/>
+                <w:rFonts w:ascii="Verdana" w:hAnsi="Verdana"/>
                 <w:b w:val="0"/>
                 <w:sz w:val="16"/>
               </w:rPr>
@@ -2090,11 +2140,11 @@
             <w:r/>
             <w:r>
               <w:rPr>
-                <w:rFonts w:ascii="Arial" w:hAnsi="Arial"/>
+                <w:rFonts w:ascii="Verdana" w:hAnsi="Verdana"/>
                 <w:b w:val="0"/>
                 <w:sz w:val="16"/>
               </w:rPr>
-              <w:t>028001</w:t>
+              <w:t>0 28 001</w:t>
             </w:r>
           </w:p>
         </w:tc>
@@ -2106,7 +2156,7 @@
             <w:r/>
             <w:r>
               <w:rPr>
-                <w:rFonts w:ascii="Arial" w:hAnsi="Arial"/>
+                <w:rFonts w:ascii="Verdana" w:hAnsi="Verdana"/>
                 <w:b w:val="0"/>
                 <w:sz w:val="16"/>
               </w:rPr>
@@ -2122,7 +2172,7 @@
             <w:r/>
             <w:r>
               <w:rPr>
-                <w:rFonts w:ascii="Arial" w:hAnsi="Arial"/>
+                <w:rFonts w:ascii="Verdana" w:hAnsi="Verdana"/>
                 <w:b w:val="0"/>
                 <w:sz w:val="16"/>
               </w:rPr>
@@ -2137,7 +2187,7 @@
             <w:r/>
             <w:r>
               <w:rPr>
-                <w:rFonts w:ascii="Arial" w:hAnsi="Arial"/>
+                <w:rFonts w:ascii="Verdana" w:hAnsi="Verdana"/>
                 <w:b w:val="0"/>
                 <w:sz w:val="16"/>
               </w:rPr>
@@ -2146,6 +2196,9 @@
         </w:tc>
       </w:tr>
       <w:tr>
+        <w:trPr>
+          <w:cantSplit/>
+        </w:trPr>
         <w:tc>
           <w:tcPr>
             <w:tcW w:type="dxa" w:w="2163"/>
@@ -2154,7 +2207,7 @@
             <w:r/>
             <w:r>
               <w:rPr>
-                <w:rFonts w:ascii="Arial" w:hAnsi="Arial"/>
+                <w:rFonts w:ascii="Verdana" w:hAnsi="Verdana"/>
                 <w:b w:val="0"/>
                 <w:sz w:val="16"/>
               </w:rPr>
@@ -2169,7 +2222,7 @@
             <w:r/>
             <w:r>
               <w:rPr>
-                <w:rFonts w:ascii="Arial" w:hAnsi="Arial"/>
+                <w:rFonts w:ascii="Verdana" w:hAnsi="Verdana"/>
                 <w:b w:val="0"/>
                 <w:sz w:val="16"/>
               </w:rPr>
@@ -2184,7 +2237,7 @@
             <w:r/>
             <w:r>
               <w:rPr>
-                <w:rFonts w:ascii="Arial" w:hAnsi="Arial"/>
+                <w:rFonts w:ascii="Verdana" w:hAnsi="Verdana"/>
                 <w:b w:val="0"/>
                 <w:sz w:val="16"/>
               </w:rPr>
@@ -2199,11 +2252,11 @@
             <w:r/>
             <w:r>
               <w:rPr>
-                <w:rFonts w:ascii="Arial" w:hAnsi="Arial"/>
+                <w:rFonts w:ascii="Verdana" w:hAnsi="Verdana"/>
                 <w:b w:val="0"/>
                 <w:sz w:val="16"/>
               </w:rPr>
-              <w:t>010001</w:t>
+              <w:t>0 10 001</w:t>
             </w:r>
           </w:p>
         </w:tc>
@@ -2215,7 +2268,7 @@
             <w:r/>
             <w:r>
               <w:rPr>
-                <w:rFonts w:ascii="Arial" w:hAnsi="Arial"/>
+                <w:rFonts w:ascii="Verdana" w:hAnsi="Verdana"/>
                 <w:b w:val="0"/>
                 <w:sz w:val="16"/>
               </w:rPr>
@@ -2231,7 +2284,7 @@
             <w:r/>
             <w:r>
               <w:rPr>
-                <w:rFonts w:ascii="Arial" w:hAnsi="Arial"/>
+                <w:rFonts w:ascii="Verdana" w:hAnsi="Verdana"/>
                 <w:b w:val="0"/>
                 <w:sz w:val="16"/>
               </w:rPr>
@@ -2246,7 +2299,7 @@
             <w:r/>
             <w:r>
               <w:rPr>
-                <w:rFonts w:ascii="Arial" w:hAnsi="Arial"/>
+                <w:rFonts w:ascii="Verdana" w:hAnsi="Verdana"/>
                 <w:b w:val="0"/>
                 <w:sz w:val="16"/>
               </w:rPr>
@@ -2255,6 +2308,9 @@
         </w:tc>
       </w:tr>
       <w:tr>
+        <w:trPr>
+          <w:cantSplit/>
+        </w:trPr>
         <w:tc>
           <w:tcPr>
             <w:tcW w:type="dxa" w:w="2163"/>
@@ -2263,7 +2319,7 @@
             <w:r/>
             <w:r>
               <w:rPr>
-                <w:rFonts w:ascii="Arial" w:hAnsi="Arial"/>
+                <w:rFonts w:ascii="Verdana" w:hAnsi="Verdana"/>
                 <w:b w:val="0"/>
                 <w:sz w:val="16"/>
               </w:rPr>
@@ -2278,7 +2334,7 @@
             <w:r/>
             <w:r>
               <w:rPr>
-                <w:rFonts w:ascii="Arial" w:hAnsi="Arial"/>
+                <w:rFonts w:ascii="Verdana" w:hAnsi="Verdana"/>
                 <w:b w:val="0"/>
                 <w:sz w:val="16"/>
               </w:rPr>
@@ -2293,7 +2349,7 @@
             <w:r/>
             <w:r>
               <w:rPr>
-                <w:rFonts w:ascii="Arial" w:hAnsi="Arial"/>
+                <w:rFonts w:ascii="Verdana" w:hAnsi="Verdana"/>
                 <w:b w:val="0"/>
                 <w:sz w:val="16"/>
               </w:rPr>
@@ -2308,11 +2364,11 @@
             <w:r/>
             <w:r>
               <w:rPr>
-                <w:rFonts w:ascii="Arial" w:hAnsi="Arial"/>
+                <w:rFonts w:ascii="Verdana" w:hAnsi="Verdana"/>
                 <w:b w:val="0"/>
                 <w:sz w:val="16"/>
               </w:rPr>
-              <w:t>014019</w:t>
+              <w:t>0 14 019</w:t>
             </w:r>
           </w:p>
         </w:tc>
@@ -2324,7 +2380,7 @@
             <w:r/>
             <w:r>
               <w:rPr>
-                <w:rFonts w:ascii="Arial" w:hAnsi="Arial"/>
+                <w:rFonts w:ascii="Verdana" w:hAnsi="Verdana"/>
                 <w:b w:val="0"/>
                 <w:sz w:val="16"/>
               </w:rPr>
@@ -2340,7 +2396,7 @@
             <w:r/>
             <w:r>
               <w:rPr>
-                <w:rFonts w:ascii="Arial" w:hAnsi="Arial"/>
+                <w:rFonts w:ascii="Verdana" w:hAnsi="Verdana"/>
                 <w:b w:val="0"/>
                 <w:sz w:val="16"/>
               </w:rPr>
@@ -2355,7 +2411,7 @@
             <w:r/>
             <w:r>
               <w:rPr>
-                <w:rFonts w:ascii="Arial" w:hAnsi="Arial"/>
+                <w:rFonts w:ascii="Verdana" w:hAnsi="Verdana"/>
                 <w:b w:val="0"/>
                 <w:sz w:val="16"/>
               </w:rPr>
@@ -2364,6 +2420,9 @@
         </w:tc>
       </w:tr>
       <w:tr>
+        <w:trPr>
+          <w:cantSplit/>
+        </w:trPr>
         <w:tc>
           <w:tcPr>
             <w:tcW w:type="dxa" w:w="2163"/>
@@ -2372,7 +2431,7 @@
             <w:r/>
             <w:r>
               <w:rPr>
-                <w:rFonts w:ascii="Arial" w:hAnsi="Arial"/>
+                <w:rFonts w:ascii="Verdana" w:hAnsi="Verdana"/>
                 <w:b w:val="0"/>
                 <w:sz w:val="16"/>
               </w:rPr>
@@ -2387,7 +2446,7 @@
             <w:r/>
             <w:r>
               <w:rPr>
-                <w:rFonts w:ascii="Arial" w:hAnsi="Arial"/>
+                <w:rFonts w:ascii="Verdana" w:hAnsi="Verdana"/>
                 <w:b w:val="0"/>
                 <w:sz w:val="16"/>
               </w:rPr>
@@ -2402,7 +2461,7 @@
             <w:r/>
             <w:r>
               <w:rPr>
-                <w:rFonts w:ascii="Arial" w:hAnsi="Arial"/>
+                <w:rFonts w:ascii="Verdana" w:hAnsi="Verdana"/>
                 <w:b w:val="0"/>
                 <w:sz w:val="16"/>
               </w:rPr>
@@ -2417,11 +2476,11 @@
             <w:r/>
             <w:r>
               <w:rPr>
-                <w:rFonts w:ascii="Arial" w:hAnsi="Arial"/>
+                <w:rFonts w:ascii="Verdana" w:hAnsi="Verdana"/>
                 <w:b w:val="0"/>
                 <w:sz w:val="16"/>
               </w:rPr>
-              <w:t>007025</w:t>
+              <w:t>0 07 025</w:t>
             </w:r>
           </w:p>
         </w:tc>
@@ -2433,7 +2492,7 @@
             <w:r/>
             <w:r>
               <w:rPr>
-                <w:rFonts w:ascii="Arial" w:hAnsi="Arial"/>
+                <w:rFonts w:ascii="Verdana" w:hAnsi="Verdana"/>
                 <w:b w:val="0"/>
                 <w:sz w:val="16"/>
               </w:rPr>
@@ -2449,7 +2508,7 @@
             <w:r/>
             <w:r>
               <w:rPr>
-                <w:rFonts w:ascii="Arial" w:hAnsi="Arial"/>
+                <w:rFonts w:ascii="Verdana" w:hAnsi="Verdana"/>
                 <w:b w:val="0"/>
                 <w:sz w:val="16"/>
               </w:rPr>
@@ -2464,7 +2523,7 @@
             <w:r/>
             <w:r>
               <w:rPr>
-                <w:rFonts w:ascii="Arial" w:hAnsi="Arial"/>
+                <w:rFonts w:ascii="Verdana" w:hAnsi="Verdana"/>
                 <w:b w:val="0"/>
                 <w:sz w:val="16"/>
               </w:rPr>
@@ -2473,6 +2532,9 @@
         </w:tc>
       </w:tr>
       <w:tr>
+        <w:trPr>
+          <w:cantSplit/>
+        </w:trPr>
         <w:tc>
           <w:tcPr>
             <w:tcW w:type="dxa" w:w="2163"/>
@@ -2481,7 +2543,7 @@
             <w:r/>
             <w:r>
               <w:rPr>
-                <w:rFonts w:ascii="Arial" w:hAnsi="Arial"/>
+                <w:rFonts w:ascii="Verdana" w:hAnsi="Verdana"/>
                 <w:b w:val="0"/>
                 <w:sz w:val="16"/>
               </w:rPr>
@@ -2496,7 +2558,7 @@
             <w:r/>
             <w:r>
               <w:rPr>
-                <w:rFonts w:ascii="Arial" w:hAnsi="Arial"/>
+                <w:rFonts w:ascii="Verdana" w:hAnsi="Verdana"/>
                 <w:b w:val="0"/>
                 <w:sz w:val="16"/>
               </w:rPr>
@@ -2511,7 +2573,7 @@
             <w:r/>
             <w:r>
               <w:rPr>
-                <w:rFonts w:ascii="Arial" w:hAnsi="Arial"/>
+                <w:rFonts w:ascii="Verdana" w:hAnsi="Verdana"/>
                 <w:b w:val="0"/>
                 <w:sz w:val="16"/>
               </w:rPr>
@@ -2526,11 +2588,11 @@
             <w:r/>
             <w:r>
               <w:rPr>
-                <w:rFonts w:ascii="Arial" w:hAnsi="Arial"/>
+                <w:rFonts w:ascii="Verdana" w:hAnsi="Verdana"/>
                 <w:b w:val="0"/>
                 <w:sz w:val="16"/>
               </w:rPr>
-              <w:t>010080</w:t>
+              <w:t>0 10 080</w:t>
             </w:r>
           </w:p>
         </w:tc>
@@ -2542,7 +2604,7 @@
             <w:r/>
             <w:r>
               <w:rPr>
-                <w:rFonts w:ascii="Arial" w:hAnsi="Arial"/>
+                <w:rFonts w:ascii="Verdana" w:hAnsi="Verdana"/>
                 <w:b w:val="0"/>
                 <w:sz w:val="16"/>
               </w:rPr>
@@ -2558,7 +2620,7 @@
             <w:r/>
             <w:r>
               <w:rPr>
-                <w:rFonts w:ascii="Arial" w:hAnsi="Arial"/>
+                <w:rFonts w:ascii="Verdana" w:hAnsi="Verdana"/>
                 <w:b w:val="0"/>
                 <w:sz w:val="16"/>
               </w:rPr>
@@ -2573,7 +2635,7 @@
             <w:r/>
             <w:r>
               <w:rPr>
-                <w:rFonts w:ascii="Arial" w:hAnsi="Arial"/>
+                <w:rFonts w:ascii="Verdana" w:hAnsi="Verdana"/>
                 <w:b w:val="0"/>
                 <w:sz w:val="16"/>
               </w:rPr>
@@ -2582,6 +2644,9 @@
         </w:tc>
       </w:tr>
       <w:tr>
+        <w:trPr>
+          <w:cantSplit/>
+        </w:trPr>
         <w:tc>
           <w:tcPr>
             <w:tcW w:type="dxa" w:w="2163"/>
@@ -2590,7 +2655,7 @@
             <w:r/>
             <w:r>
               <w:rPr>
-                <w:rFonts w:ascii="Arial" w:hAnsi="Arial"/>
+                <w:rFonts w:ascii="Verdana" w:hAnsi="Verdana"/>
                 <w:b w:val="0"/>
                 <w:sz w:val="16"/>
               </w:rPr>
@@ -2605,7 +2670,7 @@
             <w:r/>
             <w:r>
               <w:rPr>
-                <w:rFonts w:ascii="Arial" w:hAnsi="Arial"/>
+                <w:rFonts w:ascii="Verdana" w:hAnsi="Verdana"/>
                 <w:b w:val="0"/>
                 <w:sz w:val="16"/>
               </w:rPr>
@@ -2620,7 +2685,7 @@
             <w:r/>
             <w:r>
               <w:rPr>
-                <w:rFonts w:ascii="Arial" w:hAnsi="Arial"/>
+                <w:rFonts w:ascii="Verdana" w:hAnsi="Verdana"/>
                 <w:b w:val="0"/>
                 <w:sz w:val="16"/>
               </w:rPr>
@@ -2635,11 +2700,11 @@
             <w:r/>
             <w:r>
               <w:rPr>
-                <w:rFonts w:ascii="Arial" w:hAnsi="Arial"/>
+                <w:rFonts w:ascii="Verdana" w:hAnsi="Verdana"/>
                 <w:b w:val="0"/>
                 <w:sz w:val="16"/>
               </w:rPr>
-              <w:t>005023</w:t>
+              <w:t>0 05 023</w:t>
             </w:r>
           </w:p>
         </w:tc>
@@ -2651,7 +2716,7 @@
             <w:r/>
             <w:r>
               <w:rPr>
-                <w:rFonts w:ascii="Arial" w:hAnsi="Arial"/>
+                <w:rFonts w:ascii="Verdana" w:hAnsi="Verdana"/>
                 <w:b w:val="0"/>
                 <w:sz w:val="16"/>
               </w:rPr>
@@ -2667,7 +2732,7 @@
             <w:r/>
             <w:r>
               <w:rPr>
-                <w:rFonts w:ascii="Arial" w:hAnsi="Arial"/>
+                <w:rFonts w:ascii="Verdana" w:hAnsi="Verdana"/>
                 <w:b w:val="0"/>
                 <w:sz w:val="16"/>
               </w:rPr>
@@ -2682,7 +2747,7 @@
             <w:r/>
             <w:r>
               <w:rPr>
-                <w:rFonts w:ascii="Arial" w:hAnsi="Arial"/>
+                <w:rFonts w:ascii="Verdana" w:hAnsi="Verdana"/>
                 <w:b w:val="0"/>
                 <w:sz w:val="16"/>
               </w:rPr>
@@ -2691,6 +2756,9 @@
         </w:tc>
       </w:tr>
       <w:tr>
+        <w:trPr>
+          <w:cantSplit/>
+        </w:trPr>
         <w:tc>
           <w:tcPr>
             <w:tcW w:type="dxa" w:w="2163"/>
@@ -2699,7 +2767,7 @@
             <w:r/>
             <w:r>
               <w:rPr>
-                <w:rFonts w:ascii="Arial" w:hAnsi="Arial"/>
+                <w:rFonts w:ascii="Verdana" w:hAnsi="Verdana"/>
                 <w:b w:val="0"/>
                 <w:sz w:val="16"/>
               </w:rPr>
@@ -2714,7 +2782,7 @@
             <w:r/>
             <w:r>
               <w:rPr>
-                <w:rFonts w:ascii="Arial" w:hAnsi="Arial"/>
+                <w:rFonts w:ascii="Verdana" w:hAnsi="Verdana"/>
                 <w:b w:val="0"/>
                 <w:sz w:val="16"/>
               </w:rPr>
@@ -2729,7 +2797,7 @@
             <w:r/>
             <w:r>
               <w:rPr>
-                <w:rFonts w:ascii="Arial" w:hAnsi="Arial"/>
+                <w:rFonts w:ascii="Verdana" w:hAnsi="Verdana"/>
                 <w:b w:val="0"/>
                 <w:sz w:val="16"/>
               </w:rPr>
@@ -2744,11 +2812,11 @@
             <w:r/>
             <w:r>
               <w:rPr>
-                <w:rFonts w:ascii="Arial" w:hAnsi="Arial"/>
+                <w:rFonts w:ascii="Verdana" w:hAnsi="Verdana"/>
                 <w:b w:val="0"/>
                 <w:sz w:val="16"/>
               </w:rPr>
-              <w:t>020010</w:t>
+              <w:t>0 20 010</w:t>
             </w:r>
           </w:p>
         </w:tc>
@@ -2760,7 +2828,7 @@
             <w:r/>
             <w:r>
               <w:rPr>
-                <w:rFonts w:ascii="Arial" w:hAnsi="Arial"/>
+                <w:rFonts w:ascii="Verdana" w:hAnsi="Verdana"/>
                 <w:b w:val="0"/>
                 <w:sz w:val="16"/>
               </w:rPr>
@@ -2776,7 +2844,7 @@
             <w:r/>
             <w:r>
               <w:rPr>
-                <w:rFonts w:ascii="Arial" w:hAnsi="Arial"/>
+                <w:rFonts w:ascii="Verdana" w:hAnsi="Verdana"/>
                 <w:b w:val="0"/>
                 <w:sz w:val="16"/>
               </w:rPr>
@@ -2791,7 +2859,7 @@
             <w:r/>
             <w:r>
               <w:rPr>
-                <w:rFonts w:ascii="Arial" w:hAnsi="Arial"/>
+                <w:rFonts w:ascii="Verdana" w:hAnsi="Verdana"/>
                 <w:b w:val="0"/>
                 <w:sz w:val="16"/>
               </w:rPr>
@@ -2800,6 +2868,9 @@
         </w:tc>
       </w:tr>
       <w:tr>
+        <w:trPr>
+          <w:cantSplit/>
+        </w:trPr>
         <w:tc>
           <w:tcPr>
             <w:tcW w:type="dxa" w:w="2163"/>
@@ -2808,7 +2879,7 @@
             <w:r/>
             <w:r>
               <w:rPr>
-                <w:rFonts w:ascii="Arial" w:hAnsi="Arial"/>
+                <w:rFonts w:ascii="Verdana" w:hAnsi="Verdana"/>
                 <w:b w:val="0"/>
                 <w:sz w:val="16"/>
               </w:rPr>
@@ -2823,7 +2894,7 @@
             <w:r/>
             <w:r>
               <w:rPr>
-                <w:rFonts w:ascii="Arial" w:hAnsi="Arial"/>
+                <w:rFonts w:ascii="Verdana" w:hAnsi="Verdana"/>
                 <w:b w:val="0"/>
                 <w:sz w:val="16"/>
               </w:rPr>
@@ -2838,7 +2909,7 @@
             <w:r/>
             <w:r>
               <w:rPr>
-                <w:rFonts w:ascii="Arial" w:hAnsi="Arial"/>
+                <w:rFonts w:ascii="Verdana" w:hAnsi="Verdana"/>
                 <w:b w:val="0"/>
                 <w:sz w:val="16"/>
               </w:rPr>
@@ -2853,11 +2924,11 @@
             <w:r/>
             <w:r>
               <w:rPr>
-                <w:rFonts w:ascii="Arial" w:hAnsi="Arial"/>
+                <w:rFonts w:ascii="Verdana" w:hAnsi="Verdana"/>
                 <w:b w:val="0"/>
                 <w:sz w:val="16"/>
               </w:rPr>
-              <w:t>008003</w:t>
+              <w:t>0 08 003</w:t>
             </w:r>
           </w:p>
         </w:tc>
@@ -2869,7 +2940,7 @@
             <w:r/>
             <w:r>
               <w:rPr>
-                <w:rFonts w:ascii="Arial" w:hAnsi="Arial"/>
+                <w:rFonts w:ascii="Verdana" w:hAnsi="Verdana"/>
                 <w:b w:val="0"/>
                 <w:sz w:val="16"/>
               </w:rPr>
@@ -2885,7 +2956,7 @@
             <w:r/>
             <w:r>
               <w:rPr>
-                <w:rFonts w:ascii="Arial" w:hAnsi="Arial"/>
+                <w:rFonts w:ascii="Verdana" w:hAnsi="Verdana"/>
                 <w:b w:val="0"/>
                 <w:sz w:val="16"/>
               </w:rPr>
@@ -2900,7 +2971,7 @@
             <w:r/>
             <w:r>
               <w:rPr>
-                <w:rFonts w:ascii="Arial" w:hAnsi="Arial"/>
+                <w:rFonts w:ascii="Verdana" w:hAnsi="Verdana"/>
                 <w:b w:val="0"/>
                 <w:sz w:val="16"/>
               </w:rPr>
@@ -2909,6 +2980,9 @@
         </w:tc>
       </w:tr>
       <w:tr>
+        <w:trPr>
+          <w:cantSplit/>
+        </w:trPr>
         <w:tc>
           <w:tcPr>
             <w:tcW w:type="dxa" w:w="2163"/>
@@ -2917,7 +2991,7 @@
             <w:r/>
             <w:r>
               <w:rPr>
-                <w:rFonts w:ascii="Arial" w:hAnsi="Arial"/>
+                <w:rFonts w:ascii="Verdana" w:hAnsi="Verdana"/>
                 <w:b w:val="0"/>
                 <w:sz w:val="16"/>
               </w:rPr>
@@ -2932,7 +3006,7 @@
             <w:r/>
             <w:r>
               <w:rPr>
-                <w:rFonts w:ascii="Arial" w:hAnsi="Arial"/>
+                <w:rFonts w:ascii="Verdana" w:hAnsi="Verdana"/>
                 <w:b w:val="0"/>
                 <w:sz w:val="16"/>
               </w:rPr>
@@ -2947,7 +3021,7 @@
             <w:r/>
             <w:r>
               <w:rPr>
-                <w:rFonts w:ascii="Arial" w:hAnsi="Arial"/>
+                <w:rFonts w:ascii="Verdana" w:hAnsi="Verdana"/>
                 <w:b w:val="0"/>
                 <w:sz w:val="16"/>
               </w:rPr>
@@ -2962,11 +3036,11 @@
             <w:r/>
             <w:r>
               <w:rPr>
-                <w:rFonts w:ascii="Arial" w:hAnsi="Arial"/>
+                <w:rFonts w:ascii="Verdana" w:hAnsi="Verdana"/>
                 <w:b w:val="0"/>
                 <w:sz w:val="16"/>
               </w:rPr>
-              <w:t>007004</w:t>
+              <w:t>0 07 004</w:t>
             </w:r>
           </w:p>
         </w:tc>
@@ -2978,7 +3052,7 @@
             <w:r/>
             <w:r>
               <w:rPr>
-                <w:rFonts w:ascii="Arial" w:hAnsi="Arial"/>
+                <w:rFonts w:ascii="Verdana" w:hAnsi="Verdana"/>
                 <w:b w:val="0"/>
                 <w:sz w:val="16"/>
               </w:rPr>
@@ -2994,7 +3068,7 @@
             <w:r/>
             <w:r>
               <w:rPr>
-                <w:rFonts w:ascii="Arial" w:hAnsi="Arial"/>
+                <w:rFonts w:ascii="Verdana" w:hAnsi="Verdana"/>
                 <w:b w:val="0"/>
                 <w:sz w:val="16"/>
               </w:rPr>
@@ -3009,7 +3083,7 @@
             <w:r/>
             <w:r>
               <w:rPr>
-                <w:rFonts w:ascii="Arial" w:hAnsi="Arial"/>
+                <w:rFonts w:ascii="Verdana" w:hAnsi="Verdana"/>
                 <w:b w:val="0"/>
                 <w:sz w:val="16"/>
               </w:rPr>
@@ -3018,6 +3092,9 @@
         </w:tc>
       </w:tr>
       <w:tr>
+        <w:trPr>
+          <w:cantSplit/>
+        </w:trPr>
         <w:tc>
           <w:tcPr>
             <w:tcW w:type="dxa" w:w="2163"/>
@@ -3026,7 +3103,7 @@
             <w:r/>
             <w:r>
               <w:rPr>
-                <w:rFonts w:ascii="Arial" w:hAnsi="Arial"/>
+                <w:rFonts w:ascii="Verdana" w:hAnsi="Verdana"/>
                 <w:b w:val="0"/>
                 <w:sz w:val="16"/>
               </w:rPr>
@@ -3041,7 +3118,7 @@
             <w:r/>
             <w:r>
               <w:rPr>
-                <w:rFonts w:ascii="Arial" w:hAnsi="Arial"/>
+                <w:rFonts w:ascii="Verdana" w:hAnsi="Verdana"/>
                 <w:b w:val="0"/>
                 <w:sz w:val="16"/>
               </w:rPr>
@@ -3056,7 +3133,7 @@
             <w:r/>
             <w:r>
               <w:rPr>
-                <w:rFonts w:ascii="Arial" w:hAnsi="Arial"/>
+                <w:rFonts w:ascii="Verdana" w:hAnsi="Verdana"/>
                 <w:b w:val="0"/>
                 <w:sz w:val="16"/>
               </w:rPr>
@@ -3071,11 +3148,11 @@
             <w:r/>
             <w:r>
               <w:rPr>
-                <w:rFonts w:ascii="Arial" w:hAnsi="Arial"/>
+                <w:rFonts w:ascii="Verdana" w:hAnsi="Verdana"/>
                 <w:b w:val="0"/>
                 <w:sz w:val="16"/>
               </w:rPr>
-              <w:t>014026</w:t>
+              <w:t>0 14 026</w:t>
             </w:r>
           </w:p>
         </w:tc>
@@ -3087,7 +3164,7 @@
             <w:r/>
             <w:r>
               <w:rPr>
-                <w:rFonts w:ascii="Arial" w:hAnsi="Arial"/>
+                <w:rFonts w:ascii="Verdana" w:hAnsi="Verdana"/>
                 <w:b w:val="0"/>
                 <w:sz w:val="16"/>
               </w:rPr>
@@ -3103,7 +3180,7 @@
             <w:r/>
             <w:r>
               <w:rPr>
-                <w:rFonts w:ascii="Arial" w:hAnsi="Arial"/>
+                <w:rFonts w:ascii="Verdana" w:hAnsi="Verdana"/>
                 <w:b w:val="0"/>
                 <w:sz w:val="16"/>
               </w:rPr>
@@ -3118,7 +3195,7 @@
             <w:r/>
             <w:r>
               <w:rPr>
-                <w:rFonts w:ascii="Arial" w:hAnsi="Arial"/>
+                <w:rFonts w:ascii="Verdana" w:hAnsi="Verdana"/>
                 <w:b w:val="0"/>
                 <w:sz w:val="16"/>
               </w:rPr>
@@ -3127,6 +3204,9 @@
         </w:tc>
       </w:tr>
       <w:tr>
+        <w:trPr>
+          <w:cantSplit/>
+        </w:trPr>
         <w:tc>
           <w:tcPr>
             <w:tcW w:type="dxa" w:w="2163"/>
@@ -3135,7 +3215,7 @@
             <w:r/>
             <w:r>
               <w:rPr>
-                <w:rFonts w:ascii="Arial" w:hAnsi="Arial"/>
+                <w:rFonts w:ascii="Verdana" w:hAnsi="Verdana"/>
                 <w:b w:val="0"/>
                 <w:sz w:val="16"/>
               </w:rPr>
@@ -3150,7 +3230,7 @@
             <w:r/>
             <w:r>
               <w:rPr>
-                <w:rFonts w:ascii="Arial" w:hAnsi="Arial"/>
+                <w:rFonts w:ascii="Verdana" w:hAnsi="Verdana"/>
                 <w:b w:val="0"/>
                 <w:sz w:val="16"/>
               </w:rPr>
@@ -3165,7 +3245,7 @@
             <w:r/>
             <w:r>
               <w:rPr>
-                <w:rFonts w:ascii="Arial" w:hAnsi="Arial"/>
+                <w:rFonts w:ascii="Verdana" w:hAnsi="Verdana"/>
                 <w:b w:val="0"/>
                 <w:sz w:val="16"/>
               </w:rPr>
@@ -3180,11 +3260,11 @@
             <w:r/>
             <w:r>
               <w:rPr>
-                <w:rFonts w:ascii="Arial" w:hAnsi="Arial"/>
+                <w:rFonts w:ascii="Verdana" w:hAnsi="Verdana"/>
                 <w:b w:val="0"/>
                 <w:sz w:val="16"/>
               </w:rPr>
-              <w:t>020014</w:t>
+              <w:t>0 20 014</w:t>
             </w:r>
           </w:p>
         </w:tc>
@@ -3196,7 +3276,7 @@
             <w:r/>
             <w:r>
               <w:rPr>
-                <w:rFonts w:ascii="Arial" w:hAnsi="Arial"/>
+                <w:rFonts w:ascii="Verdana" w:hAnsi="Verdana"/>
                 <w:b w:val="0"/>
                 <w:sz w:val="16"/>
               </w:rPr>
@@ -3212,7 +3292,7 @@
             <w:r/>
             <w:r>
               <w:rPr>
-                <w:rFonts w:ascii="Arial" w:hAnsi="Arial"/>
+                <w:rFonts w:ascii="Verdana" w:hAnsi="Verdana"/>
                 <w:b w:val="0"/>
                 <w:sz w:val="16"/>
               </w:rPr>
@@ -3227,7 +3307,7 @@
             <w:r/>
             <w:r>
               <w:rPr>
-                <w:rFonts w:ascii="Arial" w:hAnsi="Arial"/>
+                <w:rFonts w:ascii="Verdana" w:hAnsi="Verdana"/>
                 <w:b w:val="0"/>
                 <w:sz w:val="16"/>
               </w:rPr>
@@ -3236,6 +3316,9 @@
         </w:tc>
       </w:tr>
       <w:tr>
+        <w:trPr>
+          <w:cantSplit/>
+        </w:trPr>
         <w:tc>
           <w:tcPr>
             <w:tcW w:type="dxa" w:w="2163"/>
@@ -3244,7 +3327,7 @@
             <w:r/>
             <w:r>
               <w:rPr>
-                <w:rFonts w:ascii="Arial" w:hAnsi="Arial"/>
+                <w:rFonts w:ascii="Verdana" w:hAnsi="Verdana"/>
                 <w:b w:val="0"/>
                 <w:sz w:val="16"/>
               </w:rPr>
@@ -3259,7 +3342,7 @@
             <w:r/>
             <w:r>
               <w:rPr>
-                <w:rFonts w:ascii="Arial" w:hAnsi="Arial"/>
+                <w:rFonts w:ascii="Verdana" w:hAnsi="Verdana"/>
                 <w:b w:val="0"/>
                 <w:sz w:val="16"/>
               </w:rPr>
@@ -3274,7 +3357,7 @@
             <w:r/>
             <w:r>
               <w:rPr>
-                <w:rFonts w:ascii="Arial" w:hAnsi="Arial"/>
+                <w:rFonts w:ascii="Verdana" w:hAnsi="Verdana"/>
                 <w:b w:val="0"/>
                 <w:sz w:val="16"/>
               </w:rPr>
@@ -3289,11 +3372,11 @@
             <w:r/>
             <w:r>
               <w:rPr>
-                <w:rFonts w:ascii="Arial" w:hAnsi="Arial"/>
+                <w:rFonts w:ascii="Verdana" w:hAnsi="Verdana"/>
                 <w:b w:val="0"/>
                 <w:sz w:val="16"/>
               </w:rPr>
-              <w:t>013093</w:t>
+              <w:t>0 13 093</w:t>
             </w:r>
           </w:p>
         </w:tc>
@@ -3305,7 +3388,7 @@
             <w:r/>
             <w:r>
               <w:rPr>
-                <w:rFonts w:ascii="Arial" w:hAnsi="Arial"/>
+                <w:rFonts w:ascii="Verdana" w:hAnsi="Verdana"/>
                 <w:b w:val="0"/>
                 <w:sz w:val="16"/>
               </w:rPr>
@@ -3321,7 +3404,7 @@
             <w:r/>
             <w:r>
               <w:rPr>
-                <w:rFonts w:ascii="Arial" w:hAnsi="Arial"/>
+                <w:rFonts w:ascii="Verdana" w:hAnsi="Verdana"/>
                 <w:b w:val="0"/>
                 <w:sz w:val="16"/>
               </w:rPr>
@@ -3336,7 +3419,7 @@
             <w:r/>
             <w:r>
               <w:rPr>
-                <w:rFonts w:ascii="Arial" w:hAnsi="Arial"/>
+                <w:rFonts w:ascii="Verdana" w:hAnsi="Verdana"/>
                 <w:b w:val="0"/>
                 <w:sz w:val="16"/>
               </w:rPr>
@@ -3345,6 +3428,9 @@
         </w:tc>
       </w:tr>
       <w:tr>
+        <w:trPr>
+          <w:cantSplit/>
+        </w:trPr>
         <w:tc>
           <w:tcPr>
             <w:tcW w:type="dxa" w:w="2163"/>
@@ -3353,7 +3439,7 @@
             <w:r/>
             <w:r>
               <w:rPr>
-                <w:rFonts w:ascii="Arial" w:hAnsi="Arial"/>
+                <w:rFonts w:ascii="Verdana" w:hAnsi="Verdana"/>
                 <w:b w:val="0"/>
                 <w:sz w:val="16"/>
               </w:rPr>
@@ -3368,7 +3454,7 @@
             <w:r/>
             <w:r>
               <w:rPr>
-                <w:rFonts w:ascii="Arial" w:hAnsi="Arial"/>
+                <w:rFonts w:ascii="Verdana" w:hAnsi="Verdana"/>
                 <w:b w:val="0"/>
                 <w:sz w:val="16"/>
               </w:rPr>
@@ -3383,7 +3469,7 @@
             <w:r/>
             <w:r>
               <w:rPr>
-                <w:rFonts w:ascii="Arial" w:hAnsi="Arial"/>
+                <w:rFonts w:ascii="Verdana" w:hAnsi="Verdana"/>
                 <w:b w:val="0"/>
                 <w:sz w:val="16"/>
               </w:rPr>
@@ -3398,11 +3484,11 @@
             <w:r/>
             <w:r>
               <w:rPr>
-                <w:rFonts w:ascii="Arial" w:hAnsi="Arial"/>
+                <w:rFonts w:ascii="Verdana" w:hAnsi="Verdana"/>
                 <w:b w:val="0"/>
                 <w:sz w:val="16"/>
               </w:rPr>
-              <w:t>105000</w:t>
+              <w:t>1 05 000</w:t>
             </w:r>
           </w:p>
         </w:tc>
@@ -3414,7 +3500,7 @@
             <w:r/>
             <w:r>
               <w:rPr>
-                <w:rFonts w:ascii="Arial" w:hAnsi="Arial"/>
+                <w:rFonts w:ascii="Verdana" w:hAnsi="Verdana"/>
                 <w:b w:val="0"/>
                 <w:sz w:val="16"/>
               </w:rPr>
@@ -3430,7 +3516,7 @@
             <w:r/>
             <w:r>
               <w:rPr>
-                <w:rFonts w:ascii="Arial" w:hAnsi="Arial"/>
+                <w:rFonts w:ascii="Verdana" w:hAnsi="Verdana"/>
                 <w:b w:val="0"/>
                 <w:sz w:val="16"/>
               </w:rPr>
@@ -3445,7 +3531,7 @@
             <w:r/>
             <w:r>
               <w:rPr>
-                <w:rFonts w:ascii="Arial" w:hAnsi="Arial"/>
+                <w:rFonts w:ascii="Verdana" w:hAnsi="Verdana"/>
                 <w:b w:val="0"/>
                 <w:sz w:val="16"/>
               </w:rPr>
@@ -3454,6 +3540,9 @@
         </w:tc>
       </w:tr>
       <w:tr>
+        <w:trPr>
+          <w:cantSplit/>
+        </w:trPr>
         <w:tc>
           <w:tcPr>
             <w:tcW w:type="dxa" w:w="2163"/>
@@ -3462,7 +3551,7 @@
             <w:r/>
             <w:r>
               <w:rPr>
-                <w:rFonts w:ascii="Arial" w:hAnsi="Arial"/>
+                <w:rFonts w:ascii="Verdana" w:hAnsi="Verdana"/>
                 <w:b w:val="0"/>
                 <w:sz w:val="16"/>
               </w:rPr>
@@ -3477,7 +3566,7 @@
             <w:r/>
             <w:r>
               <w:rPr>
-                <w:rFonts w:ascii="Arial" w:hAnsi="Arial"/>
+                <w:rFonts w:ascii="Verdana" w:hAnsi="Verdana"/>
                 <w:b w:val="0"/>
                 <w:sz w:val="16"/>
               </w:rPr>
@@ -3492,7 +3581,7 @@
             <w:r/>
             <w:r>
               <w:rPr>
-                <w:rFonts w:ascii="Arial" w:hAnsi="Arial"/>
+                <w:rFonts w:ascii="Verdana" w:hAnsi="Verdana"/>
                 <w:b w:val="0"/>
                 <w:sz w:val="16"/>
               </w:rPr>
@@ -3507,11 +3596,11 @@
             <w:r/>
             <w:r>
               <w:rPr>
-                <w:rFonts w:ascii="Arial" w:hAnsi="Arial"/>
+                <w:rFonts w:ascii="Verdana" w:hAnsi="Verdana"/>
                 <w:b w:val="0"/>
                 <w:sz w:val="16"/>
               </w:rPr>
-              <w:t>031001</w:t>
+              <w:t>0 31 001</w:t>
             </w:r>
           </w:p>
         </w:tc>
@@ -3523,7 +3612,7 @@
             <w:r/>
             <w:r>
               <w:rPr>
-                <w:rFonts w:ascii="Arial" w:hAnsi="Arial"/>
+                <w:rFonts w:ascii="Verdana" w:hAnsi="Verdana"/>
                 <w:b w:val="0"/>
                 <w:sz w:val="16"/>
               </w:rPr>
@@ -3539,7 +3628,7 @@
             <w:r/>
             <w:r>
               <w:rPr>
-                <w:rFonts w:ascii="Arial" w:hAnsi="Arial"/>
+                <w:rFonts w:ascii="Verdana" w:hAnsi="Verdana"/>
                 <w:b w:val="0"/>
                 <w:sz w:val="16"/>
               </w:rPr>
@@ -3554,7 +3643,7 @@
             <w:r/>
             <w:r>
               <w:rPr>
-                <w:rFonts w:ascii="Arial" w:hAnsi="Arial"/>
+                <w:rFonts w:ascii="Verdana" w:hAnsi="Verdana"/>
                 <w:b w:val="0"/>
                 <w:sz w:val="16"/>
               </w:rPr>
@@ -3563,6 +3652,9 @@
         </w:tc>
       </w:tr>
       <w:tr>
+        <w:trPr>
+          <w:cantSplit/>
+        </w:trPr>
         <w:tc>
           <w:tcPr>
             <w:tcW w:type="dxa" w:w="2163"/>
@@ -3571,7 +3663,7 @@
             <w:r/>
             <w:r>
               <w:rPr>
-                <w:rFonts w:ascii="Arial" w:hAnsi="Arial"/>
+                <w:rFonts w:ascii="Verdana" w:hAnsi="Verdana"/>
                 <w:b w:val="0"/>
                 <w:sz w:val="16"/>
               </w:rPr>
@@ -3586,7 +3678,7 @@
             <w:r/>
             <w:r>
               <w:rPr>
-                <w:rFonts w:ascii="Arial" w:hAnsi="Arial"/>
+                <w:rFonts w:ascii="Verdana" w:hAnsi="Verdana"/>
                 <w:b w:val="0"/>
                 <w:sz w:val="16"/>
               </w:rPr>
@@ -3601,7 +3693,7 @@
             <w:r/>
             <w:r>
               <w:rPr>
-                <w:rFonts w:ascii="Arial" w:hAnsi="Arial"/>
+                <w:rFonts w:ascii="Verdana" w:hAnsi="Verdana"/>
                 <w:b w:val="0"/>
                 <w:sz w:val="16"/>
               </w:rPr>
@@ -3616,11 +3708,11 @@
             <w:r/>
             <w:r>
               <w:rPr>
-                <w:rFonts w:ascii="Arial" w:hAnsi="Arial"/>
+                <w:rFonts w:ascii="Verdana" w:hAnsi="Verdana"/>
                 <w:b w:val="0"/>
                 <w:sz w:val="16"/>
               </w:rPr>
-              <w:t>007004</w:t>
+              <w:t>0 07 004</w:t>
             </w:r>
           </w:p>
         </w:tc>
@@ -3632,7 +3724,7 @@
             <w:r/>
             <w:r>
               <w:rPr>
-                <w:rFonts w:ascii="Arial" w:hAnsi="Arial"/>
+                <w:rFonts w:ascii="Verdana" w:hAnsi="Verdana"/>
                 <w:b w:val="0"/>
                 <w:sz w:val="16"/>
               </w:rPr>
@@ -3648,7 +3740,7 @@
             <w:r/>
             <w:r>
               <w:rPr>
-                <w:rFonts w:ascii="Arial" w:hAnsi="Arial"/>
+                <w:rFonts w:ascii="Verdana" w:hAnsi="Verdana"/>
                 <w:b w:val="0"/>
                 <w:sz w:val="16"/>
               </w:rPr>
@@ -3663,7 +3755,7 @@
             <w:r/>
             <w:r>
               <w:rPr>
-                <w:rFonts w:ascii="Arial" w:hAnsi="Arial"/>
+                <w:rFonts w:ascii="Verdana" w:hAnsi="Verdana"/>
                 <w:b w:val="0"/>
                 <w:sz w:val="16"/>
               </w:rPr>
@@ -3672,6 +3764,9 @@
         </w:tc>
       </w:tr>
       <w:tr>
+        <w:trPr>
+          <w:cantSplit/>
+        </w:trPr>
         <w:tc>
           <w:tcPr>
             <w:tcW w:type="dxa" w:w="2163"/>
@@ -3680,7 +3775,7 @@
             <w:r/>
             <w:r>
               <w:rPr>
-                <w:rFonts w:ascii="Arial" w:hAnsi="Arial"/>
+                <w:rFonts w:ascii="Verdana" w:hAnsi="Verdana"/>
                 <w:b w:val="0"/>
                 <w:sz w:val="16"/>
               </w:rPr>
@@ -3695,7 +3790,7 @@
             <w:r/>
             <w:r>
               <w:rPr>
-                <w:rFonts w:ascii="Arial" w:hAnsi="Arial"/>
+                <w:rFonts w:ascii="Verdana" w:hAnsi="Verdana"/>
                 <w:b w:val="0"/>
                 <w:sz w:val="16"/>
               </w:rPr>
@@ -3710,7 +3805,7 @@
             <w:r/>
             <w:r>
               <w:rPr>
-                <w:rFonts w:ascii="Arial" w:hAnsi="Arial"/>
+                <w:rFonts w:ascii="Verdana" w:hAnsi="Verdana"/>
                 <w:b w:val="0"/>
                 <w:sz w:val="16"/>
               </w:rPr>
@@ -3725,11 +3820,11 @@
             <w:r/>
             <w:r>
               <w:rPr>
-                <w:rFonts w:ascii="Arial" w:hAnsi="Arial"/>
+                <w:rFonts w:ascii="Verdana" w:hAnsi="Verdana"/>
                 <w:b w:val="0"/>
                 <w:sz w:val="16"/>
               </w:rPr>
-              <w:t>007004</w:t>
+              <w:t>0 07 004</w:t>
             </w:r>
           </w:p>
         </w:tc>
@@ -3741,7 +3836,7 @@
             <w:r/>
             <w:r>
               <w:rPr>
-                <w:rFonts w:ascii="Arial" w:hAnsi="Arial"/>
+                <w:rFonts w:ascii="Verdana" w:hAnsi="Verdana"/>
                 <w:b w:val="0"/>
                 <w:sz w:val="16"/>
               </w:rPr>
@@ -3757,7 +3852,7 @@
             <w:r/>
             <w:r>
               <w:rPr>
-                <w:rFonts w:ascii="Arial" w:hAnsi="Arial"/>
+                <w:rFonts w:ascii="Verdana" w:hAnsi="Verdana"/>
                 <w:b w:val="0"/>
                 <w:sz w:val="16"/>
               </w:rPr>
@@ -3772,7 +3867,7 @@
             <w:r/>
             <w:r>
               <w:rPr>
-                <w:rFonts w:ascii="Arial" w:hAnsi="Arial"/>
+                <w:rFonts w:ascii="Verdana" w:hAnsi="Verdana"/>
                 <w:b w:val="0"/>
                 <w:sz w:val="16"/>
               </w:rPr>
@@ -3781,6 +3876,9 @@
         </w:tc>
       </w:tr>
       <w:tr>
+        <w:trPr>
+          <w:cantSplit/>
+        </w:trPr>
         <w:tc>
           <w:tcPr>
             <w:tcW w:type="dxa" w:w="2163"/>
@@ -3789,7 +3887,7 @@
             <w:r/>
             <w:r>
               <w:rPr>
-                <w:rFonts w:ascii="Arial" w:hAnsi="Arial"/>
+                <w:rFonts w:ascii="Verdana" w:hAnsi="Verdana"/>
                 <w:b w:val="0"/>
                 <w:sz w:val="16"/>
               </w:rPr>
@@ -3804,7 +3902,7 @@
             <w:r/>
             <w:r>
               <w:rPr>
-                <w:rFonts w:ascii="Arial" w:hAnsi="Arial"/>
+                <w:rFonts w:ascii="Verdana" w:hAnsi="Verdana"/>
                 <w:b w:val="0"/>
                 <w:sz w:val="16"/>
               </w:rPr>
@@ -3819,7 +3917,7 @@
             <w:r/>
             <w:r>
               <w:rPr>
-                <w:rFonts w:ascii="Arial" w:hAnsi="Arial"/>
+                <w:rFonts w:ascii="Verdana" w:hAnsi="Verdana"/>
                 <w:b w:val="0"/>
                 <w:sz w:val="16"/>
               </w:rPr>
@@ -3834,11 +3932,11 @@
             <w:r/>
             <w:r>
               <w:rPr>
-                <w:rFonts w:ascii="Arial" w:hAnsi="Arial"/>
+                <w:rFonts w:ascii="Verdana" w:hAnsi="Verdana"/>
                 <w:b w:val="0"/>
                 <w:sz w:val="16"/>
               </w:rPr>
-              <w:t>008043</w:t>
+              <w:t>0 08 043</w:t>
             </w:r>
           </w:p>
         </w:tc>
@@ -3850,7 +3948,7 @@
             <w:r/>
             <w:r>
               <w:rPr>
-                <w:rFonts w:ascii="Arial" w:hAnsi="Arial"/>
+                <w:rFonts w:ascii="Verdana" w:hAnsi="Verdana"/>
                 <w:b w:val="0"/>
                 <w:sz w:val="16"/>
               </w:rPr>
@@ -3866,7 +3964,7 @@
             <w:r/>
             <w:r>
               <w:rPr>
-                <w:rFonts w:ascii="Arial" w:hAnsi="Arial"/>
+                <w:rFonts w:ascii="Verdana" w:hAnsi="Verdana"/>
                 <w:b w:val="0"/>
                 <w:sz w:val="16"/>
               </w:rPr>
@@ -3881,7 +3979,7 @@
             <w:r/>
             <w:r>
               <w:rPr>
-                <w:rFonts w:ascii="Arial" w:hAnsi="Arial"/>
+                <w:rFonts w:ascii="Verdana" w:hAnsi="Verdana"/>
                 <w:b w:val="0"/>
                 <w:sz w:val="16"/>
               </w:rPr>
@@ -3890,6 +3988,9 @@
         </w:tc>
       </w:tr>
       <w:tr>
+        <w:trPr>
+          <w:cantSplit/>
+        </w:trPr>
         <w:tc>
           <w:tcPr>
             <w:tcW w:type="dxa" w:w="2163"/>
@@ -3898,7 +3999,7 @@
             <w:r/>
             <w:r>
               <w:rPr>
-                <w:rFonts w:ascii="Arial" w:hAnsi="Arial"/>
+                <w:rFonts w:ascii="Verdana" w:hAnsi="Verdana"/>
                 <w:b w:val="0"/>
                 <w:sz w:val="16"/>
               </w:rPr>
@@ -3913,7 +4014,7 @@
             <w:r/>
             <w:r>
               <w:rPr>
-                <w:rFonts w:ascii="Arial" w:hAnsi="Arial"/>
+                <w:rFonts w:ascii="Verdana" w:hAnsi="Verdana"/>
                 <w:b w:val="0"/>
                 <w:sz w:val="16"/>
               </w:rPr>
@@ -3928,7 +4029,7 @@
             <w:r/>
             <w:r>
               <w:rPr>
-                <w:rFonts w:ascii="Arial" w:hAnsi="Arial"/>
+                <w:rFonts w:ascii="Verdana" w:hAnsi="Verdana"/>
                 <w:b w:val="0"/>
                 <w:sz w:val="16"/>
               </w:rPr>
@@ -3943,11 +4044,11 @@
             <w:r/>
             <w:r>
               <w:rPr>
-                <w:rFonts w:ascii="Arial" w:hAnsi="Arial"/>
+                <w:rFonts w:ascii="Verdana" w:hAnsi="Verdana"/>
                 <w:b w:val="0"/>
                 <w:sz w:val="16"/>
               </w:rPr>
-              <w:t>008044</w:t>
+              <w:t>0 08 044</w:t>
             </w:r>
           </w:p>
         </w:tc>
@@ -3959,7 +4060,7 @@
             <w:r/>
             <w:r>
               <w:rPr>
-                <w:rFonts w:ascii="Arial" w:hAnsi="Arial"/>
+                <w:rFonts w:ascii="Verdana" w:hAnsi="Verdana"/>
                 <w:b w:val="0"/>
                 <w:sz w:val="16"/>
               </w:rPr>
@@ -3975,7 +4076,7 @@
             <w:r/>
             <w:r>
               <w:rPr>
-                <w:rFonts w:ascii="Arial" w:hAnsi="Arial"/>
+                <w:rFonts w:ascii="Verdana" w:hAnsi="Verdana"/>
                 <w:b w:val="0"/>
                 <w:sz w:val="16"/>
               </w:rPr>
@@ -3990,7 +4091,7 @@
             <w:r/>
             <w:r>
               <w:rPr>
-                <w:rFonts w:ascii="Arial" w:hAnsi="Arial"/>
+                <w:rFonts w:ascii="Verdana" w:hAnsi="Verdana"/>
                 <w:b w:val="0"/>
                 <w:sz w:val="16"/>
               </w:rPr>
@@ -3999,6 +4100,9 @@
         </w:tc>
       </w:tr>
       <w:tr>
+        <w:trPr>
+          <w:cantSplit/>
+        </w:trPr>
         <w:tc>
           <w:tcPr>
             <w:tcW w:type="dxa" w:w="2163"/>
@@ -4007,7 +4111,7 @@
             <w:r/>
             <w:r>
               <w:rPr>
-                <w:rFonts w:ascii="Arial" w:hAnsi="Arial"/>
+                <w:rFonts w:ascii="Verdana" w:hAnsi="Verdana"/>
                 <w:b w:val="0"/>
                 <w:sz w:val="16"/>
               </w:rPr>
@@ -4022,7 +4126,7 @@
             <w:r/>
             <w:r>
               <w:rPr>
-                <w:rFonts w:ascii="Arial" w:hAnsi="Arial"/>
+                <w:rFonts w:ascii="Verdana" w:hAnsi="Verdana"/>
                 <w:b w:val="0"/>
                 <w:sz w:val="16"/>
               </w:rPr>
@@ -4037,7 +4141,7 @@
             <w:r/>
             <w:r>
               <w:rPr>
-                <w:rFonts w:ascii="Arial" w:hAnsi="Arial"/>
+                <w:rFonts w:ascii="Verdana" w:hAnsi="Verdana"/>
                 <w:b w:val="0"/>
                 <w:sz w:val="16"/>
               </w:rPr>
@@ -4052,11 +4156,11 @@
             <w:r/>
             <w:r>
               <w:rPr>
-                <w:rFonts w:ascii="Arial" w:hAnsi="Arial"/>
+                <w:rFonts w:ascii="Verdana" w:hAnsi="Verdana"/>
                 <w:b w:val="0"/>
                 <w:sz w:val="16"/>
               </w:rPr>
-              <w:t>015021</w:t>
+              <w:t>0 15 021</w:t>
             </w:r>
           </w:p>
         </w:tc>
@@ -4068,7 +4172,7 @@
             <w:r/>
             <w:r>
               <w:rPr>
-                <w:rFonts w:ascii="Arial" w:hAnsi="Arial"/>
+                <w:rFonts w:ascii="Verdana" w:hAnsi="Verdana"/>
                 <w:b w:val="0"/>
                 <w:sz w:val="16"/>
               </w:rPr>
@@ -4084,7 +4188,7 @@
             <w:r/>
             <w:r>
               <w:rPr>
-                <w:rFonts w:ascii="Arial" w:hAnsi="Arial"/>
+                <w:rFonts w:ascii="Verdana" w:hAnsi="Verdana"/>
                 <w:b w:val="0"/>
                 <w:sz w:val="16"/>
               </w:rPr>
@@ -4099,7 +4203,7 @@
             <w:r/>
             <w:r>
               <w:rPr>
-                <w:rFonts w:ascii="Arial" w:hAnsi="Arial"/>
+                <w:rFonts w:ascii="Verdana" w:hAnsi="Verdana"/>
                 <w:b w:val="0"/>
                 <w:sz w:val="16"/>
               </w:rPr>

--- a/docx/ru/BUFR_TableD_ru_22.docx
+++ b/docx/ru/BUFR_TableD_ru_22.docx
@@ -13,6 +13,136 @@
           <w:sz w:val="22"/>
         </w:rPr>
         <w:t>Категория 22: Последовательности химических веществ и аэрозолей</w:t>
+      </w:r>
+    </w:p>
+    <w:p>
+      <w:r>
+        <w:rPr>
+          <w:rFonts w:ascii="Verdana" w:hAnsi="Verdana"/>
+          <w:i/>
+          <w:sz w:val="14"/>
+        </w:rPr>
+        <w:t>Note 4: Требуются дополнительные дескрипторы, чтобы снизить загруженность, связанную с базой данных станции, например для идентификации федеративного государства и идентификации автомагистрали.</w:t>
+      </w:r>
+    </w:p>
+    <w:p>
+      <w:r>
+        <w:rPr>
+          <w:rFonts w:ascii="Verdana" w:hAnsi="Verdana"/>
+          <w:i/>
+          <w:sz w:val="14"/>
+        </w:rPr>
+        <w:t>Note 7: Сложные сообщения BUFR могут быть описаны в рамках разделов описания данных, если это требуется (например: 3 01 041, 3 04 001, 3 04 002, 3 04 003, 3 04 004, 3 04 005, 3 04 006).</w:t>
+      </w:r>
+    </w:p>
+    <w:p>
+      <w:r>
+        <w:rPr>
+          <w:rFonts w:ascii="Verdana" w:hAnsi="Verdana"/>
+          <w:i/>
+          <w:sz w:val="14"/>
+        </w:rPr>
+        <w:t>Note 10: Децибел (дБ) — это логарифмическая мера относительной степени или относительных значений плотности двух потоков, в частности интенсивности звука и мощности радио- и радиолокационных сигналов. В радиолокационной метеорологии логарифмическая шкала (dBZ) используется для измерения радиолокационной отражаемости. (Приводится из Глоссария метеорологических терминов Американского метеорологического общества).</w:t>
+      </w:r>
+    </w:p>
+    <w:p>
+      <w:r>
+        <w:rPr>
+          <w:rFonts w:ascii="Verdana" w:hAnsi="Verdana"/>
+          <w:i/>
+          <w:sz w:val="14"/>
+        </w:rPr>
+        <w:t>Note 15: В коде CREX не имеется дескриптеров 3 03 021 — 3 03 027.</w:t>
+      </w:r>
+    </w:p>
+    <w:p>
+      <w:r>
+        <w:rPr>
+          <w:rFonts w:ascii="Verdana" w:hAnsi="Verdana"/>
+          <w:i/>
+          <w:sz w:val="14"/>
+        </w:rPr>
+        <w:t>Note 16: Каждое сообщение BUFR может содержать данные для ряда местоположений; методика сжатия данных в коде BUFR использует незначительные по величине заголовки для групп данных, которые являются инвариантными.</w:t>
+      </w:r>
+    </w:p>
+    <w:p>
+      <w:r>
+        <w:rPr>
+          <w:rFonts w:ascii="Verdana" w:hAnsi="Verdana"/>
+          <w:i/>
+          <w:sz w:val="14"/>
+        </w:rPr>
+        <w:t>Note 32: Можно доказать, что поскольку возможны только дополнения, то следует разрешать только полные строки; однако ошибочно полагать, что отдельные районы будут требовать изменений так же, как и дополнений, поэтому лучше и понятнее обеспечивать описания по всем полям.</w:t>
+      </w:r>
+    </w:p>
+    <w:p>
+      <w:r>
+        <w:rPr>
+          <w:rFonts w:ascii="Verdana" w:hAnsi="Verdana"/>
+          <w:i/>
+          <w:sz w:val="14"/>
+        </w:rPr>
+        <w:t>Note 33: Лучше использовать различные дескрипторы класса 00 для определения и определенных элементов, таким же образом, как различные дескрипторы соответствуют давлению, рассматриваемому как координата, и давлению, измеренному в определенной точке. В противном случае будут необходимы специальные правила для интерпретации такого сообщения. Позиции 0 00 010 — 0 00 012 определяют F, X и Y для таблиц B и D; позиция 0 00 030 — дескриптор, используемый в качестве данных, и дает значения F, X и Y, определяющие последовательность для позиций таблицы D.</w:t>
+      </w:r>
+    </w:p>
+    <w:p>
+      <w:r>
+        <w:rPr>
+          <w:rFonts w:ascii="Verdana" w:hAnsi="Verdana"/>
+          <w:i/>
+          <w:sz w:val="14"/>
+        </w:rPr>
+        <w:t>Note 34: Сдвиг по широте 0 05 015 в последовательности представляет собой смещение по широте относительно места запуска. Сдвиг по долготе 0 06 015 в последовательности представляет собой смещение по долготе относительно места запуска.</w:t>
+      </w:r>
+    </w:p>
+    <w:p>
+      <w:r>
+        <w:rPr>
+          <w:rFonts w:ascii="Verdana" w:hAnsi="Verdana"/>
+          <w:i/>
+          <w:sz w:val="14"/>
+        </w:rPr>
+        <w:t>Note 35: Перемещение за длительное время 0 04 086 в последовательности представляет собой интервал времени, прошедшего с момента запуска, 3 01 013 (в секундах).</w:t>
+      </w:r>
+    </w:p>
+    <w:p>
+      <w:r>
+        <w:rPr>
+          <w:rFonts w:ascii="Verdana" w:hAnsi="Verdana"/>
+          <w:i/>
+          <w:sz w:val="14"/>
+        </w:rPr>
+        <w:t>Note 43: Выделение спутниковых данных по одному слою в наборы сообщений BUFR оказывается полезным при сжатии и в результате выражается в эффективной передаче и хранении данных.</w:t>
+      </w:r>
+    </w:p>
+    <w:p>
+      <w:r>
+        <w:rPr>
+          <w:rFonts w:ascii="Verdana" w:hAnsi="Verdana"/>
+          <w:i/>
+          <w:sz w:val="14"/>
+        </w:rPr>
+        <w:t>Note 49: Большинство станций имеют только одно местоположение на дороге и один датчик для измерения подповерхностной температуры. Повторение с задержкой вводится для повышения гибкости и коэффициента объема.</w:t>
+      </w:r>
+    </w:p>
+    <w:p>
+      <w:r>
+        <w:rPr>
+          <w:rFonts w:ascii="Verdana" w:hAnsi="Verdana"/>
+          <w:i/>
+          <w:sz w:val="14"/>
+        </w:rPr>
+        <w:t>Note 62: Настоящие позиции включают средство по совершенствованию кодовых цифр таблицы А и описания данных.</w:t>
+      </w:r>
+    </w:p>
+    <w:p>
+      <w:r>
+        <w:rPr>
+          <w:rFonts w:ascii="Verdana" w:hAnsi="Verdana"/>
+          <w:i/>
+          <w:sz w:val="14"/>
+        </w:rPr>
+        <w:t>Note 63: Для передачи данных в коде CREX не следует использовать дескрипторы 3 01 041 — 3 01 049, 3 01 062, 3 01 071 и 3 01 072.</w:t>
       </w:r>
     </w:p>
     <w:tbl>
@@ -55,6 +185,9 @@
             <w:shd w:val="clear" w:color="auto" w:fill="D9D9D9"/>
           </w:tcPr>
           <w:p>
+            <w:pPr>
+              <w:spacing w:before="20" w:after="20"/>
+            </w:pPr>
             <w:r/>
             <w:r>
               <w:rPr>
@@ -72,6 +205,9 @@
             <w:shd w:val="clear" w:color="auto" w:fill="D9D9D9"/>
           </w:tcPr>
           <w:p>
+            <w:pPr>
+              <w:spacing w:before="20" w:after="20"/>
+            </w:pPr>
             <w:r/>
             <w:r>
               <w:rPr>
@@ -89,6 +225,9 @@
             <w:shd w:val="clear" w:color="auto" w:fill="D9D9D9"/>
           </w:tcPr>
           <w:p>
+            <w:pPr>
+              <w:spacing w:before="20" w:after="20"/>
+            </w:pPr>
             <w:r/>
             <w:r>
               <w:rPr>
@@ -106,6 +245,9 @@
             <w:shd w:val="clear" w:color="auto" w:fill="D9D9D9"/>
           </w:tcPr>
           <w:p>
+            <w:pPr>
+              <w:spacing w:before="20" w:after="20"/>
+            </w:pPr>
             <w:r/>
             <w:r>
               <w:rPr>
@@ -123,6 +265,9 @@
             <w:shd w:val="clear" w:color="auto" w:fill="D9D9D9"/>
           </w:tcPr>
           <w:p>
+            <w:pPr>
+              <w:spacing w:before="20" w:after="20"/>
+            </w:pPr>
             <w:r/>
             <w:r>
               <w:rPr>
@@ -140,6 +285,9 @@
             <w:shd w:val="clear" w:color="auto" w:fill="D9D9D9"/>
           </w:tcPr>
           <w:p>
+            <w:pPr>
+              <w:spacing w:before="20" w:after="20"/>
+            </w:pPr>
             <w:r/>
             <w:r>
               <w:rPr>
@@ -157,6 +305,9 @@
             <w:shd w:val="clear" w:color="auto" w:fill="D9D9D9"/>
           </w:tcPr>
           <w:p>
+            <w:pPr>
+              <w:spacing w:before="20" w:after="20"/>
+            </w:pPr>
             <w:r/>
             <w:r>
               <w:rPr>
@@ -178,6 +329,9 @@
             <w:tcW w:type="dxa" w:w="2163"/>
           </w:tcPr>
           <w:p>
+            <w:pPr>
+              <w:spacing w:before="20" w:after="20"/>
+            </w:pPr>
             <w:r>
               <w:rPr>
                 <w:b/>
@@ -198,6 +352,9 @@
             <w:tcW w:type="dxa" w:w="2163"/>
           </w:tcPr>
           <w:p>
+            <w:pPr>
+              <w:spacing w:before="20" w:after="20"/>
+            </w:pPr>
             <w:r>
               <w:rPr>
                 <w:b/>
@@ -218,6 +375,9 @@
             <w:tcW w:type="dxa" w:w="2163"/>
           </w:tcPr>
           <w:p>
+            <w:pPr>
+              <w:spacing w:before="20" w:after="20"/>
+            </w:pPr>
             <w:r/>
             <w:r>
               <w:rPr>
@@ -233,6 +393,9 @@
             <w:tcW w:type="dxa" w:w="2163"/>
           </w:tcPr>
           <w:p>
+            <w:pPr>
+              <w:spacing w:before="20" w:after="20"/>
+            </w:pPr>
             <w:r/>
             <w:r>
               <w:rPr>
@@ -249,6 +412,9 @@
             <w:tcW w:type="dxa" w:w="2163"/>
           </w:tcPr>
           <w:p>
+            <w:pPr>
+              <w:spacing w:before="20" w:after="20"/>
+            </w:pPr>
             <w:r/>
             <w:r>
               <w:rPr>
@@ -265,6 +431,9 @@
             <w:tcW w:type="dxa" w:w="2163"/>
           </w:tcPr>
           <w:p>
+            <w:pPr>
+              <w:spacing w:before="20" w:after="20"/>
+            </w:pPr>
             <w:r/>
             <w:r>
               <w:rPr>
@@ -280,6 +449,9 @@
             <w:tcW w:type="dxa" w:w="2163"/>
           </w:tcPr>
           <w:p>
+            <w:pPr>
+              <w:spacing w:before="20" w:after="20"/>
+            </w:pPr>
             <w:r/>
             <w:r>
               <w:rPr>
@@ -300,6 +472,9 @@
             <w:tcW w:type="dxa" w:w="2163"/>
           </w:tcPr>
           <w:p>
+            <w:pPr>
+              <w:spacing w:before="20" w:after="20"/>
+            </w:pPr>
             <w:r/>
             <w:r>
               <w:rPr>
@@ -315,6 +490,9 @@
             <w:tcW w:type="dxa" w:w="2163"/>
           </w:tcPr>
           <w:p>
+            <w:pPr>
+              <w:spacing w:before="20" w:after="20"/>
+            </w:pPr>
             <w:r/>
             <w:r>
               <w:rPr>
@@ -330,6 +508,9 @@
             <w:tcW w:type="dxa" w:w="2163"/>
           </w:tcPr>
           <w:p>
+            <w:pPr>
+              <w:spacing w:before="20" w:after="20"/>
+            </w:pPr>
             <w:r/>
             <w:r>
               <w:rPr>
@@ -345,6 +526,9 @@
             <w:tcW w:type="dxa" w:w="2163"/>
           </w:tcPr>
           <w:p>
+            <w:pPr>
+              <w:spacing w:before="20" w:after="20"/>
+            </w:pPr>
             <w:r/>
             <w:r>
               <w:rPr>
@@ -361,6 +545,9 @@
             <w:tcW w:type="dxa" w:w="2163"/>
           </w:tcPr>
           <w:p>
+            <w:pPr>
+              <w:spacing w:before="20" w:after="20"/>
+            </w:pPr>
             <w:r/>
             <w:r>
               <w:rPr>
@@ -377,6 +564,9 @@
             <w:tcW w:type="dxa" w:w="2163"/>
           </w:tcPr>
           <w:p>
+            <w:pPr>
+              <w:spacing w:before="20" w:after="20"/>
+            </w:pPr>
             <w:r/>
             <w:r>
               <w:rPr>
@@ -392,6 +582,9 @@
             <w:tcW w:type="dxa" w:w="2163"/>
           </w:tcPr>
           <w:p>
+            <w:pPr>
+              <w:spacing w:before="20" w:after="20"/>
+            </w:pPr>
             <w:r/>
             <w:r>
               <w:rPr>
@@ -412,6 +605,9 @@
             <w:tcW w:type="dxa" w:w="2163"/>
           </w:tcPr>
           <w:p>
+            <w:pPr>
+              <w:spacing w:before="20" w:after="20"/>
+            </w:pPr>
             <w:r/>
             <w:r>
               <w:rPr>
@@ -427,6 +623,9 @@
             <w:tcW w:type="dxa" w:w="2163"/>
           </w:tcPr>
           <w:p>
+            <w:pPr>
+              <w:spacing w:before="20" w:after="20"/>
+            </w:pPr>
             <w:r/>
             <w:r>
               <w:rPr>
@@ -442,6 +641,9 @@
             <w:tcW w:type="dxa" w:w="2163"/>
           </w:tcPr>
           <w:p>
+            <w:pPr>
+              <w:spacing w:before="20" w:after="20"/>
+            </w:pPr>
             <w:r/>
             <w:r>
               <w:rPr>
@@ -457,6 +659,9 @@
             <w:tcW w:type="dxa" w:w="2163"/>
           </w:tcPr>
           <w:p>
+            <w:pPr>
+              <w:spacing w:before="20" w:after="20"/>
+            </w:pPr>
             <w:r/>
             <w:r>
               <w:rPr>
@@ -473,6 +678,9 @@
             <w:tcW w:type="dxa" w:w="2163"/>
           </w:tcPr>
           <w:p>
+            <w:pPr>
+              <w:spacing w:before="20" w:after="20"/>
+            </w:pPr>
             <w:r/>
             <w:r>
               <w:rPr>
@@ -489,6 +697,9 @@
             <w:tcW w:type="dxa" w:w="2163"/>
           </w:tcPr>
           <w:p>
+            <w:pPr>
+              <w:spacing w:before="20" w:after="20"/>
+            </w:pPr>
             <w:r/>
             <w:r>
               <w:rPr>
@@ -504,6 +715,9 @@
             <w:tcW w:type="dxa" w:w="2163"/>
           </w:tcPr>
           <w:p>
+            <w:pPr>
+              <w:spacing w:before="20" w:after="20"/>
+            </w:pPr>
             <w:r/>
             <w:r>
               <w:rPr>
@@ -524,6 +738,9 @@
             <w:tcW w:type="dxa" w:w="2163"/>
           </w:tcPr>
           <w:p>
+            <w:pPr>
+              <w:spacing w:before="20" w:after="20"/>
+            </w:pPr>
             <w:r/>
             <w:r>
               <w:rPr>
@@ -539,6 +756,9 @@
             <w:tcW w:type="dxa" w:w="2163"/>
           </w:tcPr>
           <w:p>
+            <w:pPr>
+              <w:spacing w:before="20" w:after="20"/>
+            </w:pPr>
             <w:r/>
             <w:r>
               <w:rPr>
@@ -554,6 +774,9 @@
             <w:tcW w:type="dxa" w:w="2163"/>
           </w:tcPr>
           <w:p>
+            <w:pPr>
+              <w:spacing w:before="20" w:after="20"/>
+            </w:pPr>
             <w:r/>
             <w:r>
               <w:rPr>
@@ -569,6 +792,9 @@
             <w:tcW w:type="dxa" w:w="2163"/>
           </w:tcPr>
           <w:p>
+            <w:pPr>
+              <w:spacing w:before="20" w:after="20"/>
+            </w:pPr>
             <w:r/>
             <w:r>
               <w:rPr>
@@ -585,6 +811,9 @@
             <w:tcW w:type="dxa" w:w="2163"/>
           </w:tcPr>
           <w:p>
+            <w:pPr>
+              <w:spacing w:before="20" w:after="20"/>
+            </w:pPr>
             <w:r/>
             <w:r>
               <w:rPr>
@@ -601,6 +830,9 @@
             <w:tcW w:type="dxa" w:w="2163"/>
           </w:tcPr>
           <w:p>
+            <w:pPr>
+              <w:spacing w:before="20" w:after="20"/>
+            </w:pPr>
             <w:r/>
             <w:r>
               <w:rPr>
@@ -616,6 +848,9 @@
             <w:tcW w:type="dxa" w:w="2163"/>
           </w:tcPr>
           <w:p>
+            <w:pPr>
+              <w:spacing w:before="20" w:after="20"/>
+            </w:pPr>
             <w:r/>
             <w:r>
               <w:rPr>
@@ -636,6 +871,9 @@
             <w:tcW w:type="dxa" w:w="2163"/>
           </w:tcPr>
           <w:p>
+            <w:pPr>
+              <w:spacing w:before="20" w:after="20"/>
+            </w:pPr>
             <w:r/>
             <w:r>
               <w:rPr>
@@ -651,6 +889,9 @@
             <w:tcW w:type="dxa" w:w="2163"/>
           </w:tcPr>
           <w:p>
+            <w:pPr>
+              <w:spacing w:before="20" w:after="20"/>
+            </w:pPr>
             <w:r/>
             <w:r>
               <w:rPr>
@@ -666,6 +907,9 @@
             <w:tcW w:type="dxa" w:w="2163"/>
           </w:tcPr>
           <w:p>
+            <w:pPr>
+              <w:spacing w:before="20" w:after="20"/>
+            </w:pPr>
             <w:r/>
             <w:r>
               <w:rPr>
@@ -681,6 +925,9 @@
             <w:tcW w:type="dxa" w:w="2163"/>
           </w:tcPr>
           <w:p>
+            <w:pPr>
+              <w:spacing w:before="20" w:after="20"/>
+            </w:pPr>
             <w:r/>
             <w:r>
               <w:rPr>
@@ -697,6 +944,9 @@
             <w:tcW w:type="dxa" w:w="2163"/>
           </w:tcPr>
           <w:p>
+            <w:pPr>
+              <w:spacing w:before="20" w:after="20"/>
+            </w:pPr>
             <w:r/>
             <w:r>
               <w:rPr>
@@ -713,6 +963,9 @@
             <w:tcW w:type="dxa" w:w="2163"/>
           </w:tcPr>
           <w:p>
+            <w:pPr>
+              <w:spacing w:before="20" w:after="20"/>
+            </w:pPr>
             <w:r/>
             <w:r>
               <w:rPr>
@@ -728,6 +981,9 @@
             <w:tcW w:type="dxa" w:w="2163"/>
           </w:tcPr>
           <w:p>
+            <w:pPr>
+              <w:spacing w:before="20" w:after="20"/>
+            </w:pPr>
             <w:r/>
             <w:r>
               <w:rPr>
@@ -748,6 +1004,9 @@
             <w:tcW w:type="dxa" w:w="2163"/>
           </w:tcPr>
           <w:p>
+            <w:pPr>
+              <w:spacing w:before="20" w:after="20"/>
+            </w:pPr>
             <w:r/>
             <w:r>
               <w:rPr>
@@ -763,6 +1022,9 @@
             <w:tcW w:type="dxa" w:w="2163"/>
           </w:tcPr>
           <w:p>
+            <w:pPr>
+              <w:spacing w:before="20" w:after="20"/>
+            </w:pPr>
             <w:r/>
             <w:r>
               <w:rPr>
@@ -778,6 +1040,9 @@
             <w:tcW w:type="dxa" w:w="2163"/>
           </w:tcPr>
           <w:p>
+            <w:pPr>
+              <w:spacing w:before="20" w:after="20"/>
+            </w:pPr>
             <w:r/>
             <w:r>
               <w:rPr>
@@ -793,6 +1058,9 @@
             <w:tcW w:type="dxa" w:w="2163"/>
           </w:tcPr>
           <w:p>
+            <w:pPr>
+              <w:spacing w:before="20" w:after="20"/>
+            </w:pPr>
             <w:r/>
             <w:r>
               <w:rPr>
@@ -809,6 +1077,9 @@
             <w:tcW w:type="dxa" w:w="2163"/>
           </w:tcPr>
           <w:p>
+            <w:pPr>
+              <w:spacing w:before="20" w:after="20"/>
+            </w:pPr>
             <w:r/>
             <w:r>
               <w:rPr>
@@ -825,6 +1096,9 @@
             <w:tcW w:type="dxa" w:w="2163"/>
           </w:tcPr>
           <w:p>
+            <w:pPr>
+              <w:spacing w:before="20" w:after="20"/>
+            </w:pPr>
             <w:r/>
             <w:r>
               <w:rPr>
@@ -840,6 +1114,9 @@
             <w:tcW w:type="dxa" w:w="2163"/>
           </w:tcPr>
           <w:p>
+            <w:pPr>
+              <w:spacing w:before="20" w:after="20"/>
+            </w:pPr>
             <w:r/>
             <w:r>
               <w:rPr>
@@ -860,6 +1137,9 @@
             <w:tcW w:type="dxa" w:w="2163"/>
           </w:tcPr>
           <w:p>
+            <w:pPr>
+              <w:spacing w:before="20" w:after="20"/>
+            </w:pPr>
             <w:r/>
             <w:r>
               <w:rPr>
@@ -875,6 +1155,9 @@
             <w:tcW w:type="dxa" w:w="2163"/>
           </w:tcPr>
           <w:p>
+            <w:pPr>
+              <w:spacing w:before="20" w:after="20"/>
+            </w:pPr>
             <w:r/>
             <w:r>
               <w:rPr>
@@ -890,6 +1173,9 @@
             <w:tcW w:type="dxa" w:w="2163"/>
           </w:tcPr>
           <w:p>
+            <w:pPr>
+              <w:spacing w:before="20" w:after="20"/>
+            </w:pPr>
             <w:r/>
             <w:r>
               <w:rPr>
@@ -905,6 +1191,9 @@
             <w:tcW w:type="dxa" w:w="2163"/>
           </w:tcPr>
           <w:p>
+            <w:pPr>
+              <w:spacing w:before="20" w:after="20"/>
+            </w:pPr>
             <w:r/>
             <w:r>
               <w:rPr>
@@ -921,6 +1210,9 @@
             <w:tcW w:type="dxa" w:w="2163"/>
           </w:tcPr>
           <w:p>
+            <w:pPr>
+              <w:spacing w:before="20" w:after="20"/>
+            </w:pPr>
             <w:r/>
             <w:r>
               <w:rPr>
@@ -937,6 +1229,9 @@
             <w:tcW w:type="dxa" w:w="2163"/>
           </w:tcPr>
           <w:p>
+            <w:pPr>
+              <w:spacing w:before="20" w:after="20"/>
+            </w:pPr>
             <w:r/>
             <w:r>
               <w:rPr>
@@ -952,6 +1247,9 @@
             <w:tcW w:type="dxa" w:w="2163"/>
           </w:tcPr>
           <w:p>
+            <w:pPr>
+              <w:spacing w:before="20" w:after="20"/>
+            </w:pPr>
             <w:r/>
             <w:r>
               <w:rPr>
@@ -972,6 +1270,9 @@
             <w:tcW w:type="dxa" w:w="2163"/>
           </w:tcPr>
           <w:p>
+            <w:pPr>
+              <w:spacing w:before="20" w:after="20"/>
+            </w:pPr>
             <w:r/>
             <w:r>
               <w:rPr>
@@ -987,6 +1288,9 @@
             <w:tcW w:type="dxa" w:w="2163"/>
           </w:tcPr>
           <w:p>
+            <w:pPr>
+              <w:spacing w:before="20" w:after="20"/>
+            </w:pPr>
             <w:r/>
             <w:r>
               <w:rPr>
@@ -1002,6 +1306,9 @@
             <w:tcW w:type="dxa" w:w="2163"/>
           </w:tcPr>
           <w:p>
+            <w:pPr>
+              <w:spacing w:before="20" w:after="20"/>
+            </w:pPr>
             <w:r/>
             <w:r>
               <w:rPr>
@@ -1017,6 +1324,9 @@
             <w:tcW w:type="dxa" w:w="2163"/>
           </w:tcPr>
           <w:p>
+            <w:pPr>
+              <w:spacing w:before="20" w:after="20"/>
+            </w:pPr>
             <w:r/>
             <w:r>
               <w:rPr>
@@ -1033,6 +1343,9 @@
             <w:tcW w:type="dxa" w:w="2163"/>
           </w:tcPr>
           <w:p>
+            <w:pPr>
+              <w:spacing w:before="20" w:after="20"/>
+            </w:pPr>
             <w:r/>
             <w:r>
               <w:rPr>
@@ -1049,6 +1362,9 @@
             <w:tcW w:type="dxa" w:w="2163"/>
           </w:tcPr>
           <w:p>
+            <w:pPr>
+              <w:spacing w:before="20" w:after="20"/>
+            </w:pPr>
             <w:r/>
             <w:r>
               <w:rPr>
@@ -1064,6 +1380,9 @@
             <w:tcW w:type="dxa" w:w="2163"/>
           </w:tcPr>
           <w:p>
+            <w:pPr>
+              <w:spacing w:before="20" w:after="20"/>
+            </w:pPr>
             <w:r/>
             <w:r>
               <w:rPr>
@@ -1084,6 +1403,9 @@
             <w:tcW w:type="dxa" w:w="2163"/>
           </w:tcPr>
           <w:p>
+            <w:pPr>
+              <w:spacing w:before="20" w:after="20"/>
+            </w:pPr>
             <w:r/>
             <w:r>
               <w:rPr>
@@ -1099,6 +1421,9 @@
             <w:tcW w:type="dxa" w:w="2163"/>
           </w:tcPr>
           <w:p>
+            <w:pPr>
+              <w:spacing w:before="20" w:after="20"/>
+            </w:pPr>
             <w:r/>
             <w:r>
               <w:rPr>
@@ -1114,6 +1439,9 @@
             <w:tcW w:type="dxa" w:w="2163"/>
           </w:tcPr>
           <w:p>
+            <w:pPr>
+              <w:spacing w:before="20" w:after="20"/>
+            </w:pPr>
             <w:r/>
             <w:r>
               <w:rPr>
@@ -1129,6 +1457,9 @@
             <w:tcW w:type="dxa" w:w="2163"/>
           </w:tcPr>
           <w:p>
+            <w:pPr>
+              <w:spacing w:before="20" w:after="20"/>
+            </w:pPr>
             <w:r/>
             <w:r>
               <w:rPr>
@@ -1145,6 +1476,9 @@
             <w:tcW w:type="dxa" w:w="2163"/>
           </w:tcPr>
           <w:p>
+            <w:pPr>
+              <w:spacing w:before="20" w:after="20"/>
+            </w:pPr>
             <w:r/>
             <w:r>
               <w:rPr>
@@ -1161,6 +1495,9 @@
             <w:tcW w:type="dxa" w:w="2163"/>
           </w:tcPr>
           <w:p>
+            <w:pPr>
+              <w:spacing w:before="20" w:after="20"/>
+            </w:pPr>
             <w:r/>
             <w:r>
               <w:rPr>
@@ -1176,6 +1513,9 @@
             <w:tcW w:type="dxa" w:w="2163"/>
           </w:tcPr>
           <w:p>
+            <w:pPr>
+              <w:spacing w:before="20" w:after="20"/>
+            </w:pPr>
             <w:r/>
             <w:r>
               <w:rPr>
@@ -1196,6 +1536,9 @@
             <w:tcW w:type="dxa" w:w="2163"/>
           </w:tcPr>
           <w:p>
+            <w:pPr>
+              <w:spacing w:before="20" w:after="20"/>
+            </w:pPr>
             <w:r/>
             <w:r>
               <w:rPr>
@@ -1211,6 +1554,9 @@
             <w:tcW w:type="dxa" w:w="2163"/>
           </w:tcPr>
           <w:p>
+            <w:pPr>
+              <w:spacing w:before="20" w:after="20"/>
+            </w:pPr>
             <w:r/>
             <w:r>
               <w:rPr>
@@ -1226,6 +1572,9 @@
             <w:tcW w:type="dxa" w:w="2163"/>
           </w:tcPr>
           <w:p>
+            <w:pPr>
+              <w:spacing w:before="20" w:after="20"/>
+            </w:pPr>
             <w:r/>
             <w:r>
               <w:rPr>
@@ -1241,6 +1590,9 @@
             <w:tcW w:type="dxa" w:w="2163"/>
           </w:tcPr>
           <w:p>
+            <w:pPr>
+              <w:spacing w:before="20" w:after="20"/>
+            </w:pPr>
             <w:r/>
             <w:r>
               <w:rPr>
@@ -1257,6 +1609,9 @@
             <w:tcW w:type="dxa" w:w="2163"/>
           </w:tcPr>
           <w:p>
+            <w:pPr>
+              <w:spacing w:before="20" w:after="20"/>
+            </w:pPr>
             <w:r/>
             <w:r>
               <w:rPr>
@@ -1273,6 +1628,9 @@
             <w:tcW w:type="dxa" w:w="2163"/>
           </w:tcPr>
           <w:p>
+            <w:pPr>
+              <w:spacing w:before="20" w:after="20"/>
+            </w:pPr>
             <w:r/>
             <w:r>
               <w:rPr>
@@ -1288,6 +1646,9 @@
             <w:tcW w:type="dxa" w:w="2163"/>
           </w:tcPr>
           <w:p>
+            <w:pPr>
+              <w:spacing w:before="20" w:after="20"/>
+            </w:pPr>
             <w:r/>
             <w:r>
               <w:rPr>
@@ -1308,6 +1669,9 @@
             <w:tcW w:type="dxa" w:w="2163"/>
           </w:tcPr>
           <w:p>
+            <w:pPr>
+              <w:spacing w:before="20" w:after="20"/>
+            </w:pPr>
             <w:r/>
             <w:r>
               <w:rPr>
@@ -1323,6 +1687,9 @@
             <w:tcW w:type="dxa" w:w="2163"/>
           </w:tcPr>
           <w:p>
+            <w:pPr>
+              <w:spacing w:before="20" w:after="20"/>
+            </w:pPr>
             <w:r/>
             <w:r>
               <w:rPr>
@@ -1338,6 +1705,9 @@
             <w:tcW w:type="dxa" w:w="2163"/>
           </w:tcPr>
           <w:p>
+            <w:pPr>
+              <w:spacing w:before="20" w:after="20"/>
+            </w:pPr>
             <w:r/>
             <w:r>
               <w:rPr>
@@ -1353,6 +1723,9 @@
             <w:tcW w:type="dxa" w:w="2163"/>
           </w:tcPr>
           <w:p>
+            <w:pPr>
+              <w:spacing w:before="20" w:after="20"/>
+            </w:pPr>
             <w:r/>
             <w:r>
               <w:rPr>
@@ -1369,6 +1742,9 @@
             <w:tcW w:type="dxa" w:w="2163"/>
           </w:tcPr>
           <w:p>
+            <w:pPr>
+              <w:spacing w:before="20" w:after="20"/>
+            </w:pPr>
             <w:r/>
             <w:r>
               <w:rPr>
@@ -1385,6 +1761,9 @@
             <w:tcW w:type="dxa" w:w="2163"/>
           </w:tcPr>
           <w:p>
+            <w:pPr>
+              <w:spacing w:before="20" w:after="20"/>
+            </w:pPr>
             <w:r/>
             <w:r>
               <w:rPr>
@@ -1400,6 +1779,9 @@
             <w:tcW w:type="dxa" w:w="2163"/>
           </w:tcPr>
           <w:p>
+            <w:pPr>
+              <w:spacing w:before="20" w:after="20"/>
+            </w:pPr>
             <w:r/>
             <w:r>
               <w:rPr>
@@ -1420,6 +1802,9 @@
             <w:tcW w:type="dxa" w:w="2163"/>
           </w:tcPr>
           <w:p>
+            <w:pPr>
+              <w:spacing w:before="20" w:after="20"/>
+            </w:pPr>
             <w:r/>
             <w:r>
               <w:rPr>
@@ -1435,6 +1820,9 @@
             <w:tcW w:type="dxa" w:w="2163"/>
           </w:tcPr>
           <w:p>
+            <w:pPr>
+              <w:spacing w:before="20" w:after="20"/>
+            </w:pPr>
             <w:r/>
             <w:r>
               <w:rPr>
@@ -1450,6 +1838,9 @@
             <w:tcW w:type="dxa" w:w="2163"/>
           </w:tcPr>
           <w:p>
+            <w:pPr>
+              <w:spacing w:before="20" w:after="20"/>
+            </w:pPr>
             <w:r/>
             <w:r>
               <w:rPr>
@@ -1465,6 +1856,9 @@
             <w:tcW w:type="dxa" w:w="2163"/>
           </w:tcPr>
           <w:p>
+            <w:pPr>
+              <w:spacing w:before="20" w:after="20"/>
+            </w:pPr>
             <w:r/>
             <w:r>
               <w:rPr>
@@ -1481,6 +1875,9 @@
             <w:tcW w:type="dxa" w:w="2163"/>
           </w:tcPr>
           <w:p>
+            <w:pPr>
+              <w:spacing w:before="20" w:after="20"/>
+            </w:pPr>
             <w:r/>
             <w:r>
               <w:rPr>
@@ -1497,6 +1894,9 @@
             <w:tcW w:type="dxa" w:w="2163"/>
           </w:tcPr>
           <w:p>
+            <w:pPr>
+              <w:spacing w:before="20" w:after="20"/>
+            </w:pPr>
             <w:r/>
             <w:r>
               <w:rPr>
@@ -1512,6 +1912,9 @@
             <w:tcW w:type="dxa" w:w="2163"/>
           </w:tcPr>
           <w:p>
+            <w:pPr>
+              <w:spacing w:before="20" w:after="20"/>
+            </w:pPr>
             <w:r/>
             <w:r>
               <w:rPr>
@@ -1532,6 +1935,9 @@
             <w:tcW w:type="dxa" w:w="2163"/>
           </w:tcPr>
           <w:p>
+            <w:pPr>
+              <w:spacing w:before="20" w:after="20"/>
+            </w:pPr>
             <w:r/>
             <w:r>
               <w:rPr>
@@ -1547,6 +1953,9 @@
             <w:tcW w:type="dxa" w:w="2163"/>
           </w:tcPr>
           <w:p>
+            <w:pPr>
+              <w:spacing w:before="20" w:after="20"/>
+            </w:pPr>
             <w:r/>
             <w:r>
               <w:rPr>
@@ -1562,6 +1971,9 @@
             <w:tcW w:type="dxa" w:w="2163"/>
           </w:tcPr>
           <w:p>
+            <w:pPr>
+              <w:spacing w:before="20" w:after="20"/>
+            </w:pPr>
             <w:r/>
             <w:r>
               <w:rPr>
@@ -1577,6 +1989,9 @@
             <w:tcW w:type="dxa" w:w="2163"/>
           </w:tcPr>
           <w:p>
+            <w:pPr>
+              <w:spacing w:before="20" w:after="20"/>
+            </w:pPr>
             <w:r/>
             <w:r>
               <w:rPr>
@@ -1593,6 +2008,9 @@
             <w:tcW w:type="dxa" w:w="2163"/>
           </w:tcPr>
           <w:p>
+            <w:pPr>
+              <w:spacing w:before="20" w:after="20"/>
+            </w:pPr>
             <w:r/>
             <w:r>
               <w:rPr>
@@ -1609,6 +2027,9 @@
             <w:tcW w:type="dxa" w:w="2163"/>
           </w:tcPr>
           <w:p>
+            <w:pPr>
+              <w:spacing w:before="20" w:after="20"/>
+            </w:pPr>
             <w:r/>
             <w:r>
               <w:rPr>
@@ -1624,6 +2045,9 @@
             <w:tcW w:type="dxa" w:w="2163"/>
           </w:tcPr>
           <w:p>
+            <w:pPr>
+              <w:spacing w:before="20" w:after="20"/>
+            </w:pPr>
             <w:r/>
             <w:r>
               <w:rPr>
@@ -1644,6 +2068,9 @@
             <w:tcW w:type="dxa" w:w="2163"/>
           </w:tcPr>
           <w:p>
+            <w:pPr>
+              <w:spacing w:before="20" w:after="20"/>
+            </w:pPr>
             <w:r/>
             <w:r>
               <w:rPr>
@@ -1659,6 +2086,9 @@
             <w:tcW w:type="dxa" w:w="2163"/>
           </w:tcPr>
           <w:p>
+            <w:pPr>
+              <w:spacing w:before="20" w:after="20"/>
+            </w:pPr>
             <w:r/>
             <w:r>
               <w:rPr>
@@ -1674,6 +2104,9 @@
             <w:tcW w:type="dxa" w:w="2163"/>
           </w:tcPr>
           <w:p>
+            <w:pPr>
+              <w:spacing w:before="20" w:after="20"/>
+            </w:pPr>
             <w:r/>
             <w:r>
               <w:rPr>
@@ -1689,6 +2122,9 @@
             <w:tcW w:type="dxa" w:w="2163"/>
           </w:tcPr>
           <w:p>
+            <w:pPr>
+              <w:spacing w:before="20" w:after="20"/>
+            </w:pPr>
             <w:r/>
             <w:r>
               <w:rPr>
@@ -1705,6 +2141,9 @@
             <w:tcW w:type="dxa" w:w="2163"/>
           </w:tcPr>
           <w:p>
+            <w:pPr>
+              <w:spacing w:before="20" w:after="20"/>
+            </w:pPr>
             <w:r/>
             <w:r>
               <w:rPr>
@@ -1721,6 +2160,9 @@
             <w:tcW w:type="dxa" w:w="2163"/>
           </w:tcPr>
           <w:p>
+            <w:pPr>
+              <w:spacing w:before="20" w:after="20"/>
+            </w:pPr>
             <w:r/>
             <w:r>
               <w:rPr>
@@ -1736,6 +2178,9 @@
             <w:tcW w:type="dxa" w:w="2163"/>
           </w:tcPr>
           <w:p>
+            <w:pPr>
+              <w:spacing w:before="20" w:after="20"/>
+            </w:pPr>
             <w:r/>
             <w:r>
               <w:rPr>
@@ -1756,6 +2201,9 @@
             <w:tcW w:type="dxa" w:w="2163"/>
           </w:tcPr>
           <w:p>
+            <w:pPr>
+              <w:spacing w:before="20" w:after="20"/>
+            </w:pPr>
             <w:r/>
             <w:r>
               <w:rPr>
@@ -1771,6 +2219,9 @@
             <w:tcW w:type="dxa" w:w="2163"/>
           </w:tcPr>
           <w:p>
+            <w:pPr>
+              <w:spacing w:before="20" w:after="20"/>
+            </w:pPr>
             <w:r/>
             <w:r>
               <w:rPr>
@@ -1786,6 +2237,9 @@
             <w:tcW w:type="dxa" w:w="2163"/>
           </w:tcPr>
           <w:p>
+            <w:pPr>
+              <w:spacing w:before="20" w:after="20"/>
+            </w:pPr>
             <w:r/>
             <w:r>
               <w:rPr>
@@ -1801,6 +2255,9 @@
             <w:tcW w:type="dxa" w:w="2163"/>
           </w:tcPr>
           <w:p>
+            <w:pPr>
+              <w:spacing w:before="20" w:after="20"/>
+            </w:pPr>
             <w:r/>
             <w:r>
               <w:rPr>
@@ -1817,6 +2274,9 @@
             <w:tcW w:type="dxa" w:w="2163"/>
           </w:tcPr>
           <w:p>
+            <w:pPr>
+              <w:spacing w:before="20" w:after="20"/>
+            </w:pPr>
             <w:r/>
             <w:r>
               <w:rPr>
@@ -1833,6 +2293,9 @@
             <w:tcW w:type="dxa" w:w="2163"/>
           </w:tcPr>
           <w:p>
+            <w:pPr>
+              <w:spacing w:before="20" w:after="20"/>
+            </w:pPr>
             <w:r/>
             <w:r>
               <w:rPr>
@@ -1848,6 +2311,9 @@
             <w:tcW w:type="dxa" w:w="2163"/>
           </w:tcPr>
           <w:p>
+            <w:pPr>
+              <w:spacing w:before="20" w:after="20"/>
+            </w:pPr>
             <w:r/>
             <w:r>
               <w:rPr>
@@ -1868,6 +2334,9 @@
             <w:tcW w:type="dxa" w:w="2163"/>
           </w:tcPr>
           <w:p>
+            <w:pPr>
+              <w:spacing w:before="20" w:after="20"/>
+            </w:pPr>
             <w:r/>
             <w:r>
               <w:rPr>
@@ -1883,6 +2352,9 @@
             <w:tcW w:type="dxa" w:w="2163"/>
           </w:tcPr>
           <w:p>
+            <w:pPr>
+              <w:spacing w:before="20" w:after="20"/>
+            </w:pPr>
             <w:r/>
             <w:r>
               <w:rPr>
@@ -1898,6 +2370,9 @@
             <w:tcW w:type="dxa" w:w="2163"/>
           </w:tcPr>
           <w:p>
+            <w:pPr>
+              <w:spacing w:before="20" w:after="20"/>
+            </w:pPr>
             <w:r/>
             <w:r>
               <w:rPr>
@@ -1913,6 +2388,9 @@
             <w:tcW w:type="dxa" w:w="2163"/>
           </w:tcPr>
           <w:p>
+            <w:pPr>
+              <w:spacing w:before="20" w:after="20"/>
+            </w:pPr>
             <w:r/>
             <w:r>
               <w:rPr>
@@ -1929,6 +2407,9 @@
             <w:tcW w:type="dxa" w:w="2163"/>
           </w:tcPr>
           <w:p>
+            <w:pPr>
+              <w:spacing w:before="20" w:after="20"/>
+            </w:pPr>
             <w:r/>
             <w:r>
               <w:rPr>
@@ -1945,6 +2426,9 @@
             <w:tcW w:type="dxa" w:w="2163"/>
           </w:tcPr>
           <w:p>
+            <w:pPr>
+              <w:spacing w:before="20" w:after="20"/>
+            </w:pPr>
             <w:r/>
             <w:r>
               <w:rPr>
@@ -1960,6 +2444,9 @@
             <w:tcW w:type="dxa" w:w="2163"/>
           </w:tcPr>
           <w:p>
+            <w:pPr>
+              <w:spacing w:before="20" w:after="20"/>
+            </w:pPr>
             <w:r/>
             <w:r>
               <w:rPr>
@@ -1980,6 +2467,9 @@
             <w:tcW w:type="dxa" w:w="2163"/>
           </w:tcPr>
           <w:p>
+            <w:pPr>
+              <w:spacing w:before="20" w:after="20"/>
+            </w:pPr>
             <w:r/>
             <w:r>
               <w:rPr>
@@ -1995,6 +2485,9 @@
             <w:tcW w:type="dxa" w:w="2163"/>
           </w:tcPr>
           <w:p>
+            <w:pPr>
+              <w:spacing w:before="20" w:after="20"/>
+            </w:pPr>
             <w:r/>
             <w:r>
               <w:rPr>
@@ -2010,6 +2503,9 @@
             <w:tcW w:type="dxa" w:w="2163"/>
           </w:tcPr>
           <w:p>
+            <w:pPr>
+              <w:spacing w:before="20" w:after="20"/>
+            </w:pPr>
             <w:r/>
             <w:r>
               <w:rPr>
@@ -2025,6 +2521,9 @@
             <w:tcW w:type="dxa" w:w="2163"/>
           </w:tcPr>
           <w:p>
+            <w:pPr>
+              <w:spacing w:before="20" w:after="20"/>
+            </w:pPr>
             <w:r/>
             <w:r>
               <w:rPr>
@@ -2041,6 +2540,9 @@
             <w:tcW w:type="dxa" w:w="2163"/>
           </w:tcPr>
           <w:p>
+            <w:pPr>
+              <w:spacing w:before="20" w:after="20"/>
+            </w:pPr>
             <w:r/>
             <w:r>
               <w:rPr>
@@ -2057,6 +2559,9 @@
             <w:tcW w:type="dxa" w:w="2163"/>
           </w:tcPr>
           <w:p>
+            <w:pPr>
+              <w:spacing w:before="20" w:after="20"/>
+            </w:pPr>
             <w:r/>
             <w:r>
               <w:rPr>
@@ -2072,6 +2577,9 @@
             <w:tcW w:type="dxa" w:w="2163"/>
           </w:tcPr>
           <w:p>
+            <w:pPr>
+              <w:spacing w:before="20" w:after="20"/>
+            </w:pPr>
             <w:r/>
             <w:r>
               <w:rPr>
@@ -2092,6 +2600,9 @@
             <w:tcW w:type="dxa" w:w="2163"/>
           </w:tcPr>
           <w:p>
+            <w:pPr>
+              <w:spacing w:before="20" w:after="20"/>
+            </w:pPr>
             <w:r/>
             <w:r>
               <w:rPr>
@@ -2107,6 +2618,9 @@
             <w:tcW w:type="dxa" w:w="2163"/>
           </w:tcPr>
           <w:p>
+            <w:pPr>
+              <w:spacing w:before="20" w:after="20"/>
+            </w:pPr>
             <w:r/>
             <w:r>
               <w:rPr>
@@ -2122,6 +2636,9 @@
             <w:tcW w:type="dxa" w:w="2163"/>
           </w:tcPr>
           <w:p>
+            <w:pPr>
+              <w:spacing w:before="20" w:after="20"/>
+            </w:pPr>
             <w:r/>
             <w:r>
               <w:rPr>
@@ -2137,6 +2654,9 @@
             <w:tcW w:type="dxa" w:w="2163"/>
           </w:tcPr>
           <w:p>
+            <w:pPr>
+              <w:spacing w:before="20" w:after="20"/>
+            </w:pPr>
             <w:r/>
             <w:r>
               <w:rPr>
@@ -2153,6 +2673,9 @@
             <w:tcW w:type="dxa" w:w="2163"/>
           </w:tcPr>
           <w:p>
+            <w:pPr>
+              <w:spacing w:before="20" w:after="20"/>
+            </w:pPr>
             <w:r/>
             <w:r>
               <w:rPr>
@@ -2169,6 +2692,9 @@
             <w:tcW w:type="dxa" w:w="2163"/>
           </w:tcPr>
           <w:p>
+            <w:pPr>
+              <w:spacing w:before="20" w:after="20"/>
+            </w:pPr>
             <w:r/>
             <w:r>
               <w:rPr>
@@ -2184,6 +2710,9 @@
             <w:tcW w:type="dxa" w:w="2163"/>
           </w:tcPr>
           <w:p>
+            <w:pPr>
+              <w:spacing w:before="20" w:after="20"/>
+            </w:pPr>
             <w:r/>
             <w:r>
               <w:rPr>
@@ -2204,6 +2733,9 @@
             <w:tcW w:type="dxa" w:w="2163"/>
           </w:tcPr>
           <w:p>
+            <w:pPr>
+              <w:spacing w:before="20" w:after="20"/>
+            </w:pPr>
             <w:r/>
             <w:r>
               <w:rPr>
@@ -2219,6 +2751,9 @@
             <w:tcW w:type="dxa" w:w="2163"/>
           </w:tcPr>
           <w:p>
+            <w:pPr>
+              <w:spacing w:before="20" w:after="20"/>
+            </w:pPr>
             <w:r/>
             <w:r>
               <w:rPr>
@@ -2234,6 +2769,9 @@
             <w:tcW w:type="dxa" w:w="2163"/>
           </w:tcPr>
           <w:p>
+            <w:pPr>
+              <w:spacing w:before="20" w:after="20"/>
+            </w:pPr>
             <w:r/>
             <w:r>
               <w:rPr>
@@ -2249,6 +2787,9 @@
             <w:tcW w:type="dxa" w:w="2163"/>
           </w:tcPr>
           <w:p>
+            <w:pPr>
+              <w:spacing w:before="20" w:after="20"/>
+            </w:pPr>
             <w:r/>
             <w:r>
               <w:rPr>
@@ -2265,6 +2806,9 @@
             <w:tcW w:type="dxa" w:w="2163"/>
           </w:tcPr>
           <w:p>
+            <w:pPr>
+              <w:spacing w:before="20" w:after="20"/>
+            </w:pPr>
             <w:r/>
             <w:r>
               <w:rPr>
@@ -2281,6 +2825,9 @@
             <w:tcW w:type="dxa" w:w="2163"/>
           </w:tcPr>
           <w:p>
+            <w:pPr>
+              <w:spacing w:before="20" w:after="20"/>
+            </w:pPr>
             <w:r/>
             <w:r>
               <w:rPr>
@@ -2296,6 +2843,9 @@
             <w:tcW w:type="dxa" w:w="2163"/>
           </w:tcPr>
           <w:p>
+            <w:pPr>
+              <w:spacing w:before="20" w:after="20"/>
+            </w:pPr>
             <w:r/>
             <w:r>
               <w:rPr>
@@ -2316,6 +2866,9 @@
             <w:tcW w:type="dxa" w:w="2163"/>
           </w:tcPr>
           <w:p>
+            <w:pPr>
+              <w:spacing w:before="20" w:after="20"/>
+            </w:pPr>
             <w:r/>
             <w:r>
               <w:rPr>
@@ -2331,6 +2884,9 @@
             <w:tcW w:type="dxa" w:w="2163"/>
           </w:tcPr>
           <w:p>
+            <w:pPr>
+              <w:spacing w:before="20" w:after="20"/>
+            </w:pPr>
             <w:r/>
             <w:r>
               <w:rPr>
@@ -2346,6 +2902,9 @@
             <w:tcW w:type="dxa" w:w="2163"/>
           </w:tcPr>
           <w:p>
+            <w:pPr>
+              <w:spacing w:before="20" w:after="20"/>
+            </w:pPr>
             <w:r/>
             <w:r>
               <w:rPr>
@@ -2361,6 +2920,9 @@
             <w:tcW w:type="dxa" w:w="2163"/>
           </w:tcPr>
           <w:p>
+            <w:pPr>
+              <w:spacing w:before="20" w:after="20"/>
+            </w:pPr>
             <w:r/>
             <w:r>
               <w:rPr>
@@ -2377,6 +2939,9 @@
             <w:tcW w:type="dxa" w:w="2163"/>
           </w:tcPr>
           <w:p>
+            <w:pPr>
+              <w:spacing w:before="20" w:after="20"/>
+            </w:pPr>
             <w:r/>
             <w:r>
               <w:rPr>
@@ -2393,6 +2958,9 @@
             <w:tcW w:type="dxa" w:w="2163"/>
           </w:tcPr>
           <w:p>
+            <w:pPr>
+              <w:spacing w:before="20" w:after="20"/>
+            </w:pPr>
             <w:r/>
             <w:r>
               <w:rPr>
@@ -2408,6 +2976,9 @@
             <w:tcW w:type="dxa" w:w="2163"/>
           </w:tcPr>
           <w:p>
+            <w:pPr>
+              <w:spacing w:before="20" w:after="20"/>
+            </w:pPr>
             <w:r/>
             <w:r>
               <w:rPr>
@@ -2428,6 +2999,9 @@
             <w:tcW w:type="dxa" w:w="2163"/>
           </w:tcPr>
           <w:p>
+            <w:pPr>
+              <w:spacing w:before="20" w:after="20"/>
+            </w:pPr>
             <w:r/>
             <w:r>
               <w:rPr>
@@ -2443,6 +3017,9 @@
             <w:tcW w:type="dxa" w:w="2163"/>
           </w:tcPr>
           <w:p>
+            <w:pPr>
+              <w:spacing w:before="20" w:after="20"/>
+            </w:pPr>
             <w:r/>
             <w:r>
               <w:rPr>
@@ -2458,6 +3035,9 @@
             <w:tcW w:type="dxa" w:w="2163"/>
           </w:tcPr>
           <w:p>
+            <w:pPr>
+              <w:spacing w:before="20" w:after="20"/>
+            </w:pPr>
             <w:r/>
             <w:r>
               <w:rPr>
@@ -2473,6 +3053,9 @@
             <w:tcW w:type="dxa" w:w="2163"/>
           </w:tcPr>
           <w:p>
+            <w:pPr>
+              <w:spacing w:before="20" w:after="20"/>
+            </w:pPr>
             <w:r/>
             <w:r>
               <w:rPr>
@@ -2489,6 +3072,9 @@
             <w:tcW w:type="dxa" w:w="2163"/>
           </w:tcPr>
           <w:p>
+            <w:pPr>
+              <w:spacing w:before="20" w:after="20"/>
+            </w:pPr>
             <w:r/>
             <w:r>
               <w:rPr>
@@ -2505,6 +3091,9 @@
             <w:tcW w:type="dxa" w:w="2163"/>
           </w:tcPr>
           <w:p>
+            <w:pPr>
+              <w:spacing w:before="20" w:after="20"/>
+            </w:pPr>
             <w:r/>
             <w:r>
               <w:rPr>
@@ -2520,6 +3109,9 @@
             <w:tcW w:type="dxa" w:w="2163"/>
           </w:tcPr>
           <w:p>
+            <w:pPr>
+              <w:spacing w:before="20" w:after="20"/>
+            </w:pPr>
             <w:r/>
             <w:r>
               <w:rPr>
@@ -2540,6 +3132,9 @@
             <w:tcW w:type="dxa" w:w="2163"/>
           </w:tcPr>
           <w:p>
+            <w:pPr>
+              <w:spacing w:before="20" w:after="20"/>
+            </w:pPr>
             <w:r/>
             <w:r>
               <w:rPr>
@@ -2555,6 +3150,9 @@
             <w:tcW w:type="dxa" w:w="2163"/>
           </w:tcPr>
           <w:p>
+            <w:pPr>
+              <w:spacing w:before="20" w:after="20"/>
+            </w:pPr>
             <w:r/>
             <w:r>
               <w:rPr>
@@ -2570,6 +3168,9 @@
             <w:tcW w:type="dxa" w:w="2163"/>
           </w:tcPr>
           <w:p>
+            <w:pPr>
+              <w:spacing w:before="20" w:after="20"/>
+            </w:pPr>
             <w:r/>
             <w:r>
               <w:rPr>
@@ -2585,6 +3186,9 @@
             <w:tcW w:type="dxa" w:w="2163"/>
           </w:tcPr>
           <w:p>
+            <w:pPr>
+              <w:spacing w:before="20" w:after="20"/>
+            </w:pPr>
             <w:r/>
             <w:r>
               <w:rPr>
@@ -2601,6 +3205,9 @@
             <w:tcW w:type="dxa" w:w="2163"/>
           </w:tcPr>
           <w:p>
+            <w:pPr>
+              <w:spacing w:before="20" w:after="20"/>
+            </w:pPr>
             <w:r/>
             <w:r>
               <w:rPr>
@@ -2617,6 +3224,9 @@
             <w:tcW w:type="dxa" w:w="2163"/>
           </w:tcPr>
           <w:p>
+            <w:pPr>
+              <w:spacing w:before="20" w:after="20"/>
+            </w:pPr>
             <w:r/>
             <w:r>
               <w:rPr>
@@ -2632,6 +3242,9 @@
             <w:tcW w:type="dxa" w:w="2163"/>
           </w:tcPr>
           <w:p>
+            <w:pPr>
+              <w:spacing w:before="20" w:after="20"/>
+            </w:pPr>
             <w:r/>
             <w:r>
               <w:rPr>
@@ -2652,6 +3265,9 @@
             <w:tcW w:type="dxa" w:w="2163"/>
           </w:tcPr>
           <w:p>
+            <w:pPr>
+              <w:spacing w:before="20" w:after="20"/>
+            </w:pPr>
             <w:r/>
             <w:r>
               <w:rPr>
@@ -2667,6 +3283,9 @@
             <w:tcW w:type="dxa" w:w="2163"/>
           </w:tcPr>
           <w:p>
+            <w:pPr>
+              <w:spacing w:before="20" w:after="20"/>
+            </w:pPr>
             <w:r/>
             <w:r>
               <w:rPr>
@@ -2682,6 +3301,9 @@
             <w:tcW w:type="dxa" w:w="2163"/>
           </w:tcPr>
           <w:p>
+            <w:pPr>
+              <w:spacing w:before="20" w:after="20"/>
+            </w:pPr>
             <w:r/>
             <w:r>
               <w:rPr>
@@ -2697,6 +3319,9 @@
             <w:tcW w:type="dxa" w:w="2163"/>
           </w:tcPr>
           <w:p>
+            <w:pPr>
+              <w:spacing w:before="20" w:after="20"/>
+            </w:pPr>
             <w:r/>
             <w:r>
               <w:rPr>
@@ -2713,6 +3338,9 @@
             <w:tcW w:type="dxa" w:w="2163"/>
           </w:tcPr>
           <w:p>
+            <w:pPr>
+              <w:spacing w:before="20" w:after="20"/>
+            </w:pPr>
             <w:r/>
             <w:r>
               <w:rPr>
@@ -2729,6 +3357,9 @@
             <w:tcW w:type="dxa" w:w="2163"/>
           </w:tcPr>
           <w:p>
+            <w:pPr>
+              <w:spacing w:before="20" w:after="20"/>
+            </w:pPr>
             <w:r/>
             <w:r>
               <w:rPr>
@@ -2744,6 +3375,9 @@
             <w:tcW w:type="dxa" w:w="2163"/>
           </w:tcPr>
           <w:p>
+            <w:pPr>
+              <w:spacing w:before="20" w:after="20"/>
+            </w:pPr>
             <w:r/>
             <w:r>
               <w:rPr>
@@ -2764,6 +3398,9 @@
             <w:tcW w:type="dxa" w:w="2163"/>
           </w:tcPr>
           <w:p>
+            <w:pPr>
+              <w:spacing w:before="20" w:after="20"/>
+            </w:pPr>
             <w:r/>
             <w:r>
               <w:rPr>
@@ -2779,6 +3416,9 @@
             <w:tcW w:type="dxa" w:w="2163"/>
           </w:tcPr>
           <w:p>
+            <w:pPr>
+              <w:spacing w:before="20" w:after="20"/>
+            </w:pPr>
             <w:r/>
             <w:r>
               <w:rPr>
@@ -2794,6 +3434,9 @@
             <w:tcW w:type="dxa" w:w="2163"/>
           </w:tcPr>
           <w:p>
+            <w:pPr>
+              <w:spacing w:before="20" w:after="20"/>
+            </w:pPr>
             <w:r/>
             <w:r>
               <w:rPr>
@@ -2809,6 +3452,9 @@
             <w:tcW w:type="dxa" w:w="2163"/>
           </w:tcPr>
           <w:p>
+            <w:pPr>
+              <w:spacing w:before="20" w:after="20"/>
+            </w:pPr>
             <w:r/>
             <w:r>
               <w:rPr>
@@ -2825,6 +3471,9 @@
             <w:tcW w:type="dxa" w:w="2163"/>
           </w:tcPr>
           <w:p>
+            <w:pPr>
+              <w:spacing w:before="20" w:after="20"/>
+            </w:pPr>
             <w:r/>
             <w:r>
               <w:rPr>
@@ -2841,6 +3490,9 @@
             <w:tcW w:type="dxa" w:w="2163"/>
           </w:tcPr>
           <w:p>
+            <w:pPr>
+              <w:spacing w:before="20" w:after="20"/>
+            </w:pPr>
             <w:r/>
             <w:r>
               <w:rPr>
@@ -2856,6 +3508,9 @@
             <w:tcW w:type="dxa" w:w="2163"/>
           </w:tcPr>
           <w:p>
+            <w:pPr>
+              <w:spacing w:before="20" w:after="20"/>
+            </w:pPr>
             <w:r/>
             <w:r>
               <w:rPr>
@@ -2876,6 +3531,9 @@
             <w:tcW w:type="dxa" w:w="2163"/>
           </w:tcPr>
           <w:p>
+            <w:pPr>
+              <w:spacing w:before="20" w:after="20"/>
+            </w:pPr>
             <w:r/>
             <w:r>
               <w:rPr>
@@ -2891,6 +3549,9 @@
             <w:tcW w:type="dxa" w:w="2163"/>
           </w:tcPr>
           <w:p>
+            <w:pPr>
+              <w:spacing w:before="20" w:after="20"/>
+            </w:pPr>
             <w:r/>
             <w:r>
               <w:rPr>
@@ -2906,6 +3567,9 @@
             <w:tcW w:type="dxa" w:w="2163"/>
           </w:tcPr>
           <w:p>
+            <w:pPr>
+              <w:spacing w:before="20" w:after="20"/>
+            </w:pPr>
             <w:r/>
             <w:r>
               <w:rPr>
@@ -2921,6 +3585,9 @@
             <w:tcW w:type="dxa" w:w="2163"/>
           </w:tcPr>
           <w:p>
+            <w:pPr>
+              <w:spacing w:before="20" w:after="20"/>
+            </w:pPr>
             <w:r/>
             <w:r>
               <w:rPr>
@@ -2937,6 +3604,9 @@
             <w:tcW w:type="dxa" w:w="2163"/>
           </w:tcPr>
           <w:p>
+            <w:pPr>
+              <w:spacing w:before="20" w:after="20"/>
+            </w:pPr>
             <w:r/>
             <w:r>
               <w:rPr>
@@ -2953,6 +3623,9 @@
             <w:tcW w:type="dxa" w:w="2163"/>
           </w:tcPr>
           <w:p>
+            <w:pPr>
+              <w:spacing w:before="20" w:after="20"/>
+            </w:pPr>
             <w:r/>
             <w:r>
               <w:rPr>
@@ -2968,6 +3641,9 @@
             <w:tcW w:type="dxa" w:w="2163"/>
           </w:tcPr>
           <w:p>
+            <w:pPr>
+              <w:spacing w:before="20" w:after="20"/>
+            </w:pPr>
             <w:r/>
             <w:r>
               <w:rPr>
@@ -2988,6 +3664,9 @@
             <w:tcW w:type="dxa" w:w="2163"/>
           </w:tcPr>
           <w:p>
+            <w:pPr>
+              <w:spacing w:before="20" w:after="20"/>
+            </w:pPr>
             <w:r/>
             <w:r>
               <w:rPr>
@@ -3003,6 +3682,9 @@
             <w:tcW w:type="dxa" w:w="2163"/>
           </w:tcPr>
           <w:p>
+            <w:pPr>
+              <w:spacing w:before="20" w:after="20"/>
+            </w:pPr>
             <w:r/>
             <w:r>
               <w:rPr>
@@ -3018,6 +3700,9 @@
             <w:tcW w:type="dxa" w:w="2163"/>
           </w:tcPr>
           <w:p>
+            <w:pPr>
+              <w:spacing w:before="20" w:after="20"/>
+            </w:pPr>
             <w:r/>
             <w:r>
               <w:rPr>
@@ -3033,6 +3718,9 @@
             <w:tcW w:type="dxa" w:w="2163"/>
           </w:tcPr>
           <w:p>
+            <w:pPr>
+              <w:spacing w:before="20" w:after="20"/>
+            </w:pPr>
             <w:r/>
             <w:r>
               <w:rPr>
@@ -3049,6 +3737,9 @@
             <w:tcW w:type="dxa" w:w="2163"/>
           </w:tcPr>
           <w:p>
+            <w:pPr>
+              <w:spacing w:before="20" w:after="20"/>
+            </w:pPr>
             <w:r/>
             <w:r>
               <w:rPr>
@@ -3065,6 +3756,9 @@
             <w:tcW w:type="dxa" w:w="2163"/>
           </w:tcPr>
           <w:p>
+            <w:pPr>
+              <w:spacing w:before="20" w:after="20"/>
+            </w:pPr>
             <w:r/>
             <w:r>
               <w:rPr>
@@ -3080,6 +3774,9 @@
             <w:tcW w:type="dxa" w:w="2163"/>
           </w:tcPr>
           <w:p>
+            <w:pPr>
+              <w:spacing w:before="20" w:after="20"/>
+            </w:pPr>
             <w:r/>
             <w:r>
               <w:rPr>
@@ -3100,6 +3797,9 @@
             <w:tcW w:type="dxa" w:w="2163"/>
           </w:tcPr>
           <w:p>
+            <w:pPr>
+              <w:spacing w:before="20" w:after="20"/>
+            </w:pPr>
             <w:r/>
             <w:r>
               <w:rPr>
@@ -3115,6 +3815,9 @@
             <w:tcW w:type="dxa" w:w="2163"/>
           </w:tcPr>
           <w:p>
+            <w:pPr>
+              <w:spacing w:before="20" w:after="20"/>
+            </w:pPr>
             <w:r/>
             <w:r>
               <w:rPr>
@@ -3130,6 +3833,9 @@
             <w:tcW w:type="dxa" w:w="2163"/>
           </w:tcPr>
           <w:p>
+            <w:pPr>
+              <w:spacing w:before="20" w:after="20"/>
+            </w:pPr>
             <w:r/>
             <w:r>
               <w:rPr>
@@ -3145,6 +3851,9 @@
             <w:tcW w:type="dxa" w:w="2163"/>
           </w:tcPr>
           <w:p>
+            <w:pPr>
+              <w:spacing w:before="20" w:after="20"/>
+            </w:pPr>
             <w:r/>
             <w:r>
               <w:rPr>
@@ -3161,6 +3870,9 @@
             <w:tcW w:type="dxa" w:w="2163"/>
           </w:tcPr>
           <w:p>
+            <w:pPr>
+              <w:spacing w:before="20" w:after="20"/>
+            </w:pPr>
             <w:r/>
             <w:r>
               <w:rPr>
@@ -3177,6 +3889,9 @@
             <w:tcW w:type="dxa" w:w="2163"/>
           </w:tcPr>
           <w:p>
+            <w:pPr>
+              <w:spacing w:before="20" w:after="20"/>
+            </w:pPr>
             <w:r/>
             <w:r>
               <w:rPr>
@@ -3192,6 +3907,9 @@
             <w:tcW w:type="dxa" w:w="2163"/>
           </w:tcPr>
           <w:p>
+            <w:pPr>
+              <w:spacing w:before="20" w:after="20"/>
+            </w:pPr>
             <w:r/>
             <w:r>
               <w:rPr>
@@ -3212,6 +3930,9 @@
             <w:tcW w:type="dxa" w:w="2163"/>
           </w:tcPr>
           <w:p>
+            <w:pPr>
+              <w:spacing w:before="20" w:after="20"/>
+            </w:pPr>
             <w:r/>
             <w:r>
               <w:rPr>
@@ -3227,6 +3948,9 @@
             <w:tcW w:type="dxa" w:w="2163"/>
           </w:tcPr>
           <w:p>
+            <w:pPr>
+              <w:spacing w:before="20" w:after="20"/>
+            </w:pPr>
             <w:r/>
             <w:r>
               <w:rPr>
@@ -3242,6 +3966,9 @@
             <w:tcW w:type="dxa" w:w="2163"/>
           </w:tcPr>
           <w:p>
+            <w:pPr>
+              <w:spacing w:before="20" w:after="20"/>
+            </w:pPr>
             <w:r/>
             <w:r>
               <w:rPr>
@@ -3257,6 +3984,9 @@
             <w:tcW w:type="dxa" w:w="2163"/>
           </w:tcPr>
           <w:p>
+            <w:pPr>
+              <w:spacing w:before="20" w:after="20"/>
+            </w:pPr>
             <w:r/>
             <w:r>
               <w:rPr>
@@ -3273,6 +4003,9 @@
             <w:tcW w:type="dxa" w:w="2163"/>
           </w:tcPr>
           <w:p>
+            <w:pPr>
+              <w:spacing w:before="20" w:after="20"/>
+            </w:pPr>
             <w:r/>
             <w:r>
               <w:rPr>
@@ -3289,6 +4022,9 @@
             <w:tcW w:type="dxa" w:w="2163"/>
           </w:tcPr>
           <w:p>
+            <w:pPr>
+              <w:spacing w:before="20" w:after="20"/>
+            </w:pPr>
             <w:r/>
             <w:r>
               <w:rPr>
@@ -3304,6 +4040,9 @@
             <w:tcW w:type="dxa" w:w="2163"/>
           </w:tcPr>
           <w:p>
+            <w:pPr>
+              <w:spacing w:before="20" w:after="20"/>
+            </w:pPr>
             <w:r/>
             <w:r>
               <w:rPr>
@@ -3324,6 +4063,9 @@
             <w:tcW w:type="dxa" w:w="2163"/>
           </w:tcPr>
           <w:p>
+            <w:pPr>
+              <w:spacing w:before="20" w:after="20"/>
+            </w:pPr>
             <w:r/>
             <w:r>
               <w:rPr>
@@ -3339,6 +4081,9 @@
             <w:tcW w:type="dxa" w:w="2163"/>
           </w:tcPr>
           <w:p>
+            <w:pPr>
+              <w:spacing w:before="20" w:after="20"/>
+            </w:pPr>
             <w:r/>
             <w:r>
               <w:rPr>
@@ -3354,6 +4099,9 @@
             <w:tcW w:type="dxa" w:w="2163"/>
           </w:tcPr>
           <w:p>
+            <w:pPr>
+              <w:spacing w:before="20" w:after="20"/>
+            </w:pPr>
             <w:r/>
             <w:r>
               <w:rPr>
@@ -3369,6 +4117,9 @@
             <w:tcW w:type="dxa" w:w="2163"/>
           </w:tcPr>
           <w:p>
+            <w:pPr>
+              <w:spacing w:before="20" w:after="20"/>
+            </w:pPr>
             <w:r/>
             <w:r>
               <w:rPr>
@@ -3385,6 +4136,9 @@
             <w:tcW w:type="dxa" w:w="2163"/>
           </w:tcPr>
           <w:p>
+            <w:pPr>
+              <w:spacing w:before="20" w:after="20"/>
+            </w:pPr>
             <w:r/>
             <w:r>
               <w:rPr>
@@ -3401,6 +4155,9 @@
             <w:tcW w:type="dxa" w:w="2163"/>
           </w:tcPr>
           <w:p>
+            <w:pPr>
+              <w:spacing w:before="20" w:after="20"/>
+            </w:pPr>
             <w:r/>
             <w:r>
               <w:rPr>
@@ -3416,6 +4173,9 @@
             <w:tcW w:type="dxa" w:w="2163"/>
           </w:tcPr>
           <w:p>
+            <w:pPr>
+              <w:spacing w:before="20" w:after="20"/>
+            </w:pPr>
             <w:r/>
             <w:r>
               <w:rPr>
@@ -3436,6 +4196,9 @@
             <w:tcW w:type="dxa" w:w="2163"/>
           </w:tcPr>
           <w:p>
+            <w:pPr>
+              <w:spacing w:before="20" w:after="20"/>
+            </w:pPr>
             <w:r/>
             <w:r>
               <w:rPr>
@@ -3451,6 +4214,9 @@
             <w:tcW w:type="dxa" w:w="2163"/>
           </w:tcPr>
           <w:p>
+            <w:pPr>
+              <w:spacing w:before="20" w:after="20"/>
+            </w:pPr>
             <w:r/>
             <w:r>
               <w:rPr>
@@ -3466,6 +4232,9 @@
             <w:tcW w:type="dxa" w:w="2163"/>
           </w:tcPr>
           <w:p>
+            <w:pPr>
+              <w:spacing w:before="20" w:after="20"/>
+            </w:pPr>
             <w:r/>
             <w:r>
               <w:rPr>
@@ -3481,6 +4250,9 @@
             <w:tcW w:type="dxa" w:w="2163"/>
           </w:tcPr>
           <w:p>
+            <w:pPr>
+              <w:spacing w:before="20" w:after="20"/>
+            </w:pPr>
             <w:r/>
             <w:r>
               <w:rPr>
@@ -3497,6 +4269,9 @@
             <w:tcW w:type="dxa" w:w="2163"/>
           </w:tcPr>
           <w:p>
+            <w:pPr>
+              <w:spacing w:before="20" w:after="20"/>
+            </w:pPr>
             <w:r/>
             <w:r>
               <w:rPr>
@@ -3513,6 +4288,9 @@
             <w:tcW w:type="dxa" w:w="2163"/>
           </w:tcPr>
           <w:p>
+            <w:pPr>
+              <w:spacing w:before="20" w:after="20"/>
+            </w:pPr>
             <w:r/>
             <w:r>
               <w:rPr>
@@ -3528,6 +4306,9 @@
             <w:tcW w:type="dxa" w:w="2163"/>
           </w:tcPr>
           <w:p>
+            <w:pPr>
+              <w:spacing w:before="20" w:after="20"/>
+            </w:pPr>
             <w:r/>
             <w:r>
               <w:rPr>
@@ -3548,6 +4329,9 @@
             <w:tcW w:type="dxa" w:w="2163"/>
           </w:tcPr>
           <w:p>
+            <w:pPr>
+              <w:spacing w:before="20" w:after="20"/>
+            </w:pPr>
             <w:r/>
             <w:r>
               <w:rPr>
@@ -3563,6 +4347,9 @@
             <w:tcW w:type="dxa" w:w="2163"/>
           </w:tcPr>
           <w:p>
+            <w:pPr>
+              <w:spacing w:before="20" w:after="20"/>
+            </w:pPr>
             <w:r/>
             <w:r>
               <w:rPr>
@@ -3578,6 +4365,9 @@
             <w:tcW w:type="dxa" w:w="2163"/>
           </w:tcPr>
           <w:p>
+            <w:pPr>
+              <w:spacing w:before="20" w:after="20"/>
+            </w:pPr>
             <w:r/>
             <w:r>
               <w:rPr>
@@ -3593,6 +4383,9 @@
             <w:tcW w:type="dxa" w:w="2163"/>
           </w:tcPr>
           <w:p>
+            <w:pPr>
+              <w:spacing w:before="20" w:after="20"/>
+            </w:pPr>
             <w:r/>
             <w:r>
               <w:rPr>
@@ -3609,6 +4402,9 @@
             <w:tcW w:type="dxa" w:w="2163"/>
           </w:tcPr>
           <w:p>
+            <w:pPr>
+              <w:spacing w:before="20" w:after="20"/>
+            </w:pPr>
             <w:r/>
             <w:r>
               <w:rPr>
@@ -3625,6 +4421,9 @@
             <w:tcW w:type="dxa" w:w="2163"/>
           </w:tcPr>
           <w:p>
+            <w:pPr>
+              <w:spacing w:before="20" w:after="20"/>
+            </w:pPr>
             <w:r/>
             <w:r>
               <w:rPr>
@@ -3640,6 +4439,9 @@
             <w:tcW w:type="dxa" w:w="2163"/>
           </w:tcPr>
           <w:p>
+            <w:pPr>
+              <w:spacing w:before="20" w:after="20"/>
+            </w:pPr>
             <w:r/>
             <w:r>
               <w:rPr>
@@ -3660,6 +4462,9 @@
             <w:tcW w:type="dxa" w:w="2163"/>
           </w:tcPr>
           <w:p>
+            <w:pPr>
+              <w:spacing w:before="20" w:after="20"/>
+            </w:pPr>
             <w:r/>
             <w:r>
               <w:rPr>
@@ -3675,6 +4480,9 @@
             <w:tcW w:type="dxa" w:w="2163"/>
           </w:tcPr>
           <w:p>
+            <w:pPr>
+              <w:spacing w:before="20" w:after="20"/>
+            </w:pPr>
             <w:r/>
             <w:r>
               <w:rPr>
@@ -3690,6 +4498,9 @@
             <w:tcW w:type="dxa" w:w="2163"/>
           </w:tcPr>
           <w:p>
+            <w:pPr>
+              <w:spacing w:before="20" w:after="20"/>
+            </w:pPr>
             <w:r/>
             <w:r>
               <w:rPr>
@@ -3705,6 +4516,9 @@
             <w:tcW w:type="dxa" w:w="2163"/>
           </w:tcPr>
           <w:p>
+            <w:pPr>
+              <w:spacing w:before="20" w:after="20"/>
+            </w:pPr>
             <w:r/>
             <w:r>
               <w:rPr>
@@ -3721,6 +4535,9 @@
             <w:tcW w:type="dxa" w:w="2163"/>
           </w:tcPr>
           <w:p>
+            <w:pPr>
+              <w:spacing w:before="20" w:after="20"/>
+            </w:pPr>
             <w:r/>
             <w:r>
               <w:rPr>
@@ -3737,6 +4554,9 @@
             <w:tcW w:type="dxa" w:w="2163"/>
           </w:tcPr>
           <w:p>
+            <w:pPr>
+              <w:spacing w:before="20" w:after="20"/>
+            </w:pPr>
             <w:r/>
             <w:r>
               <w:rPr>
@@ -3752,6 +4572,9 @@
             <w:tcW w:type="dxa" w:w="2163"/>
           </w:tcPr>
           <w:p>
+            <w:pPr>
+              <w:spacing w:before="20" w:after="20"/>
+            </w:pPr>
             <w:r/>
             <w:r>
               <w:rPr>
@@ -3772,6 +4595,9 @@
             <w:tcW w:type="dxa" w:w="2163"/>
           </w:tcPr>
           <w:p>
+            <w:pPr>
+              <w:spacing w:before="20" w:after="20"/>
+            </w:pPr>
             <w:r/>
             <w:r>
               <w:rPr>
@@ -3787,6 +4613,9 @@
             <w:tcW w:type="dxa" w:w="2163"/>
           </w:tcPr>
           <w:p>
+            <w:pPr>
+              <w:spacing w:before="20" w:after="20"/>
+            </w:pPr>
             <w:r/>
             <w:r>
               <w:rPr>
@@ -3802,6 +4631,9 @@
             <w:tcW w:type="dxa" w:w="2163"/>
           </w:tcPr>
           <w:p>
+            <w:pPr>
+              <w:spacing w:before="20" w:after="20"/>
+            </w:pPr>
             <w:r/>
             <w:r>
               <w:rPr>
@@ -3817,6 +4649,9 @@
             <w:tcW w:type="dxa" w:w="2163"/>
           </w:tcPr>
           <w:p>
+            <w:pPr>
+              <w:spacing w:before="20" w:after="20"/>
+            </w:pPr>
             <w:r/>
             <w:r>
               <w:rPr>
@@ -3833,6 +4668,9 @@
             <w:tcW w:type="dxa" w:w="2163"/>
           </w:tcPr>
           <w:p>
+            <w:pPr>
+              <w:spacing w:before="20" w:after="20"/>
+            </w:pPr>
             <w:r/>
             <w:r>
               <w:rPr>
@@ -3849,6 +4687,9 @@
             <w:tcW w:type="dxa" w:w="2163"/>
           </w:tcPr>
           <w:p>
+            <w:pPr>
+              <w:spacing w:before="20" w:after="20"/>
+            </w:pPr>
             <w:r/>
             <w:r>
               <w:rPr>
@@ -3864,6 +4705,9 @@
             <w:tcW w:type="dxa" w:w="2163"/>
           </w:tcPr>
           <w:p>
+            <w:pPr>
+              <w:spacing w:before="20" w:after="20"/>
+            </w:pPr>
             <w:r/>
             <w:r>
               <w:rPr>
@@ -3884,6 +4728,9 @@
             <w:tcW w:type="dxa" w:w="2163"/>
           </w:tcPr>
           <w:p>
+            <w:pPr>
+              <w:spacing w:before="20" w:after="20"/>
+            </w:pPr>
             <w:r/>
             <w:r>
               <w:rPr>
@@ -3899,6 +4746,9 @@
             <w:tcW w:type="dxa" w:w="2163"/>
           </w:tcPr>
           <w:p>
+            <w:pPr>
+              <w:spacing w:before="20" w:after="20"/>
+            </w:pPr>
             <w:r/>
             <w:r>
               <w:rPr>
@@ -3914,6 +4764,9 @@
             <w:tcW w:type="dxa" w:w="2163"/>
           </w:tcPr>
           <w:p>
+            <w:pPr>
+              <w:spacing w:before="20" w:after="20"/>
+            </w:pPr>
             <w:r/>
             <w:r>
               <w:rPr>
@@ -3929,6 +4782,9 @@
             <w:tcW w:type="dxa" w:w="2163"/>
           </w:tcPr>
           <w:p>
+            <w:pPr>
+              <w:spacing w:before="20" w:after="20"/>
+            </w:pPr>
             <w:r/>
             <w:r>
               <w:rPr>
@@ -3945,6 +4801,9 @@
             <w:tcW w:type="dxa" w:w="2163"/>
           </w:tcPr>
           <w:p>
+            <w:pPr>
+              <w:spacing w:before="20" w:after="20"/>
+            </w:pPr>
             <w:r/>
             <w:r>
               <w:rPr>
@@ -3961,6 +4820,9 @@
             <w:tcW w:type="dxa" w:w="2163"/>
           </w:tcPr>
           <w:p>
+            <w:pPr>
+              <w:spacing w:before="20" w:after="20"/>
+            </w:pPr>
             <w:r/>
             <w:r>
               <w:rPr>
@@ -3976,6 +4838,9 @@
             <w:tcW w:type="dxa" w:w="2163"/>
           </w:tcPr>
           <w:p>
+            <w:pPr>
+              <w:spacing w:before="20" w:after="20"/>
+            </w:pPr>
             <w:r/>
             <w:r>
               <w:rPr>
@@ -3996,6 +4861,9 @@
             <w:tcW w:type="dxa" w:w="2163"/>
           </w:tcPr>
           <w:p>
+            <w:pPr>
+              <w:spacing w:before="20" w:after="20"/>
+            </w:pPr>
             <w:r/>
             <w:r>
               <w:rPr>
@@ -4011,6 +4879,9 @@
             <w:tcW w:type="dxa" w:w="2163"/>
           </w:tcPr>
           <w:p>
+            <w:pPr>
+              <w:spacing w:before="20" w:after="20"/>
+            </w:pPr>
             <w:r/>
             <w:r>
               <w:rPr>
@@ -4026,6 +4897,9 @@
             <w:tcW w:type="dxa" w:w="2163"/>
           </w:tcPr>
           <w:p>
+            <w:pPr>
+              <w:spacing w:before="20" w:after="20"/>
+            </w:pPr>
             <w:r/>
             <w:r>
               <w:rPr>
@@ -4041,6 +4915,9 @@
             <w:tcW w:type="dxa" w:w="2163"/>
           </w:tcPr>
           <w:p>
+            <w:pPr>
+              <w:spacing w:before="20" w:after="20"/>
+            </w:pPr>
             <w:r/>
             <w:r>
               <w:rPr>
@@ -4057,6 +4934,9 @@
             <w:tcW w:type="dxa" w:w="2163"/>
           </w:tcPr>
           <w:p>
+            <w:pPr>
+              <w:spacing w:before="20" w:after="20"/>
+            </w:pPr>
             <w:r/>
             <w:r>
               <w:rPr>
@@ -4073,6 +4953,9 @@
             <w:tcW w:type="dxa" w:w="2163"/>
           </w:tcPr>
           <w:p>
+            <w:pPr>
+              <w:spacing w:before="20" w:after="20"/>
+            </w:pPr>
             <w:r/>
             <w:r>
               <w:rPr>
@@ -4088,6 +4971,9 @@
             <w:tcW w:type="dxa" w:w="2163"/>
           </w:tcPr>
           <w:p>
+            <w:pPr>
+              <w:spacing w:before="20" w:after="20"/>
+            </w:pPr>
             <w:r/>
             <w:r>
               <w:rPr>
@@ -4108,6 +4994,9 @@
             <w:tcW w:type="dxa" w:w="2163"/>
           </w:tcPr>
           <w:p>
+            <w:pPr>
+              <w:spacing w:before="20" w:after="20"/>
+            </w:pPr>
             <w:r/>
             <w:r>
               <w:rPr>
@@ -4123,6 +5012,9 @@
             <w:tcW w:type="dxa" w:w="2163"/>
           </w:tcPr>
           <w:p>
+            <w:pPr>
+              <w:spacing w:before="20" w:after="20"/>
+            </w:pPr>
             <w:r/>
             <w:r>
               <w:rPr>
@@ -4138,6 +5030,9 @@
             <w:tcW w:type="dxa" w:w="2163"/>
           </w:tcPr>
           <w:p>
+            <w:pPr>
+              <w:spacing w:before="20" w:after="20"/>
+            </w:pPr>
             <w:r/>
             <w:r>
               <w:rPr>
@@ -4153,6 +5048,9 @@
             <w:tcW w:type="dxa" w:w="2163"/>
           </w:tcPr>
           <w:p>
+            <w:pPr>
+              <w:spacing w:before="20" w:after="20"/>
+            </w:pPr>
             <w:r/>
             <w:r>
               <w:rPr>
@@ -4169,6 +5067,9 @@
             <w:tcW w:type="dxa" w:w="2163"/>
           </w:tcPr>
           <w:p>
+            <w:pPr>
+              <w:spacing w:before="20" w:after="20"/>
+            </w:pPr>
             <w:r/>
             <w:r>
               <w:rPr>
@@ -4185,6 +5086,9 @@
             <w:tcW w:type="dxa" w:w="2163"/>
           </w:tcPr>
           <w:p>
+            <w:pPr>
+              <w:spacing w:before="20" w:after="20"/>
+            </w:pPr>
             <w:r/>
             <w:r>
               <w:rPr>
@@ -4200,6 +5104,9 @@
             <w:tcW w:type="dxa" w:w="2163"/>
           </w:tcPr>
           <w:p>
+            <w:pPr>
+              <w:spacing w:before="20" w:after="20"/>
+            </w:pPr>
             <w:r/>
             <w:r>
               <w:rPr>

--- a/docx/ru/BUFR_TableD_ru_22.docx
+++ b/docx/ru/BUFR_TableD_ru_22.docx
@@ -15,6 +15,2975 @@
         <w:t>Категория 22: Последовательности химических веществ и аэрозолей</w:t>
       </w:r>
     </w:p>
+    <w:p>
+      <w:r>
+        <w:rPr>
+          <w:rFonts w:ascii="Verdana" w:hAnsi="Verdana"/>
+          <w:b/>
+          <w:sz w:val="18"/>
+        </w:rPr>
+        <w:t>3 22 028 (METOP GOME-2)</w:t>
+      </w:r>
+    </w:p>
+    <w:tbl>
+      <w:tblPr>
+        <w:tblStyle w:val="TableGrid"/>
+        <w:tblW w:type="auto" w:w="0"/>
+        <w:jc w:val="left"/>
+        <w:tblLook w:firstColumn="1" w:firstRow="1" w:lastColumn="0" w:lastRow="0" w:noHBand="0" w:noVBand="1" w:val="04A0"/>
+        <w:tblBorders>
+          <w:top w:val="single" w:sz="4" w:space="0" w:color="595959"/>
+          <w:left w:val="single" w:sz="4" w:space="0" w:color="595959"/>
+          <w:bottom w:val="single" w:sz="4" w:space="0" w:color="595959"/>
+          <w:right w:val="single" w:sz="4" w:space="0" w:color="595959"/>
+          <w:insideH w:val="single" w:sz="4" w:space="0" w:color="595959"/>
+          <w:insideV w:val="single" w:sz="4" w:space="0" w:color="595959"/>
+        </w:tblBorders>
+        <w:tblCellMar>
+          <w:top w:w="85" w:type="dxa"/>
+          <w:left w:w="85" w:type="dxa"/>
+          <w:bottom w:w="85" w:type="dxa"/>
+          <w:right w:w="85" w:type="dxa"/>
+        </w:tblCellMar>
+      </w:tblPr>
+      <w:tblGrid>
+        <w:gridCol w:w="3784"/>
+        <w:gridCol w:w="3784"/>
+        <w:gridCol w:w="3784"/>
+        <w:gridCol w:w="3784"/>
+      </w:tblGrid>
+      <w:tr>
+        <w:trPr>
+          <w:tblHeader/>
+        </w:trPr>
+        <w:tc>
+          <w:tcPr>
+            <w:tcW w:type="dxa" w:w="3784"/>
+            <w:shd w:val="clear" w:color="auto" w:fill="D9D9D9"/>
+          </w:tcPr>
+          <w:p>
+            <w:pPr>
+              <w:spacing w:before="20" w:after="20"/>
+            </w:pPr>
+            <w:r/>
+            <w:r>
+              <w:rPr>
+                <w:rFonts w:ascii="Verdana" w:hAnsi="Verdana"/>
+                <w:b w:val="0"/>
+                <w:sz w:val="16"/>
+              </w:rPr>
+              <w:t>ТАБЛИЧНЫЕ ССЫЛКИ</w:t>
+            </w:r>
+          </w:p>
+        </w:tc>
+        <w:tc>
+          <w:tcPr>
+            <w:tcW w:type="dxa" w:w="3784"/>
+            <w:shd w:val="clear" w:color="auto" w:fill="D9D9D9"/>
+          </w:tcPr>
+          <w:p>
+            <w:pPr>
+              <w:spacing w:before="20" w:after="20"/>
+            </w:pPr>
+            <w:r/>
+            <w:r>
+              <w:rPr>
+                <w:rFonts w:ascii="Verdana" w:hAnsi="Verdana"/>
+                <w:b w:val="0"/>
+                <w:sz w:val="16"/>
+              </w:rPr>
+              <w:t>НАЗВАНИЕ ЭЛЕМЕНТА</w:t>
+            </w:r>
+          </w:p>
+        </w:tc>
+        <w:tc>
+          <w:tcPr>
+            <w:tcW w:type="dxa" w:w="3784"/>
+            <w:shd w:val="clear" w:color="auto" w:fill="D9D9D9"/>
+          </w:tcPr>
+          <w:p>
+            <w:pPr>
+              <w:spacing w:before="20" w:after="20"/>
+            </w:pPr>
+            <w:r/>
+            <w:r>
+              <w:rPr>
+                <w:rFonts w:ascii="Verdana" w:hAnsi="Verdana"/>
+                <w:b w:val="0"/>
+                <w:sz w:val="16"/>
+              </w:rPr>
+              <w:t>ОПИСАНИЕ ЭЛЕМЕНТА</w:t>
+            </w:r>
+          </w:p>
+        </w:tc>
+        <w:tc>
+          <w:tcPr>
+            <w:tcW w:type="dxa" w:w="3784"/>
+            <w:shd w:val="clear" w:color="auto" w:fill="D9D9D9"/>
+          </w:tcPr>
+          <w:p>
+            <w:pPr>
+              <w:spacing w:before="20" w:after="20"/>
+            </w:pPr>
+            <w:r/>
+            <w:r>
+              <w:rPr>
+                <w:rFonts w:ascii="Verdana" w:hAnsi="Verdana"/>
+                <w:b w:val="0"/>
+                <w:sz w:val="16"/>
+              </w:rPr>
+              <w:t>ПРИМЕЧАНИЕ</w:t>
+            </w:r>
+          </w:p>
+        </w:tc>
+      </w:tr>
+      <w:tr>
+        <w:trPr>
+          <w:cantSplit/>
+        </w:trPr>
+        <w:tc>
+          <w:tcPr>
+            <w:tcW w:type="dxa" w:w="3784"/>
+          </w:tcPr>
+          <w:p>
+            <w:pPr>
+              <w:spacing w:before="20" w:after="20"/>
+            </w:pPr>
+            <w:r/>
+            <w:r>
+              <w:rPr>
+                <w:rFonts w:ascii="Verdana" w:hAnsi="Verdana"/>
+                <w:b w:val="0"/>
+                <w:sz w:val="16"/>
+              </w:rPr>
+              <w:t>0 01 007</w:t>
+            </w:r>
+          </w:p>
+        </w:tc>
+        <w:tc>
+          <w:tcPr>
+            <w:tcW w:type="dxa" w:w="3784"/>
+          </w:tcPr>
+          <w:p>
+            <w:pPr>
+              <w:spacing w:before="20" w:after="20"/>
+            </w:pPr>
+            <w:r/>
+            <w:r>
+              <w:rPr>
+                <w:rFonts w:ascii="Verdana" w:hAnsi="Verdana"/>
+                <w:b w:val="0"/>
+                <w:sz w:val="16"/>
+              </w:rPr>
+              <w:t>Указатель спутника</w:t>
+            </w:r>
+          </w:p>
+        </w:tc>
+        <w:tc>
+          <w:tcPr>
+            <w:tcW w:type="dxa" w:w="3784"/>
+          </w:tcPr>
+          <w:p>
+            <w:pPr>
+              <w:spacing w:before="20" w:after="20"/>
+            </w:pPr>
+            <w:r/>
+            <w:r>
+              <w:rPr>
+                <w:rFonts w:ascii="Verdana" w:hAnsi="Verdana"/>
+                <w:b w:val="0"/>
+                <w:sz w:val="16"/>
+              </w:rPr>
+            </w:r>
+          </w:p>
+        </w:tc>
+        <w:tc>
+          <w:tcPr>
+            <w:tcW w:type="dxa" w:w="3784"/>
+          </w:tcPr>
+          <w:p>
+            <w:pPr>
+              <w:spacing w:before="20" w:after="20"/>
+            </w:pPr>
+            <w:r/>
+            <w:r>
+              <w:rPr>
+                <w:rFonts w:ascii="Verdana" w:hAnsi="Verdana"/>
+                <w:b w:val="0"/>
+                <w:sz w:val="16"/>
+              </w:rPr>
+            </w:r>
+          </w:p>
+        </w:tc>
+      </w:tr>
+      <w:tr>
+        <w:trPr>
+          <w:cantSplit/>
+        </w:trPr>
+        <w:tc>
+          <w:tcPr>
+            <w:tcW w:type="dxa" w:w="3784"/>
+          </w:tcPr>
+          <w:p>
+            <w:pPr>
+              <w:spacing w:before="20" w:after="20"/>
+            </w:pPr>
+            <w:r/>
+            <w:r>
+              <w:rPr>
+                <w:rFonts w:ascii="Verdana" w:hAnsi="Verdana"/>
+                <w:b w:val="0"/>
+                <w:sz w:val="16"/>
+              </w:rPr>
+              <w:t>0 02 019</w:t>
+            </w:r>
+          </w:p>
+        </w:tc>
+        <w:tc>
+          <w:tcPr>
+            <w:tcW w:type="dxa" w:w="3784"/>
+          </w:tcPr>
+          <w:p>
+            <w:pPr>
+              <w:spacing w:before="20" w:after="20"/>
+            </w:pPr>
+            <w:r/>
+            <w:r>
+              <w:rPr>
+                <w:rFonts w:ascii="Verdana" w:hAnsi="Verdana"/>
+                <w:b w:val="0"/>
+                <w:sz w:val="16"/>
+              </w:rPr>
+              <w:t>Спутниковые приборы</w:t>
+            </w:r>
+          </w:p>
+        </w:tc>
+        <w:tc>
+          <w:tcPr>
+            <w:tcW w:type="dxa" w:w="3784"/>
+          </w:tcPr>
+          <w:p>
+            <w:pPr>
+              <w:spacing w:before="20" w:after="20"/>
+            </w:pPr>
+            <w:r/>
+            <w:r>
+              <w:rPr>
+                <w:rFonts w:ascii="Verdana" w:hAnsi="Verdana"/>
+                <w:b w:val="0"/>
+                <w:sz w:val="16"/>
+              </w:rPr>
+            </w:r>
+          </w:p>
+        </w:tc>
+        <w:tc>
+          <w:tcPr>
+            <w:tcW w:type="dxa" w:w="3784"/>
+          </w:tcPr>
+          <w:p>
+            <w:pPr>
+              <w:spacing w:before="20" w:after="20"/>
+            </w:pPr>
+            <w:r/>
+            <w:r>
+              <w:rPr>
+                <w:rFonts w:ascii="Verdana" w:hAnsi="Verdana"/>
+                <w:b w:val="0"/>
+                <w:sz w:val="16"/>
+              </w:rPr>
+            </w:r>
+          </w:p>
+        </w:tc>
+      </w:tr>
+      <w:tr>
+        <w:trPr>
+          <w:cantSplit/>
+        </w:trPr>
+        <w:tc>
+          <w:tcPr>
+            <w:tcW w:type="dxa" w:w="3784"/>
+          </w:tcPr>
+          <w:p>
+            <w:pPr>
+              <w:spacing w:before="20" w:after="20"/>
+            </w:pPr>
+            <w:r/>
+            <w:r>
+              <w:rPr>
+                <w:rFonts w:ascii="Verdana" w:hAnsi="Verdana"/>
+                <w:b w:val="0"/>
+                <w:sz w:val="16"/>
+              </w:rPr>
+              <w:t>0 04 001</w:t>
+            </w:r>
+          </w:p>
+        </w:tc>
+        <w:tc>
+          <w:tcPr>
+            <w:tcW w:type="dxa" w:w="3784"/>
+          </w:tcPr>
+          <w:p>
+            <w:pPr>
+              <w:spacing w:before="20" w:after="20"/>
+            </w:pPr>
+            <w:r/>
+            <w:r>
+              <w:rPr>
+                <w:rFonts w:ascii="Verdana" w:hAnsi="Verdana"/>
+                <w:b w:val="0"/>
+                <w:sz w:val="16"/>
+              </w:rPr>
+              <w:t>Год</w:t>
+            </w:r>
+          </w:p>
+        </w:tc>
+        <w:tc>
+          <w:tcPr>
+            <w:tcW w:type="dxa" w:w="3784"/>
+          </w:tcPr>
+          <w:p>
+            <w:pPr>
+              <w:spacing w:before="20" w:after="20"/>
+            </w:pPr>
+            <w:r/>
+            <w:r>
+              <w:rPr>
+                <w:rFonts w:ascii="Verdana" w:hAnsi="Verdana"/>
+                <w:b w:val="0"/>
+                <w:sz w:val="16"/>
+              </w:rPr>
+            </w:r>
+          </w:p>
+        </w:tc>
+        <w:tc>
+          <w:tcPr>
+            <w:tcW w:type="dxa" w:w="3784"/>
+          </w:tcPr>
+          <w:p>
+            <w:pPr>
+              <w:spacing w:before="20" w:after="20"/>
+            </w:pPr>
+            <w:r/>
+            <w:r>
+              <w:rPr>
+                <w:rFonts w:ascii="Verdana" w:hAnsi="Verdana"/>
+                <w:b w:val="0"/>
+                <w:sz w:val="16"/>
+              </w:rPr>
+            </w:r>
+          </w:p>
+        </w:tc>
+      </w:tr>
+      <w:tr>
+        <w:trPr>
+          <w:cantSplit/>
+        </w:trPr>
+        <w:tc>
+          <w:tcPr>
+            <w:tcW w:type="dxa" w:w="3784"/>
+          </w:tcPr>
+          <w:p>
+            <w:pPr>
+              <w:spacing w:before="20" w:after="20"/>
+            </w:pPr>
+            <w:r/>
+            <w:r>
+              <w:rPr>
+                <w:rFonts w:ascii="Verdana" w:hAnsi="Verdana"/>
+                <w:b w:val="0"/>
+                <w:sz w:val="16"/>
+              </w:rPr>
+              <w:t>0 04 002</w:t>
+            </w:r>
+          </w:p>
+        </w:tc>
+        <w:tc>
+          <w:tcPr>
+            <w:tcW w:type="dxa" w:w="3784"/>
+          </w:tcPr>
+          <w:p>
+            <w:pPr>
+              <w:spacing w:before="20" w:after="20"/>
+            </w:pPr>
+            <w:r/>
+            <w:r>
+              <w:rPr>
+                <w:rFonts w:ascii="Verdana" w:hAnsi="Verdana"/>
+                <w:b w:val="0"/>
+                <w:sz w:val="16"/>
+              </w:rPr>
+              <w:t>Месяц</w:t>
+            </w:r>
+          </w:p>
+        </w:tc>
+        <w:tc>
+          <w:tcPr>
+            <w:tcW w:type="dxa" w:w="3784"/>
+          </w:tcPr>
+          <w:p>
+            <w:pPr>
+              <w:spacing w:before="20" w:after="20"/>
+            </w:pPr>
+            <w:r/>
+            <w:r>
+              <w:rPr>
+                <w:rFonts w:ascii="Verdana" w:hAnsi="Verdana"/>
+                <w:b w:val="0"/>
+                <w:sz w:val="16"/>
+              </w:rPr>
+            </w:r>
+          </w:p>
+        </w:tc>
+        <w:tc>
+          <w:tcPr>
+            <w:tcW w:type="dxa" w:w="3784"/>
+          </w:tcPr>
+          <w:p>
+            <w:pPr>
+              <w:spacing w:before="20" w:after="20"/>
+            </w:pPr>
+            <w:r/>
+            <w:r>
+              <w:rPr>
+                <w:rFonts w:ascii="Verdana" w:hAnsi="Verdana"/>
+                <w:b w:val="0"/>
+                <w:sz w:val="16"/>
+              </w:rPr>
+            </w:r>
+          </w:p>
+        </w:tc>
+      </w:tr>
+      <w:tr>
+        <w:trPr>
+          <w:cantSplit/>
+        </w:trPr>
+        <w:tc>
+          <w:tcPr>
+            <w:tcW w:type="dxa" w:w="3784"/>
+          </w:tcPr>
+          <w:p>
+            <w:pPr>
+              <w:spacing w:before="20" w:after="20"/>
+            </w:pPr>
+            <w:r/>
+            <w:r>
+              <w:rPr>
+                <w:rFonts w:ascii="Verdana" w:hAnsi="Verdana"/>
+                <w:b w:val="0"/>
+                <w:sz w:val="16"/>
+              </w:rPr>
+              <w:t>0 04 003</w:t>
+            </w:r>
+          </w:p>
+        </w:tc>
+        <w:tc>
+          <w:tcPr>
+            <w:tcW w:type="dxa" w:w="3784"/>
+          </w:tcPr>
+          <w:p>
+            <w:pPr>
+              <w:spacing w:before="20" w:after="20"/>
+            </w:pPr>
+            <w:r/>
+            <w:r>
+              <w:rPr>
+                <w:rFonts w:ascii="Verdana" w:hAnsi="Verdana"/>
+                <w:b w:val="0"/>
+                <w:sz w:val="16"/>
+              </w:rPr>
+              <w:t>День</w:t>
+            </w:r>
+          </w:p>
+        </w:tc>
+        <w:tc>
+          <w:tcPr>
+            <w:tcW w:type="dxa" w:w="3784"/>
+          </w:tcPr>
+          <w:p>
+            <w:pPr>
+              <w:spacing w:before="20" w:after="20"/>
+            </w:pPr>
+            <w:r/>
+            <w:r>
+              <w:rPr>
+                <w:rFonts w:ascii="Verdana" w:hAnsi="Verdana"/>
+                <w:b w:val="0"/>
+                <w:sz w:val="16"/>
+              </w:rPr>
+            </w:r>
+          </w:p>
+        </w:tc>
+        <w:tc>
+          <w:tcPr>
+            <w:tcW w:type="dxa" w:w="3784"/>
+          </w:tcPr>
+          <w:p>
+            <w:pPr>
+              <w:spacing w:before="20" w:after="20"/>
+            </w:pPr>
+            <w:r/>
+            <w:r>
+              <w:rPr>
+                <w:rFonts w:ascii="Verdana" w:hAnsi="Verdana"/>
+                <w:b w:val="0"/>
+                <w:sz w:val="16"/>
+              </w:rPr>
+            </w:r>
+          </w:p>
+        </w:tc>
+      </w:tr>
+      <w:tr>
+        <w:trPr>
+          <w:cantSplit/>
+        </w:trPr>
+        <w:tc>
+          <w:tcPr>
+            <w:tcW w:type="dxa" w:w="3784"/>
+          </w:tcPr>
+          <w:p>
+            <w:pPr>
+              <w:spacing w:before="20" w:after="20"/>
+            </w:pPr>
+            <w:r/>
+            <w:r>
+              <w:rPr>
+                <w:rFonts w:ascii="Verdana" w:hAnsi="Verdana"/>
+                <w:b w:val="0"/>
+                <w:sz w:val="16"/>
+              </w:rPr>
+              <w:t>0 04 004</w:t>
+            </w:r>
+          </w:p>
+        </w:tc>
+        <w:tc>
+          <w:tcPr>
+            <w:tcW w:type="dxa" w:w="3784"/>
+          </w:tcPr>
+          <w:p>
+            <w:pPr>
+              <w:spacing w:before="20" w:after="20"/>
+            </w:pPr>
+            <w:r/>
+            <w:r>
+              <w:rPr>
+                <w:rFonts w:ascii="Verdana" w:hAnsi="Verdana"/>
+                <w:b w:val="0"/>
+                <w:sz w:val="16"/>
+              </w:rPr>
+              <w:t>Час</w:t>
+            </w:r>
+          </w:p>
+        </w:tc>
+        <w:tc>
+          <w:tcPr>
+            <w:tcW w:type="dxa" w:w="3784"/>
+          </w:tcPr>
+          <w:p>
+            <w:pPr>
+              <w:spacing w:before="20" w:after="20"/>
+            </w:pPr>
+            <w:r/>
+            <w:r>
+              <w:rPr>
+                <w:rFonts w:ascii="Verdana" w:hAnsi="Verdana"/>
+                <w:b w:val="0"/>
+                <w:sz w:val="16"/>
+              </w:rPr>
+            </w:r>
+          </w:p>
+        </w:tc>
+        <w:tc>
+          <w:tcPr>
+            <w:tcW w:type="dxa" w:w="3784"/>
+          </w:tcPr>
+          <w:p>
+            <w:pPr>
+              <w:spacing w:before="20" w:after="20"/>
+            </w:pPr>
+            <w:r/>
+            <w:r>
+              <w:rPr>
+                <w:rFonts w:ascii="Verdana" w:hAnsi="Verdana"/>
+                <w:b w:val="0"/>
+                <w:sz w:val="16"/>
+              </w:rPr>
+            </w:r>
+          </w:p>
+        </w:tc>
+      </w:tr>
+      <w:tr>
+        <w:trPr>
+          <w:cantSplit/>
+        </w:trPr>
+        <w:tc>
+          <w:tcPr>
+            <w:tcW w:type="dxa" w:w="3784"/>
+          </w:tcPr>
+          <w:p>
+            <w:pPr>
+              <w:spacing w:before="20" w:after="20"/>
+            </w:pPr>
+            <w:r/>
+            <w:r>
+              <w:rPr>
+                <w:rFonts w:ascii="Verdana" w:hAnsi="Verdana"/>
+                <w:b w:val="0"/>
+                <w:sz w:val="16"/>
+              </w:rPr>
+              <w:t>0 04 005</w:t>
+            </w:r>
+          </w:p>
+        </w:tc>
+        <w:tc>
+          <w:tcPr>
+            <w:tcW w:type="dxa" w:w="3784"/>
+          </w:tcPr>
+          <w:p>
+            <w:pPr>
+              <w:spacing w:before="20" w:after="20"/>
+            </w:pPr>
+            <w:r/>
+            <w:r>
+              <w:rPr>
+                <w:rFonts w:ascii="Verdana" w:hAnsi="Verdana"/>
+                <w:b w:val="0"/>
+                <w:sz w:val="16"/>
+              </w:rPr>
+              <w:t>Минута</w:t>
+            </w:r>
+          </w:p>
+        </w:tc>
+        <w:tc>
+          <w:tcPr>
+            <w:tcW w:type="dxa" w:w="3784"/>
+          </w:tcPr>
+          <w:p>
+            <w:pPr>
+              <w:spacing w:before="20" w:after="20"/>
+            </w:pPr>
+            <w:r/>
+            <w:r>
+              <w:rPr>
+                <w:rFonts w:ascii="Verdana" w:hAnsi="Verdana"/>
+                <w:b w:val="0"/>
+                <w:sz w:val="16"/>
+              </w:rPr>
+            </w:r>
+          </w:p>
+        </w:tc>
+        <w:tc>
+          <w:tcPr>
+            <w:tcW w:type="dxa" w:w="3784"/>
+          </w:tcPr>
+          <w:p>
+            <w:pPr>
+              <w:spacing w:before="20" w:after="20"/>
+            </w:pPr>
+            <w:r/>
+            <w:r>
+              <w:rPr>
+                <w:rFonts w:ascii="Verdana" w:hAnsi="Verdana"/>
+                <w:b w:val="0"/>
+                <w:sz w:val="16"/>
+              </w:rPr>
+            </w:r>
+          </w:p>
+        </w:tc>
+      </w:tr>
+      <w:tr>
+        <w:trPr>
+          <w:cantSplit/>
+        </w:trPr>
+        <w:tc>
+          <w:tcPr>
+            <w:tcW w:type="dxa" w:w="3784"/>
+          </w:tcPr>
+          <w:p>
+            <w:pPr>
+              <w:spacing w:before="20" w:after="20"/>
+            </w:pPr>
+            <w:r/>
+            <w:r>
+              <w:rPr>
+                <w:rFonts w:ascii="Verdana" w:hAnsi="Verdana"/>
+                <w:b w:val="0"/>
+                <w:sz w:val="16"/>
+              </w:rPr>
+              <w:t>0 04 006</w:t>
+            </w:r>
+          </w:p>
+        </w:tc>
+        <w:tc>
+          <w:tcPr>
+            <w:tcW w:type="dxa" w:w="3784"/>
+          </w:tcPr>
+          <w:p>
+            <w:pPr>
+              <w:spacing w:before="20" w:after="20"/>
+            </w:pPr>
+            <w:r/>
+            <w:r>
+              <w:rPr>
+                <w:rFonts w:ascii="Verdana" w:hAnsi="Verdana"/>
+                <w:b w:val="0"/>
+                <w:sz w:val="16"/>
+              </w:rPr>
+              <w:t>Секунда</w:t>
+            </w:r>
+          </w:p>
+        </w:tc>
+        <w:tc>
+          <w:tcPr>
+            <w:tcW w:type="dxa" w:w="3784"/>
+          </w:tcPr>
+          <w:p>
+            <w:pPr>
+              <w:spacing w:before="20" w:after="20"/>
+            </w:pPr>
+            <w:r/>
+            <w:r>
+              <w:rPr>
+                <w:rFonts w:ascii="Verdana" w:hAnsi="Verdana"/>
+                <w:b w:val="0"/>
+                <w:sz w:val="16"/>
+              </w:rPr>
+            </w:r>
+          </w:p>
+        </w:tc>
+        <w:tc>
+          <w:tcPr>
+            <w:tcW w:type="dxa" w:w="3784"/>
+          </w:tcPr>
+          <w:p>
+            <w:pPr>
+              <w:spacing w:before="20" w:after="20"/>
+            </w:pPr>
+            <w:r/>
+            <w:r>
+              <w:rPr>
+                <w:rFonts w:ascii="Verdana" w:hAnsi="Verdana"/>
+                <w:b w:val="0"/>
+                <w:sz w:val="16"/>
+              </w:rPr>
+            </w:r>
+          </w:p>
+        </w:tc>
+      </w:tr>
+      <w:tr>
+        <w:trPr>
+          <w:cantSplit/>
+        </w:trPr>
+        <w:tc>
+          <w:tcPr>
+            <w:tcW w:type="dxa" w:w="3784"/>
+          </w:tcPr>
+          <w:p>
+            <w:pPr>
+              <w:spacing w:before="20" w:after="20"/>
+            </w:pPr>
+            <w:r/>
+            <w:r>
+              <w:rPr>
+                <w:rFonts w:ascii="Verdana" w:hAnsi="Verdana"/>
+                <w:b w:val="0"/>
+                <w:sz w:val="16"/>
+              </w:rPr>
+              <w:t>0 05 001</w:t>
+            </w:r>
+          </w:p>
+        </w:tc>
+        <w:tc>
+          <w:tcPr>
+            <w:tcW w:type="dxa" w:w="3784"/>
+          </w:tcPr>
+          <w:p>
+            <w:pPr>
+              <w:spacing w:before="20" w:after="20"/>
+            </w:pPr>
+            <w:r/>
+            <w:r>
+              <w:rPr>
+                <w:rFonts w:ascii="Verdana" w:hAnsi="Verdana"/>
+                <w:b w:val="0"/>
+                <w:sz w:val="16"/>
+              </w:rPr>
+              <w:t>Широта (высокая точность)</w:t>
+            </w:r>
+          </w:p>
+        </w:tc>
+        <w:tc>
+          <w:tcPr>
+            <w:tcW w:type="dxa" w:w="3784"/>
+          </w:tcPr>
+          <w:p>
+            <w:pPr>
+              <w:spacing w:before="20" w:after="20"/>
+            </w:pPr>
+            <w:r/>
+            <w:r>
+              <w:rPr>
+                <w:rFonts w:ascii="Verdana" w:hAnsi="Verdana"/>
+                <w:b w:val="0"/>
+                <w:sz w:val="16"/>
+              </w:rPr>
+            </w:r>
+          </w:p>
+        </w:tc>
+        <w:tc>
+          <w:tcPr>
+            <w:tcW w:type="dxa" w:w="3784"/>
+          </w:tcPr>
+          <w:p>
+            <w:pPr>
+              <w:spacing w:before="20" w:after="20"/>
+            </w:pPr>
+            <w:r/>
+            <w:r>
+              <w:rPr>
+                <w:rFonts w:ascii="Verdana" w:hAnsi="Verdana"/>
+                <w:b w:val="0"/>
+                <w:sz w:val="16"/>
+              </w:rPr>
+            </w:r>
+          </w:p>
+        </w:tc>
+      </w:tr>
+      <w:tr>
+        <w:trPr>
+          <w:cantSplit/>
+        </w:trPr>
+        <w:tc>
+          <w:tcPr>
+            <w:tcW w:type="dxa" w:w="3784"/>
+          </w:tcPr>
+          <w:p>
+            <w:pPr>
+              <w:spacing w:before="20" w:after="20"/>
+            </w:pPr>
+            <w:r/>
+            <w:r>
+              <w:rPr>
+                <w:rFonts w:ascii="Verdana" w:hAnsi="Verdana"/>
+                <w:b w:val="0"/>
+                <w:sz w:val="16"/>
+              </w:rPr>
+              <w:t>0 06 001</w:t>
+            </w:r>
+          </w:p>
+        </w:tc>
+        <w:tc>
+          <w:tcPr>
+            <w:tcW w:type="dxa" w:w="3784"/>
+          </w:tcPr>
+          <w:p>
+            <w:pPr>
+              <w:spacing w:before="20" w:after="20"/>
+            </w:pPr>
+            <w:r/>
+            <w:r>
+              <w:rPr>
+                <w:rFonts w:ascii="Verdana" w:hAnsi="Verdana"/>
+                <w:b w:val="0"/>
+                <w:sz w:val="16"/>
+              </w:rPr>
+              <w:t>Долгота (высокая точность)</w:t>
+            </w:r>
+          </w:p>
+        </w:tc>
+        <w:tc>
+          <w:tcPr>
+            <w:tcW w:type="dxa" w:w="3784"/>
+          </w:tcPr>
+          <w:p>
+            <w:pPr>
+              <w:spacing w:before="20" w:after="20"/>
+            </w:pPr>
+            <w:r/>
+            <w:r>
+              <w:rPr>
+                <w:rFonts w:ascii="Verdana" w:hAnsi="Verdana"/>
+                <w:b w:val="0"/>
+                <w:sz w:val="16"/>
+              </w:rPr>
+            </w:r>
+          </w:p>
+        </w:tc>
+        <w:tc>
+          <w:tcPr>
+            <w:tcW w:type="dxa" w:w="3784"/>
+          </w:tcPr>
+          <w:p>
+            <w:pPr>
+              <w:spacing w:before="20" w:after="20"/>
+            </w:pPr>
+            <w:r/>
+            <w:r>
+              <w:rPr>
+                <w:rFonts w:ascii="Verdana" w:hAnsi="Verdana"/>
+                <w:b w:val="0"/>
+                <w:sz w:val="16"/>
+              </w:rPr>
+            </w:r>
+          </w:p>
+        </w:tc>
+      </w:tr>
+      <w:tr>
+        <w:trPr>
+          <w:cantSplit/>
+        </w:trPr>
+        <w:tc>
+          <w:tcPr>
+            <w:tcW w:type="dxa" w:w="3784"/>
+          </w:tcPr>
+          <w:p>
+            <w:pPr>
+              <w:spacing w:before="20" w:after="20"/>
+            </w:pPr>
+            <w:r/>
+            <w:r>
+              <w:rPr>
+                <w:rFonts w:ascii="Verdana" w:hAnsi="Verdana"/>
+                <w:b w:val="0"/>
+                <w:sz w:val="16"/>
+              </w:rPr>
+              <w:t>0 27 001</w:t>
+            </w:r>
+          </w:p>
+        </w:tc>
+        <w:tc>
+          <w:tcPr>
+            <w:tcW w:type="dxa" w:w="3784"/>
+          </w:tcPr>
+          <w:p>
+            <w:pPr>
+              <w:spacing w:before="20" w:after="20"/>
+            </w:pPr>
+            <w:r/>
+            <w:r>
+              <w:rPr>
+                <w:rFonts w:ascii="Verdana" w:hAnsi="Verdana"/>
+                <w:b w:val="0"/>
+                <w:sz w:val="16"/>
+              </w:rPr>
+              <w:t>Широта (высокая точность)</w:t>
+            </w:r>
+          </w:p>
+        </w:tc>
+        <w:tc>
+          <w:tcPr>
+            <w:tcW w:type="dxa" w:w="3784"/>
+          </w:tcPr>
+          <w:p>
+            <w:pPr>
+              <w:spacing w:before="20" w:after="20"/>
+            </w:pPr>
+            <w:r/>
+            <w:r>
+              <w:rPr>
+                <w:rFonts w:ascii="Verdana" w:hAnsi="Verdana"/>
+                <w:b w:val="0"/>
+                <w:sz w:val="16"/>
+              </w:rPr>
+            </w:r>
+          </w:p>
+        </w:tc>
+        <w:tc>
+          <w:tcPr>
+            <w:tcW w:type="dxa" w:w="3784"/>
+          </w:tcPr>
+          <w:p>
+            <w:pPr>
+              <w:spacing w:before="20" w:after="20"/>
+            </w:pPr>
+            <w:r/>
+            <w:r>
+              <w:rPr>
+                <w:rFonts w:ascii="Verdana" w:hAnsi="Verdana"/>
+                <w:b w:val="0"/>
+                <w:sz w:val="16"/>
+              </w:rPr>
+            </w:r>
+          </w:p>
+        </w:tc>
+      </w:tr>
+      <w:tr>
+        <w:trPr>
+          <w:cantSplit/>
+        </w:trPr>
+        <w:tc>
+          <w:tcPr>
+            <w:tcW w:type="dxa" w:w="3784"/>
+          </w:tcPr>
+          <w:p>
+            <w:pPr>
+              <w:spacing w:before="20" w:after="20"/>
+            </w:pPr>
+            <w:r/>
+            <w:r>
+              <w:rPr>
+                <w:rFonts w:ascii="Verdana" w:hAnsi="Verdana"/>
+                <w:b w:val="0"/>
+                <w:sz w:val="16"/>
+              </w:rPr>
+              <w:t>0 28 001</w:t>
+            </w:r>
+          </w:p>
+        </w:tc>
+        <w:tc>
+          <w:tcPr>
+            <w:tcW w:type="dxa" w:w="3784"/>
+          </w:tcPr>
+          <w:p>
+            <w:pPr>
+              <w:spacing w:before="20" w:after="20"/>
+            </w:pPr>
+            <w:r/>
+            <w:r>
+              <w:rPr>
+                <w:rFonts w:ascii="Verdana" w:hAnsi="Verdana"/>
+                <w:b w:val="0"/>
+                <w:sz w:val="16"/>
+              </w:rPr>
+              <w:t>Долгота (высокая точность)</w:t>
+            </w:r>
+          </w:p>
+        </w:tc>
+        <w:tc>
+          <w:tcPr>
+            <w:tcW w:type="dxa" w:w="3784"/>
+          </w:tcPr>
+          <w:p>
+            <w:pPr>
+              <w:spacing w:before="20" w:after="20"/>
+            </w:pPr>
+            <w:r/>
+            <w:r>
+              <w:rPr>
+                <w:rFonts w:ascii="Verdana" w:hAnsi="Verdana"/>
+                <w:b w:val="0"/>
+                <w:sz w:val="16"/>
+              </w:rPr>
+            </w:r>
+          </w:p>
+        </w:tc>
+        <w:tc>
+          <w:tcPr>
+            <w:tcW w:type="dxa" w:w="3784"/>
+          </w:tcPr>
+          <w:p>
+            <w:pPr>
+              <w:spacing w:before="20" w:after="20"/>
+            </w:pPr>
+            <w:r/>
+            <w:r>
+              <w:rPr>
+                <w:rFonts w:ascii="Verdana" w:hAnsi="Verdana"/>
+                <w:b w:val="0"/>
+                <w:sz w:val="16"/>
+              </w:rPr>
+            </w:r>
+          </w:p>
+        </w:tc>
+      </w:tr>
+      <w:tr>
+        <w:trPr>
+          <w:cantSplit/>
+        </w:trPr>
+        <w:tc>
+          <w:tcPr>
+            <w:tcW w:type="dxa" w:w="3784"/>
+          </w:tcPr>
+          <w:p>
+            <w:pPr>
+              <w:spacing w:before="20" w:after="20"/>
+            </w:pPr>
+            <w:r/>
+            <w:r>
+              <w:rPr>
+                <w:rFonts w:ascii="Verdana" w:hAnsi="Verdana"/>
+                <w:b w:val="0"/>
+                <w:sz w:val="16"/>
+              </w:rPr>
+              <w:t>0 27 001</w:t>
+            </w:r>
+          </w:p>
+        </w:tc>
+        <w:tc>
+          <w:tcPr>
+            <w:tcW w:type="dxa" w:w="3784"/>
+          </w:tcPr>
+          <w:p>
+            <w:pPr>
+              <w:spacing w:before="20" w:after="20"/>
+            </w:pPr>
+            <w:r/>
+            <w:r>
+              <w:rPr>
+                <w:rFonts w:ascii="Verdana" w:hAnsi="Verdana"/>
+                <w:b w:val="0"/>
+                <w:sz w:val="16"/>
+              </w:rPr>
+              <w:t>Широта (высокая точность)</w:t>
+            </w:r>
+          </w:p>
+        </w:tc>
+        <w:tc>
+          <w:tcPr>
+            <w:tcW w:type="dxa" w:w="3784"/>
+          </w:tcPr>
+          <w:p>
+            <w:pPr>
+              <w:spacing w:before="20" w:after="20"/>
+            </w:pPr>
+            <w:r/>
+            <w:r>
+              <w:rPr>
+                <w:rFonts w:ascii="Verdana" w:hAnsi="Verdana"/>
+                <w:b w:val="0"/>
+                <w:sz w:val="16"/>
+              </w:rPr>
+            </w:r>
+          </w:p>
+        </w:tc>
+        <w:tc>
+          <w:tcPr>
+            <w:tcW w:type="dxa" w:w="3784"/>
+          </w:tcPr>
+          <w:p>
+            <w:pPr>
+              <w:spacing w:before="20" w:after="20"/>
+            </w:pPr>
+            <w:r/>
+            <w:r>
+              <w:rPr>
+                <w:rFonts w:ascii="Verdana" w:hAnsi="Verdana"/>
+                <w:b w:val="0"/>
+                <w:sz w:val="16"/>
+              </w:rPr>
+            </w:r>
+          </w:p>
+        </w:tc>
+      </w:tr>
+      <w:tr>
+        <w:trPr>
+          <w:cantSplit/>
+        </w:trPr>
+        <w:tc>
+          <w:tcPr>
+            <w:tcW w:type="dxa" w:w="3784"/>
+          </w:tcPr>
+          <w:p>
+            <w:pPr>
+              <w:spacing w:before="20" w:after="20"/>
+            </w:pPr>
+            <w:r/>
+            <w:r>
+              <w:rPr>
+                <w:rFonts w:ascii="Verdana" w:hAnsi="Verdana"/>
+                <w:b w:val="0"/>
+                <w:sz w:val="16"/>
+              </w:rPr>
+              <w:t>0 28 001</w:t>
+            </w:r>
+          </w:p>
+        </w:tc>
+        <w:tc>
+          <w:tcPr>
+            <w:tcW w:type="dxa" w:w="3784"/>
+          </w:tcPr>
+          <w:p>
+            <w:pPr>
+              <w:spacing w:before="20" w:after="20"/>
+            </w:pPr>
+            <w:r/>
+            <w:r>
+              <w:rPr>
+                <w:rFonts w:ascii="Verdana" w:hAnsi="Verdana"/>
+                <w:b w:val="0"/>
+                <w:sz w:val="16"/>
+              </w:rPr>
+              <w:t>Долгота (высокая точность)</w:t>
+            </w:r>
+          </w:p>
+        </w:tc>
+        <w:tc>
+          <w:tcPr>
+            <w:tcW w:type="dxa" w:w="3784"/>
+          </w:tcPr>
+          <w:p>
+            <w:pPr>
+              <w:spacing w:before="20" w:after="20"/>
+            </w:pPr>
+            <w:r/>
+            <w:r>
+              <w:rPr>
+                <w:rFonts w:ascii="Verdana" w:hAnsi="Verdana"/>
+                <w:b w:val="0"/>
+                <w:sz w:val="16"/>
+              </w:rPr>
+            </w:r>
+          </w:p>
+        </w:tc>
+        <w:tc>
+          <w:tcPr>
+            <w:tcW w:type="dxa" w:w="3784"/>
+          </w:tcPr>
+          <w:p>
+            <w:pPr>
+              <w:spacing w:before="20" w:after="20"/>
+            </w:pPr>
+            <w:r/>
+            <w:r>
+              <w:rPr>
+                <w:rFonts w:ascii="Verdana" w:hAnsi="Verdana"/>
+                <w:b w:val="0"/>
+                <w:sz w:val="16"/>
+              </w:rPr>
+            </w:r>
+          </w:p>
+        </w:tc>
+      </w:tr>
+      <w:tr>
+        <w:trPr>
+          <w:cantSplit/>
+        </w:trPr>
+        <w:tc>
+          <w:tcPr>
+            <w:tcW w:type="dxa" w:w="3784"/>
+          </w:tcPr>
+          <w:p>
+            <w:pPr>
+              <w:spacing w:before="20" w:after="20"/>
+            </w:pPr>
+            <w:r/>
+            <w:r>
+              <w:rPr>
+                <w:rFonts w:ascii="Verdana" w:hAnsi="Verdana"/>
+                <w:b w:val="0"/>
+                <w:sz w:val="16"/>
+              </w:rPr>
+              <w:t>0 27 001</w:t>
+            </w:r>
+          </w:p>
+        </w:tc>
+        <w:tc>
+          <w:tcPr>
+            <w:tcW w:type="dxa" w:w="3784"/>
+          </w:tcPr>
+          <w:p>
+            <w:pPr>
+              <w:spacing w:before="20" w:after="20"/>
+            </w:pPr>
+            <w:r/>
+            <w:r>
+              <w:rPr>
+                <w:rFonts w:ascii="Verdana" w:hAnsi="Verdana"/>
+                <w:b w:val="0"/>
+                <w:sz w:val="16"/>
+              </w:rPr>
+              <w:t>Широта (высокая точность)</w:t>
+            </w:r>
+          </w:p>
+        </w:tc>
+        <w:tc>
+          <w:tcPr>
+            <w:tcW w:type="dxa" w:w="3784"/>
+          </w:tcPr>
+          <w:p>
+            <w:pPr>
+              <w:spacing w:before="20" w:after="20"/>
+            </w:pPr>
+            <w:r/>
+            <w:r>
+              <w:rPr>
+                <w:rFonts w:ascii="Verdana" w:hAnsi="Verdana"/>
+                <w:b w:val="0"/>
+                <w:sz w:val="16"/>
+              </w:rPr>
+            </w:r>
+          </w:p>
+        </w:tc>
+        <w:tc>
+          <w:tcPr>
+            <w:tcW w:type="dxa" w:w="3784"/>
+          </w:tcPr>
+          <w:p>
+            <w:pPr>
+              <w:spacing w:before="20" w:after="20"/>
+            </w:pPr>
+            <w:r/>
+            <w:r>
+              <w:rPr>
+                <w:rFonts w:ascii="Verdana" w:hAnsi="Verdana"/>
+                <w:b w:val="0"/>
+                <w:sz w:val="16"/>
+              </w:rPr>
+            </w:r>
+          </w:p>
+        </w:tc>
+      </w:tr>
+      <w:tr>
+        <w:trPr>
+          <w:cantSplit/>
+        </w:trPr>
+        <w:tc>
+          <w:tcPr>
+            <w:tcW w:type="dxa" w:w="3784"/>
+          </w:tcPr>
+          <w:p>
+            <w:pPr>
+              <w:spacing w:before="20" w:after="20"/>
+            </w:pPr>
+            <w:r/>
+            <w:r>
+              <w:rPr>
+                <w:rFonts w:ascii="Verdana" w:hAnsi="Verdana"/>
+                <w:b w:val="0"/>
+                <w:sz w:val="16"/>
+              </w:rPr>
+              <w:t>0 28 001</w:t>
+            </w:r>
+          </w:p>
+        </w:tc>
+        <w:tc>
+          <w:tcPr>
+            <w:tcW w:type="dxa" w:w="3784"/>
+          </w:tcPr>
+          <w:p>
+            <w:pPr>
+              <w:spacing w:before="20" w:after="20"/>
+            </w:pPr>
+            <w:r/>
+            <w:r>
+              <w:rPr>
+                <w:rFonts w:ascii="Verdana" w:hAnsi="Verdana"/>
+                <w:b w:val="0"/>
+                <w:sz w:val="16"/>
+              </w:rPr>
+              <w:t>Долгота (высокая точность)</w:t>
+            </w:r>
+          </w:p>
+        </w:tc>
+        <w:tc>
+          <w:tcPr>
+            <w:tcW w:type="dxa" w:w="3784"/>
+          </w:tcPr>
+          <w:p>
+            <w:pPr>
+              <w:spacing w:before="20" w:after="20"/>
+            </w:pPr>
+            <w:r/>
+            <w:r>
+              <w:rPr>
+                <w:rFonts w:ascii="Verdana" w:hAnsi="Verdana"/>
+                <w:b w:val="0"/>
+                <w:sz w:val="16"/>
+              </w:rPr>
+            </w:r>
+          </w:p>
+        </w:tc>
+        <w:tc>
+          <w:tcPr>
+            <w:tcW w:type="dxa" w:w="3784"/>
+          </w:tcPr>
+          <w:p>
+            <w:pPr>
+              <w:spacing w:before="20" w:after="20"/>
+            </w:pPr>
+            <w:r/>
+            <w:r>
+              <w:rPr>
+                <w:rFonts w:ascii="Verdana" w:hAnsi="Verdana"/>
+                <w:b w:val="0"/>
+                <w:sz w:val="16"/>
+              </w:rPr>
+            </w:r>
+          </w:p>
+        </w:tc>
+      </w:tr>
+      <w:tr>
+        <w:trPr>
+          <w:cantSplit/>
+        </w:trPr>
+        <w:tc>
+          <w:tcPr>
+            <w:tcW w:type="dxa" w:w="3784"/>
+          </w:tcPr>
+          <w:p>
+            <w:pPr>
+              <w:spacing w:before="20" w:after="20"/>
+            </w:pPr>
+            <w:r/>
+            <w:r>
+              <w:rPr>
+                <w:rFonts w:ascii="Verdana" w:hAnsi="Verdana"/>
+                <w:b w:val="0"/>
+                <w:sz w:val="16"/>
+              </w:rPr>
+              <w:t>0 27 001</w:t>
+            </w:r>
+          </w:p>
+        </w:tc>
+        <w:tc>
+          <w:tcPr>
+            <w:tcW w:type="dxa" w:w="3784"/>
+          </w:tcPr>
+          <w:p>
+            <w:pPr>
+              <w:spacing w:before="20" w:after="20"/>
+            </w:pPr>
+            <w:r/>
+            <w:r>
+              <w:rPr>
+                <w:rFonts w:ascii="Verdana" w:hAnsi="Verdana"/>
+                <w:b w:val="0"/>
+                <w:sz w:val="16"/>
+              </w:rPr>
+              <w:t>Широта (высокая точность)</w:t>
+            </w:r>
+          </w:p>
+        </w:tc>
+        <w:tc>
+          <w:tcPr>
+            <w:tcW w:type="dxa" w:w="3784"/>
+          </w:tcPr>
+          <w:p>
+            <w:pPr>
+              <w:spacing w:before="20" w:after="20"/>
+            </w:pPr>
+            <w:r/>
+            <w:r>
+              <w:rPr>
+                <w:rFonts w:ascii="Verdana" w:hAnsi="Verdana"/>
+                <w:b w:val="0"/>
+                <w:sz w:val="16"/>
+              </w:rPr>
+            </w:r>
+          </w:p>
+        </w:tc>
+        <w:tc>
+          <w:tcPr>
+            <w:tcW w:type="dxa" w:w="3784"/>
+          </w:tcPr>
+          <w:p>
+            <w:pPr>
+              <w:spacing w:before="20" w:after="20"/>
+            </w:pPr>
+            <w:r/>
+            <w:r>
+              <w:rPr>
+                <w:rFonts w:ascii="Verdana" w:hAnsi="Verdana"/>
+                <w:b w:val="0"/>
+                <w:sz w:val="16"/>
+              </w:rPr>
+            </w:r>
+          </w:p>
+        </w:tc>
+      </w:tr>
+      <w:tr>
+        <w:trPr>
+          <w:cantSplit/>
+        </w:trPr>
+        <w:tc>
+          <w:tcPr>
+            <w:tcW w:type="dxa" w:w="3784"/>
+          </w:tcPr>
+          <w:p>
+            <w:pPr>
+              <w:spacing w:before="20" w:after="20"/>
+            </w:pPr>
+            <w:r/>
+            <w:r>
+              <w:rPr>
+                <w:rFonts w:ascii="Verdana" w:hAnsi="Verdana"/>
+                <w:b w:val="0"/>
+                <w:sz w:val="16"/>
+              </w:rPr>
+              <w:t>0 28 001</w:t>
+            </w:r>
+          </w:p>
+        </w:tc>
+        <w:tc>
+          <w:tcPr>
+            <w:tcW w:type="dxa" w:w="3784"/>
+          </w:tcPr>
+          <w:p>
+            <w:pPr>
+              <w:spacing w:before="20" w:after="20"/>
+            </w:pPr>
+            <w:r/>
+            <w:r>
+              <w:rPr>
+                <w:rFonts w:ascii="Verdana" w:hAnsi="Verdana"/>
+                <w:b w:val="0"/>
+                <w:sz w:val="16"/>
+              </w:rPr>
+              <w:t>Долгота (высокая точность)</w:t>
+            </w:r>
+          </w:p>
+        </w:tc>
+        <w:tc>
+          <w:tcPr>
+            <w:tcW w:type="dxa" w:w="3784"/>
+          </w:tcPr>
+          <w:p>
+            <w:pPr>
+              <w:spacing w:before="20" w:after="20"/>
+            </w:pPr>
+            <w:r/>
+            <w:r>
+              <w:rPr>
+                <w:rFonts w:ascii="Verdana" w:hAnsi="Verdana"/>
+                <w:b w:val="0"/>
+                <w:sz w:val="16"/>
+              </w:rPr>
+            </w:r>
+          </w:p>
+        </w:tc>
+        <w:tc>
+          <w:tcPr>
+            <w:tcW w:type="dxa" w:w="3784"/>
+          </w:tcPr>
+          <w:p>
+            <w:pPr>
+              <w:spacing w:before="20" w:after="20"/>
+            </w:pPr>
+            <w:r/>
+            <w:r>
+              <w:rPr>
+                <w:rFonts w:ascii="Verdana" w:hAnsi="Verdana"/>
+                <w:b w:val="0"/>
+                <w:sz w:val="16"/>
+              </w:rPr>
+            </w:r>
+          </w:p>
+        </w:tc>
+      </w:tr>
+      <w:tr>
+        <w:trPr>
+          <w:cantSplit/>
+        </w:trPr>
+        <w:tc>
+          <w:tcPr>
+            <w:tcW w:type="dxa" w:w="3784"/>
+          </w:tcPr>
+          <w:p>
+            <w:pPr>
+              <w:spacing w:before="20" w:after="20"/>
+            </w:pPr>
+            <w:r/>
+            <w:r>
+              <w:rPr>
+                <w:rFonts w:ascii="Verdana" w:hAnsi="Verdana"/>
+                <w:b w:val="0"/>
+                <w:sz w:val="16"/>
+              </w:rPr>
+              <w:t>0 10 001</w:t>
+            </w:r>
+          </w:p>
+        </w:tc>
+        <w:tc>
+          <w:tcPr>
+            <w:tcW w:type="dxa" w:w="3784"/>
+          </w:tcPr>
+          <w:p>
+            <w:pPr>
+              <w:spacing w:before="20" w:after="20"/>
+            </w:pPr>
+            <w:r/>
+            <w:r>
+              <w:rPr>
+                <w:rFonts w:ascii="Verdana" w:hAnsi="Verdana"/>
+                <w:b w:val="0"/>
+                <w:sz w:val="16"/>
+              </w:rPr>
+              <w:t>Высота поверхности суши</w:t>
+            </w:r>
+          </w:p>
+        </w:tc>
+        <w:tc>
+          <w:tcPr>
+            <w:tcW w:type="dxa" w:w="3784"/>
+          </w:tcPr>
+          <w:p>
+            <w:pPr>
+              <w:spacing w:before="20" w:after="20"/>
+            </w:pPr>
+            <w:r/>
+            <w:r>
+              <w:rPr>
+                <w:rFonts w:ascii="Verdana" w:hAnsi="Verdana"/>
+                <w:b w:val="0"/>
+                <w:sz w:val="16"/>
+              </w:rPr>
+            </w:r>
+          </w:p>
+        </w:tc>
+        <w:tc>
+          <w:tcPr>
+            <w:tcW w:type="dxa" w:w="3784"/>
+          </w:tcPr>
+          <w:p>
+            <w:pPr>
+              <w:spacing w:before="20" w:after="20"/>
+            </w:pPr>
+            <w:r/>
+            <w:r>
+              <w:rPr>
+                <w:rFonts w:ascii="Verdana" w:hAnsi="Verdana"/>
+                <w:b w:val="0"/>
+                <w:sz w:val="16"/>
+              </w:rPr>
+            </w:r>
+          </w:p>
+        </w:tc>
+      </w:tr>
+      <w:tr>
+        <w:trPr>
+          <w:cantSplit/>
+        </w:trPr>
+        <w:tc>
+          <w:tcPr>
+            <w:tcW w:type="dxa" w:w="3784"/>
+          </w:tcPr>
+          <w:p>
+            <w:pPr>
+              <w:spacing w:before="20" w:after="20"/>
+            </w:pPr>
+            <w:r/>
+            <w:r>
+              <w:rPr>
+                <w:rFonts w:ascii="Verdana" w:hAnsi="Verdana"/>
+                <w:b w:val="0"/>
+                <w:sz w:val="16"/>
+              </w:rPr>
+              <w:t>0 14 019</w:t>
+            </w:r>
+          </w:p>
+        </w:tc>
+        <w:tc>
+          <w:tcPr>
+            <w:tcW w:type="dxa" w:w="3784"/>
+          </w:tcPr>
+          <w:p>
+            <w:pPr>
+              <w:spacing w:before="20" w:after="20"/>
+            </w:pPr>
+            <w:r/>
+            <w:r>
+              <w:rPr>
+                <w:rFonts w:ascii="Verdana" w:hAnsi="Verdana"/>
+                <w:b w:val="0"/>
+                <w:sz w:val="16"/>
+              </w:rPr>
+              <w:t>Альбедо поверхности</w:t>
+            </w:r>
+          </w:p>
+        </w:tc>
+        <w:tc>
+          <w:tcPr>
+            <w:tcW w:type="dxa" w:w="3784"/>
+          </w:tcPr>
+          <w:p>
+            <w:pPr>
+              <w:spacing w:before="20" w:after="20"/>
+            </w:pPr>
+            <w:r/>
+            <w:r>
+              <w:rPr>
+                <w:rFonts w:ascii="Verdana" w:hAnsi="Verdana"/>
+                <w:b w:val="0"/>
+                <w:sz w:val="16"/>
+              </w:rPr>
+            </w:r>
+          </w:p>
+        </w:tc>
+        <w:tc>
+          <w:tcPr>
+            <w:tcW w:type="dxa" w:w="3784"/>
+          </w:tcPr>
+          <w:p>
+            <w:pPr>
+              <w:spacing w:before="20" w:after="20"/>
+            </w:pPr>
+            <w:r/>
+            <w:r>
+              <w:rPr>
+                <w:rFonts w:ascii="Verdana" w:hAnsi="Verdana"/>
+                <w:b w:val="0"/>
+                <w:sz w:val="16"/>
+              </w:rPr>
+            </w:r>
+          </w:p>
+        </w:tc>
+      </w:tr>
+      <w:tr>
+        <w:trPr>
+          <w:cantSplit/>
+        </w:trPr>
+        <w:tc>
+          <w:tcPr>
+            <w:tcW w:type="dxa" w:w="3784"/>
+          </w:tcPr>
+          <w:p>
+            <w:pPr>
+              <w:spacing w:before="20" w:after="20"/>
+            </w:pPr>
+            <w:r/>
+            <w:r>
+              <w:rPr>
+                <w:rFonts w:ascii="Verdana" w:hAnsi="Verdana"/>
+                <w:b w:val="0"/>
+                <w:sz w:val="16"/>
+              </w:rPr>
+              <w:t>0 07 025</w:t>
+            </w:r>
+          </w:p>
+        </w:tc>
+        <w:tc>
+          <w:tcPr>
+            <w:tcW w:type="dxa" w:w="3784"/>
+          </w:tcPr>
+          <w:p>
+            <w:pPr>
+              <w:spacing w:before="20" w:after="20"/>
+            </w:pPr>
+            <w:r/>
+            <w:r>
+              <w:rPr>
+                <w:rFonts w:ascii="Verdana" w:hAnsi="Verdana"/>
+                <w:b w:val="0"/>
+                <w:sz w:val="16"/>
+              </w:rPr>
+              <w:t>Зенитный угол Солнца</w:t>
+            </w:r>
+          </w:p>
+        </w:tc>
+        <w:tc>
+          <w:tcPr>
+            <w:tcW w:type="dxa" w:w="3784"/>
+          </w:tcPr>
+          <w:p>
+            <w:pPr>
+              <w:spacing w:before="20" w:after="20"/>
+            </w:pPr>
+            <w:r/>
+            <w:r>
+              <w:rPr>
+                <w:rFonts w:ascii="Verdana" w:hAnsi="Verdana"/>
+                <w:b w:val="0"/>
+                <w:sz w:val="16"/>
+              </w:rPr>
+            </w:r>
+          </w:p>
+        </w:tc>
+        <w:tc>
+          <w:tcPr>
+            <w:tcW w:type="dxa" w:w="3784"/>
+          </w:tcPr>
+          <w:p>
+            <w:pPr>
+              <w:spacing w:before="20" w:after="20"/>
+            </w:pPr>
+            <w:r/>
+            <w:r>
+              <w:rPr>
+                <w:rFonts w:ascii="Verdana" w:hAnsi="Verdana"/>
+                <w:b w:val="0"/>
+                <w:sz w:val="16"/>
+              </w:rPr>
+            </w:r>
+          </w:p>
+        </w:tc>
+      </w:tr>
+      <w:tr>
+        <w:trPr>
+          <w:cantSplit/>
+        </w:trPr>
+        <w:tc>
+          <w:tcPr>
+            <w:tcW w:type="dxa" w:w="3784"/>
+          </w:tcPr>
+          <w:p>
+            <w:pPr>
+              <w:spacing w:before="20" w:after="20"/>
+            </w:pPr>
+            <w:r/>
+            <w:r>
+              <w:rPr>
+                <w:rFonts w:ascii="Verdana" w:hAnsi="Verdana"/>
+                <w:b w:val="0"/>
+                <w:sz w:val="16"/>
+              </w:rPr>
+              <w:t>0 10 080</w:t>
+            </w:r>
+          </w:p>
+        </w:tc>
+        <w:tc>
+          <w:tcPr>
+            <w:tcW w:type="dxa" w:w="3784"/>
+          </w:tcPr>
+          <w:p>
+            <w:pPr>
+              <w:spacing w:before="20" w:after="20"/>
+            </w:pPr>
+            <w:r/>
+            <w:r>
+              <w:rPr>
+                <w:rFonts w:ascii="Verdana" w:hAnsi="Verdana"/>
+                <w:b w:val="0"/>
+                <w:sz w:val="16"/>
+              </w:rPr>
+              <w:t>Зенитный угол визирования</w:t>
+            </w:r>
+          </w:p>
+        </w:tc>
+        <w:tc>
+          <w:tcPr>
+            <w:tcW w:type="dxa" w:w="3784"/>
+          </w:tcPr>
+          <w:p>
+            <w:pPr>
+              <w:spacing w:before="20" w:after="20"/>
+            </w:pPr>
+            <w:r/>
+            <w:r>
+              <w:rPr>
+                <w:rFonts w:ascii="Verdana" w:hAnsi="Verdana"/>
+                <w:b w:val="0"/>
+                <w:sz w:val="16"/>
+              </w:rPr>
+            </w:r>
+          </w:p>
+        </w:tc>
+        <w:tc>
+          <w:tcPr>
+            <w:tcW w:type="dxa" w:w="3784"/>
+          </w:tcPr>
+          <w:p>
+            <w:pPr>
+              <w:spacing w:before="20" w:after="20"/>
+            </w:pPr>
+            <w:r/>
+            <w:r>
+              <w:rPr>
+                <w:rFonts w:ascii="Verdana" w:hAnsi="Verdana"/>
+                <w:b w:val="0"/>
+                <w:sz w:val="16"/>
+              </w:rPr>
+            </w:r>
+          </w:p>
+        </w:tc>
+      </w:tr>
+      <w:tr>
+        <w:trPr>
+          <w:cantSplit/>
+        </w:trPr>
+        <w:tc>
+          <w:tcPr>
+            <w:tcW w:type="dxa" w:w="3784"/>
+          </w:tcPr>
+          <w:p>
+            <w:pPr>
+              <w:spacing w:before="20" w:after="20"/>
+            </w:pPr>
+            <w:r/>
+            <w:r>
+              <w:rPr>
+                <w:rFonts w:ascii="Verdana" w:hAnsi="Verdana"/>
+                <w:b w:val="0"/>
+                <w:sz w:val="16"/>
+              </w:rPr>
+              <w:t>0 05 023</w:t>
+            </w:r>
+          </w:p>
+        </w:tc>
+        <w:tc>
+          <w:tcPr>
+            <w:tcW w:type="dxa" w:w="3784"/>
+          </w:tcPr>
+          <w:p>
+            <w:pPr>
+              <w:spacing w:before="20" w:after="20"/>
+            </w:pPr>
+            <w:r/>
+            <w:r>
+              <w:rPr>
+                <w:rFonts w:ascii="Verdana" w:hAnsi="Verdana"/>
+                <w:b w:val="0"/>
+                <w:sz w:val="16"/>
+              </w:rPr>
+              <w:t>Отклонение азимута Солнца от азимута спутника</w:t>
+            </w:r>
+          </w:p>
+        </w:tc>
+        <w:tc>
+          <w:tcPr>
+            <w:tcW w:type="dxa" w:w="3784"/>
+          </w:tcPr>
+          <w:p>
+            <w:pPr>
+              <w:spacing w:before="20" w:after="20"/>
+            </w:pPr>
+            <w:r/>
+            <w:r>
+              <w:rPr>
+                <w:rFonts w:ascii="Verdana" w:hAnsi="Verdana"/>
+                <w:b w:val="0"/>
+                <w:sz w:val="16"/>
+              </w:rPr>
+            </w:r>
+          </w:p>
+        </w:tc>
+        <w:tc>
+          <w:tcPr>
+            <w:tcW w:type="dxa" w:w="3784"/>
+          </w:tcPr>
+          <w:p>
+            <w:pPr>
+              <w:spacing w:before="20" w:after="20"/>
+            </w:pPr>
+            <w:r/>
+            <w:r>
+              <w:rPr>
+                <w:rFonts w:ascii="Verdana" w:hAnsi="Verdana"/>
+                <w:b w:val="0"/>
+                <w:sz w:val="16"/>
+              </w:rPr>
+            </w:r>
+          </w:p>
+        </w:tc>
+      </w:tr>
+      <w:tr>
+        <w:trPr>
+          <w:cantSplit/>
+        </w:trPr>
+        <w:tc>
+          <w:tcPr>
+            <w:tcW w:type="dxa" w:w="3784"/>
+          </w:tcPr>
+          <w:p>
+            <w:pPr>
+              <w:spacing w:before="20" w:after="20"/>
+            </w:pPr>
+            <w:r/>
+            <w:r>
+              <w:rPr>
+                <w:rFonts w:ascii="Verdana" w:hAnsi="Verdana"/>
+                <w:b w:val="0"/>
+                <w:sz w:val="16"/>
+              </w:rPr>
+              <w:t>0 20 010</w:t>
+            </w:r>
+          </w:p>
+        </w:tc>
+        <w:tc>
+          <w:tcPr>
+            <w:tcW w:type="dxa" w:w="3784"/>
+          </w:tcPr>
+          <w:p>
+            <w:pPr>
+              <w:spacing w:before="20" w:after="20"/>
+            </w:pPr>
+            <w:r/>
+            <w:r>
+              <w:rPr>
+                <w:rFonts w:ascii="Verdana" w:hAnsi="Verdana"/>
+                <w:b w:val="0"/>
+                <w:sz w:val="16"/>
+              </w:rPr>
+              <w:t>Облачность (общая)</w:t>
+            </w:r>
+          </w:p>
+        </w:tc>
+        <w:tc>
+          <w:tcPr>
+            <w:tcW w:type="dxa" w:w="3784"/>
+          </w:tcPr>
+          <w:p>
+            <w:pPr>
+              <w:spacing w:before="20" w:after="20"/>
+            </w:pPr>
+            <w:r/>
+            <w:r>
+              <w:rPr>
+                <w:rFonts w:ascii="Verdana" w:hAnsi="Verdana"/>
+                <w:b w:val="0"/>
+                <w:sz w:val="16"/>
+              </w:rPr>
+            </w:r>
+          </w:p>
+        </w:tc>
+        <w:tc>
+          <w:tcPr>
+            <w:tcW w:type="dxa" w:w="3784"/>
+          </w:tcPr>
+          <w:p>
+            <w:pPr>
+              <w:spacing w:before="20" w:after="20"/>
+            </w:pPr>
+            <w:r/>
+            <w:r>
+              <w:rPr>
+                <w:rFonts w:ascii="Verdana" w:hAnsi="Verdana"/>
+                <w:b w:val="0"/>
+                <w:sz w:val="16"/>
+              </w:rPr>
+            </w:r>
+          </w:p>
+        </w:tc>
+      </w:tr>
+      <w:tr>
+        <w:trPr>
+          <w:cantSplit/>
+        </w:trPr>
+        <w:tc>
+          <w:tcPr>
+            <w:tcW w:type="dxa" w:w="3784"/>
+          </w:tcPr>
+          <w:p>
+            <w:pPr>
+              <w:spacing w:before="20" w:after="20"/>
+            </w:pPr>
+            <w:r/>
+            <w:r>
+              <w:rPr>
+                <w:rFonts w:ascii="Verdana" w:hAnsi="Verdana"/>
+                <w:b w:val="0"/>
+                <w:sz w:val="16"/>
+              </w:rPr>
+              <w:t>0 08 003</w:t>
+            </w:r>
+          </w:p>
+        </w:tc>
+        <w:tc>
+          <w:tcPr>
+            <w:tcW w:type="dxa" w:w="3784"/>
+          </w:tcPr>
+          <w:p>
+            <w:pPr>
+              <w:spacing w:before="20" w:after="20"/>
+            </w:pPr>
+            <w:r/>
+            <w:r>
+              <w:rPr>
+                <w:rFonts w:ascii="Verdana" w:hAnsi="Verdana"/>
+                <w:b w:val="0"/>
+                <w:sz w:val="16"/>
+              </w:rPr>
+              <w:t>Вертикальная значимость (спутниковые наблюдения)</w:t>
+            </w:r>
+          </w:p>
+        </w:tc>
+        <w:tc>
+          <w:tcPr>
+            <w:tcW w:type="dxa" w:w="3784"/>
+          </w:tcPr>
+          <w:p>
+            <w:pPr>
+              <w:spacing w:before="20" w:after="20"/>
+            </w:pPr>
+            <w:r/>
+            <w:r>
+              <w:rPr>
+                <w:rFonts w:ascii="Verdana" w:hAnsi="Verdana"/>
+                <w:b w:val="0"/>
+                <w:sz w:val="16"/>
+              </w:rPr>
+            </w:r>
+          </w:p>
+        </w:tc>
+        <w:tc>
+          <w:tcPr>
+            <w:tcW w:type="dxa" w:w="3784"/>
+          </w:tcPr>
+          <w:p>
+            <w:pPr>
+              <w:spacing w:before="20" w:after="20"/>
+            </w:pPr>
+            <w:r/>
+            <w:r>
+              <w:rPr>
+                <w:rFonts w:ascii="Verdana" w:hAnsi="Verdana"/>
+                <w:b w:val="0"/>
+                <w:sz w:val="16"/>
+              </w:rPr>
+            </w:r>
+          </w:p>
+        </w:tc>
+      </w:tr>
+      <w:tr>
+        <w:trPr>
+          <w:cantSplit/>
+        </w:trPr>
+        <w:tc>
+          <w:tcPr>
+            <w:tcW w:type="dxa" w:w="3784"/>
+          </w:tcPr>
+          <w:p>
+            <w:pPr>
+              <w:spacing w:before="20" w:after="20"/>
+            </w:pPr>
+            <w:r/>
+            <w:r>
+              <w:rPr>
+                <w:rFonts w:ascii="Verdana" w:hAnsi="Verdana"/>
+                <w:b w:val="0"/>
+                <w:sz w:val="16"/>
+              </w:rPr>
+              <w:t>0 07 004</w:t>
+            </w:r>
+          </w:p>
+        </w:tc>
+        <w:tc>
+          <w:tcPr>
+            <w:tcW w:type="dxa" w:w="3784"/>
+          </w:tcPr>
+          <w:p>
+            <w:pPr>
+              <w:spacing w:before="20" w:after="20"/>
+            </w:pPr>
+            <w:r/>
+            <w:r>
+              <w:rPr>
+                <w:rFonts w:ascii="Verdana" w:hAnsi="Verdana"/>
+                <w:b w:val="0"/>
+                <w:sz w:val="16"/>
+              </w:rPr>
+              <w:t>Давление</w:t>
+            </w:r>
+          </w:p>
+        </w:tc>
+        <w:tc>
+          <w:tcPr>
+            <w:tcW w:type="dxa" w:w="3784"/>
+          </w:tcPr>
+          <w:p>
+            <w:pPr>
+              <w:spacing w:before="20" w:after="20"/>
+            </w:pPr>
+            <w:r/>
+            <w:r>
+              <w:rPr>
+                <w:rFonts w:ascii="Verdana" w:hAnsi="Verdana"/>
+                <w:b w:val="0"/>
+                <w:sz w:val="16"/>
+              </w:rPr>
+            </w:r>
+          </w:p>
+        </w:tc>
+        <w:tc>
+          <w:tcPr>
+            <w:tcW w:type="dxa" w:w="3784"/>
+          </w:tcPr>
+          <w:p>
+            <w:pPr>
+              <w:spacing w:before="20" w:after="20"/>
+            </w:pPr>
+            <w:r/>
+            <w:r>
+              <w:rPr>
+                <w:rFonts w:ascii="Verdana" w:hAnsi="Verdana"/>
+                <w:b w:val="0"/>
+                <w:sz w:val="16"/>
+              </w:rPr>
+            </w:r>
+          </w:p>
+        </w:tc>
+      </w:tr>
+      <w:tr>
+        <w:trPr>
+          <w:cantSplit/>
+        </w:trPr>
+        <w:tc>
+          <w:tcPr>
+            <w:tcW w:type="dxa" w:w="3784"/>
+          </w:tcPr>
+          <w:p>
+            <w:pPr>
+              <w:spacing w:before="20" w:after="20"/>
+            </w:pPr>
+            <w:r/>
+            <w:r>
+              <w:rPr>
+                <w:rFonts w:ascii="Verdana" w:hAnsi="Verdana"/>
+                <w:b w:val="0"/>
+                <w:sz w:val="16"/>
+              </w:rPr>
+              <w:t>0 14 026</w:t>
+            </w:r>
+          </w:p>
+        </w:tc>
+        <w:tc>
+          <w:tcPr>
+            <w:tcW w:type="dxa" w:w="3784"/>
+          </w:tcPr>
+          <w:p>
+            <w:pPr>
+              <w:spacing w:before="20" w:after="20"/>
+            </w:pPr>
+            <w:r/>
+            <w:r>
+              <w:rPr>
+                <w:rFonts w:ascii="Verdana" w:hAnsi="Verdana"/>
+                <w:b w:val="0"/>
+                <w:sz w:val="16"/>
+              </w:rPr>
+              <w:t>Альбедо на вершинах облаков</w:t>
+            </w:r>
+          </w:p>
+        </w:tc>
+        <w:tc>
+          <w:tcPr>
+            <w:tcW w:type="dxa" w:w="3784"/>
+          </w:tcPr>
+          <w:p>
+            <w:pPr>
+              <w:spacing w:before="20" w:after="20"/>
+            </w:pPr>
+            <w:r/>
+            <w:r>
+              <w:rPr>
+                <w:rFonts w:ascii="Verdana" w:hAnsi="Verdana"/>
+                <w:b w:val="0"/>
+                <w:sz w:val="16"/>
+              </w:rPr>
+            </w:r>
+          </w:p>
+        </w:tc>
+        <w:tc>
+          <w:tcPr>
+            <w:tcW w:type="dxa" w:w="3784"/>
+          </w:tcPr>
+          <w:p>
+            <w:pPr>
+              <w:spacing w:before="20" w:after="20"/>
+            </w:pPr>
+            <w:r/>
+            <w:r>
+              <w:rPr>
+                <w:rFonts w:ascii="Verdana" w:hAnsi="Verdana"/>
+                <w:b w:val="0"/>
+                <w:sz w:val="16"/>
+              </w:rPr>
+            </w:r>
+          </w:p>
+        </w:tc>
+      </w:tr>
+      <w:tr>
+        <w:trPr>
+          <w:cantSplit/>
+        </w:trPr>
+        <w:tc>
+          <w:tcPr>
+            <w:tcW w:type="dxa" w:w="3784"/>
+          </w:tcPr>
+          <w:p>
+            <w:pPr>
+              <w:spacing w:before="20" w:after="20"/>
+            </w:pPr>
+            <w:r/>
+            <w:r>
+              <w:rPr>
+                <w:rFonts w:ascii="Verdana" w:hAnsi="Verdana"/>
+                <w:b w:val="0"/>
+                <w:sz w:val="16"/>
+              </w:rPr>
+              <w:t>0 20 014</w:t>
+            </w:r>
+          </w:p>
+        </w:tc>
+        <w:tc>
+          <w:tcPr>
+            <w:tcW w:type="dxa" w:w="3784"/>
+          </w:tcPr>
+          <w:p>
+            <w:pPr>
+              <w:spacing w:before="20" w:after="20"/>
+            </w:pPr>
+            <w:r/>
+            <w:r>
+              <w:rPr>
+                <w:rFonts w:ascii="Verdana" w:hAnsi="Verdana"/>
+                <w:b w:val="0"/>
+                <w:sz w:val="16"/>
+              </w:rPr>
+              <w:t>Высота верхней границы облаков</w:t>
+            </w:r>
+          </w:p>
+        </w:tc>
+        <w:tc>
+          <w:tcPr>
+            <w:tcW w:type="dxa" w:w="3784"/>
+          </w:tcPr>
+          <w:p>
+            <w:pPr>
+              <w:spacing w:before="20" w:after="20"/>
+            </w:pPr>
+            <w:r/>
+            <w:r>
+              <w:rPr>
+                <w:rFonts w:ascii="Verdana" w:hAnsi="Verdana"/>
+                <w:b w:val="0"/>
+                <w:sz w:val="16"/>
+              </w:rPr>
+            </w:r>
+          </w:p>
+        </w:tc>
+        <w:tc>
+          <w:tcPr>
+            <w:tcW w:type="dxa" w:w="3784"/>
+          </w:tcPr>
+          <w:p>
+            <w:pPr>
+              <w:spacing w:before="20" w:after="20"/>
+            </w:pPr>
+            <w:r/>
+            <w:r>
+              <w:rPr>
+                <w:rFonts w:ascii="Verdana" w:hAnsi="Verdana"/>
+                <w:b w:val="0"/>
+                <w:sz w:val="16"/>
+              </w:rPr>
+            </w:r>
+          </w:p>
+        </w:tc>
+      </w:tr>
+      <w:tr>
+        <w:trPr>
+          <w:cantSplit/>
+        </w:trPr>
+        <w:tc>
+          <w:tcPr>
+            <w:tcW w:type="dxa" w:w="3784"/>
+          </w:tcPr>
+          <w:p>
+            <w:pPr>
+              <w:spacing w:before="20" w:after="20"/>
+            </w:pPr>
+            <w:r/>
+            <w:r>
+              <w:rPr>
+                <w:rFonts w:ascii="Verdana" w:hAnsi="Verdana"/>
+                <w:b w:val="0"/>
+                <w:sz w:val="16"/>
+              </w:rPr>
+              <w:t>0 13 093</w:t>
+            </w:r>
+          </w:p>
+        </w:tc>
+        <w:tc>
+          <w:tcPr>
+            <w:tcW w:type="dxa" w:w="3784"/>
+          </w:tcPr>
+          <w:p>
+            <w:pPr>
+              <w:spacing w:before="20" w:after="20"/>
+            </w:pPr>
+            <w:r/>
+            <w:r>
+              <w:rPr>
+                <w:rFonts w:ascii="Verdana" w:hAnsi="Verdana"/>
+                <w:b w:val="0"/>
+                <w:sz w:val="16"/>
+              </w:rPr>
+              <w:t>Оптическая толщина облаков</w:t>
+            </w:r>
+          </w:p>
+        </w:tc>
+        <w:tc>
+          <w:tcPr>
+            <w:tcW w:type="dxa" w:w="3784"/>
+          </w:tcPr>
+          <w:p>
+            <w:pPr>
+              <w:spacing w:before="20" w:after="20"/>
+            </w:pPr>
+            <w:r/>
+            <w:r>
+              <w:rPr>
+                <w:rFonts w:ascii="Verdana" w:hAnsi="Verdana"/>
+                <w:b w:val="0"/>
+                <w:sz w:val="16"/>
+              </w:rPr>
+            </w:r>
+          </w:p>
+        </w:tc>
+        <w:tc>
+          <w:tcPr>
+            <w:tcW w:type="dxa" w:w="3784"/>
+          </w:tcPr>
+          <w:p>
+            <w:pPr>
+              <w:spacing w:before="20" w:after="20"/>
+            </w:pPr>
+            <w:r/>
+            <w:r>
+              <w:rPr>
+                <w:rFonts w:ascii="Verdana" w:hAnsi="Verdana"/>
+                <w:b w:val="0"/>
+                <w:sz w:val="16"/>
+              </w:rPr>
+            </w:r>
+          </w:p>
+        </w:tc>
+      </w:tr>
+      <w:tr>
+        <w:trPr>
+          <w:cantSplit/>
+        </w:trPr>
+        <w:tc>
+          <w:tcPr>
+            <w:tcW w:type="dxa" w:w="3784"/>
+          </w:tcPr>
+          <w:p>
+            <w:pPr>
+              <w:spacing w:before="20" w:after="20"/>
+            </w:pPr>
+            <w:r/>
+            <w:r>
+              <w:rPr>
+                <w:rFonts w:ascii="Verdana" w:hAnsi="Verdana"/>
+                <w:b w:val="0"/>
+                <w:sz w:val="16"/>
+              </w:rPr>
+              <w:t>1 05 000</w:t>
+            </w:r>
+          </w:p>
+        </w:tc>
+        <w:tc>
+          <w:tcPr>
+            <w:tcW w:type="dxa" w:w="3784"/>
+          </w:tcPr>
+          <w:p>
+            <w:pPr>
+              <w:spacing w:before="20" w:after="20"/>
+            </w:pPr>
+            <w:r/>
+            <w:r>
+              <w:rPr>
+                <w:rFonts w:ascii="Verdana" w:hAnsi="Verdana"/>
+                <w:b w:val="0"/>
+                <w:sz w:val="16"/>
+              </w:rPr>
+              <w:t>Повторение с задержкой 5 дескрипторов</w:t>
+            </w:r>
+          </w:p>
+        </w:tc>
+        <w:tc>
+          <w:tcPr>
+            <w:tcW w:type="dxa" w:w="3784"/>
+          </w:tcPr>
+          <w:p>
+            <w:pPr>
+              <w:spacing w:before="20" w:after="20"/>
+            </w:pPr>
+            <w:r/>
+            <w:r>
+              <w:rPr>
+                <w:rFonts w:ascii="Verdana" w:hAnsi="Verdana"/>
+                <w:b w:val="0"/>
+                <w:sz w:val="16"/>
+              </w:rPr>
+            </w:r>
+          </w:p>
+        </w:tc>
+        <w:tc>
+          <w:tcPr>
+            <w:tcW w:type="dxa" w:w="3784"/>
+          </w:tcPr>
+          <w:p>
+            <w:pPr>
+              <w:spacing w:before="20" w:after="20"/>
+            </w:pPr>
+            <w:r/>
+            <w:r>
+              <w:rPr>
+                <w:rFonts w:ascii="Verdana" w:hAnsi="Verdana"/>
+                <w:b w:val="0"/>
+                <w:sz w:val="16"/>
+              </w:rPr>
+            </w:r>
+          </w:p>
+        </w:tc>
+      </w:tr>
+      <w:tr>
+        <w:trPr>
+          <w:cantSplit/>
+        </w:trPr>
+        <w:tc>
+          <w:tcPr>
+            <w:tcW w:type="dxa" w:w="3784"/>
+          </w:tcPr>
+          <w:p>
+            <w:pPr>
+              <w:spacing w:before="20" w:after="20"/>
+            </w:pPr>
+            <w:r/>
+            <w:r>
+              <w:rPr>
+                <w:rFonts w:ascii="Verdana" w:hAnsi="Verdana"/>
+                <w:b w:val="0"/>
+                <w:sz w:val="16"/>
+              </w:rPr>
+              <w:t>0 31 001</w:t>
+            </w:r>
+          </w:p>
+        </w:tc>
+        <w:tc>
+          <w:tcPr>
+            <w:tcW w:type="dxa" w:w="3784"/>
+          </w:tcPr>
+          <w:p>
+            <w:pPr>
+              <w:spacing w:before="20" w:after="20"/>
+            </w:pPr>
+            <w:r/>
+            <w:r>
+              <w:rPr>
+                <w:rFonts w:ascii="Verdana" w:hAnsi="Verdana"/>
+                <w:b w:val="0"/>
+                <w:sz w:val="16"/>
+              </w:rPr>
+              <w:t>Коэффициент повторения дескриптора с задержкой</w:t>
+            </w:r>
+          </w:p>
+        </w:tc>
+        <w:tc>
+          <w:tcPr>
+            <w:tcW w:type="dxa" w:w="3784"/>
+          </w:tcPr>
+          <w:p>
+            <w:pPr>
+              <w:spacing w:before="20" w:after="20"/>
+            </w:pPr>
+            <w:r/>
+            <w:r>
+              <w:rPr>
+                <w:rFonts w:ascii="Verdana" w:hAnsi="Verdana"/>
+                <w:b w:val="0"/>
+                <w:sz w:val="16"/>
+              </w:rPr>
+            </w:r>
+          </w:p>
+        </w:tc>
+        <w:tc>
+          <w:tcPr>
+            <w:tcW w:type="dxa" w:w="3784"/>
+          </w:tcPr>
+          <w:p>
+            <w:pPr>
+              <w:spacing w:before="20" w:after="20"/>
+            </w:pPr>
+            <w:r/>
+            <w:r>
+              <w:rPr>
+                <w:rFonts w:ascii="Verdana" w:hAnsi="Verdana"/>
+                <w:b w:val="0"/>
+                <w:sz w:val="16"/>
+              </w:rPr>
+            </w:r>
+          </w:p>
+        </w:tc>
+      </w:tr>
+      <w:tr>
+        <w:trPr>
+          <w:cantSplit/>
+        </w:trPr>
+        <w:tc>
+          <w:tcPr>
+            <w:tcW w:type="dxa" w:w="3784"/>
+          </w:tcPr>
+          <w:p>
+            <w:pPr>
+              <w:spacing w:before="20" w:after="20"/>
+            </w:pPr>
+            <w:r/>
+            <w:r>
+              <w:rPr>
+                <w:rFonts w:ascii="Verdana" w:hAnsi="Verdana"/>
+                <w:b w:val="0"/>
+                <w:sz w:val="16"/>
+              </w:rPr>
+              <w:t>0 07 004</w:t>
+            </w:r>
+          </w:p>
+        </w:tc>
+        <w:tc>
+          <w:tcPr>
+            <w:tcW w:type="dxa" w:w="3784"/>
+          </w:tcPr>
+          <w:p>
+            <w:pPr>
+              <w:spacing w:before="20" w:after="20"/>
+            </w:pPr>
+            <w:r/>
+            <w:r>
+              <w:rPr>
+                <w:rFonts w:ascii="Verdana" w:hAnsi="Verdana"/>
+                <w:b w:val="0"/>
+                <w:sz w:val="16"/>
+              </w:rPr>
+              <w:t>Давление</w:t>
+            </w:r>
+          </w:p>
+        </w:tc>
+        <w:tc>
+          <w:tcPr>
+            <w:tcW w:type="dxa" w:w="3784"/>
+          </w:tcPr>
+          <w:p>
+            <w:pPr>
+              <w:spacing w:before="20" w:after="20"/>
+            </w:pPr>
+            <w:r/>
+            <w:r>
+              <w:rPr>
+                <w:rFonts w:ascii="Verdana" w:hAnsi="Verdana"/>
+                <w:b w:val="0"/>
+                <w:sz w:val="16"/>
+              </w:rPr>
+            </w:r>
+          </w:p>
+        </w:tc>
+        <w:tc>
+          <w:tcPr>
+            <w:tcW w:type="dxa" w:w="3784"/>
+          </w:tcPr>
+          <w:p>
+            <w:pPr>
+              <w:spacing w:before="20" w:after="20"/>
+            </w:pPr>
+            <w:r/>
+            <w:r>
+              <w:rPr>
+                <w:rFonts w:ascii="Verdana" w:hAnsi="Verdana"/>
+                <w:b w:val="0"/>
+                <w:sz w:val="16"/>
+              </w:rPr>
+            </w:r>
+          </w:p>
+        </w:tc>
+      </w:tr>
+      <w:tr>
+        <w:trPr>
+          <w:cantSplit/>
+        </w:trPr>
+        <w:tc>
+          <w:tcPr>
+            <w:tcW w:type="dxa" w:w="3784"/>
+          </w:tcPr>
+          <w:p>
+            <w:pPr>
+              <w:spacing w:before="20" w:after="20"/>
+            </w:pPr>
+            <w:r/>
+            <w:r>
+              <w:rPr>
+                <w:rFonts w:ascii="Verdana" w:hAnsi="Verdana"/>
+                <w:b w:val="0"/>
+                <w:sz w:val="16"/>
+              </w:rPr>
+              <w:t>0 07 004</w:t>
+            </w:r>
+          </w:p>
+        </w:tc>
+        <w:tc>
+          <w:tcPr>
+            <w:tcW w:type="dxa" w:w="3784"/>
+          </w:tcPr>
+          <w:p>
+            <w:pPr>
+              <w:spacing w:before="20" w:after="20"/>
+            </w:pPr>
+            <w:r/>
+            <w:r>
+              <w:rPr>
+                <w:rFonts w:ascii="Verdana" w:hAnsi="Verdana"/>
+                <w:b w:val="0"/>
+                <w:sz w:val="16"/>
+              </w:rPr>
+              <w:t>Давление</w:t>
+            </w:r>
+          </w:p>
+        </w:tc>
+        <w:tc>
+          <w:tcPr>
+            <w:tcW w:type="dxa" w:w="3784"/>
+          </w:tcPr>
+          <w:p>
+            <w:pPr>
+              <w:spacing w:before="20" w:after="20"/>
+            </w:pPr>
+            <w:r/>
+            <w:r>
+              <w:rPr>
+                <w:rFonts w:ascii="Verdana" w:hAnsi="Verdana"/>
+                <w:b w:val="0"/>
+                <w:sz w:val="16"/>
+              </w:rPr>
+            </w:r>
+          </w:p>
+        </w:tc>
+        <w:tc>
+          <w:tcPr>
+            <w:tcW w:type="dxa" w:w="3784"/>
+          </w:tcPr>
+          <w:p>
+            <w:pPr>
+              <w:spacing w:before="20" w:after="20"/>
+            </w:pPr>
+            <w:r/>
+            <w:r>
+              <w:rPr>
+                <w:rFonts w:ascii="Verdana" w:hAnsi="Verdana"/>
+                <w:b w:val="0"/>
+                <w:sz w:val="16"/>
+              </w:rPr>
+            </w:r>
+          </w:p>
+        </w:tc>
+      </w:tr>
+      <w:tr>
+        <w:trPr>
+          <w:cantSplit/>
+        </w:trPr>
+        <w:tc>
+          <w:tcPr>
+            <w:tcW w:type="dxa" w:w="3784"/>
+          </w:tcPr>
+          <w:p>
+            <w:pPr>
+              <w:spacing w:before="20" w:after="20"/>
+            </w:pPr>
+            <w:r/>
+            <w:r>
+              <w:rPr>
+                <w:rFonts w:ascii="Verdana" w:hAnsi="Verdana"/>
+                <w:b w:val="0"/>
+                <w:sz w:val="16"/>
+              </w:rPr>
+              <w:t>0 08 043</w:t>
+            </w:r>
+          </w:p>
+        </w:tc>
+        <w:tc>
+          <w:tcPr>
+            <w:tcW w:type="dxa" w:w="3784"/>
+          </w:tcPr>
+          <w:p>
+            <w:pPr>
+              <w:spacing w:before="20" w:after="20"/>
+            </w:pPr>
+            <w:r/>
+            <w:r>
+              <w:rPr>
+                <w:rFonts w:ascii="Verdana" w:hAnsi="Verdana"/>
+                <w:b w:val="0"/>
+                <w:sz w:val="16"/>
+              </w:rPr>
+              <w:t>Типы химических или физических составляющих атмосферы</w:t>
+            </w:r>
+          </w:p>
+        </w:tc>
+        <w:tc>
+          <w:tcPr>
+            <w:tcW w:type="dxa" w:w="3784"/>
+          </w:tcPr>
+          <w:p>
+            <w:pPr>
+              <w:spacing w:before="20" w:after="20"/>
+            </w:pPr>
+            <w:r/>
+            <w:r>
+              <w:rPr>
+                <w:rFonts w:ascii="Verdana" w:hAnsi="Verdana"/>
+                <w:b w:val="0"/>
+                <w:sz w:val="16"/>
+              </w:rPr>
+            </w:r>
+          </w:p>
+        </w:tc>
+        <w:tc>
+          <w:tcPr>
+            <w:tcW w:type="dxa" w:w="3784"/>
+          </w:tcPr>
+          <w:p>
+            <w:pPr>
+              <w:spacing w:before="20" w:after="20"/>
+            </w:pPr>
+            <w:r/>
+            <w:r>
+              <w:rPr>
+                <w:rFonts w:ascii="Verdana" w:hAnsi="Verdana"/>
+                <w:b w:val="0"/>
+                <w:sz w:val="16"/>
+              </w:rPr>
+            </w:r>
+          </w:p>
+        </w:tc>
+      </w:tr>
+      <w:tr>
+        <w:trPr>
+          <w:cantSplit/>
+        </w:trPr>
+        <w:tc>
+          <w:tcPr>
+            <w:tcW w:type="dxa" w:w="3784"/>
+          </w:tcPr>
+          <w:p>
+            <w:pPr>
+              <w:spacing w:before="20" w:after="20"/>
+            </w:pPr>
+            <w:r/>
+            <w:r>
+              <w:rPr>
+                <w:rFonts w:ascii="Verdana" w:hAnsi="Verdana"/>
+                <w:b w:val="0"/>
+                <w:sz w:val="16"/>
+              </w:rPr>
+              <w:t>0 08 044</w:t>
+            </w:r>
+          </w:p>
+        </w:tc>
+        <w:tc>
+          <w:tcPr>
+            <w:tcW w:type="dxa" w:w="3784"/>
+          </w:tcPr>
+          <w:p>
+            <w:pPr>
+              <w:spacing w:before="20" w:after="20"/>
+            </w:pPr>
+            <w:r/>
+            <w:r>
+              <w:rPr>
+                <w:rFonts w:ascii="Verdana" w:hAnsi="Verdana"/>
+                <w:b w:val="0"/>
+                <w:sz w:val="16"/>
+              </w:rPr>
+              <w:t>Регистрационный номер CAS</w:t>
+            </w:r>
+          </w:p>
+        </w:tc>
+        <w:tc>
+          <w:tcPr>
+            <w:tcW w:type="dxa" w:w="3784"/>
+          </w:tcPr>
+          <w:p>
+            <w:pPr>
+              <w:spacing w:before="20" w:after="20"/>
+            </w:pPr>
+            <w:r/>
+            <w:r>
+              <w:rPr>
+                <w:rFonts w:ascii="Verdana" w:hAnsi="Verdana"/>
+                <w:b w:val="0"/>
+                <w:sz w:val="16"/>
+              </w:rPr>
+            </w:r>
+          </w:p>
+        </w:tc>
+        <w:tc>
+          <w:tcPr>
+            <w:tcW w:type="dxa" w:w="3784"/>
+          </w:tcPr>
+          <w:p>
+            <w:pPr>
+              <w:spacing w:before="20" w:after="20"/>
+            </w:pPr>
+            <w:r/>
+            <w:r>
+              <w:rPr>
+                <w:rFonts w:ascii="Verdana" w:hAnsi="Verdana"/>
+                <w:b w:val="0"/>
+                <w:sz w:val="16"/>
+              </w:rPr>
+            </w:r>
+          </w:p>
+        </w:tc>
+      </w:tr>
+      <w:tr>
+        <w:trPr>
+          <w:cantSplit/>
+        </w:trPr>
+        <w:tc>
+          <w:tcPr>
+            <w:tcW w:type="dxa" w:w="3784"/>
+          </w:tcPr>
+          <w:p>
+            <w:pPr>
+              <w:spacing w:before="20" w:after="20"/>
+            </w:pPr>
+            <w:r/>
+            <w:r>
+              <w:rPr>
+                <w:rFonts w:ascii="Verdana" w:hAnsi="Verdana"/>
+                <w:b w:val="0"/>
+                <w:sz w:val="16"/>
+              </w:rPr>
+              <w:t>0 15 021</w:t>
+            </w:r>
+          </w:p>
+        </w:tc>
+        <w:tc>
+          <w:tcPr>
+            <w:tcW w:type="dxa" w:w="3784"/>
+          </w:tcPr>
+          <w:p>
+            <w:pPr>
+              <w:spacing w:before="20" w:after="20"/>
+            </w:pPr>
+            <w:r/>
+            <w:r>
+              <w:rPr>
+                <w:rFonts w:ascii="Verdana" w:hAnsi="Verdana"/>
+                <w:b w:val="0"/>
+                <w:sz w:val="16"/>
+              </w:rPr>
+              <w:t>Интегральная плотность массы</w:t>
+            </w:r>
+          </w:p>
+        </w:tc>
+        <w:tc>
+          <w:tcPr>
+            <w:tcW w:type="dxa" w:w="3784"/>
+          </w:tcPr>
+          <w:p>
+            <w:pPr>
+              <w:spacing w:before="20" w:after="20"/>
+            </w:pPr>
+            <w:r/>
+            <w:r>
+              <w:rPr>
+                <w:rFonts w:ascii="Verdana" w:hAnsi="Verdana"/>
+                <w:b w:val="0"/>
+                <w:sz w:val="16"/>
+              </w:rPr>
+            </w:r>
+          </w:p>
+        </w:tc>
+        <w:tc>
+          <w:tcPr>
+            <w:tcW w:type="dxa" w:w="3784"/>
+          </w:tcPr>
+          <w:p>
+            <w:pPr>
+              <w:spacing w:before="20" w:after="20"/>
+            </w:pPr>
+            <w:r/>
+            <w:r>
+              <w:rPr>
+                <w:rFonts w:ascii="Verdana" w:hAnsi="Verdana"/>
+                <w:b w:val="0"/>
+                <w:sz w:val="16"/>
+              </w:rPr>
+            </w:r>
+          </w:p>
+        </w:tc>
+      </w:tr>
+    </w:tbl>
+    <w:p/>
+    <w:p/>
     <w:p>
       <w:r>
         <w:rPr>
@@ -145,4980 +3114,6 @@
         <w:t>Note 63: Для передачи данных в коде CREX не следует использовать дескрипторы 3 01 041 — 3 01 049, 3 01 062, 3 01 071 и 3 01 072.</w:t>
       </w:r>
     </w:p>
-    <w:tbl>
-      <w:tblPr>
-        <w:tblStyle w:val="TableGrid"/>
-        <w:tblW w:type="auto" w:w="0"/>
-        <w:jc w:val="left"/>
-        <w:tblLook w:firstColumn="1" w:firstRow="1" w:lastColumn="0" w:lastRow="0" w:noHBand="0" w:noVBand="1" w:val="04A0"/>
-        <w:tblBorders>
-          <w:top w:val="single" w:sz="4" w:space="0" w:color="595959"/>
-          <w:left w:val="single" w:sz="4" w:space="0" w:color="595959"/>
-          <w:bottom w:val="single" w:sz="4" w:space="0" w:color="595959"/>
-          <w:right w:val="single" w:sz="4" w:space="0" w:color="595959"/>
-          <w:insideH w:val="single" w:sz="4" w:space="0" w:color="595959"/>
-          <w:insideV w:val="single" w:sz="4" w:space="0" w:color="595959"/>
-        </w:tblBorders>
-        <w:tblCellMar>
-          <w:top w:w="85" w:type="dxa"/>
-          <w:left w:w="85" w:type="dxa"/>
-          <w:bottom w:w="85" w:type="dxa"/>
-          <w:right w:w="85" w:type="dxa"/>
-        </w:tblCellMar>
-      </w:tblPr>
-      <w:tblGrid>
-        <w:gridCol w:w="2163"/>
-        <w:gridCol w:w="2163"/>
-        <w:gridCol w:w="2163"/>
-        <w:gridCol w:w="2163"/>
-        <w:gridCol w:w="2163"/>
-        <w:gridCol w:w="2163"/>
-        <w:gridCol w:w="2163"/>
-      </w:tblGrid>
-      <w:tr>
-        <w:trPr>
-          <w:tblHeader/>
-        </w:trPr>
-        <w:tc>
-          <w:tcPr>
-            <w:tcW w:type="dxa" w:w="2163"/>
-            <w:shd w:val="clear" w:color="auto" w:fill="D9D9D9"/>
-          </w:tcPr>
-          <w:p>
-            <w:pPr>
-              <w:spacing w:before="20" w:after="20"/>
-            </w:pPr>
-            <w:r/>
-            <w:r>
-              <w:rPr>
-                <w:rFonts w:ascii="Verdana" w:hAnsi="Verdana"/>
-                <w:b w:val="0"/>
-                <w:sz w:val="16"/>
-              </w:rPr>
-              <w:t>FXY1</w:t>
-            </w:r>
-          </w:p>
-        </w:tc>
-        <w:tc>
-          <w:tcPr>
-            <w:tcW w:type="dxa" w:w="2163"/>
-            <w:shd w:val="clear" w:color="auto" w:fill="D9D9D9"/>
-          </w:tcPr>
-          <w:p>
-            <w:pPr>
-              <w:spacing w:before="20" w:after="20"/>
-            </w:pPr>
-            <w:r/>
-            <w:r>
-              <w:rPr>
-                <w:rFonts w:ascii="Verdana" w:hAnsi="Verdana"/>
-                <w:b w:val="0"/>
-                <w:sz w:val="16"/>
-              </w:rPr>
-              <w:t>НАЗВАНИЕ</w:t>
-            </w:r>
-          </w:p>
-        </w:tc>
-        <w:tc>
-          <w:tcPr>
-            <w:tcW w:type="dxa" w:w="2163"/>
-            <w:shd w:val="clear" w:color="auto" w:fill="D9D9D9"/>
-          </w:tcPr>
-          <w:p>
-            <w:pPr>
-              <w:spacing w:before="20" w:after="20"/>
-            </w:pPr>
-            <w:r/>
-            <w:r>
-              <w:rPr>
-                <w:rFonts w:ascii="Verdana" w:hAnsi="Verdana"/>
-                <w:b w:val="0"/>
-                <w:sz w:val="16"/>
-              </w:rPr>
-              <w:t>ПОДЗАГОЛОВОК</w:t>
-            </w:r>
-          </w:p>
-        </w:tc>
-        <w:tc>
-          <w:tcPr>
-            <w:tcW w:type="dxa" w:w="2163"/>
-            <w:shd w:val="clear" w:color="auto" w:fill="D9D9D9"/>
-          </w:tcPr>
-          <w:p>
-            <w:pPr>
-              <w:spacing w:before="20" w:after="20"/>
-            </w:pPr>
-            <w:r/>
-            <w:r>
-              <w:rPr>
-                <w:rFonts w:ascii="Verdana" w:hAnsi="Verdana"/>
-                <w:b w:val="0"/>
-                <w:sz w:val="16"/>
-              </w:rPr>
-              <w:t>FXY2</w:t>
-            </w:r>
-          </w:p>
-        </w:tc>
-        <w:tc>
-          <w:tcPr>
-            <w:tcW w:type="dxa" w:w="2163"/>
-            <w:shd w:val="clear" w:color="auto" w:fill="D9D9D9"/>
-          </w:tcPr>
-          <w:p>
-            <w:pPr>
-              <w:spacing w:before="20" w:after="20"/>
-            </w:pPr>
-            <w:r/>
-            <w:r>
-              <w:rPr>
-                <w:rFonts w:ascii="Verdana" w:hAnsi="Verdana"/>
-                <w:b w:val="0"/>
-                <w:sz w:val="16"/>
-              </w:rPr>
-              <w:t>НАЗВАНИЕ ЭЛЕМЕНТА</w:t>
-            </w:r>
-          </w:p>
-        </w:tc>
-        <w:tc>
-          <w:tcPr>
-            <w:tcW w:type="dxa" w:w="2163"/>
-            <w:shd w:val="clear" w:color="auto" w:fill="D9D9D9"/>
-          </w:tcPr>
-          <w:p>
-            <w:pPr>
-              <w:spacing w:before="20" w:after="20"/>
-            </w:pPr>
-            <w:r/>
-            <w:r>
-              <w:rPr>
-                <w:rFonts w:ascii="Verdana" w:hAnsi="Verdana"/>
-                <w:b w:val="0"/>
-                <w:sz w:val="16"/>
-              </w:rPr>
-              <w:t>ОПИСАНИЕ ЭЛЕМЕНТА</w:t>
-            </w:r>
-          </w:p>
-        </w:tc>
-        <w:tc>
-          <w:tcPr>
-            <w:tcW w:type="dxa" w:w="2163"/>
-            <w:shd w:val="clear" w:color="auto" w:fill="D9D9D9"/>
-          </w:tcPr>
-          <w:p>
-            <w:pPr>
-              <w:spacing w:before="20" w:after="20"/>
-            </w:pPr>
-            <w:r/>
-            <w:r>
-              <w:rPr>
-                <w:rFonts w:ascii="Verdana" w:hAnsi="Verdana"/>
-                <w:b w:val="0"/>
-                <w:sz w:val="16"/>
-              </w:rPr>
-              <w:t>ПРИМЕЧАНИЕ</w:t>
-            </w:r>
-          </w:p>
-        </w:tc>
-      </w:tr>
-      <w:tr>
-        <w:trPr>
-          <w:cantSplit/>
-        </w:trPr>
-        <w:tc>
-          <w:tcPr>
-            <w:tcW w:type="dxa" w:w="2163"/>
-          </w:tcPr>
-          <w:p>
-            <w:pPr>
-              <w:spacing w:before="20" w:after="20"/>
-            </w:pPr>
-            <w:r>
-              <w:rPr>
-                <w:b/>
-              </w:rPr>
-            </w:r>
-            <w:r>
-              <w:rPr>
-                <w:rFonts w:ascii="Verdana" w:hAnsi="Verdana"/>
-                <w:b/>
-                <w:sz w:val="16"/>
-              </w:rPr>
-              <w:t>3 22 028</w:t>
-            </w:r>
-          </w:p>
-        </w:tc>
-        <w:tc>
-          <w:tcPr>
-            <w:tcW w:type="dxa" w:w="2163"/>
-          </w:tcPr>
-          <w:p>
-            <w:pPr>
-              <w:spacing w:before="20" w:after="20"/>
-            </w:pPr>
-            <w:r>
-              <w:rPr>
-                <w:b/>
-              </w:rPr>
-            </w:r>
-            <w:r>
-              <w:rPr>
-                <w:rFonts w:ascii="Verdana" w:hAnsi="Verdana"/>
-                <w:b/>
-                <w:sz w:val="16"/>
-              </w:rPr>
-              <w:t>(METOP GOME-2)</w:t>
-            </w:r>
-          </w:p>
-        </w:tc>
-        <w:tc>
-          <w:tcPr>
-            <w:tcW w:type="dxa" w:w="2163"/>
-          </w:tcPr>
-          <w:p>
-            <w:pPr>
-              <w:spacing w:before="20" w:after="20"/>
-            </w:pPr>
-            <w:r/>
-            <w:r>
-              <w:rPr>
-                <w:rFonts w:ascii="Verdana" w:hAnsi="Verdana"/>
-                <w:b w:val="0"/>
-                <w:sz w:val="16"/>
-              </w:rPr>
-            </w:r>
-          </w:p>
-        </w:tc>
-        <w:tc>
-          <w:tcPr>
-            <w:tcW w:type="dxa" w:w="2163"/>
-          </w:tcPr>
-          <w:p>
-            <w:pPr>
-              <w:spacing w:before="20" w:after="20"/>
-            </w:pPr>
-            <w:r/>
-            <w:r>
-              <w:rPr>
-                <w:rFonts w:ascii="Verdana" w:hAnsi="Verdana"/>
-                <w:b w:val="0"/>
-                <w:sz w:val="16"/>
-              </w:rPr>
-              <w:t>0 01 007</w:t>
-            </w:r>
-          </w:p>
-        </w:tc>
-        <w:tc>
-          <w:tcPr>
-            <w:tcW w:type="dxa" w:w="2163"/>
-          </w:tcPr>
-          <w:p>
-            <w:pPr>
-              <w:spacing w:before="20" w:after="20"/>
-            </w:pPr>
-            <w:r/>
-            <w:r>
-              <w:rPr>
-                <w:rFonts w:ascii="Verdana" w:hAnsi="Verdana"/>
-                <w:b w:val="0"/>
-                <w:sz w:val="16"/>
-              </w:rPr>
-              <w:t>Указатель спутника</w:t>
-            </w:r>
-          </w:p>
-        </w:tc>
-        <w:tc>
-          <w:tcPr>
-            <w:tcW w:type="dxa" w:w="2163"/>
-          </w:tcPr>
-          <w:p>
-            <w:pPr>
-              <w:spacing w:before="20" w:after="20"/>
-            </w:pPr>
-            <w:r/>
-            <w:r>
-              <w:rPr>
-                <w:rFonts w:ascii="Verdana" w:hAnsi="Verdana"/>
-                <w:b w:val="0"/>
-                <w:sz w:val="16"/>
-              </w:rPr>
-            </w:r>
-          </w:p>
-        </w:tc>
-        <w:tc>
-          <w:tcPr>
-            <w:tcW w:type="dxa" w:w="2163"/>
-          </w:tcPr>
-          <w:p>
-            <w:pPr>
-              <w:spacing w:before="20" w:after="20"/>
-            </w:pPr>
-            <w:r/>
-            <w:r>
-              <w:rPr>
-                <w:rFonts w:ascii="Verdana" w:hAnsi="Verdana"/>
-                <w:b w:val="0"/>
-                <w:sz w:val="16"/>
-              </w:rPr>
-            </w:r>
-          </w:p>
-        </w:tc>
-      </w:tr>
-      <w:tr>
-        <w:trPr>
-          <w:cantSplit/>
-        </w:trPr>
-        <w:tc>
-          <w:tcPr>
-            <w:tcW w:type="dxa" w:w="2163"/>
-          </w:tcPr>
-          <w:p>
-            <w:pPr>
-              <w:spacing w:before="20" w:after="20"/>
-            </w:pPr>
-            <w:r/>
-            <w:r>
-              <w:rPr>
-                <w:rFonts w:ascii="Verdana" w:hAnsi="Verdana"/>
-                <w:b w:val="0"/>
-                <w:sz w:val="16"/>
-              </w:rPr>
-            </w:r>
-          </w:p>
-        </w:tc>
-        <w:tc>
-          <w:tcPr>
-            <w:tcW w:type="dxa" w:w="2163"/>
-          </w:tcPr>
-          <w:p>
-            <w:pPr>
-              <w:spacing w:before="20" w:after="20"/>
-            </w:pPr>
-            <w:r/>
-            <w:r>
-              <w:rPr>
-                <w:rFonts w:ascii="Verdana" w:hAnsi="Verdana"/>
-                <w:b w:val="0"/>
-                <w:sz w:val="16"/>
-              </w:rPr>
-            </w:r>
-          </w:p>
-        </w:tc>
-        <w:tc>
-          <w:tcPr>
-            <w:tcW w:type="dxa" w:w="2163"/>
-          </w:tcPr>
-          <w:p>
-            <w:pPr>
-              <w:spacing w:before="20" w:after="20"/>
-            </w:pPr>
-            <w:r/>
-            <w:r>
-              <w:rPr>
-                <w:rFonts w:ascii="Verdana" w:hAnsi="Verdana"/>
-                <w:b w:val="0"/>
-                <w:sz w:val="16"/>
-              </w:rPr>
-            </w:r>
-          </w:p>
-        </w:tc>
-        <w:tc>
-          <w:tcPr>
-            <w:tcW w:type="dxa" w:w="2163"/>
-          </w:tcPr>
-          <w:p>
-            <w:pPr>
-              <w:spacing w:before="20" w:after="20"/>
-            </w:pPr>
-            <w:r/>
-            <w:r>
-              <w:rPr>
-                <w:rFonts w:ascii="Verdana" w:hAnsi="Verdana"/>
-                <w:b w:val="0"/>
-                <w:sz w:val="16"/>
-              </w:rPr>
-              <w:t>0 02 019</w:t>
-            </w:r>
-          </w:p>
-        </w:tc>
-        <w:tc>
-          <w:tcPr>
-            <w:tcW w:type="dxa" w:w="2163"/>
-          </w:tcPr>
-          <w:p>
-            <w:pPr>
-              <w:spacing w:before="20" w:after="20"/>
-            </w:pPr>
-            <w:r/>
-            <w:r>
-              <w:rPr>
-                <w:rFonts w:ascii="Verdana" w:hAnsi="Verdana"/>
-                <w:b w:val="0"/>
-                <w:sz w:val="16"/>
-              </w:rPr>
-              <w:t>Спутниковые приборы</w:t>
-            </w:r>
-          </w:p>
-        </w:tc>
-        <w:tc>
-          <w:tcPr>
-            <w:tcW w:type="dxa" w:w="2163"/>
-          </w:tcPr>
-          <w:p>
-            <w:pPr>
-              <w:spacing w:before="20" w:after="20"/>
-            </w:pPr>
-            <w:r/>
-            <w:r>
-              <w:rPr>
-                <w:rFonts w:ascii="Verdana" w:hAnsi="Verdana"/>
-                <w:b w:val="0"/>
-                <w:sz w:val="16"/>
-              </w:rPr>
-            </w:r>
-          </w:p>
-        </w:tc>
-        <w:tc>
-          <w:tcPr>
-            <w:tcW w:type="dxa" w:w="2163"/>
-          </w:tcPr>
-          <w:p>
-            <w:pPr>
-              <w:spacing w:before="20" w:after="20"/>
-            </w:pPr>
-            <w:r/>
-            <w:r>
-              <w:rPr>
-                <w:rFonts w:ascii="Verdana" w:hAnsi="Verdana"/>
-                <w:b w:val="0"/>
-                <w:sz w:val="16"/>
-              </w:rPr>
-            </w:r>
-          </w:p>
-        </w:tc>
-      </w:tr>
-      <w:tr>
-        <w:trPr>
-          <w:cantSplit/>
-        </w:trPr>
-        <w:tc>
-          <w:tcPr>
-            <w:tcW w:type="dxa" w:w="2163"/>
-          </w:tcPr>
-          <w:p>
-            <w:pPr>
-              <w:spacing w:before="20" w:after="20"/>
-            </w:pPr>
-            <w:r/>
-            <w:r>
-              <w:rPr>
-                <w:rFonts w:ascii="Verdana" w:hAnsi="Verdana"/>
-                <w:b w:val="0"/>
-                <w:sz w:val="16"/>
-              </w:rPr>
-            </w:r>
-          </w:p>
-        </w:tc>
-        <w:tc>
-          <w:tcPr>
-            <w:tcW w:type="dxa" w:w="2163"/>
-          </w:tcPr>
-          <w:p>
-            <w:pPr>
-              <w:spacing w:before="20" w:after="20"/>
-            </w:pPr>
-            <w:r/>
-            <w:r>
-              <w:rPr>
-                <w:rFonts w:ascii="Verdana" w:hAnsi="Verdana"/>
-                <w:b w:val="0"/>
-                <w:sz w:val="16"/>
-              </w:rPr>
-            </w:r>
-          </w:p>
-        </w:tc>
-        <w:tc>
-          <w:tcPr>
-            <w:tcW w:type="dxa" w:w="2163"/>
-          </w:tcPr>
-          <w:p>
-            <w:pPr>
-              <w:spacing w:before="20" w:after="20"/>
-            </w:pPr>
-            <w:r/>
-            <w:r>
-              <w:rPr>
-                <w:rFonts w:ascii="Verdana" w:hAnsi="Verdana"/>
-                <w:b w:val="0"/>
-                <w:sz w:val="16"/>
-              </w:rPr>
-            </w:r>
-          </w:p>
-        </w:tc>
-        <w:tc>
-          <w:tcPr>
-            <w:tcW w:type="dxa" w:w="2163"/>
-          </w:tcPr>
-          <w:p>
-            <w:pPr>
-              <w:spacing w:before="20" w:after="20"/>
-            </w:pPr>
-            <w:r/>
-            <w:r>
-              <w:rPr>
-                <w:rFonts w:ascii="Verdana" w:hAnsi="Verdana"/>
-                <w:b w:val="0"/>
-                <w:sz w:val="16"/>
-              </w:rPr>
-              <w:t>0 04 001</w:t>
-            </w:r>
-          </w:p>
-        </w:tc>
-        <w:tc>
-          <w:tcPr>
-            <w:tcW w:type="dxa" w:w="2163"/>
-          </w:tcPr>
-          <w:p>
-            <w:pPr>
-              <w:spacing w:before="20" w:after="20"/>
-            </w:pPr>
-            <w:r/>
-            <w:r>
-              <w:rPr>
-                <w:rFonts w:ascii="Verdana" w:hAnsi="Verdana"/>
-                <w:b w:val="0"/>
-                <w:sz w:val="16"/>
-              </w:rPr>
-              <w:t>Год</w:t>
-            </w:r>
-          </w:p>
-        </w:tc>
-        <w:tc>
-          <w:tcPr>
-            <w:tcW w:type="dxa" w:w="2163"/>
-          </w:tcPr>
-          <w:p>
-            <w:pPr>
-              <w:spacing w:before="20" w:after="20"/>
-            </w:pPr>
-            <w:r/>
-            <w:r>
-              <w:rPr>
-                <w:rFonts w:ascii="Verdana" w:hAnsi="Verdana"/>
-                <w:b w:val="0"/>
-                <w:sz w:val="16"/>
-              </w:rPr>
-            </w:r>
-          </w:p>
-        </w:tc>
-        <w:tc>
-          <w:tcPr>
-            <w:tcW w:type="dxa" w:w="2163"/>
-          </w:tcPr>
-          <w:p>
-            <w:pPr>
-              <w:spacing w:before="20" w:after="20"/>
-            </w:pPr>
-            <w:r/>
-            <w:r>
-              <w:rPr>
-                <w:rFonts w:ascii="Verdana" w:hAnsi="Verdana"/>
-                <w:b w:val="0"/>
-                <w:sz w:val="16"/>
-              </w:rPr>
-            </w:r>
-          </w:p>
-        </w:tc>
-      </w:tr>
-      <w:tr>
-        <w:trPr>
-          <w:cantSplit/>
-        </w:trPr>
-        <w:tc>
-          <w:tcPr>
-            <w:tcW w:type="dxa" w:w="2163"/>
-          </w:tcPr>
-          <w:p>
-            <w:pPr>
-              <w:spacing w:before="20" w:after="20"/>
-            </w:pPr>
-            <w:r/>
-            <w:r>
-              <w:rPr>
-                <w:rFonts w:ascii="Verdana" w:hAnsi="Verdana"/>
-                <w:b w:val="0"/>
-                <w:sz w:val="16"/>
-              </w:rPr>
-            </w:r>
-          </w:p>
-        </w:tc>
-        <w:tc>
-          <w:tcPr>
-            <w:tcW w:type="dxa" w:w="2163"/>
-          </w:tcPr>
-          <w:p>
-            <w:pPr>
-              <w:spacing w:before="20" w:after="20"/>
-            </w:pPr>
-            <w:r/>
-            <w:r>
-              <w:rPr>
-                <w:rFonts w:ascii="Verdana" w:hAnsi="Verdana"/>
-                <w:b w:val="0"/>
-                <w:sz w:val="16"/>
-              </w:rPr>
-            </w:r>
-          </w:p>
-        </w:tc>
-        <w:tc>
-          <w:tcPr>
-            <w:tcW w:type="dxa" w:w="2163"/>
-          </w:tcPr>
-          <w:p>
-            <w:pPr>
-              <w:spacing w:before="20" w:after="20"/>
-            </w:pPr>
-            <w:r/>
-            <w:r>
-              <w:rPr>
-                <w:rFonts w:ascii="Verdana" w:hAnsi="Verdana"/>
-                <w:b w:val="0"/>
-                <w:sz w:val="16"/>
-              </w:rPr>
-            </w:r>
-          </w:p>
-        </w:tc>
-        <w:tc>
-          <w:tcPr>
-            <w:tcW w:type="dxa" w:w="2163"/>
-          </w:tcPr>
-          <w:p>
-            <w:pPr>
-              <w:spacing w:before="20" w:after="20"/>
-            </w:pPr>
-            <w:r/>
-            <w:r>
-              <w:rPr>
-                <w:rFonts w:ascii="Verdana" w:hAnsi="Verdana"/>
-                <w:b w:val="0"/>
-                <w:sz w:val="16"/>
-              </w:rPr>
-              <w:t>0 04 002</w:t>
-            </w:r>
-          </w:p>
-        </w:tc>
-        <w:tc>
-          <w:tcPr>
-            <w:tcW w:type="dxa" w:w="2163"/>
-          </w:tcPr>
-          <w:p>
-            <w:pPr>
-              <w:spacing w:before="20" w:after="20"/>
-            </w:pPr>
-            <w:r/>
-            <w:r>
-              <w:rPr>
-                <w:rFonts w:ascii="Verdana" w:hAnsi="Verdana"/>
-                <w:b w:val="0"/>
-                <w:sz w:val="16"/>
-              </w:rPr>
-              <w:t>Месяц</w:t>
-            </w:r>
-          </w:p>
-        </w:tc>
-        <w:tc>
-          <w:tcPr>
-            <w:tcW w:type="dxa" w:w="2163"/>
-          </w:tcPr>
-          <w:p>
-            <w:pPr>
-              <w:spacing w:before="20" w:after="20"/>
-            </w:pPr>
-            <w:r/>
-            <w:r>
-              <w:rPr>
-                <w:rFonts w:ascii="Verdana" w:hAnsi="Verdana"/>
-                <w:b w:val="0"/>
-                <w:sz w:val="16"/>
-              </w:rPr>
-            </w:r>
-          </w:p>
-        </w:tc>
-        <w:tc>
-          <w:tcPr>
-            <w:tcW w:type="dxa" w:w="2163"/>
-          </w:tcPr>
-          <w:p>
-            <w:pPr>
-              <w:spacing w:before="20" w:after="20"/>
-            </w:pPr>
-            <w:r/>
-            <w:r>
-              <w:rPr>
-                <w:rFonts w:ascii="Verdana" w:hAnsi="Verdana"/>
-                <w:b w:val="0"/>
-                <w:sz w:val="16"/>
-              </w:rPr>
-            </w:r>
-          </w:p>
-        </w:tc>
-      </w:tr>
-      <w:tr>
-        <w:trPr>
-          <w:cantSplit/>
-        </w:trPr>
-        <w:tc>
-          <w:tcPr>
-            <w:tcW w:type="dxa" w:w="2163"/>
-          </w:tcPr>
-          <w:p>
-            <w:pPr>
-              <w:spacing w:before="20" w:after="20"/>
-            </w:pPr>
-            <w:r/>
-            <w:r>
-              <w:rPr>
-                <w:rFonts w:ascii="Verdana" w:hAnsi="Verdana"/>
-                <w:b w:val="0"/>
-                <w:sz w:val="16"/>
-              </w:rPr>
-            </w:r>
-          </w:p>
-        </w:tc>
-        <w:tc>
-          <w:tcPr>
-            <w:tcW w:type="dxa" w:w="2163"/>
-          </w:tcPr>
-          <w:p>
-            <w:pPr>
-              <w:spacing w:before="20" w:after="20"/>
-            </w:pPr>
-            <w:r/>
-            <w:r>
-              <w:rPr>
-                <w:rFonts w:ascii="Verdana" w:hAnsi="Verdana"/>
-                <w:b w:val="0"/>
-                <w:sz w:val="16"/>
-              </w:rPr>
-            </w:r>
-          </w:p>
-        </w:tc>
-        <w:tc>
-          <w:tcPr>
-            <w:tcW w:type="dxa" w:w="2163"/>
-          </w:tcPr>
-          <w:p>
-            <w:pPr>
-              <w:spacing w:before="20" w:after="20"/>
-            </w:pPr>
-            <w:r/>
-            <w:r>
-              <w:rPr>
-                <w:rFonts w:ascii="Verdana" w:hAnsi="Verdana"/>
-                <w:b w:val="0"/>
-                <w:sz w:val="16"/>
-              </w:rPr>
-            </w:r>
-          </w:p>
-        </w:tc>
-        <w:tc>
-          <w:tcPr>
-            <w:tcW w:type="dxa" w:w="2163"/>
-          </w:tcPr>
-          <w:p>
-            <w:pPr>
-              <w:spacing w:before="20" w:after="20"/>
-            </w:pPr>
-            <w:r/>
-            <w:r>
-              <w:rPr>
-                <w:rFonts w:ascii="Verdana" w:hAnsi="Verdana"/>
-                <w:b w:val="0"/>
-                <w:sz w:val="16"/>
-              </w:rPr>
-              <w:t>0 04 003</w:t>
-            </w:r>
-          </w:p>
-        </w:tc>
-        <w:tc>
-          <w:tcPr>
-            <w:tcW w:type="dxa" w:w="2163"/>
-          </w:tcPr>
-          <w:p>
-            <w:pPr>
-              <w:spacing w:before="20" w:after="20"/>
-            </w:pPr>
-            <w:r/>
-            <w:r>
-              <w:rPr>
-                <w:rFonts w:ascii="Verdana" w:hAnsi="Verdana"/>
-                <w:b w:val="0"/>
-                <w:sz w:val="16"/>
-              </w:rPr>
-              <w:t>День</w:t>
-            </w:r>
-          </w:p>
-        </w:tc>
-        <w:tc>
-          <w:tcPr>
-            <w:tcW w:type="dxa" w:w="2163"/>
-          </w:tcPr>
-          <w:p>
-            <w:pPr>
-              <w:spacing w:before="20" w:after="20"/>
-            </w:pPr>
-            <w:r/>
-            <w:r>
-              <w:rPr>
-                <w:rFonts w:ascii="Verdana" w:hAnsi="Verdana"/>
-                <w:b w:val="0"/>
-                <w:sz w:val="16"/>
-              </w:rPr>
-            </w:r>
-          </w:p>
-        </w:tc>
-        <w:tc>
-          <w:tcPr>
-            <w:tcW w:type="dxa" w:w="2163"/>
-          </w:tcPr>
-          <w:p>
-            <w:pPr>
-              <w:spacing w:before="20" w:after="20"/>
-            </w:pPr>
-            <w:r/>
-            <w:r>
-              <w:rPr>
-                <w:rFonts w:ascii="Verdana" w:hAnsi="Verdana"/>
-                <w:b w:val="0"/>
-                <w:sz w:val="16"/>
-              </w:rPr>
-            </w:r>
-          </w:p>
-        </w:tc>
-      </w:tr>
-      <w:tr>
-        <w:trPr>
-          <w:cantSplit/>
-        </w:trPr>
-        <w:tc>
-          <w:tcPr>
-            <w:tcW w:type="dxa" w:w="2163"/>
-          </w:tcPr>
-          <w:p>
-            <w:pPr>
-              <w:spacing w:before="20" w:after="20"/>
-            </w:pPr>
-            <w:r/>
-            <w:r>
-              <w:rPr>
-                <w:rFonts w:ascii="Verdana" w:hAnsi="Verdana"/>
-                <w:b w:val="0"/>
-                <w:sz w:val="16"/>
-              </w:rPr>
-            </w:r>
-          </w:p>
-        </w:tc>
-        <w:tc>
-          <w:tcPr>
-            <w:tcW w:type="dxa" w:w="2163"/>
-          </w:tcPr>
-          <w:p>
-            <w:pPr>
-              <w:spacing w:before="20" w:after="20"/>
-            </w:pPr>
-            <w:r/>
-            <w:r>
-              <w:rPr>
-                <w:rFonts w:ascii="Verdana" w:hAnsi="Verdana"/>
-                <w:b w:val="0"/>
-                <w:sz w:val="16"/>
-              </w:rPr>
-            </w:r>
-          </w:p>
-        </w:tc>
-        <w:tc>
-          <w:tcPr>
-            <w:tcW w:type="dxa" w:w="2163"/>
-          </w:tcPr>
-          <w:p>
-            <w:pPr>
-              <w:spacing w:before="20" w:after="20"/>
-            </w:pPr>
-            <w:r/>
-            <w:r>
-              <w:rPr>
-                <w:rFonts w:ascii="Verdana" w:hAnsi="Verdana"/>
-                <w:b w:val="0"/>
-                <w:sz w:val="16"/>
-              </w:rPr>
-            </w:r>
-          </w:p>
-        </w:tc>
-        <w:tc>
-          <w:tcPr>
-            <w:tcW w:type="dxa" w:w="2163"/>
-          </w:tcPr>
-          <w:p>
-            <w:pPr>
-              <w:spacing w:before="20" w:after="20"/>
-            </w:pPr>
-            <w:r/>
-            <w:r>
-              <w:rPr>
-                <w:rFonts w:ascii="Verdana" w:hAnsi="Verdana"/>
-                <w:b w:val="0"/>
-                <w:sz w:val="16"/>
-              </w:rPr>
-              <w:t>0 04 004</w:t>
-            </w:r>
-          </w:p>
-        </w:tc>
-        <w:tc>
-          <w:tcPr>
-            <w:tcW w:type="dxa" w:w="2163"/>
-          </w:tcPr>
-          <w:p>
-            <w:pPr>
-              <w:spacing w:before="20" w:after="20"/>
-            </w:pPr>
-            <w:r/>
-            <w:r>
-              <w:rPr>
-                <w:rFonts w:ascii="Verdana" w:hAnsi="Verdana"/>
-                <w:b w:val="0"/>
-                <w:sz w:val="16"/>
-              </w:rPr>
-              <w:t>Час</w:t>
-            </w:r>
-          </w:p>
-        </w:tc>
-        <w:tc>
-          <w:tcPr>
-            <w:tcW w:type="dxa" w:w="2163"/>
-          </w:tcPr>
-          <w:p>
-            <w:pPr>
-              <w:spacing w:before="20" w:after="20"/>
-            </w:pPr>
-            <w:r/>
-            <w:r>
-              <w:rPr>
-                <w:rFonts w:ascii="Verdana" w:hAnsi="Verdana"/>
-                <w:b w:val="0"/>
-                <w:sz w:val="16"/>
-              </w:rPr>
-            </w:r>
-          </w:p>
-        </w:tc>
-        <w:tc>
-          <w:tcPr>
-            <w:tcW w:type="dxa" w:w="2163"/>
-          </w:tcPr>
-          <w:p>
-            <w:pPr>
-              <w:spacing w:before="20" w:after="20"/>
-            </w:pPr>
-            <w:r/>
-            <w:r>
-              <w:rPr>
-                <w:rFonts w:ascii="Verdana" w:hAnsi="Verdana"/>
-                <w:b w:val="0"/>
-                <w:sz w:val="16"/>
-              </w:rPr>
-            </w:r>
-          </w:p>
-        </w:tc>
-      </w:tr>
-      <w:tr>
-        <w:trPr>
-          <w:cantSplit/>
-        </w:trPr>
-        <w:tc>
-          <w:tcPr>
-            <w:tcW w:type="dxa" w:w="2163"/>
-          </w:tcPr>
-          <w:p>
-            <w:pPr>
-              <w:spacing w:before="20" w:after="20"/>
-            </w:pPr>
-            <w:r/>
-            <w:r>
-              <w:rPr>
-                <w:rFonts w:ascii="Verdana" w:hAnsi="Verdana"/>
-                <w:b w:val="0"/>
-                <w:sz w:val="16"/>
-              </w:rPr>
-            </w:r>
-          </w:p>
-        </w:tc>
-        <w:tc>
-          <w:tcPr>
-            <w:tcW w:type="dxa" w:w="2163"/>
-          </w:tcPr>
-          <w:p>
-            <w:pPr>
-              <w:spacing w:before="20" w:after="20"/>
-            </w:pPr>
-            <w:r/>
-            <w:r>
-              <w:rPr>
-                <w:rFonts w:ascii="Verdana" w:hAnsi="Verdana"/>
-                <w:b w:val="0"/>
-                <w:sz w:val="16"/>
-              </w:rPr>
-            </w:r>
-          </w:p>
-        </w:tc>
-        <w:tc>
-          <w:tcPr>
-            <w:tcW w:type="dxa" w:w="2163"/>
-          </w:tcPr>
-          <w:p>
-            <w:pPr>
-              <w:spacing w:before="20" w:after="20"/>
-            </w:pPr>
-            <w:r/>
-            <w:r>
-              <w:rPr>
-                <w:rFonts w:ascii="Verdana" w:hAnsi="Verdana"/>
-                <w:b w:val="0"/>
-                <w:sz w:val="16"/>
-              </w:rPr>
-            </w:r>
-          </w:p>
-        </w:tc>
-        <w:tc>
-          <w:tcPr>
-            <w:tcW w:type="dxa" w:w="2163"/>
-          </w:tcPr>
-          <w:p>
-            <w:pPr>
-              <w:spacing w:before="20" w:after="20"/>
-            </w:pPr>
-            <w:r/>
-            <w:r>
-              <w:rPr>
-                <w:rFonts w:ascii="Verdana" w:hAnsi="Verdana"/>
-                <w:b w:val="0"/>
-                <w:sz w:val="16"/>
-              </w:rPr>
-              <w:t>0 04 005</w:t>
-            </w:r>
-          </w:p>
-        </w:tc>
-        <w:tc>
-          <w:tcPr>
-            <w:tcW w:type="dxa" w:w="2163"/>
-          </w:tcPr>
-          <w:p>
-            <w:pPr>
-              <w:spacing w:before="20" w:after="20"/>
-            </w:pPr>
-            <w:r/>
-            <w:r>
-              <w:rPr>
-                <w:rFonts w:ascii="Verdana" w:hAnsi="Verdana"/>
-                <w:b w:val="0"/>
-                <w:sz w:val="16"/>
-              </w:rPr>
-              <w:t>Минута</w:t>
-            </w:r>
-          </w:p>
-        </w:tc>
-        <w:tc>
-          <w:tcPr>
-            <w:tcW w:type="dxa" w:w="2163"/>
-          </w:tcPr>
-          <w:p>
-            <w:pPr>
-              <w:spacing w:before="20" w:after="20"/>
-            </w:pPr>
-            <w:r/>
-            <w:r>
-              <w:rPr>
-                <w:rFonts w:ascii="Verdana" w:hAnsi="Verdana"/>
-                <w:b w:val="0"/>
-                <w:sz w:val="16"/>
-              </w:rPr>
-            </w:r>
-          </w:p>
-        </w:tc>
-        <w:tc>
-          <w:tcPr>
-            <w:tcW w:type="dxa" w:w="2163"/>
-          </w:tcPr>
-          <w:p>
-            <w:pPr>
-              <w:spacing w:before="20" w:after="20"/>
-            </w:pPr>
-            <w:r/>
-            <w:r>
-              <w:rPr>
-                <w:rFonts w:ascii="Verdana" w:hAnsi="Verdana"/>
-                <w:b w:val="0"/>
-                <w:sz w:val="16"/>
-              </w:rPr>
-            </w:r>
-          </w:p>
-        </w:tc>
-      </w:tr>
-      <w:tr>
-        <w:trPr>
-          <w:cantSplit/>
-        </w:trPr>
-        <w:tc>
-          <w:tcPr>
-            <w:tcW w:type="dxa" w:w="2163"/>
-          </w:tcPr>
-          <w:p>
-            <w:pPr>
-              <w:spacing w:before="20" w:after="20"/>
-            </w:pPr>
-            <w:r/>
-            <w:r>
-              <w:rPr>
-                <w:rFonts w:ascii="Verdana" w:hAnsi="Verdana"/>
-                <w:b w:val="0"/>
-                <w:sz w:val="16"/>
-              </w:rPr>
-            </w:r>
-          </w:p>
-        </w:tc>
-        <w:tc>
-          <w:tcPr>
-            <w:tcW w:type="dxa" w:w="2163"/>
-          </w:tcPr>
-          <w:p>
-            <w:pPr>
-              <w:spacing w:before="20" w:after="20"/>
-            </w:pPr>
-            <w:r/>
-            <w:r>
-              <w:rPr>
-                <w:rFonts w:ascii="Verdana" w:hAnsi="Verdana"/>
-                <w:b w:val="0"/>
-                <w:sz w:val="16"/>
-              </w:rPr>
-            </w:r>
-          </w:p>
-        </w:tc>
-        <w:tc>
-          <w:tcPr>
-            <w:tcW w:type="dxa" w:w="2163"/>
-          </w:tcPr>
-          <w:p>
-            <w:pPr>
-              <w:spacing w:before="20" w:after="20"/>
-            </w:pPr>
-            <w:r/>
-            <w:r>
-              <w:rPr>
-                <w:rFonts w:ascii="Verdana" w:hAnsi="Verdana"/>
-                <w:b w:val="0"/>
-                <w:sz w:val="16"/>
-              </w:rPr>
-            </w:r>
-          </w:p>
-        </w:tc>
-        <w:tc>
-          <w:tcPr>
-            <w:tcW w:type="dxa" w:w="2163"/>
-          </w:tcPr>
-          <w:p>
-            <w:pPr>
-              <w:spacing w:before="20" w:after="20"/>
-            </w:pPr>
-            <w:r/>
-            <w:r>
-              <w:rPr>
-                <w:rFonts w:ascii="Verdana" w:hAnsi="Verdana"/>
-                <w:b w:val="0"/>
-                <w:sz w:val="16"/>
-              </w:rPr>
-              <w:t>0 04 006</w:t>
-            </w:r>
-          </w:p>
-        </w:tc>
-        <w:tc>
-          <w:tcPr>
-            <w:tcW w:type="dxa" w:w="2163"/>
-          </w:tcPr>
-          <w:p>
-            <w:pPr>
-              <w:spacing w:before="20" w:after="20"/>
-            </w:pPr>
-            <w:r/>
-            <w:r>
-              <w:rPr>
-                <w:rFonts w:ascii="Verdana" w:hAnsi="Verdana"/>
-                <w:b w:val="0"/>
-                <w:sz w:val="16"/>
-              </w:rPr>
-              <w:t>Секунда</w:t>
-            </w:r>
-          </w:p>
-        </w:tc>
-        <w:tc>
-          <w:tcPr>
-            <w:tcW w:type="dxa" w:w="2163"/>
-          </w:tcPr>
-          <w:p>
-            <w:pPr>
-              <w:spacing w:before="20" w:after="20"/>
-            </w:pPr>
-            <w:r/>
-            <w:r>
-              <w:rPr>
-                <w:rFonts w:ascii="Verdana" w:hAnsi="Verdana"/>
-                <w:b w:val="0"/>
-                <w:sz w:val="16"/>
-              </w:rPr>
-            </w:r>
-          </w:p>
-        </w:tc>
-        <w:tc>
-          <w:tcPr>
-            <w:tcW w:type="dxa" w:w="2163"/>
-          </w:tcPr>
-          <w:p>
-            <w:pPr>
-              <w:spacing w:before="20" w:after="20"/>
-            </w:pPr>
-            <w:r/>
-            <w:r>
-              <w:rPr>
-                <w:rFonts w:ascii="Verdana" w:hAnsi="Verdana"/>
-                <w:b w:val="0"/>
-                <w:sz w:val="16"/>
-              </w:rPr>
-            </w:r>
-          </w:p>
-        </w:tc>
-      </w:tr>
-      <w:tr>
-        <w:trPr>
-          <w:cantSplit/>
-        </w:trPr>
-        <w:tc>
-          <w:tcPr>
-            <w:tcW w:type="dxa" w:w="2163"/>
-          </w:tcPr>
-          <w:p>
-            <w:pPr>
-              <w:spacing w:before="20" w:after="20"/>
-            </w:pPr>
-            <w:r/>
-            <w:r>
-              <w:rPr>
-                <w:rFonts w:ascii="Verdana" w:hAnsi="Verdana"/>
-                <w:b w:val="0"/>
-                <w:sz w:val="16"/>
-              </w:rPr>
-            </w:r>
-          </w:p>
-        </w:tc>
-        <w:tc>
-          <w:tcPr>
-            <w:tcW w:type="dxa" w:w="2163"/>
-          </w:tcPr>
-          <w:p>
-            <w:pPr>
-              <w:spacing w:before="20" w:after="20"/>
-            </w:pPr>
-            <w:r/>
-            <w:r>
-              <w:rPr>
-                <w:rFonts w:ascii="Verdana" w:hAnsi="Verdana"/>
-                <w:b w:val="0"/>
-                <w:sz w:val="16"/>
-              </w:rPr>
-            </w:r>
-          </w:p>
-        </w:tc>
-        <w:tc>
-          <w:tcPr>
-            <w:tcW w:type="dxa" w:w="2163"/>
-          </w:tcPr>
-          <w:p>
-            <w:pPr>
-              <w:spacing w:before="20" w:after="20"/>
-            </w:pPr>
-            <w:r/>
-            <w:r>
-              <w:rPr>
-                <w:rFonts w:ascii="Verdana" w:hAnsi="Verdana"/>
-                <w:b w:val="0"/>
-                <w:sz w:val="16"/>
-              </w:rPr>
-            </w:r>
-          </w:p>
-        </w:tc>
-        <w:tc>
-          <w:tcPr>
-            <w:tcW w:type="dxa" w:w="2163"/>
-          </w:tcPr>
-          <w:p>
-            <w:pPr>
-              <w:spacing w:before="20" w:after="20"/>
-            </w:pPr>
-            <w:r/>
-            <w:r>
-              <w:rPr>
-                <w:rFonts w:ascii="Verdana" w:hAnsi="Verdana"/>
-                <w:b w:val="0"/>
-                <w:sz w:val="16"/>
-              </w:rPr>
-              <w:t>0 05 001</w:t>
-            </w:r>
-          </w:p>
-        </w:tc>
-        <w:tc>
-          <w:tcPr>
-            <w:tcW w:type="dxa" w:w="2163"/>
-          </w:tcPr>
-          <w:p>
-            <w:pPr>
-              <w:spacing w:before="20" w:after="20"/>
-            </w:pPr>
-            <w:r/>
-            <w:r>
-              <w:rPr>
-                <w:rFonts w:ascii="Verdana" w:hAnsi="Verdana"/>
-                <w:b w:val="0"/>
-                <w:sz w:val="16"/>
-              </w:rPr>
-              <w:t>Широта (высокая точность)</w:t>
-            </w:r>
-          </w:p>
-        </w:tc>
-        <w:tc>
-          <w:tcPr>
-            <w:tcW w:type="dxa" w:w="2163"/>
-          </w:tcPr>
-          <w:p>
-            <w:pPr>
-              <w:spacing w:before="20" w:after="20"/>
-            </w:pPr>
-            <w:r/>
-            <w:r>
-              <w:rPr>
-                <w:rFonts w:ascii="Verdana" w:hAnsi="Verdana"/>
-                <w:b w:val="0"/>
-                <w:sz w:val="16"/>
-              </w:rPr>
-            </w:r>
-          </w:p>
-        </w:tc>
-        <w:tc>
-          <w:tcPr>
-            <w:tcW w:type="dxa" w:w="2163"/>
-          </w:tcPr>
-          <w:p>
-            <w:pPr>
-              <w:spacing w:before="20" w:after="20"/>
-            </w:pPr>
-            <w:r/>
-            <w:r>
-              <w:rPr>
-                <w:rFonts w:ascii="Verdana" w:hAnsi="Verdana"/>
-                <w:b w:val="0"/>
-                <w:sz w:val="16"/>
-              </w:rPr>
-            </w:r>
-          </w:p>
-        </w:tc>
-      </w:tr>
-      <w:tr>
-        <w:trPr>
-          <w:cantSplit/>
-        </w:trPr>
-        <w:tc>
-          <w:tcPr>
-            <w:tcW w:type="dxa" w:w="2163"/>
-          </w:tcPr>
-          <w:p>
-            <w:pPr>
-              <w:spacing w:before="20" w:after="20"/>
-            </w:pPr>
-            <w:r/>
-            <w:r>
-              <w:rPr>
-                <w:rFonts w:ascii="Verdana" w:hAnsi="Verdana"/>
-                <w:b w:val="0"/>
-                <w:sz w:val="16"/>
-              </w:rPr>
-            </w:r>
-          </w:p>
-        </w:tc>
-        <w:tc>
-          <w:tcPr>
-            <w:tcW w:type="dxa" w:w="2163"/>
-          </w:tcPr>
-          <w:p>
-            <w:pPr>
-              <w:spacing w:before="20" w:after="20"/>
-            </w:pPr>
-            <w:r/>
-            <w:r>
-              <w:rPr>
-                <w:rFonts w:ascii="Verdana" w:hAnsi="Verdana"/>
-                <w:b w:val="0"/>
-                <w:sz w:val="16"/>
-              </w:rPr>
-            </w:r>
-          </w:p>
-        </w:tc>
-        <w:tc>
-          <w:tcPr>
-            <w:tcW w:type="dxa" w:w="2163"/>
-          </w:tcPr>
-          <w:p>
-            <w:pPr>
-              <w:spacing w:before="20" w:after="20"/>
-            </w:pPr>
-            <w:r/>
-            <w:r>
-              <w:rPr>
-                <w:rFonts w:ascii="Verdana" w:hAnsi="Verdana"/>
-                <w:b w:val="0"/>
-                <w:sz w:val="16"/>
-              </w:rPr>
-            </w:r>
-          </w:p>
-        </w:tc>
-        <w:tc>
-          <w:tcPr>
-            <w:tcW w:type="dxa" w:w="2163"/>
-          </w:tcPr>
-          <w:p>
-            <w:pPr>
-              <w:spacing w:before="20" w:after="20"/>
-            </w:pPr>
-            <w:r/>
-            <w:r>
-              <w:rPr>
-                <w:rFonts w:ascii="Verdana" w:hAnsi="Verdana"/>
-                <w:b w:val="0"/>
-                <w:sz w:val="16"/>
-              </w:rPr>
-              <w:t>0 06 001</w:t>
-            </w:r>
-          </w:p>
-        </w:tc>
-        <w:tc>
-          <w:tcPr>
-            <w:tcW w:type="dxa" w:w="2163"/>
-          </w:tcPr>
-          <w:p>
-            <w:pPr>
-              <w:spacing w:before="20" w:after="20"/>
-            </w:pPr>
-            <w:r/>
-            <w:r>
-              <w:rPr>
-                <w:rFonts w:ascii="Verdana" w:hAnsi="Verdana"/>
-                <w:b w:val="0"/>
-                <w:sz w:val="16"/>
-              </w:rPr>
-              <w:t>Долгота (высокая точность)</w:t>
-            </w:r>
-          </w:p>
-        </w:tc>
-        <w:tc>
-          <w:tcPr>
-            <w:tcW w:type="dxa" w:w="2163"/>
-          </w:tcPr>
-          <w:p>
-            <w:pPr>
-              <w:spacing w:before="20" w:after="20"/>
-            </w:pPr>
-            <w:r/>
-            <w:r>
-              <w:rPr>
-                <w:rFonts w:ascii="Verdana" w:hAnsi="Verdana"/>
-                <w:b w:val="0"/>
-                <w:sz w:val="16"/>
-              </w:rPr>
-            </w:r>
-          </w:p>
-        </w:tc>
-        <w:tc>
-          <w:tcPr>
-            <w:tcW w:type="dxa" w:w="2163"/>
-          </w:tcPr>
-          <w:p>
-            <w:pPr>
-              <w:spacing w:before="20" w:after="20"/>
-            </w:pPr>
-            <w:r/>
-            <w:r>
-              <w:rPr>
-                <w:rFonts w:ascii="Verdana" w:hAnsi="Verdana"/>
-                <w:b w:val="0"/>
-                <w:sz w:val="16"/>
-              </w:rPr>
-            </w:r>
-          </w:p>
-        </w:tc>
-      </w:tr>
-      <w:tr>
-        <w:trPr>
-          <w:cantSplit/>
-        </w:trPr>
-        <w:tc>
-          <w:tcPr>
-            <w:tcW w:type="dxa" w:w="2163"/>
-          </w:tcPr>
-          <w:p>
-            <w:pPr>
-              <w:spacing w:before="20" w:after="20"/>
-            </w:pPr>
-            <w:r/>
-            <w:r>
-              <w:rPr>
-                <w:rFonts w:ascii="Verdana" w:hAnsi="Verdana"/>
-                <w:b w:val="0"/>
-                <w:sz w:val="16"/>
-              </w:rPr>
-            </w:r>
-          </w:p>
-        </w:tc>
-        <w:tc>
-          <w:tcPr>
-            <w:tcW w:type="dxa" w:w="2163"/>
-          </w:tcPr>
-          <w:p>
-            <w:pPr>
-              <w:spacing w:before="20" w:after="20"/>
-            </w:pPr>
-            <w:r/>
-            <w:r>
-              <w:rPr>
-                <w:rFonts w:ascii="Verdana" w:hAnsi="Verdana"/>
-                <w:b w:val="0"/>
-                <w:sz w:val="16"/>
-              </w:rPr>
-            </w:r>
-          </w:p>
-        </w:tc>
-        <w:tc>
-          <w:tcPr>
-            <w:tcW w:type="dxa" w:w="2163"/>
-          </w:tcPr>
-          <w:p>
-            <w:pPr>
-              <w:spacing w:before="20" w:after="20"/>
-            </w:pPr>
-            <w:r/>
-            <w:r>
-              <w:rPr>
-                <w:rFonts w:ascii="Verdana" w:hAnsi="Verdana"/>
-                <w:b w:val="0"/>
-                <w:sz w:val="16"/>
-              </w:rPr>
-            </w:r>
-          </w:p>
-        </w:tc>
-        <w:tc>
-          <w:tcPr>
-            <w:tcW w:type="dxa" w:w="2163"/>
-          </w:tcPr>
-          <w:p>
-            <w:pPr>
-              <w:spacing w:before="20" w:after="20"/>
-            </w:pPr>
-            <w:r/>
-            <w:r>
-              <w:rPr>
-                <w:rFonts w:ascii="Verdana" w:hAnsi="Verdana"/>
-                <w:b w:val="0"/>
-                <w:sz w:val="16"/>
-              </w:rPr>
-              <w:t>0 27 001</w:t>
-            </w:r>
-          </w:p>
-        </w:tc>
-        <w:tc>
-          <w:tcPr>
-            <w:tcW w:type="dxa" w:w="2163"/>
-          </w:tcPr>
-          <w:p>
-            <w:pPr>
-              <w:spacing w:before="20" w:after="20"/>
-            </w:pPr>
-            <w:r/>
-            <w:r>
-              <w:rPr>
-                <w:rFonts w:ascii="Verdana" w:hAnsi="Verdana"/>
-                <w:b w:val="0"/>
-                <w:sz w:val="16"/>
-              </w:rPr>
-              <w:t>Широта (высокая точность)</w:t>
-            </w:r>
-          </w:p>
-        </w:tc>
-        <w:tc>
-          <w:tcPr>
-            <w:tcW w:type="dxa" w:w="2163"/>
-          </w:tcPr>
-          <w:p>
-            <w:pPr>
-              <w:spacing w:before="20" w:after="20"/>
-            </w:pPr>
-            <w:r/>
-            <w:r>
-              <w:rPr>
-                <w:rFonts w:ascii="Verdana" w:hAnsi="Verdana"/>
-                <w:b w:val="0"/>
-                <w:sz w:val="16"/>
-              </w:rPr>
-            </w:r>
-          </w:p>
-        </w:tc>
-        <w:tc>
-          <w:tcPr>
-            <w:tcW w:type="dxa" w:w="2163"/>
-          </w:tcPr>
-          <w:p>
-            <w:pPr>
-              <w:spacing w:before="20" w:after="20"/>
-            </w:pPr>
-            <w:r/>
-            <w:r>
-              <w:rPr>
-                <w:rFonts w:ascii="Verdana" w:hAnsi="Verdana"/>
-                <w:b w:val="0"/>
-                <w:sz w:val="16"/>
-              </w:rPr>
-            </w:r>
-          </w:p>
-        </w:tc>
-      </w:tr>
-      <w:tr>
-        <w:trPr>
-          <w:cantSplit/>
-        </w:trPr>
-        <w:tc>
-          <w:tcPr>
-            <w:tcW w:type="dxa" w:w="2163"/>
-          </w:tcPr>
-          <w:p>
-            <w:pPr>
-              <w:spacing w:before="20" w:after="20"/>
-            </w:pPr>
-            <w:r/>
-            <w:r>
-              <w:rPr>
-                <w:rFonts w:ascii="Verdana" w:hAnsi="Verdana"/>
-                <w:b w:val="0"/>
-                <w:sz w:val="16"/>
-              </w:rPr>
-            </w:r>
-          </w:p>
-        </w:tc>
-        <w:tc>
-          <w:tcPr>
-            <w:tcW w:type="dxa" w:w="2163"/>
-          </w:tcPr>
-          <w:p>
-            <w:pPr>
-              <w:spacing w:before="20" w:after="20"/>
-            </w:pPr>
-            <w:r/>
-            <w:r>
-              <w:rPr>
-                <w:rFonts w:ascii="Verdana" w:hAnsi="Verdana"/>
-                <w:b w:val="0"/>
-                <w:sz w:val="16"/>
-              </w:rPr>
-            </w:r>
-          </w:p>
-        </w:tc>
-        <w:tc>
-          <w:tcPr>
-            <w:tcW w:type="dxa" w:w="2163"/>
-          </w:tcPr>
-          <w:p>
-            <w:pPr>
-              <w:spacing w:before="20" w:after="20"/>
-            </w:pPr>
-            <w:r/>
-            <w:r>
-              <w:rPr>
-                <w:rFonts w:ascii="Verdana" w:hAnsi="Verdana"/>
-                <w:b w:val="0"/>
-                <w:sz w:val="16"/>
-              </w:rPr>
-            </w:r>
-          </w:p>
-        </w:tc>
-        <w:tc>
-          <w:tcPr>
-            <w:tcW w:type="dxa" w:w="2163"/>
-          </w:tcPr>
-          <w:p>
-            <w:pPr>
-              <w:spacing w:before="20" w:after="20"/>
-            </w:pPr>
-            <w:r/>
-            <w:r>
-              <w:rPr>
-                <w:rFonts w:ascii="Verdana" w:hAnsi="Verdana"/>
-                <w:b w:val="0"/>
-                <w:sz w:val="16"/>
-              </w:rPr>
-              <w:t>0 28 001</w:t>
-            </w:r>
-          </w:p>
-        </w:tc>
-        <w:tc>
-          <w:tcPr>
-            <w:tcW w:type="dxa" w:w="2163"/>
-          </w:tcPr>
-          <w:p>
-            <w:pPr>
-              <w:spacing w:before="20" w:after="20"/>
-            </w:pPr>
-            <w:r/>
-            <w:r>
-              <w:rPr>
-                <w:rFonts w:ascii="Verdana" w:hAnsi="Verdana"/>
-                <w:b w:val="0"/>
-                <w:sz w:val="16"/>
-              </w:rPr>
-              <w:t>Долгота (высокая точность)</w:t>
-            </w:r>
-          </w:p>
-        </w:tc>
-        <w:tc>
-          <w:tcPr>
-            <w:tcW w:type="dxa" w:w="2163"/>
-          </w:tcPr>
-          <w:p>
-            <w:pPr>
-              <w:spacing w:before="20" w:after="20"/>
-            </w:pPr>
-            <w:r/>
-            <w:r>
-              <w:rPr>
-                <w:rFonts w:ascii="Verdana" w:hAnsi="Verdana"/>
-                <w:b w:val="0"/>
-                <w:sz w:val="16"/>
-              </w:rPr>
-            </w:r>
-          </w:p>
-        </w:tc>
-        <w:tc>
-          <w:tcPr>
-            <w:tcW w:type="dxa" w:w="2163"/>
-          </w:tcPr>
-          <w:p>
-            <w:pPr>
-              <w:spacing w:before="20" w:after="20"/>
-            </w:pPr>
-            <w:r/>
-            <w:r>
-              <w:rPr>
-                <w:rFonts w:ascii="Verdana" w:hAnsi="Verdana"/>
-                <w:b w:val="0"/>
-                <w:sz w:val="16"/>
-              </w:rPr>
-            </w:r>
-          </w:p>
-        </w:tc>
-      </w:tr>
-      <w:tr>
-        <w:trPr>
-          <w:cantSplit/>
-        </w:trPr>
-        <w:tc>
-          <w:tcPr>
-            <w:tcW w:type="dxa" w:w="2163"/>
-          </w:tcPr>
-          <w:p>
-            <w:pPr>
-              <w:spacing w:before="20" w:after="20"/>
-            </w:pPr>
-            <w:r/>
-            <w:r>
-              <w:rPr>
-                <w:rFonts w:ascii="Verdana" w:hAnsi="Verdana"/>
-                <w:b w:val="0"/>
-                <w:sz w:val="16"/>
-              </w:rPr>
-            </w:r>
-          </w:p>
-        </w:tc>
-        <w:tc>
-          <w:tcPr>
-            <w:tcW w:type="dxa" w:w="2163"/>
-          </w:tcPr>
-          <w:p>
-            <w:pPr>
-              <w:spacing w:before="20" w:after="20"/>
-            </w:pPr>
-            <w:r/>
-            <w:r>
-              <w:rPr>
-                <w:rFonts w:ascii="Verdana" w:hAnsi="Verdana"/>
-                <w:b w:val="0"/>
-                <w:sz w:val="16"/>
-              </w:rPr>
-            </w:r>
-          </w:p>
-        </w:tc>
-        <w:tc>
-          <w:tcPr>
-            <w:tcW w:type="dxa" w:w="2163"/>
-          </w:tcPr>
-          <w:p>
-            <w:pPr>
-              <w:spacing w:before="20" w:after="20"/>
-            </w:pPr>
-            <w:r/>
-            <w:r>
-              <w:rPr>
-                <w:rFonts w:ascii="Verdana" w:hAnsi="Verdana"/>
-                <w:b w:val="0"/>
-                <w:sz w:val="16"/>
-              </w:rPr>
-            </w:r>
-          </w:p>
-        </w:tc>
-        <w:tc>
-          <w:tcPr>
-            <w:tcW w:type="dxa" w:w="2163"/>
-          </w:tcPr>
-          <w:p>
-            <w:pPr>
-              <w:spacing w:before="20" w:after="20"/>
-            </w:pPr>
-            <w:r/>
-            <w:r>
-              <w:rPr>
-                <w:rFonts w:ascii="Verdana" w:hAnsi="Verdana"/>
-                <w:b w:val="0"/>
-                <w:sz w:val="16"/>
-              </w:rPr>
-              <w:t>0 27 001</w:t>
-            </w:r>
-          </w:p>
-        </w:tc>
-        <w:tc>
-          <w:tcPr>
-            <w:tcW w:type="dxa" w:w="2163"/>
-          </w:tcPr>
-          <w:p>
-            <w:pPr>
-              <w:spacing w:before="20" w:after="20"/>
-            </w:pPr>
-            <w:r/>
-            <w:r>
-              <w:rPr>
-                <w:rFonts w:ascii="Verdana" w:hAnsi="Verdana"/>
-                <w:b w:val="0"/>
-                <w:sz w:val="16"/>
-              </w:rPr>
-              <w:t>Широта (высокая точность)</w:t>
-            </w:r>
-          </w:p>
-        </w:tc>
-        <w:tc>
-          <w:tcPr>
-            <w:tcW w:type="dxa" w:w="2163"/>
-          </w:tcPr>
-          <w:p>
-            <w:pPr>
-              <w:spacing w:before="20" w:after="20"/>
-            </w:pPr>
-            <w:r/>
-            <w:r>
-              <w:rPr>
-                <w:rFonts w:ascii="Verdana" w:hAnsi="Verdana"/>
-                <w:b w:val="0"/>
-                <w:sz w:val="16"/>
-              </w:rPr>
-            </w:r>
-          </w:p>
-        </w:tc>
-        <w:tc>
-          <w:tcPr>
-            <w:tcW w:type="dxa" w:w="2163"/>
-          </w:tcPr>
-          <w:p>
-            <w:pPr>
-              <w:spacing w:before="20" w:after="20"/>
-            </w:pPr>
-            <w:r/>
-            <w:r>
-              <w:rPr>
-                <w:rFonts w:ascii="Verdana" w:hAnsi="Verdana"/>
-                <w:b w:val="0"/>
-                <w:sz w:val="16"/>
-              </w:rPr>
-            </w:r>
-          </w:p>
-        </w:tc>
-      </w:tr>
-      <w:tr>
-        <w:trPr>
-          <w:cantSplit/>
-        </w:trPr>
-        <w:tc>
-          <w:tcPr>
-            <w:tcW w:type="dxa" w:w="2163"/>
-          </w:tcPr>
-          <w:p>
-            <w:pPr>
-              <w:spacing w:before="20" w:after="20"/>
-            </w:pPr>
-            <w:r/>
-            <w:r>
-              <w:rPr>
-                <w:rFonts w:ascii="Verdana" w:hAnsi="Verdana"/>
-                <w:b w:val="0"/>
-                <w:sz w:val="16"/>
-              </w:rPr>
-            </w:r>
-          </w:p>
-        </w:tc>
-        <w:tc>
-          <w:tcPr>
-            <w:tcW w:type="dxa" w:w="2163"/>
-          </w:tcPr>
-          <w:p>
-            <w:pPr>
-              <w:spacing w:before="20" w:after="20"/>
-            </w:pPr>
-            <w:r/>
-            <w:r>
-              <w:rPr>
-                <w:rFonts w:ascii="Verdana" w:hAnsi="Verdana"/>
-                <w:b w:val="0"/>
-                <w:sz w:val="16"/>
-              </w:rPr>
-            </w:r>
-          </w:p>
-        </w:tc>
-        <w:tc>
-          <w:tcPr>
-            <w:tcW w:type="dxa" w:w="2163"/>
-          </w:tcPr>
-          <w:p>
-            <w:pPr>
-              <w:spacing w:before="20" w:after="20"/>
-            </w:pPr>
-            <w:r/>
-            <w:r>
-              <w:rPr>
-                <w:rFonts w:ascii="Verdana" w:hAnsi="Verdana"/>
-                <w:b w:val="0"/>
-                <w:sz w:val="16"/>
-              </w:rPr>
-            </w:r>
-          </w:p>
-        </w:tc>
-        <w:tc>
-          <w:tcPr>
-            <w:tcW w:type="dxa" w:w="2163"/>
-          </w:tcPr>
-          <w:p>
-            <w:pPr>
-              <w:spacing w:before="20" w:after="20"/>
-            </w:pPr>
-            <w:r/>
-            <w:r>
-              <w:rPr>
-                <w:rFonts w:ascii="Verdana" w:hAnsi="Verdana"/>
-                <w:b w:val="0"/>
-                <w:sz w:val="16"/>
-              </w:rPr>
-              <w:t>0 28 001</w:t>
-            </w:r>
-          </w:p>
-        </w:tc>
-        <w:tc>
-          <w:tcPr>
-            <w:tcW w:type="dxa" w:w="2163"/>
-          </w:tcPr>
-          <w:p>
-            <w:pPr>
-              <w:spacing w:before="20" w:after="20"/>
-            </w:pPr>
-            <w:r/>
-            <w:r>
-              <w:rPr>
-                <w:rFonts w:ascii="Verdana" w:hAnsi="Verdana"/>
-                <w:b w:val="0"/>
-                <w:sz w:val="16"/>
-              </w:rPr>
-              <w:t>Долгота (высокая точность)</w:t>
-            </w:r>
-          </w:p>
-        </w:tc>
-        <w:tc>
-          <w:tcPr>
-            <w:tcW w:type="dxa" w:w="2163"/>
-          </w:tcPr>
-          <w:p>
-            <w:pPr>
-              <w:spacing w:before="20" w:after="20"/>
-            </w:pPr>
-            <w:r/>
-            <w:r>
-              <w:rPr>
-                <w:rFonts w:ascii="Verdana" w:hAnsi="Verdana"/>
-                <w:b w:val="0"/>
-                <w:sz w:val="16"/>
-              </w:rPr>
-            </w:r>
-          </w:p>
-        </w:tc>
-        <w:tc>
-          <w:tcPr>
-            <w:tcW w:type="dxa" w:w="2163"/>
-          </w:tcPr>
-          <w:p>
-            <w:pPr>
-              <w:spacing w:before="20" w:after="20"/>
-            </w:pPr>
-            <w:r/>
-            <w:r>
-              <w:rPr>
-                <w:rFonts w:ascii="Verdana" w:hAnsi="Verdana"/>
-                <w:b w:val="0"/>
-                <w:sz w:val="16"/>
-              </w:rPr>
-            </w:r>
-          </w:p>
-        </w:tc>
-      </w:tr>
-      <w:tr>
-        <w:trPr>
-          <w:cantSplit/>
-        </w:trPr>
-        <w:tc>
-          <w:tcPr>
-            <w:tcW w:type="dxa" w:w="2163"/>
-          </w:tcPr>
-          <w:p>
-            <w:pPr>
-              <w:spacing w:before="20" w:after="20"/>
-            </w:pPr>
-            <w:r/>
-            <w:r>
-              <w:rPr>
-                <w:rFonts w:ascii="Verdana" w:hAnsi="Verdana"/>
-                <w:b w:val="0"/>
-                <w:sz w:val="16"/>
-              </w:rPr>
-            </w:r>
-          </w:p>
-        </w:tc>
-        <w:tc>
-          <w:tcPr>
-            <w:tcW w:type="dxa" w:w="2163"/>
-          </w:tcPr>
-          <w:p>
-            <w:pPr>
-              <w:spacing w:before="20" w:after="20"/>
-            </w:pPr>
-            <w:r/>
-            <w:r>
-              <w:rPr>
-                <w:rFonts w:ascii="Verdana" w:hAnsi="Verdana"/>
-                <w:b w:val="0"/>
-                <w:sz w:val="16"/>
-              </w:rPr>
-            </w:r>
-          </w:p>
-        </w:tc>
-        <w:tc>
-          <w:tcPr>
-            <w:tcW w:type="dxa" w:w="2163"/>
-          </w:tcPr>
-          <w:p>
-            <w:pPr>
-              <w:spacing w:before="20" w:after="20"/>
-            </w:pPr>
-            <w:r/>
-            <w:r>
-              <w:rPr>
-                <w:rFonts w:ascii="Verdana" w:hAnsi="Verdana"/>
-                <w:b w:val="0"/>
-                <w:sz w:val="16"/>
-              </w:rPr>
-            </w:r>
-          </w:p>
-        </w:tc>
-        <w:tc>
-          <w:tcPr>
-            <w:tcW w:type="dxa" w:w="2163"/>
-          </w:tcPr>
-          <w:p>
-            <w:pPr>
-              <w:spacing w:before="20" w:after="20"/>
-            </w:pPr>
-            <w:r/>
-            <w:r>
-              <w:rPr>
-                <w:rFonts w:ascii="Verdana" w:hAnsi="Verdana"/>
-                <w:b w:val="0"/>
-                <w:sz w:val="16"/>
-              </w:rPr>
-              <w:t>0 27 001</w:t>
-            </w:r>
-          </w:p>
-        </w:tc>
-        <w:tc>
-          <w:tcPr>
-            <w:tcW w:type="dxa" w:w="2163"/>
-          </w:tcPr>
-          <w:p>
-            <w:pPr>
-              <w:spacing w:before="20" w:after="20"/>
-            </w:pPr>
-            <w:r/>
-            <w:r>
-              <w:rPr>
-                <w:rFonts w:ascii="Verdana" w:hAnsi="Verdana"/>
-                <w:b w:val="0"/>
-                <w:sz w:val="16"/>
-              </w:rPr>
-              <w:t>Широта (высокая точность)</w:t>
-            </w:r>
-          </w:p>
-        </w:tc>
-        <w:tc>
-          <w:tcPr>
-            <w:tcW w:type="dxa" w:w="2163"/>
-          </w:tcPr>
-          <w:p>
-            <w:pPr>
-              <w:spacing w:before="20" w:after="20"/>
-            </w:pPr>
-            <w:r/>
-            <w:r>
-              <w:rPr>
-                <w:rFonts w:ascii="Verdana" w:hAnsi="Verdana"/>
-                <w:b w:val="0"/>
-                <w:sz w:val="16"/>
-              </w:rPr>
-            </w:r>
-          </w:p>
-        </w:tc>
-        <w:tc>
-          <w:tcPr>
-            <w:tcW w:type="dxa" w:w="2163"/>
-          </w:tcPr>
-          <w:p>
-            <w:pPr>
-              <w:spacing w:before="20" w:after="20"/>
-            </w:pPr>
-            <w:r/>
-            <w:r>
-              <w:rPr>
-                <w:rFonts w:ascii="Verdana" w:hAnsi="Verdana"/>
-                <w:b w:val="0"/>
-                <w:sz w:val="16"/>
-              </w:rPr>
-            </w:r>
-          </w:p>
-        </w:tc>
-      </w:tr>
-      <w:tr>
-        <w:trPr>
-          <w:cantSplit/>
-        </w:trPr>
-        <w:tc>
-          <w:tcPr>
-            <w:tcW w:type="dxa" w:w="2163"/>
-          </w:tcPr>
-          <w:p>
-            <w:pPr>
-              <w:spacing w:before="20" w:after="20"/>
-            </w:pPr>
-            <w:r/>
-            <w:r>
-              <w:rPr>
-                <w:rFonts w:ascii="Verdana" w:hAnsi="Verdana"/>
-                <w:b w:val="0"/>
-                <w:sz w:val="16"/>
-              </w:rPr>
-            </w:r>
-          </w:p>
-        </w:tc>
-        <w:tc>
-          <w:tcPr>
-            <w:tcW w:type="dxa" w:w="2163"/>
-          </w:tcPr>
-          <w:p>
-            <w:pPr>
-              <w:spacing w:before="20" w:after="20"/>
-            </w:pPr>
-            <w:r/>
-            <w:r>
-              <w:rPr>
-                <w:rFonts w:ascii="Verdana" w:hAnsi="Verdana"/>
-                <w:b w:val="0"/>
-                <w:sz w:val="16"/>
-              </w:rPr>
-            </w:r>
-          </w:p>
-        </w:tc>
-        <w:tc>
-          <w:tcPr>
-            <w:tcW w:type="dxa" w:w="2163"/>
-          </w:tcPr>
-          <w:p>
-            <w:pPr>
-              <w:spacing w:before="20" w:after="20"/>
-            </w:pPr>
-            <w:r/>
-            <w:r>
-              <w:rPr>
-                <w:rFonts w:ascii="Verdana" w:hAnsi="Verdana"/>
-                <w:b w:val="0"/>
-                <w:sz w:val="16"/>
-              </w:rPr>
-            </w:r>
-          </w:p>
-        </w:tc>
-        <w:tc>
-          <w:tcPr>
-            <w:tcW w:type="dxa" w:w="2163"/>
-          </w:tcPr>
-          <w:p>
-            <w:pPr>
-              <w:spacing w:before="20" w:after="20"/>
-            </w:pPr>
-            <w:r/>
-            <w:r>
-              <w:rPr>
-                <w:rFonts w:ascii="Verdana" w:hAnsi="Verdana"/>
-                <w:b w:val="0"/>
-                <w:sz w:val="16"/>
-              </w:rPr>
-              <w:t>0 28 001</w:t>
-            </w:r>
-          </w:p>
-        </w:tc>
-        <w:tc>
-          <w:tcPr>
-            <w:tcW w:type="dxa" w:w="2163"/>
-          </w:tcPr>
-          <w:p>
-            <w:pPr>
-              <w:spacing w:before="20" w:after="20"/>
-            </w:pPr>
-            <w:r/>
-            <w:r>
-              <w:rPr>
-                <w:rFonts w:ascii="Verdana" w:hAnsi="Verdana"/>
-                <w:b w:val="0"/>
-                <w:sz w:val="16"/>
-              </w:rPr>
-              <w:t>Долгота (высокая точность)</w:t>
-            </w:r>
-          </w:p>
-        </w:tc>
-        <w:tc>
-          <w:tcPr>
-            <w:tcW w:type="dxa" w:w="2163"/>
-          </w:tcPr>
-          <w:p>
-            <w:pPr>
-              <w:spacing w:before="20" w:after="20"/>
-            </w:pPr>
-            <w:r/>
-            <w:r>
-              <w:rPr>
-                <w:rFonts w:ascii="Verdana" w:hAnsi="Verdana"/>
-                <w:b w:val="0"/>
-                <w:sz w:val="16"/>
-              </w:rPr>
-            </w:r>
-          </w:p>
-        </w:tc>
-        <w:tc>
-          <w:tcPr>
-            <w:tcW w:type="dxa" w:w="2163"/>
-          </w:tcPr>
-          <w:p>
-            <w:pPr>
-              <w:spacing w:before="20" w:after="20"/>
-            </w:pPr>
-            <w:r/>
-            <w:r>
-              <w:rPr>
-                <w:rFonts w:ascii="Verdana" w:hAnsi="Verdana"/>
-                <w:b w:val="0"/>
-                <w:sz w:val="16"/>
-              </w:rPr>
-            </w:r>
-          </w:p>
-        </w:tc>
-      </w:tr>
-      <w:tr>
-        <w:trPr>
-          <w:cantSplit/>
-        </w:trPr>
-        <w:tc>
-          <w:tcPr>
-            <w:tcW w:type="dxa" w:w="2163"/>
-          </w:tcPr>
-          <w:p>
-            <w:pPr>
-              <w:spacing w:before="20" w:after="20"/>
-            </w:pPr>
-            <w:r/>
-            <w:r>
-              <w:rPr>
-                <w:rFonts w:ascii="Verdana" w:hAnsi="Verdana"/>
-                <w:b w:val="0"/>
-                <w:sz w:val="16"/>
-              </w:rPr>
-            </w:r>
-          </w:p>
-        </w:tc>
-        <w:tc>
-          <w:tcPr>
-            <w:tcW w:type="dxa" w:w="2163"/>
-          </w:tcPr>
-          <w:p>
-            <w:pPr>
-              <w:spacing w:before="20" w:after="20"/>
-            </w:pPr>
-            <w:r/>
-            <w:r>
-              <w:rPr>
-                <w:rFonts w:ascii="Verdana" w:hAnsi="Verdana"/>
-                <w:b w:val="0"/>
-                <w:sz w:val="16"/>
-              </w:rPr>
-            </w:r>
-          </w:p>
-        </w:tc>
-        <w:tc>
-          <w:tcPr>
-            <w:tcW w:type="dxa" w:w="2163"/>
-          </w:tcPr>
-          <w:p>
-            <w:pPr>
-              <w:spacing w:before="20" w:after="20"/>
-            </w:pPr>
-            <w:r/>
-            <w:r>
-              <w:rPr>
-                <w:rFonts w:ascii="Verdana" w:hAnsi="Verdana"/>
-                <w:b w:val="0"/>
-                <w:sz w:val="16"/>
-              </w:rPr>
-            </w:r>
-          </w:p>
-        </w:tc>
-        <w:tc>
-          <w:tcPr>
-            <w:tcW w:type="dxa" w:w="2163"/>
-          </w:tcPr>
-          <w:p>
-            <w:pPr>
-              <w:spacing w:before="20" w:after="20"/>
-            </w:pPr>
-            <w:r/>
-            <w:r>
-              <w:rPr>
-                <w:rFonts w:ascii="Verdana" w:hAnsi="Verdana"/>
-                <w:b w:val="0"/>
-                <w:sz w:val="16"/>
-              </w:rPr>
-              <w:t>0 27 001</w:t>
-            </w:r>
-          </w:p>
-        </w:tc>
-        <w:tc>
-          <w:tcPr>
-            <w:tcW w:type="dxa" w:w="2163"/>
-          </w:tcPr>
-          <w:p>
-            <w:pPr>
-              <w:spacing w:before="20" w:after="20"/>
-            </w:pPr>
-            <w:r/>
-            <w:r>
-              <w:rPr>
-                <w:rFonts w:ascii="Verdana" w:hAnsi="Verdana"/>
-                <w:b w:val="0"/>
-                <w:sz w:val="16"/>
-              </w:rPr>
-              <w:t>Широта (высокая точность)</w:t>
-            </w:r>
-          </w:p>
-        </w:tc>
-        <w:tc>
-          <w:tcPr>
-            <w:tcW w:type="dxa" w:w="2163"/>
-          </w:tcPr>
-          <w:p>
-            <w:pPr>
-              <w:spacing w:before="20" w:after="20"/>
-            </w:pPr>
-            <w:r/>
-            <w:r>
-              <w:rPr>
-                <w:rFonts w:ascii="Verdana" w:hAnsi="Verdana"/>
-                <w:b w:val="0"/>
-                <w:sz w:val="16"/>
-              </w:rPr>
-            </w:r>
-          </w:p>
-        </w:tc>
-        <w:tc>
-          <w:tcPr>
-            <w:tcW w:type="dxa" w:w="2163"/>
-          </w:tcPr>
-          <w:p>
-            <w:pPr>
-              <w:spacing w:before="20" w:after="20"/>
-            </w:pPr>
-            <w:r/>
-            <w:r>
-              <w:rPr>
-                <w:rFonts w:ascii="Verdana" w:hAnsi="Verdana"/>
-                <w:b w:val="0"/>
-                <w:sz w:val="16"/>
-              </w:rPr>
-            </w:r>
-          </w:p>
-        </w:tc>
-      </w:tr>
-      <w:tr>
-        <w:trPr>
-          <w:cantSplit/>
-        </w:trPr>
-        <w:tc>
-          <w:tcPr>
-            <w:tcW w:type="dxa" w:w="2163"/>
-          </w:tcPr>
-          <w:p>
-            <w:pPr>
-              <w:spacing w:before="20" w:after="20"/>
-            </w:pPr>
-            <w:r/>
-            <w:r>
-              <w:rPr>
-                <w:rFonts w:ascii="Verdana" w:hAnsi="Verdana"/>
-                <w:b w:val="0"/>
-                <w:sz w:val="16"/>
-              </w:rPr>
-            </w:r>
-          </w:p>
-        </w:tc>
-        <w:tc>
-          <w:tcPr>
-            <w:tcW w:type="dxa" w:w="2163"/>
-          </w:tcPr>
-          <w:p>
-            <w:pPr>
-              <w:spacing w:before="20" w:after="20"/>
-            </w:pPr>
-            <w:r/>
-            <w:r>
-              <w:rPr>
-                <w:rFonts w:ascii="Verdana" w:hAnsi="Verdana"/>
-                <w:b w:val="0"/>
-                <w:sz w:val="16"/>
-              </w:rPr>
-            </w:r>
-          </w:p>
-        </w:tc>
-        <w:tc>
-          <w:tcPr>
-            <w:tcW w:type="dxa" w:w="2163"/>
-          </w:tcPr>
-          <w:p>
-            <w:pPr>
-              <w:spacing w:before="20" w:after="20"/>
-            </w:pPr>
-            <w:r/>
-            <w:r>
-              <w:rPr>
-                <w:rFonts w:ascii="Verdana" w:hAnsi="Verdana"/>
-                <w:b w:val="0"/>
-                <w:sz w:val="16"/>
-              </w:rPr>
-            </w:r>
-          </w:p>
-        </w:tc>
-        <w:tc>
-          <w:tcPr>
-            <w:tcW w:type="dxa" w:w="2163"/>
-          </w:tcPr>
-          <w:p>
-            <w:pPr>
-              <w:spacing w:before="20" w:after="20"/>
-            </w:pPr>
-            <w:r/>
-            <w:r>
-              <w:rPr>
-                <w:rFonts w:ascii="Verdana" w:hAnsi="Verdana"/>
-                <w:b w:val="0"/>
-                <w:sz w:val="16"/>
-              </w:rPr>
-              <w:t>0 28 001</w:t>
-            </w:r>
-          </w:p>
-        </w:tc>
-        <w:tc>
-          <w:tcPr>
-            <w:tcW w:type="dxa" w:w="2163"/>
-          </w:tcPr>
-          <w:p>
-            <w:pPr>
-              <w:spacing w:before="20" w:after="20"/>
-            </w:pPr>
-            <w:r/>
-            <w:r>
-              <w:rPr>
-                <w:rFonts w:ascii="Verdana" w:hAnsi="Verdana"/>
-                <w:b w:val="0"/>
-                <w:sz w:val="16"/>
-              </w:rPr>
-              <w:t>Долгота (высокая точность)</w:t>
-            </w:r>
-          </w:p>
-        </w:tc>
-        <w:tc>
-          <w:tcPr>
-            <w:tcW w:type="dxa" w:w="2163"/>
-          </w:tcPr>
-          <w:p>
-            <w:pPr>
-              <w:spacing w:before="20" w:after="20"/>
-            </w:pPr>
-            <w:r/>
-            <w:r>
-              <w:rPr>
-                <w:rFonts w:ascii="Verdana" w:hAnsi="Verdana"/>
-                <w:b w:val="0"/>
-                <w:sz w:val="16"/>
-              </w:rPr>
-            </w:r>
-          </w:p>
-        </w:tc>
-        <w:tc>
-          <w:tcPr>
-            <w:tcW w:type="dxa" w:w="2163"/>
-          </w:tcPr>
-          <w:p>
-            <w:pPr>
-              <w:spacing w:before="20" w:after="20"/>
-            </w:pPr>
-            <w:r/>
-            <w:r>
-              <w:rPr>
-                <w:rFonts w:ascii="Verdana" w:hAnsi="Verdana"/>
-                <w:b w:val="0"/>
-                <w:sz w:val="16"/>
-              </w:rPr>
-            </w:r>
-          </w:p>
-        </w:tc>
-      </w:tr>
-      <w:tr>
-        <w:trPr>
-          <w:cantSplit/>
-        </w:trPr>
-        <w:tc>
-          <w:tcPr>
-            <w:tcW w:type="dxa" w:w="2163"/>
-          </w:tcPr>
-          <w:p>
-            <w:pPr>
-              <w:spacing w:before="20" w:after="20"/>
-            </w:pPr>
-            <w:r/>
-            <w:r>
-              <w:rPr>
-                <w:rFonts w:ascii="Verdana" w:hAnsi="Verdana"/>
-                <w:b w:val="0"/>
-                <w:sz w:val="16"/>
-              </w:rPr>
-            </w:r>
-          </w:p>
-        </w:tc>
-        <w:tc>
-          <w:tcPr>
-            <w:tcW w:type="dxa" w:w="2163"/>
-          </w:tcPr>
-          <w:p>
-            <w:pPr>
-              <w:spacing w:before="20" w:after="20"/>
-            </w:pPr>
-            <w:r/>
-            <w:r>
-              <w:rPr>
-                <w:rFonts w:ascii="Verdana" w:hAnsi="Verdana"/>
-                <w:b w:val="0"/>
-                <w:sz w:val="16"/>
-              </w:rPr>
-            </w:r>
-          </w:p>
-        </w:tc>
-        <w:tc>
-          <w:tcPr>
-            <w:tcW w:type="dxa" w:w="2163"/>
-          </w:tcPr>
-          <w:p>
-            <w:pPr>
-              <w:spacing w:before="20" w:after="20"/>
-            </w:pPr>
-            <w:r/>
-            <w:r>
-              <w:rPr>
-                <w:rFonts w:ascii="Verdana" w:hAnsi="Verdana"/>
-                <w:b w:val="0"/>
-                <w:sz w:val="16"/>
-              </w:rPr>
-            </w:r>
-          </w:p>
-        </w:tc>
-        <w:tc>
-          <w:tcPr>
-            <w:tcW w:type="dxa" w:w="2163"/>
-          </w:tcPr>
-          <w:p>
-            <w:pPr>
-              <w:spacing w:before="20" w:after="20"/>
-            </w:pPr>
-            <w:r/>
-            <w:r>
-              <w:rPr>
-                <w:rFonts w:ascii="Verdana" w:hAnsi="Verdana"/>
-                <w:b w:val="0"/>
-                <w:sz w:val="16"/>
-              </w:rPr>
-              <w:t>0 10 001</w:t>
-            </w:r>
-          </w:p>
-        </w:tc>
-        <w:tc>
-          <w:tcPr>
-            <w:tcW w:type="dxa" w:w="2163"/>
-          </w:tcPr>
-          <w:p>
-            <w:pPr>
-              <w:spacing w:before="20" w:after="20"/>
-            </w:pPr>
-            <w:r/>
-            <w:r>
-              <w:rPr>
-                <w:rFonts w:ascii="Verdana" w:hAnsi="Verdana"/>
-                <w:b w:val="0"/>
-                <w:sz w:val="16"/>
-              </w:rPr>
-              <w:t>Высота поверхности суши</w:t>
-            </w:r>
-          </w:p>
-        </w:tc>
-        <w:tc>
-          <w:tcPr>
-            <w:tcW w:type="dxa" w:w="2163"/>
-          </w:tcPr>
-          <w:p>
-            <w:pPr>
-              <w:spacing w:before="20" w:after="20"/>
-            </w:pPr>
-            <w:r/>
-            <w:r>
-              <w:rPr>
-                <w:rFonts w:ascii="Verdana" w:hAnsi="Verdana"/>
-                <w:b w:val="0"/>
-                <w:sz w:val="16"/>
-              </w:rPr>
-            </w:r>
-          </w:p>
-        </w:tc>
-        <w:tc>
-          <w:tcPr>
-            <w:tcW w:type="dxa" w:w="2163"/>
-          </w:tcPr>
-          <w:p>
-            <w:pPr>
-              <w:spacing w:before="20" w:after="20"/>
-            </w:pPr>
-            <w:r/>
-            <w:r>
-              <w:rPr>
-                <w:rFonts w:ascii="Verdana" w:hAnsi="Verdana"/>
-                <w:b w:val="0"/>
-                <w:sz w:val="16"/>
-              </w:rPr>
-            </w:r>
-          </w:p>
-        </w:tc>
-      </w:tr>
-      <w:tr>
-        <w:trPr>
-          <w:cantSplit/>
-        </w:trPr>
-        <w:tc>
-          <w:tcPr>
-            <w:tcW w:type="dxa" w:w="2163"/>
-          </w:tcPr>
-          <w:p>
-            <w:pPr>
-              <w:spacing w:before="20" w:after="20"/>
-            </w:pPr>
-            <w:r/>
-            <w:r>
-              <w:rPr>
-                <w:rFonts w:ascii="Verdana" w:hAnsi="Verdana"/>
-                <w:b w:val="0"/>
-                <w:sz w:val="16"/>
-              </w:rPr>
-            </w:r>
-          </w:p>
-        </w:tc>
-        <w:tc>
-          <w:tcPr>
-            <w:tcW w:type="dxa" w:w="2163"/>
-          </w:tcPr>
-          <w:p>
-            <w:pPr>
-              <w:spacing w:before="20" w:after="20"/>
-            </w:pPr>
-            <w:r/>
-            <w:r>
-              <w:rPr>
-                <w:rFonts w:ascii="Verdana" w:hAnsi="Verdana"/>
-                <w:b w:val="0"/>
-                <w:sz w:val="16"/>
-              </w:rPr>
-            </w:r>
-          </w:p>
-        </w:tc>
-        <w:tc>
-          <w:tcPr>
-            <w:tcW w:type="dxa" w:w="2163"/>
-          </w:tcPr>
-          <w:p>
-            <w:pPr>
-              <w:spacing w:before="20" w:after="20"/>
-            </w:pPr>
-            <w:r/>
-            <w:r>
-              <w:rPr>
-                <w:rFonts w:ascii="Verdana" w:hAnsi="Verdana"/>
-                <w:b w:val="0"/>
-                <w:sz w:val="16"/>
-              </w:rPr>
-            </w:r>
-          </w:p>
-        </w:tc>
-        <w:tc>
-          <w:tcPr>
-            <w:tcW w:type="dxa" w:w="2163"/>
-          </w:tcPr>
-          <w:p>
-            <w:pPr>
-              <w:spacing w:before="20" w:after="20"/>
-            </w:pPr>
-            <w:r/>
-            <w:r>
-              <w:rPr>
-                <w:rFonts w:ascii="Verdana" w:hAnsi="Verdana"/>
-                <w:b w:val="0"/>
-                <w:sz w:val="16"/>
-              </w:rPr>
-              <w:t>0 14 019</w:t>
-            </w:r>
-          </w:p>
-        </w:tc>
-        <w:tc>
-          <w:tcPr>
-            <w:tcW w:type="dxa" w:w="2163"/>
-          </w:tcPr>
-          <w:p>
-            <w:pPr>
-              <w:spacing w:before="20" w:after="20"/>
-            </w:pPr>
-            <w:r/>
-            <w:r>
-              <w:rPr>
-                <w:rFonts w:ascii="Verdana" w:hAnsi="Verdana"/>
-                <w:b w:val="0"/>
-                <w:sz w:val="16"/>
-              </w:rPr>
-              <w:t>Альбедо поверхности</w:t>
-            </w:r>
-          </w:p>
-        </w:tc>
-        <w:tc>
-          <w:tcPr>
-            <w:tcW w:type="dxa" w:w="2163"/>
-          </w:tcPr>
-          <w:p>
-            <w:pPr>
-              <w:spacing w:before="20" w:after="20"/>
-            </w:pPr>
-            <w:r/>
-            <w:r>
-              <w:rPr>
-                <w:rFonts w:ascii="Verdana" w:hAnsi="Verdana"/>
-                <w:b w:val="0"/>
-                <w:sz w:val="16"/>
-              </w:rPr>
-            </w:r>
-          </w:p>
-        </w:tc>
-        <w:tc>
-          <w:tcPr>
-            <w:tcW w:type="dxa" w:w="2163"/>
-          </w:tcPr>
-          <w:p>
-            <w:pPr>
-              <w:spacing w:before="20" w:after="20"/>
-            </w:pPr>
-            <w:r/>
-            <w:r>
-              <w:rPr>
-                <w:rFonts w:ascii="Verdana" w:hAnsi="Verdana"/>
-                <w:b w:val="0"/>
-                <w:sz w:val="16"/>
-              </w:rPr>
-            </w:r>
-          </w:p>
-        </w:tc>
-      </w:tr>
-      <w:tr>
-        <w:trPr>
-          <w:cantSplit/>
-        </w:trPr>
-        <w:tc>
-          <w:tcPr>
-            <w:tcW w:type="dxa" w:w="2163"/>
-          </w:tcPr>
-          <w:p>
-            <w:pPr>
-              <w:spacing w:before="20" w:after="20"/>
-            </w:pPr>
-            <w:r/>
-            <w:r>
-              <w:rPr>
-                <w:rFonts w:ascii="Verdana" w:hAnsi="Verdana"/>
-                <w:b w:val="0"/>
-                <w:sz w:val="16"/>
-              </w:rPr>
-            </w:r>
-          </w:p>
-        </w:tc>
-        <w:tc>
-          <w:tcPr>
-            <w:tcW w:type="dxa" w:w="2163"/>
-          </w:tcPr>
-          <w:p>
-            <w:pPr>
-              <w:spacing w:before="20" w:after="20"/>
-            </w:pPr>
-            <w:r/>
-            <w:r>
-              <w:rPr>
-                <w:rFonts w:ascii="Verdana" w:hAnsi="Verdana"/>
-                <w:b w:val="0"/>
-                <w:sz w:val="16"/>
-              </w:rPr>
-            </w:r>
-          </w:p>
-        </w:tc>
-        <w:tc>
-          <w:tcPr>
-            <w:tcW w:type="dxa" w:w="2163"/>
-          </w:tcPr>
-          <w:p>
-            <w:pPr>
-              <w:spacing w:before="20" w:after="20"/>
-            </w:pPr>
-            <w:r/>
-            <w:r>
-              <w:rPr>
-                <w:rFonts w:ascii="Verdana" w:hAnsi="Verdana"/>
-                <w:b w:val="0"/>
-                <w:sz w:val="16"/>
-              </w:rPr>
-            </w:r>
-          </w:p>
-        </w:tc>
-        <w:tc>
-          <w:tcPr>
-            <w:tcW w:type="dxa" w:w="2163"/>
-          </w:tcPr>
-          <w:p>
-            <w:pPr>
-              <w:spacing w:before="20" w:after="20"/>
-            </w:pPr>
-            <w:r/>
-            <w:r>
-              <w:rPr>
-                <w:rFonts w:ascii="Verdana" w:hAnsi="Verdana"/>
-                <w:b w:val="0"/>
-                <w:sz w:val="16"/>
-              </w:rPr>
-              <w:t>0 07 025</w:t>
-            </w:r>
-          </w:p>
-        </w:tc>
-        <w:tc>
-          <w:tcPr>
-            <w:tcW w:type="dxa" w:w="2163"/>
-          </w:tcPr>
-          <w:p>
-            <w:pPr>
-              <w:spacing w:before="20" w:after="20"/>
-            </w:pPr>
-            <w:r/>
-            <w:r>
-              <w:rPr>
-                <w:rFonts w:ascii="Verdana" w:hAnsi="Verdana"/>
-                <w:b w:val="0"/>
-                <w:sz w:val="16"/>
-              </w:rPr>
-              <w:t>Зенитный угол Солнца</w:t>
-            </w:r>
-          </w:p>
-        </w:tc>
-        <w:tc>
-          <w:tcPr>
-            <w:tcW w:type="dxa" w:w="2163"/>
-          </w:tcPr>
-          <w:p>
-            <w:pPr>
-              <w:spacing w:before="20" w:after="20"/>
-            </w:pPr>
-            <w:r/>
-            <w:r>
-              <w:rPr>
-                <w:rFonts w:ascii="Verdana" w:hAnsi="Verdana"/>
-                <w:b w:val="0"/>
-                <w:sz w:val="16"/>
-              </w:rPr>
-            </w:r>
-          </w:p>
-        </w:tc>
-        <w:tc>
-          <w:tcPr>
-            <w:tcW w:type="dxa" w:w="2163"/>
-          </w:tcPr>
-          <w:p>
-            <w:pPr>
-              <w:spacing w:before="20" w:after="20"/>
-            </w:pPr>
-            <w:r/>
-            <w:r>
-              <w:rPr>
-                <w:rFonts w:ascii="Verdana" w:hAnsi="Verdana"/>
-                <w:b w:val="0"/>
-                <w:sz w:val="16"/>
-              </w:rPr>
-            </w:r>
-          </w:p>
-        </w:tc>
-      </w:tr>
-      <w:tr>
-        <w:trPr>
-          <w:cantSplit/>
-        </w:trPr>
-        <w:tc>
-          <w:tcPr>
-            <w:tcW w:type="dxa" w:w="2163"/>
-          </w:tcPr>
-          <w:p>
-            <w:pPr>
-              <w:spacing w:before="20" w:after="20"/>
-            </w:pPr>
-            <w:r/>
-            <w:r>
-              <w:rPr>
-                <w:rFonts w:ascii="Verdana" w:hAnsi="Verdana"/>
-                <w:b w:val="0"/>
-                <w:sz w:val="16"/>
-              </w:rPr>
-            </w:r>
-          </w:p>
-        </w:tc>
-        <w:tc>
-          <w:tcPr>
-            <w:tcW w:type="dxa" w:w="2163"/>
-          </w:tcPr>
-          <w:p>
-            <w:pPr>
-              <w:spacing w:before="20" w:after="20"/>
-            </w:pPr>
-            <w:r/>
-            <w:r>
-              <w:rPr>
-                <w:rFonts w:ascii="Verdana" w:hAnsi="Verdana"/>
-                <w:b w:val="0"/>
-                <w:sz w:val="16"/>
-              </w:rPr>
-            </w:r>
-          </w:p>
-        </w:tc>
-        <w:tc>
-          <w:tcPr>
-            <w:tcW w:type="dxa" w:w="2163"/>
-          </w:tcPr>
-          <w:p>
-            <w:pPr>
-              <w:spacing w:before="20" w:after="20"/>
-            </w:pPr>
-            <w:r/>
-            <w:r>
-              <w:rPr>
-                <w:rFonts w:ascii="Verdana" w:hAnsi="Verdana"/>
-                <w:b w:val="0"/>
-                <w:sz w:val="16"/>
-              </w:rPr>
-            </w:r>
-          </w:p>
-        </w:tc>
-        <w:tc>
-          <w:tcPr>
-            <w:tcW w:type="dxa" w:w="2163"/>
-          </w:tcPr>
-          <w:p>
-            <w:pPr>
-              <w:spacing w:before="20" w:after="20"/>
-            </w:pPr>
-            <w:r/>
-            <w:r>
-              <w:rPr>
-                <w:rFonts w:ascii="Verdana" w:hAnsi="Verdana"/>
-                <w:b w:val="0"/>
-                <w:sz w:val="16"/>
-              </w:rPr>
-              <w:t>0 10 080</w:t>
-            </w:r>
-          </w:p>
-        </w:tc>
-        <w:tc>
-          <w:tcPr>
-            <w:tcW w:type="dxa" w:w="2163"/>
-          </w:tcPr>
-          <w:p>
-            <w:pPr>
-              <w:spacing w:before="20" w:after="20"/>
-            </w:pPr>
-            <w:r/>
-            <w:r>
-              <w:rPr>
-                <w:rFonts w:ascii="Verdana" w:hAnsi="Verdana"/>
-                <w:b w:val="0"/>
-                <w:sz w:val="16"/>
-              </w:rPr>
-              <w:t>Зенитный угол визирования</w:t>
-            </w:r>
-          </w:p>
-        </w:tc>
-        <w:tc>
-          <w:tcPr>
-            <w:tcW w:type="dxa" w:w="2163"/>
-          </w:tcPr>
-          <w:p>
-            <w:pPr>
-              <w:spacing w:before="20" w:after="20"/>
-            </w:pPr>
-            <w:r/>
-            <w:r>
-              <w:rPr>
-                <w:rFonts w:ascii="Verdana" w:hAnsi="Verdana"/>
-                <w:b w:val="0"/>
-                <w:sz w:val="16"/>
-              </w:rPr>
-            </w:r>
-          </w:p>
-        </w:tc>
-        <w:tc>
-          <w:tcPr>
-            <w:tcW w:type="dxa" w:w="2163"/>
-          </w:tcPr>
-          <w:p>
-            <w:pPr>
-              <w:spacing w:before="20" w:after="20"/>
-            </w:pPr>
-            <w:r/>
-            <w:r>
-              <w:rPr>
-                <w:rFonts w:ascii="Verdana" w:hAnsi="Verdana"/>
-                <w:b w:val="0"/>
-                <w:sz w:val="16"/>
-              </w:rPr>
-            </w:r>
-          </w:p>
-        </w:tc>
-      </w:tr>
-      <w:tr>
-        <w:trPr>
-          <w:cantSplit/>
-        </w:trPr>
-        <w:tc>
-          <w:tcPr>
-            <w:tcW w:type="dxa" w:w="2163"/>
-          </w:tcPr>
-          <w:p>
-            <w:pPr>
-              <w:spacing w:before="20" w:after="20"/>
-            </w:pPr>
-            <w:r/>
-            <w:r>
-              <w:rPr>
-                <w:rFonts w:ascii="Verdana" w:hAnsi="Verdana"/>
-                <w:b w:val="0"/>
-                <w:sz w:val="16"/>
-              </w:rPr>
-            </w:r>
-          </w:p>
-        </w:tc>
-        <w:tc>
-          <w:tcPr>
-            <w:tcW w:type="dxa" w:w="2163"/>
-          </w:tcPr>
-          <w:p>
-            <w:pPr>
-              <w:spacing w:before="20" w:after="20"/>
-            </w:pPr>
-            <w:r/>
-            <w:r>
-              <w:rPr>
-                <w:rFonts w:ascii="Verdana" w:hAnsi="Verdana"/>
-                <w:b w:val="0"/>
-                <w:sz w:val="16"/>
-              </w:rPr>
-            </w:r>
-          </w:p>
-        </w:tc>
-        <w:tc>
-          <w:tcPr>
-            <w:tcW w:type="dxa" w:w="2163"/>
-          </w:tcPr>
-          <w:p>
-            <w:pPr>
-              <w:spacing w:before="20" w:after="20"/>
-            </w:pPr>
-            <w:r/>
-            <w:r>
-              <w:rPr>
-                <w:rFonts w:ascii="Verdana" w:hAnsi="Verdana"/>
-                <w:b w:val="0"/>
-                <w:sz w:val="16"/>
-              </w:rPr>
-            </w:r>
-          </w:p>
-        </w:tc>
-        <w:tc>
-          <w:tcPr>
-            <w:tcW w:type="dxa" w:w="2163"/>
-          </w:tcPr>
-          <w:p>
-            <w:pPr>
-              <w:spacing w:before="20" w:after="20"/>
-            </w:pPr>
-            <w:r/>
-            <w:r>
-              <w:rPr>
-                <w:rFonts w:ascii="Verdana" w:hAnsi="Verdana"/>
-                <w:b w:val="0"/>
-                <w:sz w:val="16"/>
-              </w:rPr>
-              <w:t>0 05 023</w:t>
-            </w:r>
-          </w:p>
-        </w:tc>
-        <w:tc>
-          <w:tcPr>
-            <w:tcW w:type="dxa" w:w="2163"/>
-          </w:tcPr>
-          <w:p>
-            <w:pPr>
-              <w:spacing w:before="20" w:after="20"/>
-            </w:pPr>
-            <w:r/>
-            <w:r>
-              <w:rPr>
-                <w:rFonts w:ascii="Verdana" w:hAnsi="Verdana"/>
-                <w:b w:val="0"/>
-                <w:sz w:val="16"/>
-              </w:rPr>
-              <w:t>Отклонение азимута Солнца от азимута спутника</w:t>
-            </w:r>
-          </w:p>
-        </w:tc>
-        <w:tc>
-          <w:tcPr>
-            <w:tcW w:type="dxa" w:w="2163"/>
-          </w:tcPr>
-          <w:p>
-            <w:pPr>
-              <w:spacing w:before="20" w:after="20"/>
-            </w:pPr>
-            <w:r/>
-            <w:r>
-              <w:rPr>
-                <w:rFonts w:ascii="Verdana" w:hAnsi="Verdana"/>
-                <w:b w:val="0"/>
-                <w:sz w:val="16"/>
-              </w:rPr>
-            </w:r>
-          </w:p>
-        </w:tc>
-        <w:tc>
-          <w:tcPr>
-            <w:tcW w:type="dxa" w:w="2163"/>
-          </w:tcPr>
-          <w:p>
-            <w:pPr>
-              <w:spacing w:before="20" w:after="20"/>
-            </w:pPr>
-            <w:r/>
-            <w:r>
-              <w:rPr>
-                <w:rFonts w:ascii="Verdana" w:hAnsi="Verdana"/>
-                <w:b w:val="0"/>
-                <w:sz w:val="16"/>
-              </w:rPr>
-            </w:r>
-          </w:p>
-        </w:tc>
-      </w:tr>
-      <w:tr>
-        <w:trPr>
-          <w:cantSplit/>
-        </w:trPr>
-        <w:tc>
-          <w:tcPr>
-            <w:tcW w:type="dxa" w:w="2163"/>
-          </w:tcPr>
-          <w:p>
-            <w:pPr>
-              <w:spacing w:before="20" w:after="20"/>
-            </w:pPr>
-            <w:r/>
-            <w:r>
-              <w:rPr>
-                <w:rFonts w:ascii="Verdana" w:hAnsi="Verdana"/>
-                <w:b w:val="0"/>
-                <w:sz w:val="16"/>
-              </w:rPr>
-            </w:r>
-          </w:p>
-        </w:tc>
-        <w:tc>
-          <w:tcPr>
-            <w:tcW w:type="dxa" w:w="2163"/>
-          </w:tcPr>
-          <w:p>
-            <w:pPr>
-              <w:spacing w:before="20" w:after="20"/>
-            </w:pPr>
-            <w:r/>
-            <w:r>
-              <w:rPr>
-                <w:rFonts w:ascii="Verdana" w:hAnsi="Verdana"/>
-                <w:b w:val="0"/>
-                <w:sz w:val="16"/>
-              </w:rPr>
-            </w:r>
-          </w:p>
-        </w:tc>
-        <w:tc>
-          <w:tcPr>
-            <w:tcW w:type="dxa" w:w="2163"/>
-          </w:tcPr>
-          <w:p>
-            <w:pPr>
-              <w:spacing w:before="20" w:after="20"/>
-            </w:pPr>
-            <w:r/>
-            <w:r>
-              <w:rPr>
-                <w:rFonts w:ascii="Verdana" w:hAnsi="Verdana"/>
-                <w:b w:val="0"/>
-                <w:sz w:val="16"/>
-              </w:rPr>
-            </w:r>
-          </w:p>
-        </w:tc>
-        <w:tc>
-          <w:tcPr>
-            <w:tcW w:type="dxa" w:w="2163"/>
-          </w:tcPr>
-          <w:p>
-            <w:pPr>
-              <w:spacing w:before="20" w:after="20"/>
-            </w:pPr>
-            <w:r/>
-            <w:r>
-              <w:rPr>
-                <w:rFonts w:ascii="Verdana" w:hAnsi="Verdana"/>
-                <w:b w:val="0"/>
-                <w:sz w:val="16"/>
-              </w:rPr>
-              <w:t>0 20 010</w:t>
-            </w:r>
-          </w:p>
-        </w:tc>
-        <w:tc>
-          <w:tcPr>
-            <w:tcW w:type="dxa" w:w="2163"/>
-          </w:tcPr>
-          <w:p>
-            <w:pPr>
-              <w:spacing w:before="20" w:after="20"/>
-            </w:pPr>
-            <w:r/>
-            <w:r>
-              <w:rPr>
-                <w:rFonts w:ascii="Verdana" w:hAnsi="Verdana"/>
-                <w:b w:val="0"/>
-                <w:sz w:val="16"/>
-              </w:rPr>
-              <w:t>Облачность (общая)</w:t>
-            </w:r>
-          </w:p>
-        </w:tc>
-        <w:tc>
-          <w:tcPr>
-            <w:tcW w:type="dxa" w:w="2163"/>
-          </w:tcPr>
-          <w:p>
-            <w:pPr>
-              <w:spacing w:before="20" w:after="20"/>
-            </w:pPr>
-            <w:r/>
-            <w:r>
-              <w:rPr>
-                <w:rFonts w:ascii="Verdana" w:hAnsi="Verdana"/>
-                <w:b w:val="0"/>
-                <w:sz w:val="16"/>
-              </w:rPr>
-            </w:r>
-          </w:p>
-        </w:tc>
-        <w:tc>
-          <w:tcPr>
-            <w:tcW w:type="dxa" w:w="2163"/>
-          </w:tcPr>
-          <w:p>
-            <w:pPr>
-              <w:spacing w:before="20" w:after="20"/>
-            </w:pPr>
-            <w:r/>
-            <w:r>
-              <w:rPr>
-                <w:rFonts w:ascii="Verdana" w:hAnsi="Verdana"/>
-                <w:b w:val="0"/>
-                <w:sz w:val="16"/>
-              </w:rPr>
-            </w:r>
-          </w:p>
-        </w:tc>
-      </w:tr>
-      <w:tr>
-        <w:trPr>
-          <w:cantSplit/>
-        </w:trPr>
-        <w:tc>
-          <w:tcPr>
-            <w:tcW w:type="dxa" w:w="2163"/>
-          </w:tcPr>
-          <w:p>
-            <w:pPr>
-              <w:spacing w:before="20" w:after="20"/>
-            </w:pPr>
-            <w:r/>
-            <w:r>
-              <w:rPr>
-                <w:rFonts w:ascii="Verdana" w:hAnsi="Verdana"/>
-                <w:b w:val="0"/>
-                <w:sz w:val="16"/>
-              </w:rPr>
-            </w:r>
-          </w:p>
-        </w:tc>
-        <w:tc>
-          <w:tcPr>
-            <w:tcW w:type="dxa" w:w="2163"/>
-          </w:tcPr>
-          <w:p>
-            <w:pPr>
-              <w:spacing w:before="20" w:after="20"/>
-            </w:pPr>
-            <w:r/>
-            <w:r>
-              <w:rPr>
-                <w:rFonts w:ascii="Verdana" w:hAnsi="Verdana"/>
-                <w:b w:val="0"/>
-                <w:sz w:val="16"/>
-              </w:rPr>
-            </w:r>
-          </w:p>
-        </w:tc>
-        <w:tc>
-          <w:tcPr>
-            <w:tcW w:type="dxa" w:w="2163"/>
-          </w:tcPr>
-          <w:p>
-            <w:pPr>
-              <w:spacing w:before="20" w:after="20"/>
-            </w:pPr>
-            <w:r/>
-            <w:r>
-              <w:rPr>
-                <w:rFonts w:ascii="Verdana" w:hAnsi="Verdana"/>
-                <w:b w:val="0"/>
-                <w:sz w:val="16"/>
-              </w:rPr>
-            </w:r>
-          </w:p>
-        </w:tc>
-        <w:tc>
-          <w:tcPr>
-            <w:tcW w:type="dxa" w:w="2163"/>
-          </w:tcPr>
-          <w:p>
-            <w:pPr>
-              <w:spacing w:before="20" w:after="20"/>
-            </w:pPr>
-            <w:r/>
-            <w:r>
-              <w:rPr>
-                <w:rFonts w:ascii="Verdana" w:hAnsi="Verdana"/>
-                <w:b w:val="0"/>
-                <w:sz w:val="16"/>
-              </w:rPr>
-              <w:t>0 08 003</w:t>
-            </w:r>
-          </w:p>
-        </w:tc>
-        <w:tc>
-          <w:tcPr>
-            <w:tcW w:type="dxa" w:w="2163"/>
-          </w:tcPr>
-          <w:p>
-            <w:pPr>
-              <w:spacing w:before="20" w:after="20"/>
-            </w:pPr>
-            <w:r/>
-            <w:r>
-              <w:rPr>
-                <w:rFonts w:ascii="Verdana" w:hAnsi="Verdana"/>
-                <w:b w:val="0"/>
-                <w:sz w:val="16"/>
-              </w:rPr>
-              <w:t>Вертикальная значимость (спутниковые наблюдения)</w:t>
-            </w:r>
-          </w:p>
-        </w:tc>
-        <w:tc>
-          <w:tcPr>
-            <w:tcW w:type="dxa" w:w="2163"/>
-          </w:tcPr>
-          <w:p>
-            <w:pPr>
-              <w:spacing w:before="20" w:after="20"/>
-            </w:pPr>
-            <w:r/>
-            <w:r>
-              <w:rPr>
-                <w:rFonts w:ascii="Verdana" w:hAnsi="Verdana"/>
-                <w:b w:val="0"/>
-                <w:sz w:val="16"/>
-              </w:rPr>
-            </w:r>
-          </w:p>
-        </w:tc>
-        <w:tc>
-          <w:tcPr>
-            <w:tcW w:type="dxa" w:w="2163"/>
-          </w:tcPr>
-          <w:p>
-            <w:pPr>
-              <w:spacing w:before="20" w:after="20"/>
-            </w:pPr>
-            <w:r/>
-            <w:r>
-              <w:rPr>
-                <w:rFonts w:ascii="Verdana" w:hAnsi="Verdana"/>
-                <w:b w:val="0"/>
-                <w:sz w:val="16"/>
-              </w:rPr>
-            </w:r>
-          </w:p>
-        </w:tc>
-      </w:tr>
-      <w:tr>
-        <w:trPr>
-          <w:cantSplit/>
-        </w:trPr>
-        <w:tc>
-          <w:tcPr>
-            <w:tcW w:type="dxa" w:w="2163"/>
-          </w:tcPr>
-          <w:p>
-            <w:pPr>
-              <w:spacing w:before="20" w:after="20"/>
-            </w:pPr>
-            <w:r/>
-            <w:r>
-              <w:rPr>
-                <w:rFonts w:ascii="Verdana" w:hAnsi="Verdana"/>
-                <w:b w:val="0"/>
-                <w:sz w:val="16"/>
-              </w:rPr>
-            </w:r>
-          </w:p>
-        </w:tc>
-        <w:tc>
-          <w:tcPr>
-            <w:tcW w:type="dxa" w:w="2163"/>
-          </w:tcPr>
-          <w:p>
-            <w:pPr>
-              <w:spacing w:before="20" w:after="20"/>
-            </w:pPr>
-            <w:r/>
-            <w:r>
-              <w:rPr>
-                <w:rFonts w:ascii="Verdana" w:hAnsi="Verdana"/>
-                <w:b w:val="0"/>
-                <w:sz w:val="16"/>
-              </w:rPr>
-            </w:r>
-          </w:p>
-        </w:tc>
-        <w:tc>
-          <w:tcPr>
-            <w:tcW w:type="dxa" w:w="2163"/>
-          </w:tcPr>
-          <w:p>
-            <w:pPr>
-              <w:spacing w:before="20" w:after="20"/>
-            </w:pPr>
-            <w:r/>
-            <w:r>
-              <w:rPr>
-                <w:rFonts w:ascii="Verdana" w:hAnsi="Verdana"/>
-                <w:b w:val="0"/>
-                <w:sz w:val="16"/>
-              </w:rPr>
-            </w:r>
-          </w:p>
-        </w:tc>
-        <w:tc>
-          <w:tcPr>
-            <w:tcW w:type="dxa" w:w="2163"/>
-          </w:tcPr>
-          <w:p>
-            <w:pPr>
-              <w:spacing w:before="20" w:after="20"/>
-            </w:pPr>
-            <w:r/>
-            <w:r>
-              <w:rPr>
-                <w:rFonts w:ascii="Verdana" w:hAnsi="Verdana"/>
-                <w:b w:val="0"/>
-                <w:sz w:val="16"/>
-              </w:rPr>
-              <w:t>0 07 004</w:t>
-            </w:r>
-          </w:p>
-        </w:tc>
-        <w:tc>
-          <w:tcPr>
-            <w:tcW w:type="dxa" w:w="2163"/>
-          </w:tcPr>
-          <w:p>
-            <w:pPr>
-              <w:spacing w:before="20" w:after="20"/>
-            </w:pPr>
-            <w:r/>
-            <w:r>
-              <w:rPr>
-                <w:rFonts w:ascii="Verdana" w:hAnsi="Verdana"/>
-                <w:b w:val="0"/>
-                <w:sz w:val="16"/>
-              </w:rPr>
-              <w:t>Давление</w:t>
-            </w:r>
-          </w:p>
-        </w:tc>
-        <w:tc>
-          <w:tcPr>
-            <w:tcW w:type="dxa" w:w="2163"/>
-          </w:tcPr>
-          <w:p>
-            <w:pPr>
-              <w:spacing w:before="20" w:after="20"/>
-            </w:pPr>
-            <w:r/>
-            <w:r>
-              <w:rPr>
-                <w:rFonts w:ascii="Verdana" w:hAnsi="Verdana"/>
-                <w:b w:val="0"/>
-                <w:sz w:val="16"/>
-              </w:rPr>
-            </w:r>
-          </w:p>
-        </w:tc>
-        <w:tc>
-          <w:tcPr>
-            <w:tcW w:type="dxa" w:w="2163"/>
-          </w:tcPr>
-          <w:p>
-            <w:pPr>
-              <w:spacing w:before="20" w:after="20"/>
-            </w:pPr>
-            <w:r/>
-            <w:r>
-              <w:rPr>
-                <w:rFonts w:ascii="Verdana" w:hAnsi="Verdana"/>
-                <w:b w:val="0"/>
-                <w:sz w:val="16"/>
-              </w:rPr>
-            </w:r>
-          </w:p>
-        </w:tc>
-      </w:tr>
-      <w:tr>
-        <w:trPr>
-          <w:cantSplit/>
-        </w:trPr>
-        <w:tc>
-          <w:tcPr>
-            <w:tcW w:type="dxa" w:w="2163"/>
-          </w:tcPr>
-          <w:p>
-            <w:pPr>
-              <w:spacing w:before="20" w:after="20"/>
-            </w:pPr>
-            <w:r/>
-            <w:r>
-              <w:rPr>
-                <w:rFonts w:ascii="Verdana" w:hAnsi="Verdana"/>
-                <w:b w:val="0"/>
-                <w:sz w:val="16"/>
-              </w:rPr>
-            </w:r>
-          </w:p>
-        </w:tc>
-        <w:tc>
-          <w:tcPr>
-            <w:tcW w:type="dxa" w:w="2163"/>
-          </w:tcPr>
-          <w:p>
-            <w:pPr>
-              <w:spacing w:before="20" w:after="20"/>
-            </w:pPr>
-            <w:r/>
-            <w:r>
-              <w:rPr>
-                <w:rFonts w:ascii="Verdana" w:hAnsi="Verdana"/>
-                <w:b w:val="0"/>
-                <w:sz w:val="16"/>
-              </w:rPr>
-            </w:r>
-          </w:p>
-        </w:tc>
-        <w:tc>
-          <w:tcPr>
-            <w:tcW w:type="dxa" w:w="2163"/>
-          </w:tcPr>
-          <w:p>
-            <w:pPr>
-              <w:spacing w:before="20" w:after="20"/>
-            </w:pPr>
-            <w:r/>
-            <w:r>
-              <w:rPr>
-                <w:rFonts w:ascii="Verdana" w:hAnsi="Verdana"/>
-                <w:b w:val="0"/>
-                <w:sz w:val="16"/>
-              </w:rPr>
-            </w:r>
-          </w:p>
-        </w:tc>
-        <w:tc>
-          <w:tcPr>
-            <w:tcW w:type="dxa" w:w="2163"/>
-          </w:tcPr>
-          <w:p>
-            <w:pPr>
-              <w:spacing w:before="20" w:after="20"/>
-            </w:pPr>
-            <w:r/>
-            <w:r>
-              <w:rPr>
-                <w:rFonts w:ascii="Verdana" w:hAnsi="Verdana"/>
-                <w:b w:val="0"/>
-                <w:sz w:val="16"/>
-              </w:rPr>
-              <w:t>0 14 026</w:t>
-            </w:r>
-          </w:p>
-        </w:tc>
-        <w:tc>
-          <w:tcPr>
-            <w:tcW w:type="dxa" w:w="2163"/>
-          </w:tcPr>
-          <w:p>
-            <w:pPr>
-              <w:spacing w:before="20" w:after="20"/>
-            </w:pPr>
-            <w:r/>
-            <w:r>
-              <w:rPr>
-                <w:rFonts w:ascii="Verdana" w:hAnsi="Verdana"/>
-                <w:b w:val="0"/>
-                <w:sz w:val="16"/>
-              </w:rPr>
-              <w:t>Альбедо на вершинах облаков</w:t>
-            </w:r>
-          </w:p>
-        </w:tc>
-        <w:tc>
-          <w:tcPr>
-            <w:tcW w:type="dxa" w:w="2163"/>
-          </w:tcPr>
-          <w:p>
-            <w:pPr>
-              <w:spacing w:before="20" w:after="20"/>
-            </w:pPr>
-            <w:r/>
-            <w:r>
-              <w:rPr>
-                <w:rFonts w:ascii="Verdana" w:hAnsi="Verdana"/>
-                <w:b w:val="0"/>
-                <w:sz w:val="16"/>
-              </w:rPr>
-            </w:r>
-          </w:p>
-        </w:tc>
-        <w:tc>
-          <w:tcPr>
-            <w:tcW w:type="dxa" w:w="2163"/>
-          </w:tcPr>
-          <w:p>
-            <w:pPr>
-              <w:spacing w:before="20" w:after="20"/>
-            </w:pPr>
-            <w:r/>
-            <w:r>
-              <w:rPr>
-                <w:rFonts w:ascii="Verdana" w:hAnsi="Verdana"/>
-                <w:b w:val="0"/>
-                <w:sz w:val="16"/>
-              </w:rPr>
-            </w:r>
-          </w:p>
-        </w:tc>
-      </w:tr>
-      <w:tr>
-        <w:trPr>
-          <w:cantSplit/>
-        </w:trPr>
-        <w:tc>
-          <w:tcPr>
-            <w:tcW w:type="dxa" w:w="2163"/>
-          </w:tcPr>
-          <w:p>
-            <w:pPr>
-              <w:spacing w:before="20" w:after="20"/>
-            </w:pPr>
-            <w:r/>
-            <w:r>
-              <w:rPr>
-                <w:rFonts w:ascii="Verdana" w:hAnsi="Verdana"/>
-                <w:b w:val="0"/>
-                <w:sz w:val="16"/>
-              </w:rPr>
-            </w:r>
-          </w:p>
-        </w:tc>
-        <w:tc>
-          <w:tcPr>
-            <w:tcW w:type="dxa" w:w="2163"/>
-          </w:tcPr>
-          <w:p>
-            <w:pPr>
-              <w:spacing w:before="20" w:after="20"/>
-            </w:pPr>
-            <w:r/>
-            <w:r>
-              <w:rPr>
-                <w:rFonts w:ascii="Verdana" w:hAnsi="Verdana"/>
-                <w:b w:val="0"/>
-                <w:sz w:val="16"/>
-              </w:rPr>
-            </w:r>
-          </w:p>
-        </w:tc>
-        <w:tc>
-          <w:tcPr>
-            <w:tcW w:type="dxa" w:w="2163"/>
-          </w:tcPr>
-          <w:p>
-            <w:pPr>
-              <w:spacing w:before="20" w:after="20"/>
-            </w:pPr>
-            <w:r/>
-            <w:r>
-              <w:rPr>
-                <w:rFonts w:ascii="Verdana" w:hAnsi="Verdana"/>
-                <w:b w:val="0"/>
-                <w:sz w:val="16"/>
-              </w:rPr>
-            </w:r>
-          </w:p>
-        </w:tc>
-        <w:tc>
-          <w:tcPr>
-            <w:tcW w:type="dxa" w:w="2163"/>
-          </w:tcPr>
-          <w:p>
-            <w:pPr>
-              <w:spacing w:before="20" w:after="20"/>
-            </w:pPr>
-            <w:r/>
-            <w:r>
-              <w:rPr>
-                <w:rFonts w:ascii="Verdana" w:hAnsi="Verdana"/>
-                <w:b w:val="0"/>
-                <w:sz w:val="16"/>
-              </w:rPr>
-              <w:t>0 20 014</w:t>
-            </w:r>
-          </w:p>
-        </w:tc>
-        <w:tc>
-          <w:tcPr>
-            <w:tcW w:type="dxa" w:w="2163"/>
-          </w:tcPr>
-          <w:p>
-            <w:pPr>
-              <w:spacing w:before="20" w:after="20"/>
-            </w:pPr>
-            <w:r/>
-            <w:r>
-              <w:rPr>
-                <w:rFonts w:ascii="Verdana" w:hAnsi="Verdana"/>
-                <w:b w:val="0"/>
-                <w:sz w:val="16"/>
-              </w:rPr>
-              <w:t>Высота верхней границы облаков</w:t>
-            </w:r>
-          </w:p>
-        </w:tc>
-        <w:tc>
-          <w:tcPr>
-            <w:tcW w:type="dxa" w:w="2163"/>
-          </w:tcPr>
-          <w:p>
-            <w:pPr>
-              <w:spacing w:before="20" w:after="20"/>
-            </w:pPr>
-            <w:r/>
-            <w:r>
-              <w:rPr>
-                <w:rFonts w:ascii="Verdana" w:hAnsi="Verdana"/>
-                <w:b w:val="0"/>
-                <w:sz w:val="16"/>
-              </w:rPr>
-            </w:r>
-          </w:p>
-        </w:tc>
-        <w:tc>
-          <w:tcPr>
-            <w:tcW w:type="dxa" w:w="2163"/>
-          </w:tcPr>
-          <w:p>
-            <w:pPr>
-              <w:spacing w:before="20" w:after="20"/>
-            </w:pPr>
-            <w:r/>
-            <w:r>
-              <w:rPr>
-                <w:rFonts w:ascii="Verdana" w:hAnsi="Verdana"/>
-                <w:b w:val="0"/>
-                <w:sz w:val="16"/>
-              </w:rPr>
-            </w:r>
-          </w:p>
-        </w:tc>
-      </w:tr>
-      <w:tr>
-        <w:trPr>
-          <w:cantSplit/>
-        </w:trPr>
-        <w:tc>
-          <w:tcPr>
-            <w:tcW w:type="dxa" w:w="2163"/>
-          </w:tcPr>
-          <w:p>
-            <w:pPr>
-              <w:spacing w:before="20" w:after="20"/>
-            </w:pPr>
-            <w:r/>
-            <w:r>
-              <w:rPr>
-                <w:rFonts w:ascii="Verdana" w:hAnsi="Verdana"/>
-                <w:b w:val="0"/>
-                <w:sz w:val="16"/>
-              </w:rPr>
-            </w:r>
-          </w:p>
-        </w:tc>
-        <w:tc>
-          <w:tcPr>
-            <w:tcW w:type="dxa" w:w="2163"/>
-          </w:tcPr>
-          <w:p>
-            <w:pPr>
-              <w:spacing w:before="20" w:after="20"/>
-            </w:pPr>
-            <w:r/>
-            <w:r>
-              <w:rPr>
-                <w:rFonts w:ascii="Verdana" w:hAnsi="Verdana"/>
-                <w:b w:val="0"/>
-                <w:sz w:val="16"/>
-              </w:rPr>
-            </w:r>
-          </w:p>
-        </w:tc>
-        <w:tc>
-          <w:tcPr>
-            <w:tcW w:type="dxa" w:w="2163"/>
-          </w:tcPr>
-          <w:p>
-            <w:pPr>
-              <w:spacing w:before="20" w:after="20"/>
-            </w:pPr>
-            <w:r/>
-            <w:r>
-              <w:rPr>
-                <w:rFonts w:ascii="Verdana" w:hAnsi="Verdana"/>
-                <w:b w:val="0"/>
-                <w:sz w:val="16"/>
-              </w:rPr>
-            </w:r>
-          </w:p>
-        </w:tc>
-        <w:tc>
-          <w:tcPr>
-            <w:tcW w:type="dxa" w:w="2163"/>
-          </w:tcPr>
-          <w:p>
-            <w:pPr>
-              <w:spacing w:before="20" w:after="20"/>
-            </w:pPr>
-            <w:r/>
-            <w:r>
-              <w:rPr>
-                <w:rFonts w:ascii="Verdana" w:hAnsi="Verdana"/>
-                <w:b w:val="0"/>
-                <w:sz w:val="16"/>
-              </w:rPr>
-              <w:t>0 13 093</w:t>
-            </w:r>
-          </w:p>
-        </w:tc>
-        <w:tc>
-          <w:tcPr>
-            <w:tcW w:type="dxa" w:w="2163"/>
-          </w:tcPr>
-          <w:p>
-            <w:pPr>
-              <w:spacing w:before="20" w:after="20"/>
-            </w:pPr>
-            <w:r/>
-            <w:r>
-              <w:rPr>
-                <w:rFonts w:ascii="Verdana" w:hAnsi="Verdana"/>
-                <w:b w:val="0"/>
-                <w:sz w:val="16"/>
-              </w:rPr>
-              <w:t>Оптическая толщина облаков</w:t>
-            </w:r>
-          </w:p>
-        </w:tc>
-        <w:tc>
-          <w:tcPr>
-            <w:tcW w:type="dxa" w:w="2163"/>
-          </w:tcPr>
-          <w:p>
-            <w:pPr>
-              <w:spacing w:before="20" w:after="20"/>
-            </w:pPr>
-            <w:r/>
-            <w:r>
-              <w:rPr>
-                <w:rFonts w:ascii="Verdana" w:hAnsi="Verdana"/>
-                <w:b w:val="0"/>
-                <w:sz w:val="16"/>
-              </w:rPr>
-            </w:r>
-          </w:p>
-        </w:tc>
-        <w:tc>
-          <w:tcPr>
-            <w:tcW w:type="dxa" w:w="2163"/>
-          </w:tcPr>
-          <w:p>
-            <w:pPr>
-              <w:spacing w:before="20" w:after="20"/>
-            </w:pPr>
-            <w:r/>
-            <w:r>
-              <w:rPr>
-                <w:rFonts w:ascii="Verdana" w:hAnsi="Verdana"/>
-                <w:b w:val="0"/>
-                <w:sz w:val="16"/>
-              </w:rPr>
-            </w:r>
-          </w:p>
-        </w:tc>
-      </w:tr>
-      <w:tr>
-        <w:trPr>
-          <w:cantSplit/>
-        </w:trPr>
-        <w:tc>
-          <w:tcPr>
-            <w:tcW w:type="dxa" w:w="2163"/>
-          </w:tcPr>
-          <w:p>
-            <w:pPr>
-              <w:spacing w:before="20" w:after="20"/>
-            </w:pPr>
-            <w:r/>
-            <w:r>
-              <w:rPr>
-                <w:rFonts w:ascii="Verdana" w:hAnsi="Verdana"/>
-                <w:b w:val="0"/>
-                <w:sz w:val="16"/>
-              </w:rPr>
-            </w:r>
-          </w:p>
-        </w:tc>
-        <w:tc>
-          <w:tcPr>
-            <w:tcW w:type="dxa" w:w="2163"/>
-          </w:tcPr>
-          <w:p>
-            <w:pPr>
-              <w:spacing w:before="20" w:after="20"/>
-            </w:pPr>
-            <w:r/>
-            <w:r>
-              <w:rPr>
-                <w:rFonts w:ascii="Verdana" w:hAnsi="Verdana"/>
-                <w:b w:val="0"/>
-                <w:sz w:val="16"/>
-              </w:rPr>
-            </w:r>
-          </w:p>
-        </w:tc>
-        <w:tc>
-          <w:tcPr>
-            <w:tcW w:type="dxa" w:w="2163"/>
-          </w:tcPr>
-          <w:p>
-            <w:pPr>
-              <w:spacing w:before="20" w:after="20"/>
-            </w:pPr>
-            <w:r/>
-            <w:r>
-              <w:rPr>
-                <w:rFonts w:ascii="Verdana" w:hAnsi="Verdana"/>
-                <w:b w:val="0"/>
-                <w:sz w:val="16"/>
-              </w:rPr>
-            </w:r>
-          </w:p>
-        </w:tc>
-        <w:tc>
-          <w:tcPr>
-            <w:tcW w:type="dxa" w:w="2163"/>
-          </w:tcPr>
-          <w:p>
-            <w:pPr>
-              <w:spacing w:before="20" w:after="20"/>
-            </w:pPr>
-            <w:r/>
-            <w:r>
-              <w:rPr>
-                <w:rFonts w:ascii="Verdana" w:hAnsi="Verdana"/>
-                <w:b w:val="0"/>
-                <w:sz w:val="16"/>
-              </w:rPr>
-              <w:t>1 05 000</w:t>
-            </w:r>
-          </w:p>
-        </w:tc>
-        <w:tc>
-          <w:tcPr>
-            <w:tcW w:type="dxa" w:w="2163"/>
-          </w:tcPr>
-          <w:p>
-            <w:pPr>
-              <w:spacing w:before="20" w:after="20"/>
-            </w:pPr>
-            <w:r/>
-            <w:r>
-              <w:rPr>
-                <w:rFonts w:ascii="Verdana" w:hAnsi="Verdana"/>
-                <w:b w:val="0"/>
-                <w:sz w:val="16"/>
-              </w:rPr>
-              <w:t>Повторение с задержкой 5 дескрипторов</w:t>
-            </w:r>
-          </w:p>
-        </w:tc>
-        <w:tc>
-          <w:tcPr>
-            <w:tcW w:type="dxa" w:w="2163"/>
-          </w:tcPr>
-          <w:p>
-            <w:pPr>
-              <w:spacing w:before="20" w:after="20"/>
-            </w:pPr>
-            <w:r/>
-            <w:r>
-              <w:rPr>
-                <w:rFonts w:ascii="Verdana" w:hAnsi="Verdana"/>
-                <w:b w:val="0"/>
-                <w:sz w:val="16"/>
-              </w:rPr>
-            </w:r>
-          </w:p>
-        </w:tc>
-        <w:tc>
-          <w:tcPr>
-            <w:tcW w:type="dxa" w:w="2163"/>
-          </w:tcPr>
-          <w:p>
-            <w:pPr>
-              <w:spacing w:before="20" w:after="20"/>
-            </w:pPr>
-            <w:r/>
-            <w:r>
-              <w:rPr>
-                <w:rFonts w:ascii="Verdana" w:hAnsi="Verdana"/>
-                <w:b w:val="0"/>
-                <w:sz w:val="16"/>
-              </w:rPr>
-            </w:r>
-          </w:p>
-        </w:tc>
-      </w:tr>
-      <w:tr>
-        <w:trPr>
-          <w:cantSplit/>
-        </w:trPr>
-        <w:tc>
-          <w:tcPr>
-            <w:tcW w:type="dxa" w:w="2163"/>
-          </w:tcPr>
-          <w:p>
-            <w:pPr>
-              <w:spacing w:before="20" w:after="20"/>
-            </w:pPr>
-            <w:r/>
-            <w:r>
-              <w:rPr>
-                <w:rFonts w:ascii="Verdana" w:hAnsi="Verdana"/>
-                <w:b w:val="0"/>
-                <w:sz w:val="16"/>
-              </w:rPr>
-            </w:r>
-          </w:p>
-        </w:tc>
-        <w:tc>
-          <w:tcPr>
-            <w:tcW w:type="dxa" w:w="2163"/>
-          </w:tcPr>
-          <w:p>
-            <w:pPr>
-              <w:spacing w:before="20" w:after="20"/>
-            </w:pPr>
-            <w:r/>
-            <w:r>
-              <w:rPr>
-                <w:rFonts w:ascii="Verdana" w:hAnsi="Verdana"/>
-                <w:b w:val="0"/>
-                <w:sz w:val="16"/>
-              </w:rPr>
-            </w:r>
-          </w:p>
-        </w:tc>
-        <w:tc>
-          <w:tcPr>
-            <w:tcW w:type="dxa" w:w="2163"/>
-          </w:tcPr>
-          <w:p>
-            <w:pPr>
-              <w:spacing w:before="20" w:after="20"/>
-            </w:pPr>
-            <w:r/>
-            <w:r>
-              <w:rPr>
-                <w:rFonts w:ascii="Verdana" w:hAnsi="Verdana"/>
-                <w:b w:val="0"/>
-                <w:sz w:val="16"/>
-              </w:rPr>
-            </w:r>
-          </w:p>
-        </w:tc>
-        <w:tc>
-          <w:tcPr>
-            <w:tcW w:type="dxa" w:w="2163"/>
-          </w:tcPr>
-          <w:p>
-            <w:pPr>
-              <w:spacing w:before="20" w:after="20"/>
-            </w:pPr>
-            <w:r/>
-            <w:r>
-              <w:rPr>
-                <w:rFonts w:ascii="Verdana" w:hAnsi="Verdana"/>
-                <w:b w:val="0"/>
-                <w:sz w:val="16"/>
-              </w:rPr>
-              <w:t>0 31 001</w:t>
-            </w:r>
-          </w:p>
-        </w:tc>
-        <w:tc>
-          <w:tcPr>
-            <w:tcW w:type="dxa" w:w="2163"/>
-          </w:tcPr>
-          <w:p>
-            <w:pPr>
-              <w:spacing w:before="20" w:after="20"/>
-            </w:pPr>
-            <w:r/>
-            <w:r>
-              <w:rPr>
-                <w:rFonts w:ascii="Verdana" w:hAnsi="Verdana"/>
-                <w:b w:val="0"/>
-                <w:sz w:val="16"/>
-              </w:rPr>
-              <w:t>Коэффициент повторения дескриптора с задержкой</w:t>
-            </w:r>
-          </w:p>
-        </w:tc>
-        <w:tc>
-          <w:tcPr>
-            <w:tcW w:type="dxa" w:w="2163"/>
-          </w:tcPr>
-          <w:p>
-            <w:pPr>
-              <w:spacing w:before="20" w:after="20"/>
-            </w:pPr>
-            <w:r/>
-            <w:r>
-              <w:rPr>
-                <w:rFonts w:ascii="Verdana" w:hAnsi="Verdana"/>
-                <w:b w:val="0"/>
-                <w:sz w:val="16"/>
-              </w:rPr>
-            </w:r>
-          </w:p>
-        </w:tc>
-        <w:tc>
-          <w:tcPr>
-            <w:tcW w:type="dxa" w:w="2163"/>
-          </w:tcPr>
-          <w:p>
-            <w:pPr>
-              <w:spacing w:before="20" w:after="20"/>
-            </w:pPr>
-            <w:r/>
-            <w:r>
-              <w:rPr>
-                <w:rFonts w:ascii="Verdana" w:hAnsi="Verdana"/>
-                <w:b w:val="0"/>
-                <w:sz w:val="16"/>
-              </w:rPr>
-            </w:r>
-          </w:p>
-        </w:tc>
-      </w:tr>
-      <w:tr>
-        <w:trPr>
-          <w:cantSplit/>
-        </w:trPr>
-        <w:tc>
-          <w:tcPr>
-            <w:tcW w:type="dxa" w:w="2163"/>
-          </w:tcPr>
-          <w:p>
-            <w:pPr>
-              <w:spacing w:before="20" w:after="20"/>
-            </w:pPr>
-            <w:r/>
-            <w:r>
-              <w:rPr>
-                <w:rFonts w:ascii="Verdana" w:hAnsi="Verdana"/>
-                <w:b w:val="0"/>
-                <w:sz w:val="16"/>
-              </w:rPr>
-            </w:r>
-          </w:p>
-        </w:tc>
-        <w:tc>
-          <w:tcPr>
-            <w:tcW w:type="dxa" w:w="2163"/>
-          </w:tcPr>
-          <w:p>
-            <w:pPr>
-              <w:spacing w:before="20" w:after="20"/>
-            </w:pPr>
-            <w:r/>
-            <w:r>
-              <w:rPr>
-                <w:rFonts w:ascii="Verdana" w:hAnsi="Verdana"/>
-                <w:b w:val="0"/>
-                <w:sz w:val="16"/>
-              </w:rPr>
-            </w:r>
-          </w:p>
-        </w:tc>
-        <w:tc>
-          <w:tcPr>
-            <w:tcW w:type="dxa" w:w="2163"/>
-          </w:tcPr>
-          <w:p>
-            <w:pPr>
-              <w:spacing w:before="20" w:after="20"/>
-            </w:pPr>
-            <w:r/>
-            <w:r>
-              <w:rPr>
-                <w:rFonts w:ascii="Verdana" w:hAnsi="Verdana"/>
-                <w:b w:val="0"/>
-                <w:sz w:val="16"/>
-              </w:rPr>
-            </w:r>
-          </w:p>
-        </w:tc>
-        <w:tc>
-          <w:tcPr>
-            <w:tcW w:type="dxa" w:w="2163"/>
-          </w:tcPr>
-          <w:p>
-            <w:pPr>
-              <w:spacing w:before="20" w:after="20"/>
-            </w:pPr>
-            <w:r/>
-            <w:r>
-              <w:rPr>
-                <w:rFonts w:ascii="Verdana" w:hAnsi="Verdana"/>
-                <w:b w:val="0"/>
-                <w:sz w:val="16"/>
-              </w:rPr>
-              <w:t>0 07 004</w:t>
-            </w:r>
-          </w:p>
-        </w:tc>
-        <w:tc>
-          <w:tcPr>
-            <w:tcW w:type="dxa" w:w="2163"/>
-          </w:tcPr>
-          <w:p>
-            <w:pPr>
-              <w:spacing w:before="20" w:after="20"/>
-            </w:pPr>
-            <w:r/>
-            <w:r>
-              <w:rPr>
-                <w:rFonts w:ascii="Verdana" w:hAnsi="Verdana"/>
-                <w:b w:val="0"/>
-                <w:sz w:val="16"/>
-              </w:rPr>
-              <w:t>Давление</w:t>
-            </w:r>
-          </w:p>
-        </w:tc>
-        <w:tc>
-          <w:tcPr>
-            <w:tcW w:type="dxa" w:w="2163"/>
-          </w:tcPr>
-          <w:p>
-            <w:pPr>
-              <w:spacing w:before="20" w:after="20"/>
-            </w:pPr>
-            <w:r/>
-            <w:r>
-              <w:rPr>
-                <w:rFonts w:ascii="Verdana" w:hAnsi="Verdana"/>
-                <w:b w:val="0"/>
-                <w:sz w:val="16"/>
-              </w:rPr>
-            </w:r>
-          </w:p>
-        </w:tc>
-        <w:tc>
-          <w:tcPr>
-            <w:tcW w:type="dxa" w:w="2163"/>
-          </w:tcPr>
-          <w:p>
-            <w:pPr>
-              <w:spacing w:before="20" w:after="20"/>
-            </w:pPr>
-            <w:r/>
-            <w:r>
-              <w:rPr>
-                <w:rFonts w:ascii="Verdana" w:hAnsi="Verdana"/>
-                <w:b w:val="0"/>
-                <w:sz w:val="16"/>
-              </w:rPr>
-            </w:r>
-          </w:p>
-        </w:tc>
-      </w:tr>
-      <w:tr>
-        <w:trPr>
-          <w:cantSplit/>
-        </w:trPr>
-        <w:tc>
-          <w:tcPr>
-            <w:tcW w:type="dxa" w:w="2163"/>
-          </w:tcPr>
-          <w:p>
-            <w:pPr>
-              <w:spacing w:before="20" w:after="20"/>
-            </w:pPr>
-            <w:r/>
-            <w:r>
-              <w:rPr>
-                <w:rFonts w:ascii="Verdana" w:hAnsi="Verdana"/>
-                <w:b w:val="0"/>
-                <w:sz w:val="16"/>
-              </w:rPr>
-            </w:r>
-          </w:p>
-        </w:tc>
-        <w:tc>
-          <w:tcPr>
-            <w:tcW w:type="dxa" w:w="2163"/>
-          </w:tcPr>
-          <w:p>
-            <w:pPr>
-              <w:spacing w:before="20" w:after="20"/>
-            </w:pPr>
-            <w:r/>
-            <w:r>
-              <w:rPr>
-                <w:rFonts w:ascii="Verdana" w:hAnsi="Verdana"/>
-                <w:b w:val="0"/>
-                <w:sz w:val="16"/>
-              </w:rPr>
-            </w:r>
-          </w:p>
-        </w:tc>
-        <w:tc>
-          <w:tcPr>
-            <w:tcW w:type="dxa" w:w="2163"/>
-          </w:tcPr>
-          <w:p>
-            <w:pPr>
-              <w:spacing w:before="20" w:after="20"/>
-            </w:pPr>
-            <w:r/>
-            <w:r>
-              <w:rPr>
-                <w:rFonts w:ascii="Verdana" w:hAnsi="Verdana"/>
-                <w:b w:val="0"/>
-                <w:sz w:val="16"/>
-              </w:rPr>
-            </w:r>
-          </w:p>
-        </w:tc>
-        <w:tc>
-          <w:tcPr>
-            <w:tcW w:type="dxa" w:w="2163"/>
-          </w:tcPr>
-          <w:p>
-            <w:pPr>
-              <w:spacing w:before="20" w:after="20"/>
-            </w:pPr>
-            <w:r/>
-            <w:r>
-              <w:rPr>
-                <w:rFonts w:ascii="Verdana" w:hAnsi="Verdana"/>
-                <w:b w:val="0"/>
-                <w:sz w:val="16"/>
-              </w:rPr>
-              <w:t>0 07 004</w:t>
-            </w:r>
-          </w:p>
-        </w:tc>
-        <w:tc>
-          <w:tcPr>
-            <w:tcW w:type="dxa" w:w="2163"/>
-          </w:tcPr>
-          <w:p>
-            <w:pPr>
-              <w:spacing w:before="20" w:after="20"/>
-            </w:pPr>
-            <w:r/>
-            <w:r>
-              <w:rPr>
-                <w:rFonts w:ascii="Verdana" w:hAnsi="Verdana"/>
-                <w:b w:val="0"/>
-                <w:sz w:val="16"/>
-              </w:rPr>
-              <w:t>Давление</w:t>
-            </w:r>
-          </w:p>
-        </w:tc>
-        <w:tc>
-          <w:tcPr>
-            <w:tcW w:type="dxa" w:w="2163"/>
-          </w:tcPr>
-          <w:p>
-            <w:pPr>
-              <w:spacing w:before="20" w:after="20"/>
-            </w:pPr>
-            <w:r/>
-            <w:r>
-              <w:rPr>
-                <w:rFonts w:ascii="Verdana" w:hAnsi="Verdana"/>
-                <w:b w:val="0"/>
-                <w:sz w:val="16"/>
-              </w:rPr>
-            </w:r>
-          </w:p>
-        </w:tc>
-        <w:tc>
-          <w:tcPr>
-            <w:tcW w:type="dxa" w:w="2163"/>
-          </w:tcPr>
-          <w:p>
-            <w:pPr>
-              <w:spacing w:before="20" w:after="20"/>
-            </w:pPr>
-            <w:r/>
-            <w:r>
-              <w:rPr>
-                <w:rFonts w:ascii="Verdana" w:hAnsi="Verdana"/>
-                <w:b w:val="0"/>
-                <w:sz w:val="16"/>
-              </w:rPr>
-            </w:r>
-          </w:p>
-        </w:tc>
-      </w:tr>
-      <w:tr>
-        <w:trPr>
-          <w:cantSplit/>
-        </w:trPr>
-        <w:tc>
-          <w:tcPr>
-            <w:tcW w:type="dxa" w:w="2163"/>
-          </w:tcPr>
-          <w:p>
-            <w:pPr>
-              <w:spacing w:before="20" w:after="20"/>
-            </w:pPr>
-            <w:r/>
-            <w:r>
-              <w:rPr>
-                <w:rFonts w:ascii="Verdana" w:hAnsi="Verdana"/>
-                <w:b w:val="0"/>
-                <w:sz w:val="16"/>
-              </w:rPr>
-            </w:r>
-          </w:p>
-        </w:tc>
-        <w:tc>
-          <w:tcPr>
-            <w:tcW w:type="dxa" w:w="2163"/>
-          </w:tcPr>
-          <w:p>
-            <w:pPr>
-              <w:spacing w:before="20" w:after="20"/>
-            </w:pPr>
-            <w:r/>
-            <w:r>
-              <w:rPr>
-                <w:rFonts w:ascii="Verdana" w:hAnsi="Verdana"/>
-                <w:b w:val="0"/>
-                <w:sz w:val="16"/>
-              </w:rPr>
-            </w:r>
-          </w:p>
-        </w:tc>
-        <w:tc>
-          <w:tcPr>
-            <w:tcW w:type="dxa" w:w="2163"/>
-          </w:tcPr>
-          <w:p>
-            <w:pPr>
-              <w:spacing w:before="20" w:after="20"/>
-            </w:pPr>
-            <w:r/>
-            <w:r>
-              <w:rPr>
-                <w:rFonts w:ascii="Verdana" w:hAnsi="Verdana"/>
-                <w:b w:val="0"/>
-                <w:sz w:val="16"/>
-              </w:rPr>
-            </w:r>
-          </w:p>
-        </w:tc>
-        <w:tc>
-          <w:tcPr>
-            <w:tcW w:type="dxa" w:w="2163"/>
-          </w:tcPr>
-          <w:p>
-            <w:pPr>
-              <w:spacing w:before="20" w:after="20"/>
-            </w:pPr>
-            <w:r/>
-            <w:r>
-              <w:rPr>
-                <w:rFonts w:ascii="Verdana" w:hAnsi="Verdana"/>
-                <w:b w:val="0"/>
-                <w:sz w:val="16"/>
-              </w:rPr>
-              <w:t>0 08 043</w:t>
-            </w:r>
-          </w:p>
-        </w:tc>
-        <w:tc>
-          <w:tcPr>
-            <w:tcW w:type="dxa" w:w="2163"/>
-          </w:tcPr>
-          <w:p>
-            <w:pPr>
-              <w:spacing w:before="20" w:after="20"/>
-            </w:pPr>
-            <w:r/>
-            <w:r>
-              <w:rPr>
-                <w:rFonts w:ascii="Verdana" w:hAnsi="Verdana"/>
-                <w:b w:val="0"/>
-                <w:sz w:val="16"/>
-              </w:rPr>
-              <w:t>Типы химических или физических составляющих атмосферы</w:t>
-            </w:r>
-          </w:p>
-        </w:tc>
-        <w:tc>
-          <w:tcPr>
-            <w:tcW w:type="dxa" w:w="2163"/>
-          </w:tcPr>
-          <w:p>
-            <w:pPr>
-              <w:spacing w:before="20" w:after="20"/>
-            </w:pPr>
-            <w:r/>
-            <w:r>
-              <w:rPr>
-                <w:rFonts w:ascii="Verdana" w:hAnsi="Verdana"/>
-                <w:b w:val="0"/>
-                <w:sz w:val="16"/>
-              </w:rPr>
-            </w:r>
-          </w:p>
-        </w:tc>
-        <w:tc>
-          <w:tcPr>
-            <w:tcW w:type="dxa" w:w="2163"/>
-          </w:tcPr>
-          <w:p>
-            <w:pPr>
-              <w:spacing w:before="20" w:after="20"/>
-            </w:pPr>
-            <w:r/>
-            <w:r>
-              <w:rPr>
-                <w:rFonts w:ascii="Verdana" w:hAnsi="Verdana"/>
-                <w:b w:val="0"/>
-                <w:sz w:val="16"/>
-              </w:rPr>
-            </w:r>
-          </w:p>
-        </w:tc>
-      </w:tr>
-      <w:tr>
-        <w:trPr>
-          <w:cantSplit/>
-        </w:trPr>
-        <w:tc>
-          <w:tcPr>
-            <w:tcW w:type="dxa" w:w="2163"/>
-          </w:tcPr>
-          <w:p>
-            <w:pPr>
-              <w:spacing w:before="20" w:after="20"/>
-            </w:pPr>
-            <w:r/>
-            <w:r>
-              <w:rPr>
-                <w:rFonts w:ascii="Verdana" w:hAnsi="Verdana"/>
-                <w:b w:val="0"/>
-                <w:sz w:val="16"/>
-              </w:rPr>
-            </w:r>
-          </w:p>
-        </w:tc>
-        <w:tc>
-          <w:tcPr>
-            <w:tcW w:type="dxa" w:w="2163"/>
-          </w:tcPr>
-          <w:p>
-            <w:pPr>
-              <w:spacing w:before="20" w:after="20"/>
-            </w:pPr>
-            <w:r/>
-            <w:r>
-              <w:rPr>
-                <w:rFonts w:ascii="Verdana" w:hAnsi="Verdana"/>
-                <w:b w:val="0"/>
-                <w:sz w:val="16"/>
-              </w:rPr>
-            </w:r>
-          </w:p>
-        </w:tc>
-        <w:tc>
-          <w:tcPr>
-            <w:tcW w:type="dxa" w:w="2163"/>
-          </w:tcPr>
-          <w:p>
-            <w:pPr>
-              <w:spacing w:before="20" w:after="20"/>
-            </w:pPr>
-            <w:r/>
-            <w:r>
-              <w:rPr>
-                <w:rFonts w:ascii="Verdana" w:hAnsi="Verdana"/>
-                <w:b w:val="0"/>
-                <w:sz w:val="16"/>
-              </w:rPr>
-            </w:r>
-          </w:p>
-        </w:tc>
-        <w:tc>
-          <w:tcPr>
-            <w:tcW w:type="dxa" w:w="2163"/>
-          </w:tcPr>
-          <w:p>
-            <w:pPr>
-              <w:spacing w:before="20" w:after="20"/>
-            </w:pPr>
-            <w:r/>
-            <w:r>
-              <w:rPr>
-                <w:rFonts w:ascii="Verdana" w:hAnsi="Verdana"/>
-                <w:b w:val="0"/>
-                <w:sz w:val="16"/>
-              </w:rPr>
-              <w:t>0 08 044</w:t>
-            </w:r>
-          </w:p>
-        </w:tc>
-        <w:tc>
-          <w:tcPr>
-            <w:tcW w:type="dxa" w:w="2163"/>
-          </w:tcPr>
-          <w:p>
-            <w:pPr>
-              <w:spacing w:before="20" w:after="20"/>
-            </w:pPr>
-            <w:r/>
-            <w:r>
-              <w:rPr>
-                <w:rFonts w:ascii="Verdana" w:hAnsi="Verdana"/>
-                <w:b w:val="0"/>
-                <w:sz w:val="16"/>
-              </w:rPr>
-              <w:t>Регистрационный номер CAS</w:t>
-            </w:r>
-          </w:p>
-        </w:tc>
-        <w:tc>
-          <w:tcPr>
-            <w:tcW w:type="dxa" w:w="2163"/>
-          </w:tcPr>
-          <w:p>
-            <w:pPr>
-              <w:spacing w:before="20" w:after="20"/>
-            </w:pPr>
-            <w:r/>
-            <w:r>
-              <w:rPr>
-                <w:rFonts w:ascii="Verdana" w:hAnsi="Verdana"/>
-                <w:b w:val="0"/>
-                <w:sz w:val="16"/>
-              </w:rPr>
-            </w:r>
-          </w:p>
-        </w:tc>
-        <w:tc>
-          <w:tcPr>
-            <w:tcW w:type="dxa" w:w="2163"/>
-          </w:tcPr>
-          <w:p>
-            <w:pPr>
-              <w:spacing w:before="20" w:after="20"/>
-            </w:pPr>
-            <w:r/>
-            <w:r>
-              <w:rPr>
-                <w:rFonts w:ascii="Verdana" w:hAnsi="Verdana"/>
-                <w:b w:val="0"/>
-                <w:sz w:val="16"/>
-              </w:rPr>
-            </w:r>
-          </w:p>
-        </w:tc>
-      </w:tr>
-      <w:tr>
-        <w:trPr>
-          <w:cantSplit/>
-        </w:trPr>
-        <w:tc>
-          <w:tcPr>
-            <w:tcW w:type="dxa" w:w="2163"/>
-          </w:tcPr>
-          <w:p>
-            <w:pPr>
-              <w:spacing w:before="20" w:after="20"/>
-            </w:pPr>
-            <w:r/>
-            <w:r>
-              <w:rPr>
-                <w:rFonts w:ascii="Verdana" w:hAnsi="Verdana"/>
-                <w:b w:val="0"/>
-                <w:sz w:val="16"/>
-              </w:rPr>
-            </w:r>
-          </w:p>
-        </w:tc>
-        <w:tc>
-          <w:tcPr>
-            <w:tcW w:type="dxa" w:w="2163"/>
-          </w:tcPr>
-          <w:p>
-            <w:pPr>
-              <w:spacing w:before="20" w:after="20"/>
-            </w:pPr>
-            <w:r/>
-            <w:r>
-              <w:rPr>
-                <w:rFonts w:ascii="Verdana" w:hAnsi="Verdana"/>
-                <w:b w:val="0"/>
-                <w:sz w:val="16"/>
-              </w:rPr>
-            </w:r>
-          </w:p>
-        </w:tc>
-        <w:tc>
-          <w:tcPr>
-            <w:tcW w:type="dxa" w:w="2163"/>
-          </w:tcPr>
-          <w:p>
-            <w:pPr>
-              <w:spacing w:before="20" w:after="20"/>
-            </w:pPr>
-            <w:r/>
-            <w:r>
-              <w:rPr>
-                <w:rFonts w:ascii="Verdana" w:hAnsi="Verdana"/>
-                <w:b w:val="0"/>
-                <w:sz w:val="16"/>
-              </w:rPr>
-            </w:r>
-          </w:p>
-        </w:tc>
-        <w:tc>
-          <w:tcPr>
-            <w:tcW w:type="dxa" w:w="2163"/>
-          </w:tcPr>
-          <w:p>
-            <w:pPr>
-              <w:spacing w:before="20" w:after="20"/>
-            </w:pPr>
-            <w:r/>
-            <w:r>
-              <w:rPr>
-                <w:rFonts w:ascii="Verdana" w:hAnsi="Verdana"/>
-                <w:b w:val="0"/>
-                <w:sz w:val="16"/>
-              </w:rPr>
-              <w:t>0 15 021</w:t>
-            </w:r>
-          </w:p>
-        </w:tc>
-        <w:tc>
-          <w:tcPr>
-            <w:tcW w:type="dxa" w:w="2163"/>
-          </w:tcPr>
-          <w:p>
-            <w:pPr>
-              <w:spacing w:before="20" w:after="20"/>
-            </w:pPr>
-            <w:r/>
-            <w:r>
-              <w:rPr>
-                <w:rFonts w:ascii="Verdana" w:hAnsi="Verdana"/>
-                <w:b w:val="0"/>
-                <w:sz w:val="16"/>
-              </w:rPr>
-              <w:t>Интегральная плотность массы</w:t>
-            </w:r>
-          </w:p>
-        </w:tc>
-        <w:tc>
-          <w:tcPr>
-            <w:tcW w:type="dxa" w:w="2163"/>
-          </w:tcPr>
-          <w:p>
-            <w:pPr>
-              <w:spacing w:before="20" w:after="20"/>
-            </w:pPr>
-            <w:r/>
-            <w:r>
-              <w:rPr>
-                <w:rFonts w:ascii="Verdana" w:hAnsi="Verdana"/>
-                <w:b w:val="0"/>
-                <w:sz w:val="16"/>
-              </w:rPr>
-            </w:r>
-          </w:p>
-        </w:tc>
-        <w:tc>
-          <w:tcPr>
-            <w:tcW w:type="dxa" w:w="2163"/>
-          </w:tcPr>
-          <w:p>
-            <w:pPr>
-              <w:spacing w:before="20" w:after="20"/>
-            </w:pPr>
-            <w:r/>
-            <w:r>
-              <w:rPr>
-                <w:rFonts w:ascii="Verdana" w:hAnsi="Verdana"/>
-                <w:b w:val="0"/>
-                <w:sz w:val="16"/>
-              </w:rPr>
-            </w:r>
-          </w:p>
-        </w:tc>
-      </w:tr>
-    </w:tbl>
     <w:sectPr>
       <w:pgSz w:w="16838" w:h="11906" w:orient="landscape"/>
       <w:pgMar w:top="850" w:right="850" w:bottom="850" w:left="850" w:header="720" w:footer="720" w:gutter="0"/>

--- a/docx/ru/BUFR_TableD_ru_22.docx
+++ b/docx/ru/BUFR_TableD_ru_22.docx
@@ -2983,137 +2983,6 @@
       </w:tr>
     </w:tbl>
     <w:p/>
-    <w:p/>
-    <w:p>
-      <w:r>
-        <w:rPr>
-          <w:rFonts w:ascii="Verdana" w:hAnsi="Verdana"/>
-          <w:i/>
-          <w:sz w:val="14"/>
-        </w:rPr>
-        <w:t>Note 4: Требуются дополнительные дескрипторы, чтобы снизить загруженность, связанную с базой данных станции, например для идентификации федеративного государства и идентификации автомагистрали.</w:t>
-      </w:r>
-    </w:p>
-    <w:p>
-      <w:r>
-        <w:rPr>
-          <w:rFonts w:ascii="Verdana" w:hAnsi="Verdana"/>
-          <w:i/>
-          <w:sz w:val="14"/>
-        </w:rPr>
-        <w:t>Note 7: Сложные сообщения BUFR могут быть описаны в рамках разделов описания данных, если это требуется (например: 3 01 041, 3 04 001, 3 04 002, 3 04 003, 3 04 004, 3 04 005, 3 04 006).</w:t>
-      </w:r>
-    </w:p>
-    <w:p>
-      <w:r>
-        <w:rPr>
-          <w:rFonts w:ascii="Verdana" w:hAnsi="Verdana"/>
-          <w:i/>
-          <w:sz w:val="14"/>
-        </w:rPr>
-        <w:t>Note 10: Децибел (дБ) — это логарифмическая мера относительной степени или относительных значений плотности двух потоков, в частности интенсивности звука и мощности радио- и радиолокационных сигналов. В радиолокационной метеорологии логарифмическая шкала (dBZ) используется для измерения радиолокационной отражаемости. (Приводится из Глоссария метеорологических терминов Американского метеорологического общества).</w:t>
-      </w:r>
-    </w:p>
-    <w:p>
-      <w:r>
-        <w:rPr>
-          <w:rFonts w:ascii="Verdana" w:hAnsi="Verdana"/>
-          <w:i/>
-          <w:sz w:val="14"/>
-        </w:rPr>
-        <w:t>Note 15: В коде CREX не имеется дескриптеров 3 03 021 — 3 03 027.</w:t>
-      </w:r>
-    </w:p>
-    <w:p>
-      <w:r>
-        <w:rPr>
-          <w:rFonts w:ascii="Verdana" w:hAnsi="Verdana"/>
-          <w:i/>
-          <w:sz w:val="14"/>
-        </w:rPr>
-        <w:t>Note 16: Каждое сообщение BUFR может содержать данные для ряда местоположений; методика сжатия данных в коде BUFR использует незначительные по величине заголовки для групп данных, которые являются инвариантными.</w:t>
-      </w:r>
-    </w:p>
-    <w:p>
-      <w:r>
-        <w:rPr>
-          <w:rFonts w:ascii="Verdana" w:hAnsi="Verdana"/>
-          <w:i/>
-          <w:sz w:val="14"/>
-        </w:rPr>
-        <w:t>Note 32: Можно доказать, что поскольку возможны только дополнения, то следует разрешать только полные строки; однако ошибочно полагать, что отдельные районы будут требовать изменений так же, как и дополнений, поэтому лучше и понятнее обеспечивать описания по всем полям.</w:t>
-      </w:r>
-    </w:p>
-    <w:p>
-      <w:r>
-        <w:rPr>
-          <w:rFonts w:ascii="Verdana" w:hAnsi="Verdana"/>
-          <w:i/>
-          <w:sz w:val="14"/>
-        </w:rPr>
-        <w:t>Note 33: Лучше использовать различные дескрипторы класса 00 для определения и определенных элементов, таким же образом, как различные дескрипторы соответствуют давлению, рассматриваемому как координата, и давлению, измеренному в определенной точке. В противном случае будут необходимы специальные правила для интерпретации такого сообщения. Позиции 0 00 010 — 0 00 012 определяют F, X и Y для таблиц B и D; позиция 0 00 030 — дескриптор, используемый в качестве данных, и дает значения F, X и Y, определяющие последовательность для позиций таблицы D.</w:t>
-      </w:r>
-    </w:p>
-    <w:p>
-      <w:r>
-        <w:rPr>
-          <w:rFonts w:ascii="Verdana" w:hAnsi="Verdana"/>
-          <w:i/>
-          <w:sz w:val="14"/>
-        </w:rPr>
-        <w:t>Note 34: Сдвиг по широте 0 05 015 в последовательности представляет собой смещение по широте относительно места запуска. Сдвиг по долготе 0 06 015 в последовательности представляет собой смещение по долготе относительно места запуска.</w:t>
-      </w:r>
-    </w:p>
-    <w:p>
-      <w:r>
-        <w:rPr>
-          <w:rFonts w:ascii="Verdana" w:hAnsi="Verdana"/>
-          <w:i/>
-          <w:sz w:val="14"/>
-        </w:rPr>
-        <w:t>Note 35: Перемещение за длительное время 0 04 086 в последовательности представляет собой интервал времени, прошедшего с момента запуска, 3 01 013 (в секундах).</w:t>
-      </w:r>
-    </w:p>
-    <w:p>
-      <w:r>
-        <w:rPr>
-          <w:rFonts w:ascii="Verdana" w:hAnsi="Verdana"/>
-          <w:i/>
-          <w:sz w:val="14"/>
-        </w:rPr>
-        <w:t>Note 43: Выделение спутниковых данных по одному слою в наборы сообщений BUFR оказывается полезным при сжатии и в результате выражается в эффективной передаче и хранении данных.</w:t>
-      </w:r>
-    </w:p>
-    <w:p>
-      <w:r>
-        <w:rPr>
-          <w:rFonts w:ascii="Verdana" w:hAnsi="Verdana"/>
-          <w:i/>
-          <w:sz w:val="14"/>
-        </w:rPr>
-        <w:t>Note 49: Большинство станций имеют только одно местоположение на дороге и один датчик для измерения подповерхностной температуры. Повторение с задержкой вводится для повышения гибкости и коэффициента объема.</w:t>
-      </w:r>
-    </w:p>
-    <w:p>
-      <w:r>
-        <w:rPr>
-          <w:rFonts w:ascii="Verdana" w:hAnsi="Verdana"/>
-          <w:i/>
-          <w:sz w:val="14"/>
-        </w:rPr>
-        <w:t>Note 62: Настоящие позиции включают средство по совершенствованию кодовых цифр таблицы А и описания данных.</w:t>
-      </w:r>
-    </w:p>
-    <w:p>
-      <w:r>
-        <w:rPr>
-          <w:rFonts w:ascii="Verdana" w:hAnsi="Verdana"/>
-          <w:i/>
-          <w:sz w:val="14"/>
-        </w:rPr>
-        <w:t>Note 63: Для передачи данных в коде CREX не следует использовать дескрипторы 3 01 041 — 3 01 049, 3 01 062, 3 01 071 и 3 01 072.</w:t>
-      </w:r>
-    </w:p>
     <w:sectPr>
       <w:pgSz w:w="16838" w:h="11906" w:orient="landscape"/>
       <w:pgMar w:top="850" w:right="850" w:bottom="850" w:left="850" w:header="720" w:footer="720" w:gutter="0"/>
